--- a/doc/bakalarka_jv.docx
+++ b/doc/bakalarka_jv.docx
@@ -123,7 +123,7 @@
           <w:sz w:val="20"/>
         </w:rPr>
         <w:drawing>
-          <wp:inline distT="0" distB="0" distL="0" distR="0" wp14:anchorId="7B8B863D" wp14:editId="03604DAA">
+          <wp:inline distT="0" distB="0" distL="0" distR="0" wp14:anchorId="7B8B863D" wp14:editId="7A3CD362">
             <wp:extent cx="2997200" cy="3572297"/>
             <wp:effectExtent l="0" t="0" r="0" b="0"/>
             <wp:docPr id="2" name="Obrázek 2"/>
@@ -1176,7 +1176,7 @@
           <w:sz w:val="20"/>
         </w:rPr>
         <w:drawing>
-          <wp:inline distT="0" distB="0" distL="0" distR="0" wp14:anchorId="15D6FDB1" wp14:editId="597BF484">
+          <wp:inline distT="0" distB="0" distL="0" distR="0" wp14:anchorId="15D6FDB1" wp14:editId="4288193B">
             <wp:extent cx="2997200" cy="3572297"/>
             <wp:effectExtent l="0" t="0" r="0" b="0"/>
             <wp:docPr id="1747092852" name="Obrázek 1747092852"/>
@@ -1871,7 +1871,7 @@
           <w:r>
             <w:fldChar w:fldCharType="separate"/>
           </w:r>
-          <w:hyperlink w:anchor="_Toc234293826" w:history="1">
+          <w:hyperlink w:anchor="_Toc234367836" w:history="1">
             <w:r>
               <w:rPr>
                 <w:rStyle w:val="Hypertextovodkaz"/>
@@ -1914,7 +1914,7 @@
                 <w:noProof/>
                 <w:webHidden/>
               </w:rPr>
-              <w:instrText xml:space="preserve"> PAGEREF _Toc234293826 \h </w:instrText>
+              <w:instrText xml:space="preserve"> PAGEREF _Toc234367836 \h </w:instrText>
             </w:r>
             <w:r>
               <w:rPr>
@@ -1959,7 +1959,7 @@
               <w14:ligatures w14:val="standardContextual"/>
             </w:rPr>
           </w:pPr>
-          <w:hyperlink w:anchor="_Toc234293827" w:history="1">
+          <w:hyperlink w:anchor="_Toc234367837" w:history="1">
             <w:r>
               <w:rPr>
                 <w:rStyle w:val="Hypertextovodkaz"/>
@@ -2002,7 +2002,7 @@
                 <w:noProof/>
                 <w:webHidden/>
               </w:rPr>
-              <w:instrText xml:space="preserve"> PAGEREF _Toc234293827 \h </w:instrText>
+              <w:instrText xml:space="preserve"> PAGEREF _Toc234367837 \h </w:instrText>
             </w:r>
             <w:r>
               <w:rPr>
@@ -2047,7 +2047,7 @@
               <w14:ligatures w14:val="standardContextual"/>
             </w:rPr>
           </w:pPr>
-          <w:hyperlink w:anchor="_Toc234293828" w:history="1">
+          <w:hyperlink w:anchor="_Toc234367838" w:history="1">
             <w:r>
               <w:rPr>
                 <w:rStyle w:val="Hypertextovodkaz"/>
@@ -2090,7 +2090,7 @@
                 <w:noProof/>
                 <w:webHidden/>
               </w:rPr>
-              <w:instrText xml:space="preserve"> PAGEREF _Toc234293828 \h </w:instrText>
+              <w:instrText xml:space="preserve"> PAGEREF _Toc234367838 \h </w:instrText>
             </w:r>
             <w:r>
               <w:rPr>
@@ -2135,7 +2135,7 @@
               <w14:ligatures w14:val="standardContextual"/>
             </w:rPr>
           </w:pPr>
-          <w:hyperlink w:anchor="_Toc234293829" w:history="1">
+          <w:hyperlink w:anchor="_Toc234367839" w:history="1">
             <w:r>
               <w:rPr>
                 <w:rStyle w:val="Hypertextovodkaz"/>
@@ -2178,7 +2178,7 @@
                 <w:noProof/>
                 <w:webHidden/>
               </w:rPr>
-              <w:instrText xml:space="preserve"> PAGEREF _Toc234293829 \h </w:instrText>
+              <w:instrText xml:space="preserve"> PAGEREF _Toc234367839 \h </w:instrText>
             </w:r>
             <w:r>
               <w:rPr>
@@ -2198,7 +2198,7 @@
                 <w:noProof/>
                 <w:webHidden/>
               </w:rPr>
-              <w:t>11</w:t>
+              <w:t>12</w:t>
             </w:r>
             <w:r>
               <w:rPr>
@@ -2223,7 +2223,7 @@
               <w14:ligatures w14:val="standardContextual"/>
             </w:rPr>
           </w:pPr>
-          <w:hyperlink w:anchor="_Toc234293830" w:history="1">
+          <w:hyperlink w:anchor="_Toc234367840" w:history="1">
             <w:r>
               <w:rPr>
                 <w:rStyle w:val="Hypertextovodkaz"/>
@@ -2266,7 +2266,7 @@
                 <w:noProof/>
                 <w:webHidden/>
               </w:rPr>
-              <w:instrText xml:space="preserve"> PAGEREF _Toc234293830 \h </w:instrText>
+              <w:instrText xml:space="preserve"> PAGEREF _Toc234367840 \h </w:instrText>
             </w:r>
             <w:r>
               <w:rPr>
@@ -2311,7 +2311,7 @@
               <w14:ligatures w14:val="standardContextual"/>
             </w:rPr>
           </w:pPr>
-          <w:hyperlink w:anchor="_Toc234293831" w:history="1">
+          <w:hyperlink w:anchor="_Toc234367841" w:history="1">
             <w:r>
               <w:rPr>
                 <w:rStyle w:val="Hypertextovodkaz"/>
@@ -2354,7 +2354,7 @@
                 <w:noProof/>
                 <w:webHidden/>
               </w:rPr>
-              <w:instrText xml:space="preserve"> PAGEREF _Toc234293831 \h </w:instrText>
+              <w:instrText xml:space="preserve"> PAGEREF _Toc234367841 \h </w:instrText>
             </w:r>
             <w:r>
               <w:rPr>
@@ -2399,7 +2399,7 @@
               <w14:ligatures w14:val="standardContextual"/>
             </w:rPr>
           </w:pPr>
-          <w:hyperlink w:anchor="_Toc234293832" w:history="1">
+          <w:hyperlink w:anchor="_Toc234367842" w:history="1">
             <w:r>
               <w:rPr>
                 <w:rStyle w:val="Hypertextovodkaz"/>
@@ -2442,7 +2442,7 @@
                 <w:noProof/>
                 <w:webHidden/>
               </w:rPr>
-              <w:instrText xml:space="preserve"> PAGEREF _Toc234293832 \h </w:instrText>
+              <w:instrText xml:space="preserve"> PAGEREF _Toc234367842 \h </w:instrText>
             </w:r>
             <w:r>
               <w:rPr>
@@ -2487,7 +2487,7 @@
               <w14:ligatures w14:val="standardContextual"/>
             </w:rPr>
           </w:pPr>
-          <w:hyperlink w:anchor="_Toc234293833" w:history="1">
+          <w:hyperlink w:anchor="_Toc234367843" w:history="1">
             <w:r>
               <w:rPr>
                 <w:rStyle w:val="Hypertextovodkaz"/>
@@ -2530,7 +2530,7 @@
                 <w:noProof/>
                 <w:webHidden/>
               </w:rPr>
-              <w:instrText xml:space="preserve"> PAGEREF _Toc234293833 \h </w:instrText>
+              <w:instrText xml:space="preserve"> PAGEREF _Toc234367843 \h </w:instrText>
             </w:r>
             <w:r>
               <w:rPr>
@@ -2575,7 +2575,7 @@
               <w14:ligatures w14:val="standardContextual"/>
             </w:rPr>
           </w:pPr>
-          <w:hyperlink w:anchor="_Toc234293834" w:history="1">
+          <w:hyperlink w:anchor="_Toc234367844" w:history="1">
             <w:r>
               <w:rPr>
                 <w:rStyle w:val="Hypertextovodkaz"/>
@@ -2618,7 +2618,7 @@
                 <w:noProof/>
                 <w:webHidden/>
               </w:rPr>
-              <w:instrText xml:space="preserve"> PAGEREF _Toc234293834 \h </w:instrText>
+              <w:instrText xml:space="preserve"> PAGEREF _Toc234367844 \h </w:instrText>
             </w:r>
             <w:r>
               <w:rPr>
@@ -2663,7 +2663,7 @@
               <w14:ligatures w14:val="standardContextual"/>
             </w:rPr>
           </w:pPr>
-          <w:hyperlink w:anchor="_Toc234293835" w:history="1">
+          <w:hyperlink w:anchor="_Toc234367845" w:history="1">
             <w:r>
               <w:rPr>
                 <w:rStyle w:val="Hypertextovodkaz"/>
@@ -2706,7 +2706,7 @@
                 <w:noProof/>
                 <w:webHidden/>
               </w:rPr>
-              <w:instrText xml:space="preserve"> PAGEREF _Toc234293835 \h </w:instrText>
+              <w:instrText xml:space="preserve"> PAGEREF _Toc234367845 \h </w:instrText>
             </w:r>
             <w:r>
               <w:rPr>
@@ -2751,7 +2751,7 @@
               <w14:ligatures w14:val="standardContextual"/>
             </w:rPr>
           </w:pPr>
-          <w:hyperlink w:anchor="_Toc234293836" w:history="1">
+          <w:hyperlink w:anchor="_Toc234367846" w:history="1">
             <w:r>
               <w:rPr>
                 <w:rStyle w:val="Hypertextovodkaz"/>
@@ -2794,7 +2794,7 @@
                 <w:noProof/>
                 <w:webHidden/>
               </w:rPr>
-              <w:instrText xml:space="preserve"> PAGEREF _Toc234293836 \h </w:instrText>
+              <w:instrText xml:space="preserve"> PAGEREF _Toc234367846 \h </w:instrText>
             </w:r>
             <w:r>
               <w:rPr>
@@ -2839,7 +2839,7 @@
               <w14:ligatures w14:val="standardContextual"/>
             </w:rPr>
           </w:pPr>
-          <w:hyperlink w:anchor="_Toc234293837" w:history="1">
+          <w:hyperlink w:anchor="_Toc234367847" w:history="1">
             <w:r>
               <w:rPr>
                 <w:rStyle w:val="Hypertextovodkaz"/>
@@ -2882,7 +2882,7 @@
                 <w:noProof/>
                 <w:webHidden/>
               </w:rPr>
-              <w:instrText xml:space="preserve"> PAGEREF _Toc234293837 \h </w:instrText>
+              <w:instrText xml:space="preserve"> PAGEREF _Toc234367847 \h </w:instrText>
             </w:r>
             <w:r>
               <w:rPr>
@@ -2927,7 +2927,7 @@
               <w14:ligatures w14:val="standardContextual"/>
             </w:rPr>
           </w:pPr>
-          <w:hyperlink w:anchor="_Toc234293838" w:history="1">
+          <w:hyperlink w:anchor="_Toc234367848" w:history="1">
             <w:r>
               <w:rPr>
                 <w:rStyle w:val="Hypertextovodkaz"/>
@@ -2970,7 +2970,7 @@
                 <w:noProof/>
                 <w:webHidden/>
               </w:rPr>
-              <w:instrText xml:space="preserve"> PAGEREF _Toc234293838 \h </w:instrText>
+              <w:instrText xml:space="preserve"> PAGEREF _Toc234367848 \h </w:instrText>
             </w:r>
             <w:r>
               <w:rPr>
@@ -3015,7 +3015,7 @@
               <w14:ligatures w14:val="standardContextual"/>
             </w:rPr>
           </w:pPr>
-          <w:hyperlink w:anchor="_Toc234293839" w:history="1">
+          <w:hyperlink w:anchor="_Toc234367849" w:history="1">
             <w:r>
               <w:rPr>
                 <w:rStyle w:val="Hypertextovodkaz"/>
@@ -3058,7 +3058,7 @@
                 <w:noProof/>
                 <w:webHidden/>
               </w:rPr>
-              <w:instrText xml:space="preserve"> PAGEREF _Toc234293839 \h </w:instrText>
+              <w:instrText xml:space="preserve"> PAGEREF _Toc234367849 \h </w:instrText>
             </w:r>
             <w:r>
               <w:rPr>
@@ -3103,7 +3103,7 @@
               <w14:ligatures w14:val="standardContextual"/>
             </w:rPr>
           </w:pPr>
-          <w:hyperlink w:anchor="_Toc234293840" w:history="1">
+          <w:hyperlink w:anchor="_Toc234367850" w:history="1">
             <w:r>
               <w:rPr>
                 <w:rStyle w:val="Hypertextovodkaz"/>
@@ -3146,7 +3146,7 @@
                 <w:noProof/>
                 <w:webHidden/>
               </w:rPr>
-              <w:instrText xml:space="preserve"> PAGEREF _Toc234293840 \h </w:instrText>
+              <w:instrText xml:space="preserve"> PAGEREF _Toc234367850 \h </w:instrText>
             </w:r>
             <w:r>
               <w:rPr>
@@ -3191,7 +3191,7 @@
               <w14:ligatures w14:val="standardContextual"/>
             </w:rPr>
           </w:pPr>
-          <w:hyperlink w:anchor="_Toc234293841" w:history="1">
+          <w:hyperlink w:anchor="_Toc234367851" w:history="1">
             <w:r>
               <w:rPr>
                 <w:rStyle w:val="Hypertextovodkaz"/>
@@ -3235,7 +3235,7 @@
                 <w:noProof/>
                 <w:webHidden/>
               </w:rPr>
-              <w:instrText xml:space="preserve"> PAGEREF _Toc234293841 \h </w:instrText>
+              <w:instrText xml:space="preserve"> PAGEREF _Toc234367851 \h </w:instrText>
             </w:r>
             <w:r>
               <w:rPr>
@@ -3280,7 +3280,7 @@
               <w14:ligatures w14:val="standardContextual"/>
             </w:rPr>
           </w:pPr>
-          <w:hyperlink w:anchor="_Toc234293842" w:history="1">
+          <w:hyperlink w:anchor="_Toc234367852" w:history="1">
             <w:r>
               <w:rPr>
                 <w:rStyle w:val="Hypertextovodkaz"/>
@@ -3323,7 +3323,7 @@
                 <w:noProof/>
                 <w:webHidden/>
               </w:rPr>
-              <w:instrText xml:space="preserve"> PAGEREF _Toc234293842 \h </w:instrText>
+              <w:instrText xml:space="preserve"> PAGEREF _Toc234367852 \h </w:instrText>
             </w:r>
             <w:r>
               <w:rPr>
@@ -3368,7 +3368,7 @@
               <w14:ligatures w14:val="standardContextual"/>
             </w:rPr>
           </w:pPr>
-          <w:hyperlink w:anchor="_Toc234293843" w:history="1">
+          <w:hyperlink w:anchor="_Toc234367853" w:history="1">
             <w:r>
               <w:rPr>
                 <w:rStyle w:val="Hypertextovodkaz"/>
@@ -3411,7 +3411,7 @@
                 <w:noProof/>
                 <w:webHidden/>
               </w:rPr>
-              <w:instrText xml:space="preserve"> PAGEREF _Toc234293843 \h </w:instrText>
+              <w:instrText xml:space="preserve"> PAGEREF _Toc234367853 \h </w:instrText>
             </w:r>
             <w:r>
               <w:rPr>
@@ -3456,7 +3456,7 @@
               <w14:ligatures w14:val="standardContextual"/>
             </w:rPr>
           </w:pPr>
-          <w:hyperlink w:anchor="_Toc234293844" w:history="1">
+          <w:hyperlink w:anchor="_Toc234367854" w:history="1">
             <w:r>
               <w:rPr>
                 <w:rStyle w:val="Hypertextovodkaz"/>
@@ -3499,7 +3499,7 @@
                 <w:noProof/>
                 <w:webHidden/>
               </w:rPr>
-              <w:instrText xml:space="preserve"> PAGEREF _Toc234293844 \h </w:instrText>
+              <w:instrText xml:space="preserve"> PAGEREF _Toc234367854 \h </w:instrText>
             </w:r>
             <w:r>
               <w:rPr>
@@ -3544,7 +3544,7 @@
               <w14:ligatures w14:val="standardContextual"/>
             </w:rPr>
           </w:pPr>
-          <w:hyperlink w:anchor="_Toc234293845" w:history="1">
+          <w:hyperlink w:anchor="_Toc234367855" w:history="1">
             <w:r>
               <w:rPr>
                 <w:rStyle w:val="Hypertextovodkaz"/>
@@ -3587,7 +3587,7 @@
                 <w:noProof/>
                 <w:webHidden/>
               </w:rPr>
-              <w:instrText xml:space="preserve"> PAGEREF _Toc234293845 \h </w:instrText>
+              <w:instrText xml:space="preserve"> PAGEREF _Toc234367855 \h </w:instrText>
             </w:r>
             <w:r>
               <w:rPr>
@@ -3632,7 +3632,7 @@
               <w14:ligatures w14:val="standardContextual"/>
             </w:rPr>
           </w:pPr>
-          <w:hyperlink w:anchor="_Toc234293846" w:history="1">
+          <w:hyperlink w:anchor="_Toc234367856" w:history="1">
             <w:r>
               <w:rPr>
                 <w:rStyle w:val="Hypertextovodkaz"/>
@@ -3675,7 +3675,7 @@
                 <w:noProof/>
                 <w:webHidden/>
               </w:rPr>
-              <w:instrText xml:space="preserve"> PAGEREF _Toc234293846 \h </w:instrText>
+              <w:instrText xml:space="preserve"> PAGEREF _Toc234367856 \h </w:instrText>
             </w:r>
             <w:r>
               <w:rPr>
@@ -3720,7 +3720,7 @@
               <w14:ligatures w14:val="standardContextual"/>
             </w:rPr>
           </w:pPr>
-          <w:hyperlink w:anchor="_Toc234293847" w:history="1">
+          <w:hyperlink w:anchor="_Toc234367857" w:history="1">
             <w:r>
               <w:rPr>
                 <w:rStyle w:val="Hypertextovodkaz"/>
@@ -3763,7 +3763,7 @@
                 <w:noProof/>
                 <w:webHidden/>
               </w:rPr>
-              <w:instrText xml:space="preserve"> PAGEREF _Toc234293847 \h </w:instrText>
+              <w:instrText xml:space="preserve"> PAGEREF _Toc234367857 \h </w:instrText>
             </w:r>
             <w:r>
               <w:rPr>
@@ -3808,7 +3808,7 @@
               <w14:ligatures w14:val="standardContextual"/>
             </w:rPr>
           </w:pPr>
-          <w:hyperlink w:anchor="_Toc234293848" w:history="1">
+          <w:hyperlink w:anchor="_Toc234367858" w:history="1">
             <w:r>
               <w:rPr>
                 <w:rStyle w:val="Hypertextovodkaz"/>
@@ -3851,7 +3851,7 @@
                 <w:noProof/>
                 <w:webHidden/>
               </w:rPr>
-              <w:instrText xml:space="preserve"> PAGEREF _Toc234293848 \h </w:instrText>
+              <w:instrText xml:space="preserve"> PAGEREF _Toc234367858 \h </w:instrText>
             </w:r>
             <w:r>
               <w:rPr>
@@ -3896,7 +3896,7 @@
               <w14:ligatures w14:val="standardContextual"/>
             </w:rPr>
           </w:pPr>
-          <w:hyperlink w:anchor="_Toc234293849" w:history="1">
+          <w:hyperlink w:anchor="_Toc234367859" w:history="1">
             <w:r>
               <w:rPr>
                 <w:rStyle w:val="Hypertextovodkaz"/>
@@ -3939,7 +3939,7 @@
                 <w:noProof/>
                 <w:webHidden/>
               </w:rPr>
-              <w:instrText xml:space="preserve"> PAGEREF _Toc234293849 \h </w:instrText>
+              <w:instrText xml:space="preserve"> PAGEREF _Toc234367859 \h </w:instrText>
             </w:r>
             <w:r>
               <w:rPr>
@@ -3984,7 +3984,7 @@
               <w14:ligatures w14:val="standardContextual"/>
             </w:rPr>
           </w:pPr>
-          <w:hyperlink w:anchor="_Toc234293850" w:history="1">
+          <w:hyperlink w:anchor="_Toc234367860" w:history="1">
             <w:r>
               <w:rPr>
                 <w:rStyle w:val="Hypertextovodkaz"/>
@@ -4027,7 +4027,7 @@
                 <w:noProof/>
                 <w:webHidden/>
               </w:rPr>
-              <w:instrText xml:space="preserve"> PAGEREF _Toc234293850 \h </w:instrText>
+              <w:instrText xml:space="preserve"> PAGEREF _Toc234367860 \h </w:instrText>
             </w:r>
             <w:r>
               <w:rPr>
@@ -4072,7 +4072,7 @@
               <w14:ligatures w14:val="standardContextual"/>
             </w:rPr>
           </w:pPr>
-          <w:hyperlink w:anchor="_Toc234293851" w:history="1">
+          <w:hyperlink w:anchor="_Toc234367861" w:history="1">
             <w:r>
               <w:rPr>
                 <w:rStyle w:val="Hypertextovodkaz"/>
@@ -4115,7 +4115,7 @@
                 <w:noProof/>
                 <w:webHidden/>
               </w:rPr>
-              <w:instrText xml:space="preserve"> PAGEREF _Toc234293851 \h </w:instrText>
+              <w:instrText xml:space="preserve"> PAGEREF _Toc234367861 \h </w:instrText>
             </w:r>
             <w:r>
               <w:rPr>
@@ -4160,7 +4160,7 @@
               <w14:ligatures w14:val="standardContextual"/>
             </w:rPr>
           </w:pPr>
-          <w:hyperlink w:anchor="_Toc234293852" w:history="1">
+          <w:hyperlink w:anchor="_Toc234367862" w:history="1">
             <w:r>
               <w:rPr>
                 <w:rStyle w:val="Hypertextovodkaz"/>
@@ -4203,7 +4203,7 @@
                 <w:noProof/>
                 <w:webHidden/>
               </w:rPr>
-              <w:instrText xml:space="preserve"> PAGEREF _Toc234293852 \h </w:instrText>
+              <w:instrText xml:space="preserve"> PAGEREF _Toc234367862 \h </w:instrText>
             </w:r>
             <w:r>
               <w:rPr>
@@ -4248,7 +4248,7 @@
               <w14:ligatures w14:val="standardContextual"/>
             </w:rPr>
           </w:pPr>
-          <w:hyperlink w:anchor="_Toc234293853" w:history="1">
+          <w:hyperlink w:anchor="_Toc234367863" w:history="1">
             <w:r>
               <w:rPr>
                 <w:rStyle w:val="Hypertextovodkaz"/>
@@ -4291,7 +4291,7 @@
                 <w:noProof/>
                 <w:webHidden/>
               </w:rPr>
-              <w:instrText xml:space="preserve"> PAGEREF _Toc234293853 \h </w:instrText>
+              <w:instrText xml:space="preserve"> PAGEREF _Toc234367863 \h </w:instrText>
             </w:r>
             <w:r>
               <w:rPr>
@@ -4336,7 +4336,7 @@
               <w14:ligatures w14:val="standardContextual"/>
             </w:rPr>
           </w:pPr>
-          <w:hyperlink w:anchor="_Toc234293854" w:history="1">
+          <w:hyperlink w:anchor="_Toc234367864" w:history="1">
             <w:r>
               <w:rPr>
                 <w:rStyle w:val="Hypertextovodkaz"/>
@@ -4381,7 +4381,7 @@
                 <w:noProof/>
                 <w:webHidden/>
               </w:rPr>
-              <w:instrText xml:space="preserve"> PAGEREF _Toc234293854 \h </w:instrText>
+              <w:instrText xml:space="preserve"> PAGEREF _Toc234367864 \h </w:instrText>
             </w:r>
             <w:r>
               <w:rPr>
@@ -4426,7 +4426,7 @@
               <w14:ligatures w14:val="standardContextual"/>
             </w:rPr>
           </w:pPr>
-          <w:hyperlink w:anchor="_Toc234293855" w:history="1">
+          <w:hyperlink w:anchor="_Toc234367865" w:history="1">
             <w:r>
               <w:rPr>
                 <w:rStyle w:val="Hypertextovodkaz"/>
@@ -4471,7 +4471,7 @@
                 <w:noProof/>
                 <w:webHidden/>
               </w:rPr>
-              <w:instrText xml:space="preserve"> PAGEREF _Toc234293855 \h </w:instrText>
+              <w:instrText xml:space="preserve"> PAGEREF _Toc234367865 \h </w:instrText>
             </w:r>
             <w:r>
               <w:rPr>
@@ -4516,7 +4516,7 @@
               <w14:ligatures w14:val="standardContextual"/>
             </w:rPr>
           </w:pPr>
-          <w:hyperlink w:anchor="_Toc234293856" w:history="1">
+          <w:hyperlink w:anchor="_Toc234367866" w:history="1">
             <w:r>
               <w:rPr>
                 <w:rStyle w:val="Hypertextovodkaz"/>
@@ -4561,7 +4561,7 @@
                 <w:noProof/>
                 <w:webHidden/>
               </w:rPr>
-              <w:instrText xml:space="preserve"> PAGEREF _Toc234293856 \h </w:instrText>
+              <w:instrText xml:space="preserve"> PAGEREF _Toc234367866 \h </w:instrText>
             </w:r>
             <w:r>
               <w:rPr>
@@ -4606,7 +4606,7 @@
               <w14:ligatures w14:val="standardContextual"/>
             </w:rPr>
           </w:pPr>
-          <w:hyperlink w:anchor="_Toc234293857" w:history="1">
+          <w:hyperlink w:anchor="_Toc234367867" w:history="1">
             <w:r>
               <w:rPr>
                 <w:rStyle w:val="Hypertextovodkaz"/>
@@ -4651,7 +4651,7 @@
                 <w:noProof/>
                 <w:webHidden/>
               </w:rPr>
-              <w:instrText xml:space="preserve"> PAGEREF _Toc234293857 \h </w:instrText>
+              <w:instrText xml:space="preserve"> PAGEREF _Toc234367867 \h </w:instrText>
             </w:r>
             <w:r>
               <w:rPr>
@@ -4696,7 +4696,7 @@
               <w14:ligatures w14:val="standardContextual"/>
             </w:rPr>
           </w:pPr>
-          <w:hyperlink w:anchor="_Toc234293858" w:history="1">
+          <w:hyperlink w:anchor="_Toc234367868" w:history="1">
             <w:r>
               <w:rPr>
                 <w:rStyle w:val="Hypertextovodkaz"/>
@@ -4741,7 +4741,7 @@
                 <w:noProof/>
                 <w:webHidden/>
               </w:rPr>
-              <w:instrText xml:space="preserve"> PAGEREF _Toc234293858 \h </w:instrText>
+              <w:instrText xml:space="preserve"> PAGEREF _Toc234367868 \h </w:instrText>
             </w:r>
             <w:r>
               <w:rPr>
@@ -4786,7 +4786,7 @@
               <w14:ligatures w14:val="standardContextual"/>
             </w:rPr>
           </w:pPr>
-          <w:hyperlink w:anchor="_Toc234293859" w:history="1">
+          <w:hyperlink w:anchor="_Toc234367869" w:history="1">
             <w:r>
               <w:rPr>
                 <w:rStyle w:val="Hypertextovodkaz"/>
@@ -4831,7 +4831,7 @@
                 <w:noProof/>
                 <w:webHidden/>
               </w:rPr>
-              <w:instrText xml:space="preserve"> PAGEREF _Toc234293859 \h </w:instrText>
+              <w:instrText xml:space="preserve"> PAGEREF _Toc234367869 \h </w:instrText>
             </w:r>
             <w:r>
               <w:rPr>
@@ -4876,7 +4876,7 @@
               <w14:ligatures w14:val="standardContextual"/>
             </w:rPr>
           </w:pPr>
-          <w:hyperlink w:anchor="_Toc234293860" w:history="1">
+          <w:hyperlink w:anchor="_Toc234367870" w:history="1">
             <w:r>
               <w:rPr>
                 <w:rStyle w:val="Hypertextovodkaz"/>
@@ -4921,7 +4921,7 @@
                 <w:noProof/>
                 <w:webHidden/>
               </w:rPr>
-              <w:instrText xml:space="preserve"> PAGEREF _Toc234293860 \h </w:instrText>
+              <w:instrText xml:space="preserve"> PAGEREF _Toc234367870 \h </w:instrText>
             </w:r>
             <w:r>
               <w:rPr>
@@ -4966,7 +4966,7 @@
               <w14:ligatures w14:val="standardContextual"/>
             </w:rPr>
           </w:pPr>
-          <w:hyperlink w:anchor="_Toc234293861" w:history="1">
+          <w:hyperlink w:anchor="_Toc234367871" w:history="1">
             <w:r>
               <w:rPr>
                 <w:rStyle w:val="Hypertextovodkaz"/>
@@ -5011,7 +5011,7 @@
                 <w:noProof/>
                 <w:webHidden/>
               </w:rPr>
-              <w:instrText xml:space="preserve"> PAGEREF _Toc234293861 \h </w:instrText>
+              <w:instrText xml:space="preserve"> PAGEREF _Toc234367871 \h </w:instrText>
             </w:r>
             <w:r>
               <w:rPr>
@@ -5056,7 +5056,7 @@
               <w14:ligatures w14:val="standardContextual"/>
             </w:rPr>
           </w:pPr>
-          <w:hyperlink w:anchor="_Toc234293862" w:history="1">
+          <w:hyperlink w:anchor="_Toc234367872" w:history="1">
             <w:r>
               <w:rPr>
                 <w:rStyle w:val="Hypertextovodkaz"/>
@@ -5099,7 +5099,7 @@
                 <w:noProof/>
                 <w:webHidden/>
               </w:rPr>
-              <w:instrText xml:space="preserve"> PAGEREF _Toc234293862 \h </w:instrText>
+              <w:instrText xml:space="preserve"> PAGEREF _Toc234367872 \h </w:instrText>
             </w:r>
             <w:r>
               <w:rPr>
@@ -5144,7 +5144,7 @@
               <w14:ligatures w14:val="standardContextual"/>
             </w:rPr>
           </w:pPr>
-          <w:hyperlink w:anchor="_Toc234293863" w:history="1">
+          <w:hyperlink w:anchor="_Toc234367873" w:history="1">
             <w:r>
               <w:rPr>
                 <w:rStyle w:val="Hypertextovodkaz"/>
@@ -5187,7 +5187,7 @@
                 <w:noProof/>
                 <w:webHidden/>
               </w:rPr>
-              <w:instrText xml:space="preserve"> PAGEREF _Toc234293863 \h </w:instrText>
+              <w:instrText xml:space="preserve"> PAGEREF _Toc234367873 \h </w:instrText>
             </w:r>
             <w:r>
               <w:rPr>
@@ -5232,7 +5232,7 @@
               <w14:ligatures w14:val="standardContextual"/>
             </w:rPr>
           </w:pPr>
-          <w:hyperlink w:anchor="_Toc234293864" w:history="1">
+          <w:hyperlink w:anchor="_Toc234367874" w:history="1">
             <w:r>
               <w:rPr>
                 <w:rStyle w:val="Hypertextovodkaz"/>
@@ -5275,7 +5275,7 @@
                 <w:noProof/>
                 <w:webHidden/>
               </w:rPr>
-              <w:instrText xml:space="preserve"> PAGEREF _Toc234293864 \h </w:instrText>
+              <w:instrText xml:space="preserve"> PAGEREF _Toc234367874 \h </w:instrText>
             </w:r>
             <w:r>
               <w:rPr>
@@ -5320,7 +5320,7 @@
               <w14:ligatures w14:val="standardContextual"/>
             </w:rPr>
           </w:pPr>
-          <w:hyperlink w:anchor="_Toc234293865" w:history="1">
+          <w:hyperlink w:anchor="_Toc234367875" w:history="1">
             <w:r>
               <w:rPr>
                 <w:rStyle w:val="Hypertextovodkaz"/>
@@ -5363,7 +5363,7 @@
                 <w:noProof/>
                 <w:webHidden/>
               </w:rPr>
-              <w:instrText xml:space="preserve"> PAGEREF _Toc234293865 \h </w:instrText>
+              <w:instrText xml:space="preserve"> PAGEREF _Toc234367875 \h </w:instrText>
             </w:r>
             <w:r>
               <w:rPr>
@@ -5408,7 +5408,7 @@
               <w14:ligatures w14:val="standardContextual"/>
             </w:rPr>
           </w:pPr>
-          <w:hyperlink w:anchor="_Toc234293866" w:history="1">
+          <w:hyperlink w:anchor="_Toc234367876" w:history="1">
             <w:r>
               <w:rPr>
                 <w:rStyle w:val="Hypertextovodkaz"/>
@@ -5451,7 +5451,7 @@
                 <w:noProof/>
                 <w:webHidden/>
               </w:rPr>
-              <w:instrText xml:space="preserve"> PAGEREF _Toc234293866 \h </w:instrText>
+              <w:instrText xml:space="preserve"> PAGEREF _Toc234367876 \h </w:instrText>
             </w:r>
             <w:r>
               <w:rPr>
@@ -5495,7 +5495,7 @@
               <w14:ligatures w14:val="standardContextual"/>
             </w:rPr>
           </w:pPr>
-          <w:hyperlink w:anchor="_Toc234293867" w:history="1">
+          <w:hyperlink w:anchor="_Toc234367877" w:history="1">
             <w:r>
               <w:rPr>
                 <w:rStyle w:val="Hypertextovodkaz"/>
@@ -5522,7 +5522,7 @@
                 <w:noProof/>
                 <w:webHidden/>
               </w:rPr>
-              <w:instrText xml:space="preserve"> PAGEREF _Toc234293867 \h </w:instrText>
+              <w:instrText xml:space="preserve"> PAGEREF _Toc234367877 \h </w:instrText>
             </w:r>
             <w:r>
               <w:rPr>
@@ -5566,7 +5566,7 @@
               <w14:ligatures w14:val="standardContextual"/>
             </w:rPr>
           </w:pPr>
-          <w:hyperlink w:anchor="_Toc234293868" w:history="1">
+          <w:hyperlink w:anchor="_Toc234367878" w:history="1">
             <w:r>
               <w:rPr>
                 <w:rStyle w:val="Hypertextovodkaz"/>
@@ -5593,7 +5593,7 @@
                 <w:noProof/>
                 <w:webHidden/>
               </w:rPr>
-              <w:instrText xml:space="preserve"> PAGEREF _Toc234293868 \h </w:instrText>
+              <w:instrText xml:space="preserve"> PAGEREF _Toc234367878 \h </w:instrText>
             </w:r>
             <w:r>
               <w:rPr>
@@ -5637,7 +5637,7 @@
               <w14:ligatures w14:val="standardContextual"/>
             </w:rPr>
           </w:pPr>
-          <w:hyperlink w:anchor="_Toc234293869" w:history="1">
+          <w:hyperlink w:anchor="_Toc234367879" w:history="1">
             <w:r>
               <w:rPr>
                 <w:rStyle w:val="Hypertextovodkaz"/>
@@ -5664,7 +5664,7 @@
                 <w:noProof/>
                 <w:webHidden/>
               </w:rPr>
-              <w:instrText xml:space="preserve"> PAGEREF _Toc234293869 \h </w:instrText>
+              <w:instrText xml:space="preserve"> PAGEREF _Toc234367879 \h </w:instrText>
             </w:r>
             <w:r>
               <w:rPr>
@@ -5708,7 +5708,7 @@
               <w14:ligatures w14:val="standardContextual"/>
             </w:rPr>
           </w:pPr>
-          <w:hyperlink w:anchor="_Toc234293870" w:history="1">
+          <w:hyperlink w:anchor="_Toc234367880" w:history="1">
             <w:r>
               <w:rPr>
                 <w:rStyle w:val="Hypertextovodkaz"/>
@@ -5735,7 +5735,7 @@
                 <w:noProof/>
                 <w:webHidden/>
               </w:rPr>
-              <w:instrText xml:space="preserve"> PAGEREF _Toc234293870 \h </w:instrText>
+              <w:instrText xml:space="preserve"> PAGEREF _Toc234367880 \h </w:instrText>
             </w:r>
             <w:r>
               <w:rPr>
@@ -5779,7 +5779,7 @@
               <w14:ligatures w14:val="standardContextual"/>
             </w:rPr>
           </w:pPr>
-          <w:hyperlink w:anchor="_Toc234293871" w:history="1">
+          <w:hyperlink w:anchor="_Toc234367881" w:history="1">
             <w:r>
               <w:rPr>
                 <w:rStyle w:val="Hypertextovodkaz"/>
@@ -5806,7 +5806,7 @@
                 <w:noProof/>
                 <w:webHidden/>
               </w:rPr>
-              <w:instrText xml:space="preserve"> PAGEREF _Toc234293871 \h </w:instrText>
+              <w:instrText xml:space="preserve"> PAGEREF _Toc234367881 \h </w:instrText>
             </w:r>
             <w:r>
               <w:rPr>
@@ -5864,7 +5864,7 @@
       <w:pPr>
         <w:pStyle w:val="Nadpis1"/>
       </w:pPr>
-      <w:bookmarkStart w:id="17" w:name="_Toc234293826"/>
+      <w:bookmarkStart w:id="17" w:name="_Toc234367836"/>
       <w:bookmarkStart w:id="18" w:name="OLE_LINK12"/>
       <w:r>
         <w:lastRenderedPageBreak/>
@@ -5995,7 +5995,7 @@
           <w:rFonts w:eastAsiaTheme="minorHAnsi"/>
           <w:color w:val="0E0E0E"/>
         </w:rPr>
-        <w:instrText xml:space="preserve"> ADDIN ZOTERO_ITEM CSL_CITATION {"citationID":"Ciplyvas","properties":{"formattedCitation":"(Castellano et al. 2009; Wasserman a Faust 1994)","plainCitation":"(Castellano et al. 2009; Wasserman a Faust 1994)","dontUpdate":true,"noteIndex":0},"citationItems":[{"id":3,"uris":["http://zotero.org/users/20832591/items/F92DE49B"],"itemData":{"id":3,"type":"article-journal","abstract":"Statistical physics has proven to be a very fruitful framework to describe phenomena outside the realm of traditional physics. The last years have witnessed the attempt by physicists to study collective phenomena emerging from the interactions of individuals as elementary units in social structures. Here we review the state of the art by focusing on a wide list of topics ranging from opinion, cultural and language dynamics to crowd behavior, hierarchy formation, human dynamics, social spreading. We highlight the connections between these problems and other, more traditional, topics of statistical physics. We also emphasize the comparison of model results with empirical data from social systems.","container-title":"Reviews of Modern Physics","DOI":"10.1103/RevModPhys.81.591","ISSN":"0034-6861, 1539-0756","issue":"2","journalAbbreviation":"Rev. Mod. Phys.","note":"arXiv:0710.3256 [physics.soc-ph]","page":"591-646","source":"arXiv.org","title":"Statistical physics of social dynamics","volume":"81","author":[{"family":"Castellano","given":"Claudio"},{"family":"Fortunato","given":"Santo"},{"family":"Loreto","given":"Vittorio"}],"issued":{"date-parts":[["2009",5,11]]}}},{"id":50,"uris":["http://zotero.org/users/20832591/items/BBW7ZDDQ"],"itemData":{"id":50,"type":"book","abstract":"Social network analysis is used widely in the social and behavioral sciences, as well as in economics, marketing, and industrial engineering. The social network perspective focuses on relationships among social entities and is an important addition to standard social and behavioral research, which is primarily concerned with attributes of the social units. Social Network Analysis: Methods and Applications reviews and discusses methods for the analysis of social networks with a focus on applications of these methods to many substantive examples. It is a reference book that can be used by those who want a comprehensive review of network methods, or by researchers who have gathered network data and want to find the most appropriate method by which to analyze it. It is also intended for use as a textbook as it is the first book to provide comprehensive coverage of the methodology and applications of the field.","ISBN":"978-0-521-38707-1","language":"en","note":"Google-Books-ID: CAm2DpIqRUIC","number-of-pages":"852","publisher":"Cambridge University Press","source":"Google Books","title":"Social Network Analysis: Methods and Applications","title-short":"Social Network Analysis","author":[{"family":"Wasserman","given":"Stanley"},{"family":"Faust","given":"Katherine"}],"issued":{"date-parts":[["1994",11,25]]}}}],"schema":"https://github.com/citation-style-language/schema/raw/master/csl-citation.json"} </w:instrText>
+        <w:instrText xml:space="preserve"> ADDIN ZOTERO_ITEM CSL_CITATION {"citationID":"Ciplyvas","properties":{"formattedCitation":"(Castellano et al. 2009; Wasserman a Faust 1994)","plainCitation":"(Castellano et al. 2009; Wasserman a Faust 1994)","dontUpdate":true,"noteIndex":0},"citationItems":[{"id":3,"uris":["http://zotero.org/users/20832591/items/F92DE49B"],"itemData":{"id":3,"type":"article-journal","abstract":"Statistical physics has proven to be a very fruitful framework to describe phenomena outside the realm of traditional physics. The last years have witnessed the attempt by physicists to study collective phenomena emerging from the interactions of individuals as elementary units in social structures. Here we review the state of the art by focusing on a wide list of topics ranging from opinion, cultural and language dynamics to crowd behavior, hierarchy formation, human dynamics, social spreading. We highlight the connections between these problems and other, more traditional, topics of statistical physics. We also emphasize the comparison of model results with empirical data from social systems.","container-title":"Reviews of Modern Physics","DOI":"10.1103/RevModPhys.81.591","ISSN":"0034-6861, 1539-0756","issue":"2","journalAbbreviation":"Rev. Mod. Phys.","note":"arXiv:0710.3256 [physics.soc-ph]","page":"591-646","source":"arXiv.org","title":"Statistical physics of social dynamics","volume":"81","author":[{"family":"Castellano","given":"Claudio"},{"family":"Fortunato","given":"Santo"},{"family":"Loreto","given":"Vittorio"}],"issued":{"date-parts":[["2009",5,11]]}}},{"id":50,"uris":["http://zotero.org/users/20832591/items/BBW7ZDDQ"],"itemData":{"id":50,"type":"book","abstract":"Social network analysis is used widely in the social and behavioral sciences, as well as in economics, marketing, and industrial engineering. The social network perspective focuses on relationships among social entities and is an important addition to standard social and behavioral research, which is primarily concerned with attributes of the social units. Social Network Analysis: Methods and Applications reviews and discusses methods for the analysis of social networks with a focus on applications of these methods to many substantive examples. It is a reference book that can be used by those who want a comprehensive review of network methods, or by researchers who have gathered network data and want to find the most appropriate method by which to analyze it. It is also intended for use as a textbook as it is the first book to provide comprehensive coverage of the methodology and applications of the field.","ISBN":"978-0-521-38707-1","language":"en","note":"Google-Books-ID: CAm2DpIqRUIC","number-of-pages":"852","publisher":"Cambridge University Press","publisher-place":"Cambridge","source":"Google Books","title":"Social Network Analysis: Methods and Applications","title-short":"Social Network Analysis","author":[{"family":"Wasserman","given":"Stanley"},{"family":"Faust","given":"Katherine"}],"issued":{"date-parts":[["1994",11,25]]}}}],"schema":"https://github.com/citation-style-language/schema/raw/master/csl-citation.json"} </w:instrText>
       </w:r>
       <w:r>
         <w:rPr>
@@ -6102,7 +6102,7 @@
           <w:rFonts w:eastAsiaTheme="minorHAnsi"/>
           <w:color w:val="0E0E0E"/>
         </w:rPr>
-        <w:instrText xml:space="preserve"> ADDIN ZOTERO_ITEM CSL_CITATION {"citationID":"dsZ1ojS7","properties":{"formattedCitation":"(Deffuant et al. 2000; Hegselmann a Krause 2002; Lorenz 2007)","plainCitation":"(Deffuant et al. 2000; Hegselmann a Krause 2002; Lorenz 2007)","dontUpdate":true,"noteIndex":0},"citationItems":[{"id":12,"uris":["http://zotero.org/users/20832591/items/2BAKUFRQ"],"itemData":{"id":12,"type":"article-journal","abstract":"We present a model of opinion dynamics where agents adjust continuous opinions on the occasion of random binary encounters whenever their difference in opinion is below a given threshold. High thresholds yield convergence of opinions towards an average opinion, but low thresholds result in several opinion clusters: members of the same cluster share the same opinion but do not adjust any more with members of other clusters.","container-title":"Advances in Complex Systems","DOI":"10.1142/S0219525900000078","ISSN":"0219-5259, 1793-6802","issue":"01n04","journalAbbreviation":"Advs. Complex Syst.","language":"en","page":"87-98","source":"DOI.org (Crossref)","title":"Mixing beliefs among interacting agents","volume":"03","author":[{"family":"Deffuant","given":"Guillaume"},{"family":"Neau","given":"David"},{"family":"Amblard","given":"Frederic"},{"family":"Weisbuch","given":"Gérard"}],"issued":{"date-parts":[["2000",1]]}}},{"id":14,"uris":["http://zotero.org/users/20832591/items/2M4F49HD"],"itemData":{"id":14,"type":"article-journal","abstract":"When does opinion formation within an interacting group lead to consensus, polarization or fragmentation? The article investigates various models for the dynamics of continuous opinions by analytical methods as well as by computer simulations. Section 2 develops within a unified framework the classical model of consensus formation, the variant of this model due to Friedkin and Johnsen, a time-dependent version and a nonlinear version with bounded confidence of the agents. Section 3 presents for all these models major analytical results. Section 4 gives an extensive exploration of the nonlinear model with bounded confidence by a series of computer simulations. An appendix supplies needed mathematical definitions, tools, and theorems.","container-title":"Journal of Artificial Societies and Social Simulation","issue":"3","language":"en","source":"Zotero","title":"Opinion dynamics and bounded confidence: models, analysis and simulation","volume":"5","author":[{"family":"Hegselmann","given":"Rainer"},{"family":"Krause","given":"Ulrich"}],"issued":{"date-parts":[["2002"]]}}},{"id":45,"uris":["http://zotero.org/users/20832591/items/DDG4VBQV"],"itemData":{"id":45,"type":"article-journal","abstract":"Models of continuous opinion dynamics under bounded conﬁdence have been presented independently by Krause and Hegselmann and by Deﬀuant et al in 2000. They have raised a fair amount of attention in the communities of social simulation, sociophysics and complexity science. The researchers working on it come from disciplines as physics, mathematics, computer science, social psychology and philosophy.","container-title":"International Journal of Modern Physics C","DOI":"10.1142/S0129183107011789","ISSN":"0129-1831, 1793-6586","issue":"12","journalAbbreviation":"Int. J. Mod. Phys. C","language":"en","page":"1819-1838","source":"DOI.org (Crossref)","title":"CONTINUOUS OPINION DYNAMICS UNDER BOUNDED CONFIDENCE: A SURVEY","title-short":"CONTINUOUS OPINION DYNAMICS UNDER BOUNDED CONFIDENCE","volume":"18","author":[{"family":"Lorenz","given":"Jan"}],"issued":{"date-parts":[["2007",12]]}}}],"schema":"https://github.com/citation-style-language/schema/raw/master/csl-citation.json"} </w:instrText>
+        <w:instrText xml:space="preserve"> ADDIN ZOTERO_ITEM CSL_CITATION {"citationID":"dsZ1ojS7","properties":{"formattedCitation":"(Deffuant et al. 2000; Hegselmann a Krause 2002; Lorenz 2007)","plainCitation":"(Deffuant et al. 2000; Hegselmann a Krause 2002; Lorenz 2007)","dontUpdate":true,"noteIndex":0},"citationItems":[{"id":12,"uris":["http://zotero.org/users/20832591/items/2BAKUFRQ"],"itemData":{"id":12,"type":"article-journal","abstract":"We present a model of opinion dynamics where agents adjust continuous opinions on the occasion of random binary encounters whenever their difference in opinion is below a given threshold. High thresholds yield convergence of opinions towards an average opinion, but low thresholds result in several opinion clusters: members of the same cluster share the same opinion but do not adjust any more with members of other clusters.","container-title":"Advances in Complex Systems","DOI":"10.1142/S0219525900000078","ISSN":"0219-5259, 1793-6802","issue":"01n04","journalAbbreviation":"Advs. Complex Syst.","language":"en","page":"87-98","source":"DOI.org (Crossref)","title":"Mixing beliefs among interacting agents","volume":"03","author":[{"family":"Deffuant","given":"Guillaume"},{"family":"Neau","given":"David"},{"family":"Amblard","given":"Frederic"},{"family":"Weisbuch","given":"Gérard"}],"issued":{"date-parts":[["2000",1]]}}},{"id":14,"uris":["http://zotero.org/users/20832591/items/2M4F49HD"],"itemData":{"id":14,"type":"article-journal","abstract":"When does opinion formation within an interacting group lead to consensus, polarization or fragmentation? The article investigates various models for the dynamics of continuous opinions by analytical methods as well as by computer simulations. Section 2 develops within a unified framework the classical model of consensus formation, the variant of this model due to Friedkin and Johnsen, a time-dependent version and a nonlinear version with bounded confidence of the agents. Section 3 presents for all these models major analytical results. Section 4 gives an extensive exploration of the nonlinear model with bounded confidence by a series of computer simulations. An appendix supplies needed mathematical definitions, tools, and theorems.","container-title":"Journal of Artificial Societies and Social Simulation","issue":"3","language":"en","source":"Zotero","title":"Opinion dynamics and bounded confidence: models, analysis and simulation","URL":"https://www.jasss.org/5/3/2.html","volume":"5","author":[{"family":"Hegselmann","given":"Rainer"},{"family":"Krause","given":"Ulrich"}],"issued":{"date-parts":[["2002"]]}}},{"id":45,"uris":["http://zotero.org/users/20832591/items/DDG4VBQV"],"itemData":{"id":45,"type":"article-journal","abstract":"Models of continuous opinion dynamics under bounded conﬁdence have been presented independently by Krause and Hegselmann and by Deﬀuant et al in 2000. They have raised a fair amount of attention in the communities of social simulation, sociophysics and complexity science. The researchers working on it come from disciplines as physics, mathematics, computer science, social psychology and philosophy.","container-title":"International Journal of Modern Physics C","DOI":"10.1142/S0129183107011789","ISSN":"0129-1831, 1793-6586","issue":"12","journalAbbreviation":"Int. J. Mod. Phys. C","language":"en","page":"1819-1838","source":"DOI.org (Crossref)","title":"CONTINUOUS OPINION DYNAMICS UNDER BOUNDED CONFIDENCE: A SURVEY","title-short":"CONTINUOUS OPINION DYNAMICS UNDER BOUNDED CONFIDENCE","volume":"18","author":[{"family":"Lorenz","given":"Jan"}],"issued":{"date-parts":[["2007",12]]}}}],"schema":"https://github.com/citation-style-language/schema/raw/master/csl-citation.json"} </w:instrText>
       </w:r>
       <w:r>
         <w:rPr>
@@ -6244,96 +6244,21 @@
           <w:rFonts w:eastAsiaTheme="minorHAnsi"/>
           <w:color w:val="0E0E0E"/>
         </w:rPr>
-        <w:t>Cílem této bakalářské práce je analyzovat šíření názorů</w:t>
+        <w:t>Cílem mé bakalářské práce je analyzovat šíření názorů v sociálních sítích, implementovat Deffuantův model a model Hegselmanna–Krauseho v programovacím jazyce Julia a pomocí simulačních experimentů zkoumat vliv parametrů modelů a síťové topologie na výslednou názorovou dynamiku.</w:t>
       </w:r>
       <w:r>
         <w:rPr>
           <w:rFonts w:eastAsiaTheme="minorHAnsi"/>
           <w:color w:val="0E0E0E"/>
         </w:rPr>
-        <w:t xml:space="preserve"> v </w:t>
+        <w:t xml:space="preserve"> </w:t>
       </w:r>
       <w:r>
         <w:rPr>
           <w:rFonts w:eastAsiaTheme="minorHAnsi"/>
           <w:color w:val="0E0E0E"/>
         </w:rPr>
-        <w:t>sociálních sítích pomocí Deffuantova modelu</w:t>
-      </w:r>
-      <w:r>
-        <w:rPr>
-          <w:rFonts w:eastAsiaTheme="minorHAnsi"/>
-          <w:color w:val="0E0E0E"/>
-        </w:rPr>
-        <w:t xml:space="preserve"> a </w:t>
-      </w:r>
-      <w:r>
-        <w:rPr>
-          <w:rFonts w:eastAsiaTheme="minorHAnsi"/>
-          <w:color w:val="0E0E0E"/>
-        </w:rPr>
-        <w:t xml:space="preserve">modelu </w:t>
-      </w:r>
-      <w:bookmarkStart w:id="21" w:name="OLE_LINK76"/>
-      <w:r>
-        <w:rPr>
-          <w:rFonts w:eastAsiaTheme="minorHAnsi"/>
-          <w:color w:val="0E0E0E"/>
-        </w:rPr>
-        <w:t>Hegselmanna</w:t>
-      </w:r>
-      <w:bookmarkEnd w:id="21"/>
-      <w:r>
-        <w:t>–</w:t>
-      </w:r>
-      <w:r>
-        <w:rPr>
-          <w:rFonts w:eastAsiaTheme="minorHAnsi"/>
-          <w:color w:val="0E0E0E"/>
-        </w:rPr>
-        <w:t>Krauseho, implementovat tyto modely</w:t>
-      </w:r>
-      <w:r>
-        <w:rPr>
-          <w:rFonts w:eastAsiaTheme="minorHAnsi"/>
-          <w:color w:val="0E0E0E"/>
-        </w:rPr>
-        <w:t xml:space="preserve"> v </w:t>
-      </w:r>
-      <w:r>
-        <w:rPr>
-          <w:rFonts w:eastAsiaTheme="minorHAnsi"/>
-          <w:color w:val="0E0E0E"/>
-        </w:rPr>
-        <w:t>programovacím jazyce Julia</w:t>
-      </w:r>
-      <w:r>
-        <w:rPr>
-          <w:rFonts w:eastAsiaTheme="minorHAnsi"/>
-          <w:color w:val="0E0E0E"/>
-        </w:rPr>
-        <w:t xml:space="preserve"> a </w:t>
-      </w:r>
-      <w:r>
-        <w:rPr>
-          <w:rFonts w:eastAsiaTheme="minorHAnsi"/>
-          <w:color w:val="0E0E0E"/>
-        </w:rPr>
-        <w:t>prostřednictvím simulačních experimentů zkoumat vliv parametrů modelů</w:t>
-      </w:r>
-      <w:r>
-        <w:rPr>
-          <w:rFonts w:eastAsiaTheme="minorHAnsi"/>
-          <w:color w:val="0E0E0E"/>
-        </w:rPr>
-        <w:t xml:space="preserve"> a </w:t>
-      </w:r>
-      <w:r>
-        <w:rPr>
-          <w:rFonts w:eastAsiaTheme="minorHAnsi"/>
-          <w:color w:val="0E0E0E"/>
-        </w:rPr>
-        <w:t>síťové topologie na výslednou názorovou dynamiku. Deffuantův model je založen na párových interakcích aktérů, při nichž dochází</w:t>
+        <w:t>Deffuantův model je založen na párových interakcích aktérů, při nichž dochází</w:t>
       </w:r>
       <w:r>
         <w:rPr>
@@ -6442,7 +6367,7 @@
           <w:rFonts w:eastAsiaTheme="minorHAnsi"/>
           <w:color w:val="0E0E0E"/>
         </w:rPr>
-        <w:instrText xml:space="preserve"> ADDIN ZOTERO_ITEM CSL_CITATION {"citationID":"q2uxT987","properties":{"formattedCitation":"(Hegselmann a Krause 2002)","plainCitation":"(Hegselmann a Krause 2002)","dontUpdate":true,"noteIndex":0},"citationItems":[{"id":14,"uris":["http://zotero.org/users/20832591/items/2M4F49HD"],"itemData":{"id":14,"type":"article-journal","abstract":"When does opinion formation within an interacting group lead to consensus, polarization or fragmentation? The article investigates various models for the dynamics of continuous opinions by analytical methods as well as by computer simulations. Section 2 develops within a unified framework the classical model of consensus formation, the variant of this model due to Friedkin and Johnsen, a time-dependent version and a nonlinear version with bounded confidence of the agents. Section 3 presents for all these models major analytical results. Section 4 gives an extensive exploration of the nonlinear model with bounded confidence by a series of computer simulations. An appendix supplies needed mathematical definitions, tools, and theorems.","container-title":"Journal of Artificial Societies and Social Simulation","issue":"3","language":"en","source":"Zotero","title":"Opinion dynamics and bounded confidence: models, analysis and simulation","volume":"5","author":[{"family":"Hegselmann","given":"Rainer"},{"family":"Krause","given":"Ulrich"}],"issued":{"date-parts":[["2002"]]}}}],"schema":"https://github.com/citation-style-language/schema/raw/master/csl-citation.json"} </w:instrText>
+        <w:instrText xml:space="preserve"> ADDIN ZOTERO_ITEM CSL_CITATION {"citationID":"q2uxT987","properties":{"formattedCitation":"(Hegselmann a Krause 2002)","plainCitation":"(Hegselmann a Krause 2002)","dontUpdate":true,"noteIndex":0},"citationItems":[{"id":14,"uris":["http://zotero.org/users/20832591/items/2M4F49HD"],"itemData":{"id":14,"type":"article-journal","abstract":"When does opinion formation within an interacting group lead to consensus, polarization or fragmentation? The article investigates various models for the dynamics of continuous opinions by analytical methods as well as by computer simulations. Section 2 develops within a unified framework the classical model of consensus formation, the variant of this model due to Friedkin and Johnsen, a time-dependent version and a nonlinear version with bounded confidence of the agents. Section 3 presents for all these models major analytical results. Section 4 gives an extensive exploration of the nonlinear model with bounded confidence by a series of computer simulations. An appendix supplies needed mathematical definitions, tools, and theorems.","container-title":"Journal of Artificial Societies and Social Simulation","issue":"3","language":"en","source":"Zotero","title":"Opinion dynamics and bounded confidence: models, analysis and simulation","URL":"https://www.jasss.org/5/3/2.html","volume":"5","author":[{"family":"Hegselmann","given":"Rainer"},{"family":"Krause","given":"Ulrich"}],"issued":{"date-parts":[["2002"]]}}}],"schema":"https://github.com/citation-style-language/schema/raw/master/csl-citation.json"} </w:instrText>
       </w:r>
       <w:r>
         <w:rPr>
@@ -6580,54 +6505,68 @@
           <w:color w:val="0E0E0E"/>
         </w:rPr>
       </w:pPr>
-      <w:bookmarkStart w:id="22" w:name="OLE_LINK37"/>
+      <w:bookmarkStart w:id="21" w:name="OLE_LINK37"/>
       <w:r>
         <w:rPr>
           <w:rFonts w:eastAsiaTheme="minorHAnsi"/>
           <w:color w:val="0E0E0E"/>
         </w:rPr>
-        <w:t xml:space="preserve">Experimentální část využívá tři typy síťových struktur: náhodnou síť Erdős–Rényiho typu, bezškálovou síť Barabási–Albertova typu a reálnou síť politicky orientovaných </w:t>
+        <w:t>V experimentální části využívám tři typy síťových</w:t>
       </w:r>
       <w:r>
         <w:rPr>
           <w:rFonts w:eastAsiaTheme="minorHAnsi"/>
           <w:color w:val="0E0E0E"/>
         </w:rPr>
-        <w:t>facebookových stránek</w:t>
+        <w:t xml:space="preserve"> </w:t>
       </w:r>
       <w:r>
         <w:rPr>
           <w:rFonts w:eastAsiaTheme="minorHAnsi"/>
           <w:color w:val="0E0E0E"/>
         </w:rPr>
-        <w:t xml:space="preserve"> </w:t>
+        <w:t xml:space="preserve">struktur: náhodnou síť Erdős–Rényiho typu, bezškálovou síť Barabási–Albertova typu a reálnou síť politicky orientovaných </w:t>
       </w:r>
       <w:r>
         <w:rPr>
           <w:rFonts w:eastAsiaTheme="minorHAnsi"/>
           <w:color w:val="0E0E0E"/>
         </w:rPr>
-        <w:t>z databáze Network Repository. Tato kombinace umožňuje porovnat chování modelů na uměle generovaných sítích i na síti založené na reálných datech </w:t>
+        <w:t>facebookových stránek</w:t>
       </w:r>
       <w:r>
         <w:rPr>
           <w:rFonts w:eastAsiaTheme="minorHAnsi"/>
           <w:color w:val="0E0E0E"/>
         </w:rPr>
-        <w:fldChar w:fldCharType="begin"/>
+        <w:t xml:space="preserve"> </w:t>
       </w:r>
       <w:r>
         <w:rPr>
           <w:rFonts w:eastAsiaTheme="minorHAnsi"/>
           <w:color w:val="0E0E0E"/>
         </w:rPr>
-        <w:instrText xml:space="preserve"> ADDIN ZOTERO_ITEM CSL_CITATION {"citationID":"UGcWNqH6","properties":{"formattedCitation":"(Erd\\uc0\\u337{}s a R\\uc0\\u233{}nyi 1959; Barabasi a Albert 1999; Rossi a Ahmed 2015)","plainCitation":"(Erdős a Rényi 1959; Barabasi a Albert 1999; Rossi a Ahmed 2015)","dontUpdate":true,"noteIndex":0},"citationItems":[{"id":29,"uris":["http://zotero.org/users/20832591/items/QMDUTEEI"],"itemData":{"id":29,"type":"article-journal","container-title":"Publicationes Mathematicae (Debrecen)","DOI":"10.5486/pmd.1959.6.3-4.12","issue":"3-4","language":"English","page":"290–297","title":"On random graphs. I.","volume":"6","author":[{"family":"Erdős","given":"Pál"},{"family":"Rényi","given":"Alfréd"}],"issued":{"date-parts":[["1959"]]}}},{"id":30,"uris":["http://zotero.org/users/20832591/items/IAPBXMKW"],"itemData":{"id":30,"type":"article-journal","abstract":"Systems as diverse as genetic networks or the world wide web are best described as networks with complex topology. A common property of many large networks is that the vertex connectivities follow a scale-free power-law distribution. This feature is found to be a consequence of the two generic mechanisms that networks expand continuously by the addition of new vertices, and new vertices attach preferentially to already well connected sites. A model based on these two ingredients reproduces the observed stationary scale-free distributions, indicating that the development of large networks is governed by robust self-organizing phenomena that go beyond the particulars of the individual systems.","container-title":"Science","DOI":"10.1126/science.286.5439.509","ISSN":"0036-8075, 1095-9203","issue":"5439","journalAbbreviation":"Science","note":"arXiv:cond-mat/9910332","page":"509-512","source":"arXiv.org","title":"Emergence of scaling in random networks","volume":"286","author":[{"family":"Barabasi","given":"Albert-Laszlo"},{"family":"Albert","given":"Reka"}],"issued":{"date-parts":[["1999",10,15]]}}},{"id":71,"uris":["http://zotero.org/users/20832591/items/PUG2DPR7"],"itemData":{"id":71,"type":"article-journal","abstract":"NetworkRepository (NR) is the first interactive data repository with a web-based platform for visual interactive analytics.  Unlike other data repositories (e.g., UCI ML Data Repository, and SNAP), the network data repository (networkrepository.com) allows users to not only download, but to interactively analyze and visualize such data using our web-based interactive graph analytics platform. Users can in real-time analyze, visualize, compare, and explore data along many different dimensions. The aim of NR is to make it easy to discover key insights into the data extremely fast with little effort while also providing a medium for users to share data, visualizations, and insights. Other key factors that differentiate NR from the current data repositories is the number of graph datasets, their size, and variety. While other data repositories are static, they also lack a means for users to collaboratively discuss a particular dataset, corrections, or challenges with using the data for certain applications. In contrast, NR incorporates many social and collaborative aspects that facilitate scientific research, e.g., users can discuss each graph, post observations, and visualizations.","container-title":"Proceedings of the AAAI Conference on Artificial Intelligence","DOI":"10.1609/aaai.v29i1.9277","ISSN":"2374-3468","issue":"1","language":"en","license":"Copyright (c)","source":"ojs.aaai.org","title":"The Network Data Repository with Interactive Graph Analytics and Visualization","URL":"https://ojs.aaai.org/index.php/AAAI/article/view/9277","volume":"29","author":[{"family":"Rossi","given":"Ryan"},{"family":"Ahmed","given":"Nesreen"}],"accessed":{"date-parts":[["2026",7,4]]},"issued":{"date-parts":[["2015",3,4]]}}}],"schema":"https://github.com/citation-style-language/schema/raw/master/csl-citation.json"} </w:instrText>
+        <w:t>z databáze Network Repository. Tato kombinace umožňuje porovnat chování modelů na uměle generovaných sítích i na síti založené na reálných datech </w:t>
       </w:r>
       <w:r>
         <w:rPr>
           <w:rFonts w:eastAsiaTheme="minorHAnsi"/>
           <w:color w:val="0E0E0E"/>
         </w:rPr>
+        <w:fldChar w:fldCharType="begin"/>
+      </w:r>
+      <w:r>
+        <w:rPr>
+          <w:rFonts w:eastAsiaTheme="minorHAnsi"/>
+          <w:color w:val="0E0E0E"/>
+        </w:rPr>
+        <w:instrText xml:space="preserve"> ADDIN ZOTERO_ITEM CSL_CITATION {"citationID":"UGcWNqH6","properties":{"formattedCitation":"(Erd\\uc0\\u337{}s a R\\uc0\\u233{}nyi 1959; Barabasi a Albert 1999; Rossi a Ahmed 2015)","plainCitation":"(Erdős a Rényi 1959; Barabasi a Albert 1999; Rossi a Ahmed 2015)","dontUpdate":true,"noteIndex":0},"citationItems":[{"id":29,"uris":["http://zotero.org/users/20832591/items/QMDUTEEI"],"itemData":{"id":29,"type":"article-journal","container-title":"Publicationes Mathematicae (Debrecen)","DOI":"10.5486/pmd.1959.6.3-4.12","issue":"3-4","language":"English","page":"290–297","title":"On random graphs. I.","volume":"6","author":[{"family":"Erdős","given":"Pál"},{"family":"Rényi","given":"Alfréd"}],"issued":{"date-parts":[["1959"]]}}},{"id":30,"uris":["http://zotero.org/users/20832591/items/IAPBXMKW"],"itemData":{"id":30,"type":"article-journal","abstract":"Systems as diverse as genetic networks or the world wide web are best described as networks with complex topology. A common property of many large networks is that the vertex connectivities follow a scale-free power-law distribution. This feature is found to be a consequence of the two generic mechanisms that networks expand continuously by the addition of new vertices, and new vertices attach preferentially to already well connected sites. A model based on these two ingredients reproduces the observed stationary scale-free distributions, indicating that the development of large networks is governed by robust self-organizing phenomena that go beyond the particulars of the individual systems.","container-title":"Science","DOI":"10.1126/science.286.5439.509","ISSN":"0036-8075, 1095-9203","issue":"5439","journalAbbreviation":"Science","note":"arXiv:cond-mat/9910332","page":"509-512","source":"arXiv.org","title":"Emergence of scaling in random networks","volume":"286","author":[{"family":"Barabasi","given":"Albert-Laszlo"},{"family":"Albert","given":"Reka"}],"issued":{"date-parts":[["1999",10,15]]}}},{"id":71,"uris":["http://zotero.org/users/20832591/items/PUG2DPR7"],"itemData":{"id":71,"type":"article-journal","abstract":"NetworkRepository (NR) is the first interactive data repository with a web-based platform for visual interactive analytics.  Unlike other data repositories (e.g., UCI ML Data Repository, and SNAP), the network data repository (networkrepository.com) allows users to not only download, but to interactively analyze and visualize such data using our web-based interactive graph analytics platform. Users can in real-time analyze, visualize, compare, and explore data along many different dimensions. The aim of NR is to make it easy to discover key insights into the data extremely fast with little effort while also providing a medium for users to share data, visualizations, and insights. Other key factors that differentiate NR from the current data repositories is the number of graph datasets, their size, and variety. While other data repositories are static, they also lack a means for users to collaboratively discuss a particular dataset, corrections, or challenges with using the data for certain applications. In contrast, NR incorporates many social and collaborative aspects that facilitate scientific research, e.g., users can discuss each graph, post observations, and visualizations.","container-title":"Proceedings of the AAAI Conference on Artificial Intelligence","DOI":"10.1609/aaai.v29i1.9277","ISSN":"2374-3468","issue":"1","language":"en","license":"Copyright (c)","source":"ojs.aaai.org","title":"The Network Data Repository with Interactive Graph Analytics and Visualization","URL":"https://ojs.aaai.org/index.php/AAAI/article/view/9277","volume":"29","author":[{"family":"Rossi","given":"Ryan"},{"family":"Ahmed","given":"Nesreen"}],"accessed":{"date-parts":[["2026",7,4]]},"issued":{"date-parts":[["2015",3,4]]}}}],"schema":"https://github.com/citation-style-language/schema/raw/master/csl-citation.json"} </w:instrText>
+      </w:r>
+      <w:r>
+        <w:rPr>
+          <w:rFonts w:eastAsiaTheme="minorHAnsi"/>
+          <w:color w:val="0E0E0E"/>
+        </w:rPr>
         <w:fldChar w:fldCharType="separate"/>
       </w:r>
       <w:r>
@@ -6668,7 +6607,7 @@
         <w:t>.</w:t>
       </w:r>
     </w:p>
-    <w:bookmarkEnd w:id="22"/>
+    <w:bookmarkEnd w:id="21"/>
     <w:p>
       <w:pPr>
         <w:ind w:right="125"/>
@@ -6693,7 +6632,14 @@
           <w:rFonts w:eastAsiaTheme="minorHAnsi"/>
           <w:color w:val="0E0E0E"/>
         </w:rPr>
-        <w:t xml:space="preserve">Výsledky simulací jsou hodnoceny pomocí počtu názorových shluků určeného metodou DBSCAN, průměrné párové vzdálenosti názorů a polarizačního indexu Duclos–Esteban–Ray. Kombinace těchto metrik umožňuje zachytit různé aspekty výsledného rozložení názorů </w:t>
+        <w:t xml:space="preserve">Výsledky simulací vyhodnocuji </w:t>
+      </w:r>
+      <w:r>
+        <w:rPr>
+          <w:rFonts w:eastAsiaTheme="minorHAnsi"/>
+          <w:color w:val="0E0E0E"/>
+        </w:rPr>
+        <w:t xml:space="preserve">pomocí počtu názorových shluků určeného metodou DBSCAN, průměrné párové vzdálenosti názorů a polarizačního indexu Duclos–Esteban–Ray. Kombinace těchto metrik umožňuje zachytit různé aspekty výsledného rozložení názorů </w:t>
       </w:r>
       <w:r>
         <w:rPr>
@@ -6763,7 +6709,14 @@
           <w:rFonts w:eastAsiaTheme="minorHAnsi"/>
           <w:color w:val="0E0E0E"/>
         </w:rPr>
-        <w:t>Součástí práce je také návrh rozšířeného modelu HRDCR, který vychází z Deffuantova modelu a</w:t>
+        <w:t xml:space="preserve">V práci dále navrhuji rozšířený model </w:t>
+      </w:r>
+      <w:r>
+        <w:rPr>
+          <w:rFonts w:eastAsiaTheme="minorHAnsi"/>
+          <w:color w:val="0E0E0E"/>
+        </w:rPr>
+        <w:t>HRDCR, který vychází z Deffuantova modelu a</w:t>
       </w:r>
       <w:r>
         <w:rPr>
@@ -6827,7 +6780,10 @@
           <w:rFonts w:eastAsiaTheme="minorHAnsi"/>
           <w:color w:val="0E0E0E"/>
         </w:rPr>
-        <w:t xml:space="preserve"> Konkrétní mechanismy HRDCR – vliv překryvu sousedství na mez důvěry, komunitní blízkosti na velikost názorové změny a stupně uzlu na názorovou setrvačnost – představují vlastní konstrukční hypotézy této práce. Nejde tedy o empiricky kalibrované vztahy, ale o experimentálně zvolené mechanismy, jejichž důsledky jsou následně analyzovány pomocí simulací. Cílem návrhu není nahradit původní Deffuantův model, ale ověřit, zda zahrnutí lokální síťové struktury může vést k odlišnému vývoji názorů.</w:t>
+        <w:t xml:space="preserve"> Konkrétní mechanismy HRDCR – vliv překryvu sousedství na mez důvěry, komunitní blízkosti na velikost názorové změny a stupně uzlu na názorovou setrvačnost – představují vlastní konstrukční hypotézy této práce. Nejde tedy o empiricky kalibrované vztahy, ale o experimentálně zvolené mechanismy, jejichž důsledky jsou následně analyzovány pomocí simulací. Cílem návrhu není nahradit původní Deffuantův model, ale </w:t>
+      </w:r>
+      <w:r>
+        <w:t>analyzovat, zda zahrnutí lokální síťové struktury může vést k odlišnému vývoji názorů.</w:t>
       </w:r>
     </w:p>
     <w:p>
@@ -6841,14 +6797,49 @@
           <w:color w:val="0E0E0E"/>
         </w:rPr>
       </w:pPr>
-      <w:bookmarkStart w:id="23" w:name="OLE_LINK69"/>
+      <w:bookmarkStart w:id="22" w:name="OLE_LINK69"/>
       <w:r>
         <w:rPr>
           <w:rFonts w:eastAsiaTheme="minorHAnsi"/>
           <w:color w:val="0E0E0E"/>
         </w:rPr>
         <w:lastRenderedPageBreak/>
-        <w:t>Doplňkově jsou vybrané výsledky porovnány s rozložením odhadovaných ideologických pozic členů Kongresu Spojených států. Použita je proměnná nominate_dim1 z databáze Voteview</w:t>
+        <w:t>Doplňkově porovnávám vybrané výsledky s rozložením odhadovaných ideologických pozic členů Kongresu Spojených států</w:t>
+      </w:r>
+      <w:r>
+        <w:rPr>
+          <w:rFonts w:eastAsiaTheme="minorHAnsi"/>
+          <w:color w:val="0E0E0E"/>
+        </w:rPr>
+        <w:t xml:space="preserve">. </w:t>
+      </w:r>
+      <w:r>
+        <w:rPr>
+          <w:rFonts w:eastAsiaTheme="minorHAnsi"/>
+          <w:color w:val="0E0E0E"/>
+        </w:rPr>
+        <w:t>Pro porovnání používám</w:t>
+      </w:r>
+      <w:r>
+        <w:rPr>
+          <w:rFonts w:eastAsiaTheme="minorHAnsi"/>
+          <w:color w:val="0E0E0E"/>
+        </w:rPr>
+        <w:t xml:space="preserve"> proměnn</w:t>
+      </w:r>
+      <w:r>
+        <w:rPr>
+          <w:rFonts w:eastAsiaTheme="minorHAnsi"/>
+          <w:color w:val="0E0E0E"/>
+        </w:rPr>
+        <w:t>ou</w:t>
+      </w:r>
+      <w:r>
+        <w:rPr>
+          <w:rFonts w:eastAsiaTheme="minorHAnsi"/>
+          <w:color w:val="0E0E0E"/>
+        </w:rPr>
+        <w:t xml:space="preserve"> nominate_dim1 z databáze Voteview</w:t>
       </w:r>
       <w:r>
         <w:rPr>
@@ -6962,54 +6953,50 @@
           <w:rFonts w:eastAsiaTheme="minorHAnsi"/>
           <w:color w:val="0E0E0E"/>
         </w:rPr>
-        <w:t>V této práci však porovnání neslouží jako přímá validace modelů ani jako predikce politického vývoje, protože modelové uzly nejsou individuálně přiřazeny konkrétním politikům a použitá síť neodpovídá síti vztahů mezi členy Kongresu. Účelem tohoto porovnání je pouze zasadit simulační výsledky do empirického kontextu a porovnat tvar agregovaných rozložení odhadovaných ideologických pozic.</w:t>
-      </w:r>
-    </w:p>
-    <w:bookmarkEnd w:id="23"/>
-    <w:p>
-      <w:pPr>
-        <w:ind w:right="125"/>
-        <w:jc w:val="both"/>
+        <w:t>V této práci však porovnání neslouží jako přímá validace modelů ani jako predikce politického vývoje, protože modelové uzly nejsou individuálně přiřazeny konkrétním politikům a</w:t>
+      </w:r>
+      <w:r>
         <w:rPr>
           <w:rFonts w:eastAsiaTheme="minorHAnsi"/>
           <w:color w:val="0E0E0E"/>
         </w:rPr>
-      </w:pPr>
-    </w:p>
-    <w:p>
-      <w:pPr>
-        <w:ind w:right="125"/>
-        <w:jc w:val="both"/>
+        <w:t> </w:t>
+      </w:r>
+      <w:r>
         <w:rPr>
           <w:rFonts w:eastAsiaTheme="minorHAnsi"/>
           <w:color w:val="0E0E0E"/>
         </w:rPr>
-      </w:pPr>
-      <w:r>
+        <w:t>použitá síť neodpovídá síti vztahů mezi členy Kongresu. Účelem tohoto porovnání je pouze zasadit simulační výsledky do empirického kontextu a porovnat tvar agregovaných rozložení odhadovaných ideologických pozic.</w:t>
+      </w:r>
+    </w:p>
+    <w:bookmarkEnd w:id="22"/>
+    <w:p>
+      <w:pPr>
+        <w:ind w:right="125"/>
+        <w:jc w:val="both"/>
         <w:rPr>
           <w:rFonts w:eastAsiaTheme="minorHAnsi"/>
           <w:color w:val="0E0E0E"/>
         </w:rPr>
-        <w:t>Práce je rozdělena do devíti kapitol. Po úvodní teoretické části zaměřené na názorovou dynamiku, komplexní sítě a vybrané modely následuje popis metodiky experimentů a implementace. Druhá část práce obsahuje experimentální analýzu základních modelů, návrh rozšířeného modelu HRDCR a závěrečné shrnutí výsledků.</w:t>
-      </w:r>
+      </w:pPr>
     </w:p>
     <w:p>
       <w:pPr>
         <w:ind w:right="125"/>
+        <w:jc w:val="both"/>
         <w:rPr>
           <w:rFonts w:eastAsiaTheme="minorHAnsi"/>
           <w:color w:val="0E0E0E"/>
         </w:rPr>
       </w:pPr>
-    </w:p>
-    <w:p>
-      <w:pPr>
-        <w:ind w:right="125"/>
+      <w:r>
         <w:rPr>
           <w:rFonts w:eastAsiaTheme="minorHAnsi"/>
           <w:color w:val="0E0E0E"/>
         </w:rPr>
-      </w:pPr>
+        <w:t>Práce je rozdělena do devíti kapitol. Po úvodní teoretické části zaměřené na názorovou dynamiku, komplexní sítě a vybrané modely následuje popis metodiky experimentů a implementace. Druhá část práce obsahuje experimentální analýzu základních modelů, návrh rozšířeného modelu HRDCR a závěrečné shrnutí výsledků.</w:t>
+      </w:r>
     </w:p>
     <w:p>
       <w:pPr>
@@ -7049,21 +7036,39 @@
     </w:p>
     <w:p>
       <w:pPr>
+        <w:ind w:right="125"/>
+        <w:rPr>
+          <w:rFonts w:eastAsiaTheme="minorHAnsi"/>
+          <w:color w:val="0E0E0E"/>
+        </w:rPr>
+      </w:pPr>
+    </w:p>
+    <w:p>
+      <w:pPr>
+        <w:ind w:right="125"/>
+        <w:rPr>
+          <w:rFonts w:eastAsiaTheme="minorHAnsi"/>
+          <w:color w:val="0E0E0E"/>
+        </w:rPr>
+      </w:pPr>
+    </w:p>
+    <w:p>
+      <w:pPr>
         <w:pStyle w:val="Nadpis1"/>
       </w:pPr>
-      <w:bookmarkStart w:id="24" w:name="_Toc234293827"/>
-      <w:bookmarkStart w:id="25" w:name="OLE_LINK2"/>
-      <w:bookmarkStart w:id="26" w:name="OLE_LINK1"/>
-      <w:bookmarkStart w:id="27" w:name="OLE_LINK38"/>
-      <w:bookmarkStart w:id="28" w:name="OLE_LINK3"/>
-      <w:bookmarkStart w:id="29" w:name="OLE_LINK34"/>
+      <w:bookmarkStart w:id="23" w:name="_Toc234367837"/>
+      <w:bookmarkStart w:id="24" w:name="OLE_LINK2"/>
+      <w:bookmarkStart w:id="25" w:name="OLE_LINK1"/>
+      <w:bookmarkStart w:id="26" w:name="OLE_LINK38"/>
+      <w:bookmarkStart w:id="27" w:name="OLE_LINK3"/>
+      <w:bookmarkStart w:id="28" w:name="OLE_LINK34"/>
       <w:r>
         <w:lastRenderedPageBreak/>
         <w:t>Modelování šíření názorů</w:t>
       </w:r>
-      <w:bookmarkEnd w:id="24"/>
-    </w:p>
-    <w:bookmarkEnd w:id="25"/>
+      <w:bookmarkEnd w:id="23"/>
+    </w:p>
+    <w:bookmarkEnd w:id="24"/>
     <w:p/>
     <w:p>
       <w:pPr>
@@ -7072,8 +7077,8 @@
           <w:rFonts w:eastAsiaTheme="minorHAnsi"/>
         </w:rPr>
       </w:pPr>
-      <w:bookmarkStart w:id="30" w:name="OLE_LINK6"/>
-      <w:bookmarkEnd w:id="26"/>
+      <w:bookmarkStart w:id="29" w:name="OLE_LINK6"/>
+      <w:bookmarkEnd w:id="25"/>
       <w:r>
         <w:rPr>
           <w:rFonts w:eastAsiaTheme="minorHAnsi"/>
@@ -7443,7 +7448,7 @@
         </w:rPr>
       </w:pPr>
     </w:p>
-    <w:bookmarkEnd w:id="30"/>
+    <w:bookmarkEnd w:id="29"/>
     <w:p>
       <w:pPr>
         <w:jc w:val="both"/>
@@ -7455,30 +7460,48 @@
         <w:rPr>
           <w:rFonts w:eastAsiaTheme="minorHAnsi"/>
         </w:rPr>
-        <w:t>V této práci jsou využity agentové modely názorové dynamiky. Z tohoto důvodu kapitola dále stručně představuje princip agentového modelování a následně diskutuje vybrané přístupy ke klasifikaci modelů názorové dynamiky.</w:t>
-      </w:r>
-    </w:p>
-    <w:p>
-      <w:pPr>
+        <w:t xml:space="preserve">V této práci </w:t>
+      </w:r>
+      <w:r>
         <w:rPr>
           <w:rFonts w:eastAsiaTheme="minorHAnsi"/>
         </w:rPr>
+        <w:t>využívám</w:t>
+      </w:r>
+      <w:r>
+        <w:rPr>
+          <w:rFonts w:eastAsiaTheme="minorHAnsi"/>
+        </w:rPr>
+        <w:t xml:space="preserve"> agentové modely názorové dynamiky. </w:t>
+      </w:r>
+      <w:r>
+        <w:rPr>
+          <w:rFonts w:eastAsiaTheme="minorHAnsi"/>
+        </w:rPr>
+        <w:t>Z tohoto důvodu v kapitole stručně představuji princip agentového modelování a vybrané přístupy ke klasifikaci modelů názorové dynamiky.</w:t>
+      </w:r>
+    </w:p>
+    <w:p>
+      <w:pPr>
+        <w:rPr>
+          <w:rFonts w:eastAsiaTheme="minorHAnsi"/>
+        </w:rPr>
       </w:pPr>
     </w:p>
     <w:p>
       <w:pPr>
         <w:pStyle w:val="Nadpis2"/>
       </w:pPr>
-      <w:bookmarkStart w:id="31" w:name="_Toc234293828"/>
-      <w:bookmarkStart w:id="32" w:name="OLE_LINK13"/>
-      <w:bookmarkStart w:id="33" w:name="OLE_LINK11"/>
+      <w:bookmarkStart w:id="30" w:name="_Toc234367838"/>
+      <w:bookmarkStart w:id="31" w:name="OLE_LINK13"/>
+      <w:bookmarkStart w:id="32" w:name="OLE_LINK11"/>
       <w:r>
         <w:t>Názorová dynamika</w:t>
       </w:r>
-      <w:bookmarkEnd w:id="31"/>
+      <w:bookmarkEnd w:id="30"/>
     </w:p>
     <w:p/>
-    <w:bookmarkEnd w:id="32"/>
+    <w:bookmarkEnd w:id="31"/>
     <w:p>
       <w:pPr>
         <w:jc w:val="both"/>
@@ -7599,6 +7622,9 @@
     </w:p>
     <w:p/>
     <w:p>
+      <w:pPr>
+        <w:jc w:val="both"/>
+      </w:pPr>
       <w:r>
         <w:t>V kontextu modelů názorové dynamiky je názor obvykle reprezentován jako proměnná přiřazená jednotlivému aktérovi.</w:t>
       </w:r>
@@ -7659,6 +7685,9 @@
     </w:p>
     <w:p/>
     <w:p>
+      <w:pPr>
+        <w:jc w:val="both"/>
+      </w:pPr>
       <w:r>
         <w:t>Jedním ze základních předpokladů většiny modelů názorové dynamiky je, že kolektivní chování společnosti vzniká jako důsledek mnoha lokálních interakcí mezi jednotlivými aktéry. Přestože každý aktér reaguje pouze na omezené množství informací ze svého okolí, výsledkem těchto interakcí mohou být rozsáhlé společenské jevy ovlivňující celý systém</w:t>
       </w:r>
@@ -8028,7 +8057,7 @@
         <w:pStyle w:val="Nadpis3"/>
         <w:pageBreakBefore w:val="0"/>
       </w:pPr>
-      <w:bookmarkStart w:id="34" w:name="OLE_LINK28"/>
+      <w:bookmarkStart w:id="33" w:name="OLE_LINK28"/>
       <w:r>
         <w:t>Mechanismy změny názorů</w:t>
       </w:r>
@@ -8039,8 +8068,8 @@
         <w:pStyle w:val="Bezmezer"/>
         <w:jc w:val="both"/>
       </w:pPr>
-      <w:bookmarkStart w:id="35" w:name="OLE_LINK14"/>
-      <w:bookmarkEnd w:id="34"/>
+      <w:bookmarkStart w:id="34" w:name="OLE_LINK14"/>
+      <w:bookmarkEnd w:id="33"/>
       <w:r>
         <w:t>Proces utváření</w:t>
       </w:r>
@@ -8090,7 +8119,7 @@
         <w:t>.</w:t>
       </w:r>
     </w:p>
-    <w:bookmarkEnd w:id="35"/>
+    <w:bookmarkEnd w:id="34"/>
     <w:p>
       <w:pPr>
         <w:pStyle w:val="Bezmezer"/>
@@ -8218,11 +8247,11 @@
         </w:numPr>
         <w:jc w:val="both"/>
       </w:pPr>
-      <w:bookmarkStart w:id="36" w:name="OLE_LINK31"/>
+      <w:bookmarkStart w:id="35" w:name="OLE_LINK31"/>
       <w:r>
         <w:t xml:space="preserve">Bayesovské </w:t>
       </w:r>
-      <w:bookmarkEnd w:id="36"/>
+      <w:bookmarkEnd w:id="35"/>
       <w:r>
         <w:t>modely vycházejí</w:t>
       </w:r>
@@ -8432,7 +8461,7 @@
         <w:fldChar w:fldCharType="begin"/>
       </w:r>
       <w:r>
-        <w:instrText xml:space="preserve"> ADDIN ZOTERO_ITEM CSL_CITATION {"citationID":"85A8zigg","properties":{"formattedCitation":"(Deffuant et al. 2000; Hegselmann a Krause 2002)","plainCitation":"(Deffuant et al. 2000; Hegselmann a Krause 2002)","dontUpdate":true,"noteIndex":0},"citationItems":[{"id":12,"uris":["http://zotero.org/users/20832591/items/2BAKUFRQ"],"itemData":{"id":12,"type":"article-journal","abstract":"We present a model of opinion dynamics where agents adjust continuous opinions on the occasion of random binary encounters whenever their difference in opinion is below a given threshold. High thresholds yield convergence of opinions towards an average opinion, but low thresholds result in several opinion clusters: members of the same cluster share the same opinion but do not adjust any more with members of other clusters.","container-title":"Advances in Complex Systems","DOI":"10.1142/S0219525900000078","ISSN":"0219-5259, 1793-6802","issue":"01n04","journalAbbreviation":"Advs. Complex Syst.","language":"en","page":"87-98","source":"DOI.org (Crossref)","title":"Mixing beliefs among interacting agents","volume":"03","author":[{"family":"Deffuant","given":"Guillaume"},{"family":"Neau","given":"David"},{"family":"Amblard","given":"Frederic"},{"family":"Weisbuch","given":"Gérard"}],"issued":{"date-parts":[["2000",1]]}}},{"id":14,"uris":["http://zotero.org/users/20832591/items/2M4F49HD"],"itemData":{"id":14,"type":"article-journal","abstract":"When does opinion formation within an interacting group lead to consensus, polarization or fragmentation? The article investigates various models for the dynamics of continuous opinions by analytical methods as well as by computer simulations. Section 2 develops within a unified framework the classical model of consensus formation, the variant of this model due to Friedkin and Johnsen, a time-dependent version and a nonlinear version with bounded confidence of the agents. Section 3 presents for all these models major analytical results. Section 4 gives an extensive exploration of the nonlinear model with bounded confidence by a series of computer simulations. An appendix supplies needed mathematical definitions, tools, and theorems.","container-title":"Journal of Artificial Societies and Social Simulation","issue":"3","language":"en","source":"Zotero","title":"Opinion dynamics and bounded confidence: models, analysis and simulation","volume":"5","author":[{"family":"Hegselmann","given":"Rainer"},{"family":"Krause","given":"Ulrich"}],"issued":{"date-parts":[["2002"]]}}}],"schema":"https://github.com/citation-style-language/schema/raw/master/csl-citation.json"} </w:instrText>
+        <w:instrText xml:space="preserve"> ADDIN ZOTERO_ITEM CSL_CITATION {"citationID":"85A8zigg","properties":{"formattedCitation":"(Deffuant et al. 2000; Hegselmann a Krause 2002)","plainCitation":"(Deffuant et al. 2000; Hegselmann a Krause 2002)","dontUpdate":true,"noteIndex":0},"citationItems":[{"id":12,"uris":["http://zotero.org/users/20832591/items/2BAKUFRQ"],"itemData":{"id":12,"type":"article-journal","abstract":"We present a model of opinion dynamics where agents adjust continuous opinions on the occasion of random binary encounters whenever their difference in opinion is below a given threshold. High thresholds yield convergence of opinions towards an average opinion, but low thresholds result in several opinion clusters: members of the same cluster share the same opinion but do not adjust any more with members of other clusters.","container-title":"Advances in Complex Systems","DOI":"10.1142/S0219525900000078","ISSN":"0219-5259, 1793-6802","issue":"01n04","journalAbbreviation":"Advs. Complex Syst.","language":"en","page":"87-98","source":"DOI.org (Crossref)","title":"Mixing beliefs among interacting agents","volume":"03","author":[{"family":"Deffuant","given":"Guillaume"},{"family":"Neau","given":"David"},{"family":"Amblard","given":"Frederic"},{"family":"Weisbuch","given":"Gérard"}],"issued":{"date-parts":[["2000",1]]}}},{"id":14,"uris":["http://zotero.org/users/20832591/items/2M4F49HD"],"itemData":{"id":14,"type":"article-journal","abstract":"When does opinion formation within an interacting group lead to consensus, polarization or fragmentation? The article investigates various models for the dynamics of continuous opinions by analytical methods as well as by computer simulations. Section 2 develops within a unified framework the classical model of consensus formation, the variant of this model due to Friedkin and Johnsen, a time-dependent version and a nonlinear version with bounded confidence of the agents. Section 3 presents for all these models major analytical results. Section 4 gives an extensive exploration of the nonlinear model with bounded confidence by a series of computer simulations. An appendix supplies needed mathematical definitions, tools, and theorems.","container-title":"Journal of Artificial Societies and Social Simulation","issue":"3","language":"en","source":"Zotero","title":"Opinion dynamics and bounded confidence: models, analysis and simulation","URL":"https://www.jasss.org/5/3/2.html","volume":"5","author":[{"family":"Hegselmann","given":"Rainer"},{"family":"Krause","given":"Ulrich"}],"issued":{"date-parts":[["2002"]]}}}],"schema":"https://github.com/citation-style-language/schema/raw/master/csl-citation.json"} </w:instrText>
       </w:r>
       <w:r>
         <w:fldChar w:fldCharType="separate"/>
@@ -8526,7 +8555,13 @@
         </m:r>
       </m:oMath>
       <w:r>
-        <w:t>, označovaným jako práh důvěry. Tento parametr určuje maximální přípustnou vzdálenost mezi názory dvou aktérů, při které ještě může dojít</w:t>
+        <w:t xml:space="preserve">, označovaným jako </w:t>
+      </w:r>
+      <w:r>
+        <w:t>mez</w:t>
+      </w:r>
+      <w:r>
+        <w:t xml:space="preserve"> důvěry. Tento parametr určuje maximální přípustnou vzdálenost mezi názory dvou aktérů, při které ještě může dojít</w:t>
       </w:r>
       <w:r>
         <w:t xml:space="preserve"> k </w:t>
@@ -8609,7 +8644,13 @@
         <w:jc w:val="both"/>
       </w:pPr>
       <w:r>
-        <w:t>Princip omezené důvěry tvoří základ dvou významných modelů názorové dynamiky, které jsou využity také</w:t>
+        <w:t xml:space="preserve">Princip omezené důvěry tvoří základ dvou významných modelů názorové dynamiky, které </w:t>
+      </w:r>
+      <w:r>
+        <w:t>využívám</w:t>
+      </w:r>
+      <w:r>
+        <w:t xml:space="preserve"> také</w:t>
       </w:r>
       <w:r>
         <w:t xml:space="preserve"> v </w:t>
@@ -8666,7 +8707,7 @@
         <w:fldChar w:fldCharType="begin"/>
       </w:r>
       <w:r>
-        <w:instrText xml:space="preserve"> ADDIN ZOTERO_ITEM CSL_CITATION {"citationID":"yJN9F09E","properties":{"formattedCitation":"(Hegselmann a Krause 2002)","plainCitation":"(Hegselmann a Krause 2002)","dontUpdate":true,"noteIndex":0},"citationItems":[{"id":14,"uris":["http://zotero.org/users/20832591/items/2M4F49HD"],"itemData":{"id":14,"type":"article-journal","abstract":"When does opinion formation within an interacting group lead to consensus, polarization or fragmentation? The article investigates various models for the dynamics of continuous opinions by analytical methods as well as by computer simulations. Section 2 develops within a unified framework the classical model of consensus formation, the variant of this model due to Friedkin and Johnsen, a time-dependent version and a nonlinear version with bounded confidence of the agents. Section 3 presents for all these models major analytical results. Section 4 gives an extensive exploration of the nonlinear model with bounded confidence by a series of computer simulations. An appendix supplies needed mathematical definitions, tools, and theorems.","container-title":"Journal of Artificial Societies and Social Simulation","issue":"3","language":"en","source":"Zotero","title":"Opinion dynamics and bounded confidence: models, analysis and simulation","volume":"5","author":[{"family":"Hegselmann","given":"Rainer"},{"family":"Krause","given":"Ulrich"}],"issued":{"date-parts":[["2002"]]}}}],"schema":"https://github.com/citation-style-language/schema/raw/master/csl-citation.json"} </w:instrText>
+        <w:instrText xml:space="preserve"> ADDIN ZOTERO_ITEM CSL_CITATION {"citationID":"yJN9F09E","properties":{"formattedCitation":"(Hegselmann a Krause 2002)","plainCitation":"(Hegselmann a Krause 2002)","dontUpdate":true,"noteIndex":0},"citationItems":[{"id":14,"uris":["http://zotero.org/users/20832591/items/2M4F49HD"],"itemData":{"id":14,"type":"article-journal","abstract":"When does opinion formation within an interacting group lead to consensus, polarization or fragmentation? The article investigates various models for the dynamics of continuous opinions by analytical methods as well as by computer simulations. Section 2 develops within a unified framework the classical model of consensus formation, the variant of this model due to Friedkin and Johnsen, a time-dependent version and a nonlinear version with bounded confidence of the agents. Section 3 presents for all these models major analytical results. Section 4 gives an extensive exploration of the nonlinear model with bounded confidence by a series of computer simulations. An appendix supplies needed mathematical definitions, tools, and theorems.","container-title":"Journal of Artificial Societies and Social Simulation","issue":"3","language":"en","source":"Zotero","title":"Opinion dynamics and bounded confidence: models, analysis and simulation","URL":"https://www.jasss.org/5/3/2.html","volume":"5","author":[{"family":"Hegselmann","given":"Rainer"},{"family":"Krause","given":"Ulrich"}],"issued":{"date-parts":[["2002"]]}}}],"schema":"https://github.com/citation-style-language/schema/raw/master/csl-citation.json"} </w:instrText>
       </w:r>
       <w:r>
         <w:fldChar w:fldCharType="separate"/>
@@ -8712,18 +8753,10 @@
         <w:jc w:val="both"/>
       </w:pPr>
       <w:r>
-        <w:t xml:space="preserve">Modely omezené důvěry patří mezi nejvýznamnější a nejčastěji používané přístupy v oblasti názorové dynamiky. Jejich význam spočívá především ve schopnosti vysvětlit nejen vznik konsenzu, ale také přetrvávání názorové rozmanitosti a fragmentaci. Právě z tohoto důvodu byly jako základ experimentální části této práce zvoleny modely Deffuant a </w:t>
-      </w:r>
-      <w:bookmarkStart w:id="37" w:name="OLE_LINK77"/>
-      <w:r>
-        <w:t>Hegselmann</w:t>
-      </w:r>
-      <w:bookmarkEnd w:id="37"/>
-      <w:r>
-        <w:t>–</w:t>
-      </w:r>
-      <w:r>
-        <w:t>Krause.</w:t>
+        <w:t xml:space="preserve">Modely omezené důvěry patří mezi nejvýznamnější a nejčastěji používané přístupy v oblasti názorové dynamiky. Jejich význam spočívá především ve schopnosti vysvětlit nejen vznik konsenzu, ale také přetrvávání názorové rozmanitosti a fragmentaci. </w:t>
+      </w:r>
+      <w:r>
+        <w:t>Právě z tohoto důvodu jsem jako základ experimentální části zvolil Deffuantův model a model Hegselmanna–Krauseho.</w:t>
       </w:r>
     </w:p>
     <w:p>
@@ -8735,8 +8768,9 @@
       <w:pPr>
         <w:pStyle w:val="Nadpis2"/>
       </w:pPr>
-      <w:bookmarkStart w:id="38" w:name="_Toc234293829"/>
-      <w:r>
+      <w:bookmarkStart w:id="36" w:name="_Toc234367839"/>
+      <w:r>
+        <w:lastRenderedPageBreak/>
         <w:t>Přístupy</w:t>
       </w:r>
       <w:r>
@@ -8745,15 +8779,18 @@
       <w:r>
         <w:t>modelování názorové dynamiky</w:t>
       </w:r>
-      <w:bookmarkEnd w:id="38"/>
-    </w:p>
-    <w:p>
-      <w:pPr>
-        <w:jc w:val="both"/>
-      </w:pPr>
-    </w:p>
-    <w:p>
-      <w:pPr>
+      <w:bookmarkEnd w:id="36"/>
+    </w:p>
+    <w:p>
+      <w:pPr>
+        <w:keepNext/>
+        <w:jc w:val="both"/>
+      </w:pPr>
+    </w:p>
+    <w:p>
+      <w:pPr>
+        <w:keepLines/>
+        <w:suppressAutoHyphens/>
         <w:jc w:val="both"/>
       </w:pPr>
       <w:r>
@@ -8790,11 +8827,7 @@
         <w:t>jejich sociální vazby. Mezi nejvýznamnější přístupy používané</w:t>
       </w:r>
       <w:r>
-        <w:t xml:space="preserve"> </w:t>
-      </w:r>
-      <w:r>
-        <w:lastRenderedPageBreak/>
-        <w:t>v </w:t>
+        <w:t xml:space="preserve"> v </w:t>
       </w:r>
       <w:r>
         <w:t>oblasti názorové dynamiky patří diferenciální modely, Markovské modely, herně-teoretické modely</w:t>
@@ -8926,11 +8959,11 @@
         <w:pStyle w:val="Nadpis3"/>
         <w:pageBreakBefore w:val="0"/>
       </w:pPr>
-      <w:bookmarkStart w:id="39" w:name="OLE_LINK93"/>
+      <w:bookmarkStart w:id="37" w:name="OLE_LINK93"/>
       <w:r>
         <w:t xml:space="preserve">Markovské </w:t>
       </w:r>
-      <w:bookmarkEnd w:id="39"/>
+      <w:bookmarkEnd w:id="37"/>
       <w:r>
         <w:t>modely</w:t>
       </w:r>
@@ -9084,9 +9117,12 @@
     </w:p>
     <w:p>
       <w:pPr>
-        <w:jc w:val="both"/>
-      </w:pPr>
-      <w:r>
+        <w:keepLines/>
+        <w:suppressAutoHyphens/>
+        <w:jc w:val="both"/>
+      </w:pPr>
+      <w:r>
+        <w:lastRenderedPageBreak/>
         <w:t>Výhodou tohoto přístupu je schopnost modelovat situace, ve kterých jednotlivci jednají strategicky</w:t>
       </w:r>
       <w:r>
@@ -9108,7 +9144,6 @@
         <w:pageBreakBefore w:val="0"/>
       </w:pPr>
       <w:r>
-        <w:lastRenderedPageBreak/>
         <w:t>Agentové modelování</w:t>
       </w:r>
     </w:p>
@@ -9143,7 +9178,7 @@
       <w:pPr>
         <w:jc w:val="both"/>
       </w:pPr>
-      <w:bookmarkStart w:id="40" w:name="OLE_LINK25"/>
+      <w:bookmarkStart w:id="38" w:name="OLE_LINK25"/>
       <w:r>
         <w:t>Základním principem agentového modelování je předpoklad, že chování celého systému vzniká jako důsledek lokálních interakcí mezi jednotlivými aktéry. Aktéři obvykle komunikují pouze</w:t>
       </w:r>
@@ -9200,7 +9235,7 @@
         <w:t>aniž by byly do modelu přímo zabudovány.</w:t>
       </w:r>
     </w:p>
-    <w:bookmarkEnd w:id="40"/>
+    <w:bookmarkEnd w:id="38"/>
     <w:p>
       <w:pPr>
         <w:jc w:val="both"/>
@@ -9266,7 +9301,13 @@
         <w:t xml:space="preserve"> v </w:t>
       </w:r>
       <w:r>
-        <w:t xml:space="preserve">oblasti názorové dynamiky. Také modely Deffuant </w:t>
+        <w:t xml:space="preserve">oblasti názorové dynamiky. Také </w:t>
+      </w:r>
+      <w:r>
+        <w:t>Deffuantův model</w:t>
+      </w:r>
+      <w:r>
+        <w:t xml:space="preserve"> </w:t>
       </w:r>
       <w:r>
         <w:fldChar w:fldCharType="begin"/>
@@ -9290,21 +9331,16 @@
         <w:t xml:space="preserve"> a </w:t>
       </w:r>
       <w:r>
-        <w:t>Hegselmann</w:t>
-      </w:r>
-      <w:bookmarkStart w:id="41" w:name="OLE_LINK80"/>
-      <w:r>
-        <w:t>–</w:t>
-      </w:r>
-      <w:bookmarkEnd w:id="41"/>
-      <w:r>
-        <w:t xml:space="preserve">Krause </w:t>
+        <w:t>model Hegselmanna–Krauseho</w:t>
+      </w:r>
+      <w:r>
+        <w:t xml:space="preserve"> </w:t>
       </w:r>
       <w:r>
         <w:fldChar w:fldCharType="begin"/>
       </w:r>
       <w:r>
-        <w:instrText xml:space="preserve"> ADDIN ZOTERO_ITEM CSL_CITATION {"citationID":"1B4zpkDJ","properties":{"formattedCitation":"(Hegselmann a Krause 2002)","plainCitation":"(Hegselmann a Krause 2002)","dontUpdate":true,"noteIndex":0},"citationItems":[{"id":14,"uris":["http://zotero.org/users/20832591/items/2M4F49HD"],"itemData":{"id":14,"type":"article-journal","abstract":"When does opinion formation within an interacting group lead to consensus, polarization or fragmentation? The article investigates various models for the dynamics of continuous opinions by analytical methods as well as by computer simulations. Section 2 develops within a unified framework the classical model of consensus formation, the variant of this model due to Friedkin and Johnsen, a time-dependent version and a nonlinear version with bounded confidence of the agents. Section 3 presents for all these models major analytical results. Section 4 gives an extensive exploration of the nonlinear model with bounded confidence by a series of computer simulations. An appendix supplies needed mathematical definitions, tools, and theorems.","container-title":"Journal of Artificial Societies and Social Simulation","issue":"3","language":"en","source":"Zotero","title":"Opinion dynamics and bounded confidence: models, analysis and simulation","volume":"5","author":[{"family":"Hegselmann","given":"Rainer"},{"family":"Krause","given":"Ulrich"}],"issued":{"date-parts":[["2002"]]}}}],"schema":"https://github.com/citation-style-language/schema/raw/master/csl-citation.json"} </w:instrText>
+        <w:instrText xml:space="preserve"> ADDIN ZOTERO_ITEM CSL_CITATION {"citationID":"1B4zpkDJ","properties":{"formattedCitation":"(Hegselmann a Krause 2002)","plainCitation":"(Hegselmann a Krause 2002)","dontUpdate":true,"noteIndex":0},"citationItems":[{"id":14,"uris":["http://zotero.org/users/20832591/items/2M4F49HD"],"itemData":{"id":14,"type":"article-journal","abstract":"When does opinion formation within an interacting group lead to consensus, polarization or fragmentation? The article investigates various models for the dynamics of continuous opinions by analytical methods as well as by computer simulations. Section 2 develops within a unified framework the classical model of consensus formation, the variant of this model due to Friedkin and Johnsen, a time-dependent version and a nonlinear version with bounded confidence of the agents. Section 3 presents for all these models major analytical results. Section 4 gives an extensive exploration of the nonlinear model with bounded confidence by a series of computer simulations. An appendix supplies needed mathematical definitions, tools, and theorems.","container-title":"Journal of Artificial Societies and Social Simulation","issue":"3","language":"en","source":"Zotero","title":"Opinion dynamics and bounded confidence: models, analysis and simulation","URL":"https://www.jasss.org/5/3/2.html","volume":"5","author":[{"family":"Hegselmann","given":"Rainer"},{"family":"Krause","given":"Ulrich"}],"issued":{"date-parts":[["2002"]]}}}],"schema":"https://github.com/citation-style-language/schema/raw/master/csl-citation.json"} </w:instrText>
       </w:r>
       <w:r>
         <w:fldChar w:fldCharType="separate"/>
@@ -9334,13 +9370,13 @@
         <w:t>,</w:t>
       </w:r>
       <w:r>
-        <w:t xml:space="preserve"> které jsou využity</w:t>
-      </w:r>
-      <w:r>
-        <w:t xml:space="preserve"> v </w:t>
-      </w:r>
-      <w:r>
-        <w:t>této práci, patří mezi agentové modely.</w:t>
+        <w:t xml:space="preserve"> </w:t>
+      </w:r>
+      <w:r>
+        <w:t>které v této práci využívám</w:t>
+      </w:r>
+      <w:r>
+        <w:t>, patří mezi agentové modely.</w:t>
       </w:r>
     </w:p>
     <w:p/>
@@ -9443,11 +9479,11 @@
       <w:r>
         <w:fldChar w:fldCharType="end"/>
       </w:r>
-      <w:bookmarkStart w:id="42" w:name="OLE_LINK10"/>
+      <w:bookmarkStart w:id="39" w:name="OLE_LINK10"/>
       <w:r>
         <w:t xml:space="preserve">, </w:t>
       </w:r>
-      <w:bookmarkEnd w:id="42"/>
+      <w:bookmarkEnd w:id="39"/>
       <w:r>
         <w:t>který upozornil na značnou rozmanitost modelů používaných</w:t>
       </w:r>
@@ -9480,13 +9516,22 @@
         <w:t xml:space="preserve"> z </w:t>
       </w:r>
       <w:r>
-        <w:t xml:space="preserve">nejucelenějších přístupů je klasifikace navržená </w:t>
+        <w:t>nejucelenějších přístupů je klasifikace</w:t>
+      </w:r>
+      <w:r>
+        <w:t>,</w:t>
+      </w:r>
+      <w:r>
+        <w:t xml:space="preserve"> </w:t>
+      </w:r>
+      <w:r>
+        <w:t xml:space="preserve">kterou navrhli </w:t>
       </w:r>
       <w:r>
         <w:fldChar w:fldCharType="begin"/>
       </w:r>
       <w:r>
-        <w:instrText xml:space="preserve"> ADDIN ZOTERO_ITEM CSL_CITATION {"citationID":"4KLxnyky","properties":{"formattedCitation":"(Mastroeni et al. 2019)","plainCitation":"(Mastroeni et al. 2019)","noteIndex":0},"citationItems":[{"id":9,"uris":["http://zotero.org/users/20832591/items/NZBN9J3B"],"itemData":{"id":9,"type":"article-journal","abstract":"Agent-based models are now largely adopted to describe how opinions emerge in a group of people. This survey provides an analysis of the literature on the subject, highlighting the major characteristics of such models. Over the last decade, the number of papers has grown at an overall annual rate of 16%, though not continually. Two communities contribute to the research effort: physics and control systems. However, their mutual awareness and collaboration are rather low. The prevailing mechanism adopted to describe the interaction among the agents is bilateral, but not symmetric. In most cases, the opinion is described by a continuous variable. Just a few papers consider a utility function for the agents.","container-title":"IEEE Access","DOI":"10.1109/ACCESS.2019.2913787","ISSN":"2169-3536","page":"58836-58848","source":"IEEE Xplore","title":"Agent-Based Models for Opinion Formation: A Bibliographic Survey","title-short":"Agent-Based Models for Opinion Formation","volume":"7","author":[{"family":"Mastroeni","given":"Loretta"},{"family":"Vellucci","given":"Pierluigi"},{"family":"Naldi","given":"Maurizio"}],"issued":{"date-parts":[["2019"]]}}}],"schema":"https://github.com/citation-style-language/schema/raw/master/csl-citation.json"} </w:instrText>
+        <w:instrText xml:space="preserve"> ADDIN ZOTERO_ITEM CSL_CITATION {"citationID":"4KLxnyky","properties":{"formattedCitation":"(Mastroeni et al. 2019)","plainCitation":"(Mastroeni et al. 2019)","dontUpdate":true,"noteIndex":0},"citationItems":[{"id":9,"uris":["http://zotero.org/users/20832591/items/NZBN9J3B"],"itemData":{"id":9,"type":"article-journal","abstract":"Agent-based models are now largely adopted to describe how opinions emerge in a group of people. This survey provides an analysis of the literature on the subject, highlighting the major characteristics of such models. Over the last decade, the number of papers has grown at an overall annual rate of 16%, though not continually. Two communities contribute to the research effort: physics and control systems. However, their mutual awareness and collaboration are rather low. The prevailing mechanism adopted to describe the interaction among the agents is bilateral, but not symmetric. In most cases, the opinion is described by a continuous variable. Just a few papers consider a utility function for the agents.","container-title":"IEEE Access","DOI":"10.1109/ACCESS.2019.2913787","ISSN":"2169-3536","page":"58836-58848","source":"IEEE Xplore","title":"Agent-Based Models for Opinion Formation: A Bibliographic Survey","title-short":"Agent-Based Models for Opinion Formation","volume":"7","author":[{"family":"Mastroeni","given":"Loretta"},{"family":"Vellucci","given":"Pierluigi"},{"family":"Naldi","given":"Maurizio"}],"issued":{"date-parts":[["2019"]]}}}],"schema":"https://github.com/citation-style-language/schema/raw/master/csl-citation.json"} </w:instrText>
       </w:r>
       <w:r>
         <w:fldChar w:fldCharType="separate"/>
@@ -9495,7 +9540,19 @@
         <w:rPr>
           <w:noProof/>
         </w:rPr>
-        <w:t>(Mastroeni et al. 2019)</w:t>
+        <w:t xml:space="preserve">Mastroeni et al. </w:t>
+      </w:r>
+      <w:r>
+        <w:rPr>
+          <w:noProof/>
+        </w:rPr>
+        <w:t>(</w:t>
+      </w:r>
+      <w:r>
+        <w:rPr>
+          <w:noProof/>
+        </w:rPr>
+        <w:t>2019)</w:t>
       </w:r>
       <w:r>
         <w:fldChar w:fldCharType="end"/>
@@ -9513,28 +9570,40 @@
         <w:t xml:space="preserve"> a </w:t>
       </w:r>
       <w:r>
-        <w:t>využití užitkové funkce. Vzhledem</w:t>
-      </w:r>
-      <w:r>
-        <w:t xml:space="preserve"> k </w:t>
-      </w:r>
-      <w:r>
-        <w:t>jejich obecnosti</w:t>
-      </w:r>
-      <w:r>
-        <w:t xml:space="preserve"> a </w:t>
-      </w:r>
-      <w:r>
-        <w:t>přehlednosti bude</w:t>
-      </w:r>
-      <w:r>
-        <w:t xml:space="preserve"> v </w:t>
-      </w:r>
-      <w:r>
-        <w:t>této práci využita právě klasifikace navržená Mastroeni</w:t>
-      </w:r>
-      <w:r>
-        <w:t xml:space="preserve"> et al</w:t>
+        <w:t xml:space="preserve">využití užitkové funkce. </w:t>
+      </w:r>
+      <w:r>
+        <w:t xml:space="preserve">Vzhledem k její obecnosti a přehlednosti využívám klasifikaci navrženou </w:t>
+      </w:r>
+      <w:r>
+        <w:fldChar w:fldCharType="begin"/>
+      </w:r>
+      <w:r>
+        <w:instrText xml:space="preserve"> ADDIN ZOTERO_ITEM CSL_CITATION {"citationID":"aIedlpz9","properties":{"formattedCitation":"(Mastroeni et al. 2019)","plainCitation":"(Mastroeni et al. 2019)","dontUpdate":true,"noteIndex":0},"citationItems":[{"id":9,"uris":["http://zotero.org/users/20832591/items/NZBN9J3B"],"itemData":{"id":9,"type":"article-journal","abstract":"Agent-based models are now largely adopted to describe how opinions emerge in a group of people. This survey provides an analysis of the literature on the subject, highlighting the major characteristics of such models. Over the last decade, the number of papers has grown at an overall annual rate of 16%, though not continually. Two communities contribute to the research effort: physics and control systems. However, their mutual awareness and collaboration are rather low. The prevailing mechanism adopted to describe the interaction among the agents is bilateral, but not symmetric. In most cases, the opinion is described by a continuous variable. Just a few papers consider a utility function for the agents.","container-title":"IEEE Access","DOI":"10.1109/ACCESS.2019.2913787","ISSN":"2169-3536","page":"58836-58848","source":"IEEE Xplore","title":"Agent-Based Models for Opinion Formation: A Bibliographic Survey","title-short":"Agent-Based Models for Opinion Formation","volume":"7","author":[{"family":"Mastroeni","given":"Loretta"},{"family":"Vellucci","given":"Pierluigi"},{"family":"Naldi","given":"Maurizio"}],"issued":{"date-parts":[["2019"]]}}}],"schema":"https://github.com/citation-style-language/schema/raw/master/csl-citation.json"} </w:instrText>
+      </w:r>
+      <w:r>
+        <w:fldChar w:fldCharType="separate"/>
+      </w:r>
+      <w:r>
+        <w:rPr>
+          <w:noProof/>
+        </w:rPr>
+        <w:t xml:space="preserve">Mastroeni et al. </w:t>
+      </w:r>
+      <w:r>
+        <w:rPr>
+          <w:noProof/>
+        </w:rPr>
+        <w:t>(</w:t>
+      </w:r>
+      <w:r>
+        <w:rPr>
+          <w:noProof/>
+        </w:rPr>
+        <w:t>2019)</w:t>
+      </w:r>
+      <w:r>
+        <w:fldChar w:fldCharType="end"/>
       </w:r>
       <w:r>
         <w:t>.</w:t>
@@ -9552,6 +9621,7 @@
         <w:jc w:val="both"/>
       </w:pPr>
       <w:r>
+        <w:lastRenderedPageBreak/>
         <w:t>Doména názorů</w:t>
       </w:r>
     </w:p>
@@ -9599,7 +9669,6 @@
         <w:jc w:val="both"/>
       </w:pPr>
       <w:r>
-        <w:lastRenderedPageBreak/>
         <w:t>Mastroeni et al. (2019) rozlišují tři základní přístupy. Názory mohou být reprezentovány diskrétními hodnotami, spojitými hodnotami</w:t>
       </w:r>
       <w:r>
@@ -9670,7 +9739,7 @@
       <w:r>
         <w:t xml:space="preserve">každém kroku komunikuje pouze dvojice aktérů. Druhým je interakce typu „všichni se všemi“, při níž je každý aktér současně ovlivňován názory ostatních členů populace. Třetí možností jsou interakce mezi sousedními aktéry definovanými například strukturou sociální sítě nebo jinou metrikou vzdálenosti </w:t>
       </w:r>
-      <w:bookmarkStart w:id="43" w:name="OLE_LINK17"/>
+      <w:bookmarkStart w:id="40" w:name="OLE_LINK17"/>
       <w:r>
         <w:fldChar w:fldCharType="begin"/>
       </w:r>
@@ -9689,9 +9758,67 @@
       <w:r>
         <w:fldChar w:fldCharType="end"/>
       </w:r>
-      <w:bookmarkEnd w:id="43"/>
+      <w:bookmarkEnd w:id="40"/>
       <w:r>
         <w:t>.</w:t>
+      </w:r>
+    </w:p>
+    <w:p/>
+    <w:p>
+      <w:pPr>
+        <w:pStyle w:val="Nadpis3"/>
+        <w:pageBreakBefore w:val="0"/>
+      </w:pPr>
+      <w:r>
+        <w:t>Směr interakce</w:t>
+      </w:r>
+    </w:p>
+    <w:p/>
+    <w:p>
+      <w:pPr>
+        <w:jc w:val="both"/>
+      </w:pPr>
+      <w:r>
+        <w:t>Směr interakce popisuje, zda je vliv mezi dvěma aktéry jednostranný nebo oboustranný.</w:t>
+      </w:r>
+      <w:r>
+        <w:t xml:space="preserve"> </w:t>
+      </w:r>
+      <w:r>
+        <w:t>V</w:t>
+      </w:r>
+      <w:r>
+        <w:t> </w:t>
+      </w:r>
+      <w:r>
+        <w:t>některých modelech může jeden aktér ovlivňovat druhého, aniž by byl sám ovlivňován zpětně. Taková interakce je označována jako jednostranná.</w:t>
+      </w:r>
+    </w:p>
+    <w:p/>
+    <w:p>
+      <w:pPr>
+        <w:jc w:val="both"/>
+      </w:pPr>
+      <w:r>
+        <w:t xml:space="preserve">Častěji se však vyskytují modely využívající oboustranné interakce, ve kterých si oba aktéři vzájemně předávají vliv. Tento přístup lépe odpovídá běžné mezilidské komunikaci, kde změna názoru často vzniká jako výsledek vzájemné výměny informací </w:t>
+      </w:r>
+      <w:r>
+        <w:fldChar w:fldCharType="begin"/>
+      </w:r>
+      <w:r>
+        <w:instrText xml:space="preserve"> ADDIN ZOTERO_ITEM CSL_CITATION {"citationID":"NFbsuXkk","properties":{"formattedCitation":"(Mastroeni et al. 2019)","plainCitation":"(Mastroeni et al. 2019)","noteIndex":0},"citationItems":[{"id":9,"uris":["http://zotero.org/users/20832591/items/NZBN9J3B"],"itemData":{"id":9,"type":"article-journal","abstract":"Agent-based models are now largely adopted to describe how opinions emerge in a group of people. This survey provides an analysis of the literature on the subject, highlighting the major characteristics of such models. Over the last decade, the number of papers has grown at an overall annual rate of 16%, though not continually. Two communities contribute to the research effort: physics and control systems. However, their mutual awareness and collaboration are rather low. The prevailing mechanism adopted to describe the interaction among the agents is bilateral, but not symmetric. In most cases, the opinion is described by a continuous variable. Just a few papers consider a utility function for the agents.","container-title":"IEEE Access","DOI":"10.1109/ACCESS.2019.2913787","ISSN":"2169-3536","page":"58836-58848","source":"IEEE Xplore","title":"Agent-Based Models for Opinion Formation: A Bibliographic Survey","title-short":"Agent-Based Models for Opinion Formation","volume":"7","author":[{"family":"Mastroeni","given":"Loretta"},{"family":"Vellucci","given":"Pierluigi"},{"family":"Naldi","given":"Maurizio"}],"issued":{"date-parts":[["2019"]]}}}],"schema":"https://github.com/citation-style-language/schema/raw/master/csl-citation.json"} </w:instrText>
+      </w:r>
+      <w:r>
+        <w:fldChar w:fldCharType="separate"/>
+      </w:r>
+      <w:r>
+        <w:rPr>
+          <w:noProof/>
+        </w:rPr>
+        <w:t>(Mastroeni et al. 2019)</w:t>
+      </w:r>
+      <w:r>
+        <w:fldChar w:fldCharType="end"/>
       </w:r>
     </w:p>
     <w:p/>
@@ -9702,7 +9829,7 @@
         <w:pageBreakBefore w:val="0"/>
       </w:pPr>
       <w:r>
-        <w:t>Směr interakce</w:t>
+        <w:t>Symetrie interakce</w:t>
       </w:r>
     </w:p>
     <w:p/>
@@ -9711,19 +9838,25 @@
         <w:jc w:val="both"/>
       </w:pPr>
       <w:r>
-        <w:t>Směr interakce popisuje, zda je vliv mezi dvěma aktéry jednostranný nebo oboustranný.</w:t>
+        <w:t>S problematikou směru interakce úzce souvisí její symetrie.</w:t>
       </w:r>
       <w:r>
         <w:t xml:space="preserve"> </w:t>
       </w:r>
       <w:r>
-        <w:t>V</w:t>
-      </w:r>
-      <w:r>
-        <w:t> </w:t>
-      </w:r>
-      <w:r>
-        <w:t>některých modelech může jeden aktér ovlivňovat druhého, aniž by byl sám ovlivňován zpětně. Taková interakce je označována jako jednostranná.</w:t>
+        <w:t>I</w:t>
+      </w:r>
+      <w:r>
+        <w:t xml:space="preserve"> v </w:t>
+      </w:r>
+      <w:r>
+        <w:t>případě oboustranné interakce nemusí být vliv obou aktérů stejně silný. Jeden</w:t>
+      </w:r>
+      <w:r>
+        <w:t xml:space="preserve"> z </w:t>
+      </w:r>
+      <w:r>
+        <w:t>nich může mít na svého partnera větší vliv než druhý.</w:t>
       </w:r>
     </w:p>
     <w:p/>
@@ -9732,13 +9865,13 @@
         <w:jc w:val="both"/>
       </w:pPr>
       <w:r>
-        <w:t xml:space="preserve">Častěji se však vyskytují modely využívající oboustranné interakce, ve kterých si oba aktéři vzájemně předávají vliv. Tento přístup lépe odpovídá běžné mezilidské komunikaci, kde změna názoru často vzniká jako výsledek vzájemné výměny informací </w:t>
+        <w:t xml:space="preserve">Symetrické modely předpokládají stejnou sílu vzájemného ovlivňování. Naproti tomu asymetrické modely umožňují rozdílnou míru vlivu jednotlivých aktérů. Tento přístup může lépe zachytit reálné situace, ve kterých některé osoby disponují větší autoritou, odborností nebo společenským postavením než ostatní </w:t>
       </w:r>
       <w:r>
         <w:fldChar w:fldCharType="begin"/>
       </w:r>
       <w:r>
-        <w:instrText xml:space="preserve"> ADDIN ZOTERO_ITEM CSL_CITATION {"citationID":"NFbsuXkk","properties":{"formattedCitation":"(Mastroeni et al. 2019)","plainCitation":"(Mastroeni et al. 2019)","noteIndex":0},"citationItems":[{"id":9,"uris":["http://zotero.org/users/20832591/items/NZBN9J3B"],"itemData":{"id":9,"type":"article-journal","abstract":"Agent-based models are now largely adopted to describe how opinions emerge in a group of people. This survey provides an analysis of the literature on the subject, highlighting the major characteristics of such models. Over the last decade, the number of papers has grown at an overall annual rate of 16%, though not continually. Two communities contribute to the research effort: physics and control systems. However, their mutual awareness and collaboration are rather low. The prevailing mechanism adopted to describe the interaction among the agents is bilateral, but not symmetric. In most cases, the opinion is described by a continuous variable. Just a few papers consider a utility function for the agents.","container-title":"IEEE Access","DOI":"10.1109/ACCESS.2019.2913787","ISSN":"2169-3536","page":"58836-58848","source":"IEEE Xplore","title":"Agent-Based Models for Opinion Formation: A Bibliographic Survey","title-short":"Agent-Based Models for Opinion Formation","volume":"7","author":[{"family":"Mastroeni","given":"Loretta"},{"family":"Vellucci","given":"Pierluigi"},{"family":"Naldi","given":"Maurizio"}],"issued":{"date-parts":[["2019"]]}}}],"schema":"https://github.com/citation-style-language/schema/raw/master/csl-citation.json"} </w:instrText>
+        <w:instrText xml:space="preserve"> ADDIN ZOTERO_ITEM CSL_CITATION {"citationID":"SG3HZMKN","properties":{"formattedCitation":"(Mastroeni et al. 2019)","plainCitation":"(Mastroeni et al. 2019)","noteIndex":0},"citationItems":[{"id":9,"uris":["http://zotero.org/users/20832591/items/NZBN9J3B"],"itemData":{"id":9,"type":"article-journal","abstract":"Agent-based models are now largely adopted to describe how opinions emerge in a group of people. This survey provides an analysis of the literature on the subject, highlighting the major characteristics of such models. Over the last decade, the number of papers has grown at an overall annual rate of 16%, though not continually. Two communities contribute to the research effort: physics and control systems. However, their mutual awareness and collaboration are rather low. The prevailing mechanism adopted to describe the interaction among the agents is bilateral, but not symmetric. In most cases, the opinion is described by a continuous variable. Just a few papers consider a utility function for the agents.","container-title":"IEEE Access","DOI":"10.1109/ACCESS.2019.2913787","ISSN":"2169-3536","page":"58836-58848","source":"IEEE Xplore","title":"Agent-Based Models for Opinion Formation: A Bibliographic Survey","title-short":"Agent-Based Models for Opinion Formation","volume":"7","author":[{"family":"Mastroeni","given":"Loretta"},{"family":"Vellucci","given":"Pierluigi"},{"family":"Naldi","given":"Maurizio"}],"issued":{"date-parts":[["2019"]]}}}],"schema":"https://github.com/citation-style-language/schema/raw/master/csl-citation.json"} </w:instrText>
       </w:r>
       <w:r>
         <w:fldChar w:fldCharType="separate"/>
@@ -9752,16 +9885,19 @@
       <w:r>
         <w:fldChar w:fldCharType="end"/>
       </w:r>
-    </w:p>
-    <w:p/>
+      <w:r>
+        <w:t>.</w:t>
+      </w:r>
+    </w:p>
     <w:p/>
     <w:p>
       <w:pPr>
         <w:pStyle w:val="Nadpis3"/>
         <w:pageBreakBefore w:val="0"/>
       </w:pPr>
-      <w:r>
-        <w:t>Symetrie interakce</w:t>
+      <w:bookmarkStart w:id="41" w:name="OLE_LINK32"/>
+      <w:r>
+        <w:t>Aktualizační funkce</w:t>
       </w:r>
     </w:p>
     <w:p/>
@@ -9770,56 +9906,51 @@
         <w:jc w:val="both"/>
       </w:pPr>
       <w:r>
-        <w:t>S problematikou směru interakce úzce souvisí její symetrie.</w:t>
+        <w:t>Aktualizační funkce určuje způsob, jakým jsou názory aktérů měněny na základě interakcí</w:t>
+      </w:r>
+      <w:r>
+        <w:t xml:space="preserve"> s </w:t>
+      </w:r>
+      <w:r>
+        <w:t>ostatními.</w:t>
       </w:r>
       <w:r>
         <w:t xml:space="preserve"> </w:t>
       </w:r>
       <w:r>
-        <w:t>I</w:t>
+        <w:t>Z</w:t>
+      </w:r>
+      <w:r>
+        <w:t> </w:t>
+      </w:r>
+      <w:r>
+        <w:t>matematického hlediska lze modely rozdělit na lineární</w:t>
+      </w:r>
+      <w:r>
+        <w:t xml:space="preserve"> a </w:t>
+      </w:r>
+      <w:r>
+        <w:t>nelineární.</w:t>
+      </w:r>
+    </w:p>
+    <w:p/>
+    <w:p>
+      <w:pPr>
+        <w:keepLines/>
+        <w:suppressAutoHyphens/>
+        <w:jc w:val="both"/>
+      </w:pPr>
+      <w:r>
+        <w:lastRenderedPageBreak/>
+        <w:t>V lineárních modelech je nový názor aktéra určen lineární kombinací názorů ostatních aktérů. Výhodou tohoto přístupu je možnost využití matematických nástrojů, jako je teorie matic nebo Markovovy řetězce. Nelineární modely naopak umožňují zachytit složitější mechanismy sociálního vlivu, například omezenou důvěru nebo závislost síly interakce na aktuální názorové vzdálenosti mezi aktéry. Podle Mastroeni et al. (2019) převažují</w:t>
       </w:r>
       <w:r>
         <w:t xml:space="preserve"> v </w:t>
       </w:r>
       <w:r>
-        <w:t>případě oboustranné interakce nemusí být vliv obou aktérů stejně silný. Jeden</w:t>
-      </w:r>
-      <w:r>
-        <w:t xml:space="preserve"> z </w:t>
-      </w:r>
-      <w:r>
-        <w:t>nich může mít na svého partnera větší vliv než druhý.</w:t>
-      </w:r>
-    </w:p>
-    <w:p/>
-    <w:p>
-      <w:pPr>
-        <w:jc w:val="both"/>
-      </w:pPr>
-      <w:r>
-        <w:t xml:space="preserve">Symetrické modely předpokládají stejnou sílu vzájemného ovlivňování. Naproti tomu asymetrické modely umožňují rozdílnou míru vlivu jednotlivých aktérů. Tento přístup může lépe zachytit reálné situace, ve kterých některé osoby disponují větší autoritou, odborností nebo společenským postavením než ostatní </w:t>
-      </w:r>
-      <w:r>
-        <w:fldChar w:fldCharType="begin"/>
-      </w:r>
-      <w:r>
-        <w:instrText xml:space="preserve"> ADDIN ZOTERO_ITEM CSL_CITATION {"citationID":"SG3HZMKN","properties":{"formattedCitation":"(Mastroeni et al. 2019)","plainCitation":"(Mastroeni et al. 2019)","noteIndex":0},"citationItems":[{"id":9,"uris":["http://zotero.org/users/20832591/items/NZBN9J3B"],"itemData":{"id":9,"type":"article-journal","abstract":"Agent-based models are now largely adopted to describe how opinions emerge in a group of people. This survey provides an analysis of the literature on the subject, highlighting the major characteristics of such models. Over the last decade, the number of papers has grown at an overall annual rate of 16%, though not continually. Two communities contribute to the research effort: physics and control systems. However, their mutual awareness and collaboration are rather low. The prevailing mechanism adopted to describe the interaction among the agents is bilateral, but not symmetric. In most cases, the opinion is described by a continuous variable. Just a few papers consider a utility function for the agents.","container-title":"IEEE Access","DOI":"10.1109/ACCESS.2019.2913787","ISSN":"2169-3536","page":"58836-58848","source":"IEEE Xplore","title":"Agent-Based Models for Opinion Formation: A Bibliographic Survey","title-short":"Agent-Based Models for Opinion Formation","volume":"7","author":[{"family":"Mastroeni","given":"Loretta"},{"family":"Vellucci","given":"Pierluigi"},{"family":"Naldi","given":"Maurizio"}],"issued":{"date-parts":[["2019"]]}}}],"schema":"https://github.com/citation-style-language/schema/raw/master/csl-citation.json"} </w:instrText>
-      </w:r>
-      <w:r>
-        <w:fldChar w:fldCharType="separate"/>
-      </w:r>
-      <w:r>
-        <w:rPr>
-          <w:noProof/>
-        </w:rPr>
-        <w:t>(Mastroeni et al. 2019)</w:t>
-      </w:r>
-      <w:r>
-        <w:fldChar w:fldCharType="end"/>
-      </w:r>
-      <w:r>
-        <w:t>.</w:t>
-      </w:r>
+        <w:t>odborné literatuře právě nelineární modely.</w:t>
+      </w:r>
+      <w:bookmarkEnd w:id="41"/>
     </w:p>
     <w:p/>
     <w:p>
@@ -9827,59 +9958,88 @@
         <w:pStyle w:val="Nadpis3"/>
         <w:pageBreakBefore w:val="0"/>
       </w:pPr>
-      <w:bookmarkStart w:id="44" w:name="OLE_LINK32"/>
-      <w:r>
-        <w:t>Aktualizační funkce</w:t>
-      </w:r>
-    </w:p>
-    <w:p/>
-    <w:p>
-      <w:pPr>
-        <w:jc w:val="both"/>
-      </w:pPr>
-      <w:r>
-        <w:t>Aktualizační funkce určuje způsob, jakým jsou názory aktérů měněny na základě interakcí</w:t>
-      </w:r>
-      <w:r>
-        <w:t xml:space="preserve"> s </w:t>
-      </w:r>
-      <w:r>
-        <w:t>ostatními.</w:t>
-      </w:r>
-      <w:r>
-        <w:t xml:space="preserve"> </w:t>
-      </w:r>
-      <w:r>
-        <w:t>Z</w:t>
-      </w:r>
-      <w:r>
-        <w:t> </w:t>
-      </w:r>
-      <w:r>
-        <w:t>matematického hlediska lze modely rozdělit na lineární</w:t>
+      <w:r>
+        <w:t>Frekvence aktualizace</w:t>
+      </w:r>
+    </w:p>
+    <w:p>
+      <w:pPr>
+        <w:keepNext/>
+      </w:pPr>
+    </w:p>
+    <w:p>
+      <w:pPr>
+        <w:jc w:val="both"/>
+      </w:pPr>
+      <w:r>
+        <w:t>Frekvence aktualizace určuje, jak často dochází ke změně názorů jednotlivých aktérů. Některé modely předpokládají, že všichni aktéři aktualizují své názory současně</w:t>
+      </w:r>
+      <w:r>
+        <w:t xml:space="preserve"> v </w:t>
+      </w:r>
+      <w:r>
+        <w:t>každém časovém kroku. Tento přístup bývá označován jako periodická neboli synchronní aktualizace.</w:t>
+      </w:r>
+    </w:p>
+    <w:p>
+      <w:pPr>
+        <w:jc w:val="both"/>
+      </w:pPr>
+    </w:p>
+    <w:p>
+      <w:pPr>
+        <w:jc w:val="both"/>
+      </w:pPr>
+      <w:bookmarkStart w:id="42" w:name="OLE_LINK5"/>
+      <w:r>
+        <w:t>Alternativou je aperiodická aktualizace, při níž dochází ke změně názorů pouze</w:t>
+      </w:r>
+      <w:r>
+        <w:t xml:space="preserve"> u </w:t>
+      </w:r>
+      <w:r>
+        <w:t>vybraných aktérů. Výběr může být náhodný nebo může záviset na splnění určitých podmínek. Oba přístupy vedou</w:t>
+      </w:r>
+      <w:r>
+        <w:t xml:space="preserve"> k </w:t>
+      </w:r>
+      <w:r>
+        <w:t>odlišné dynamice systému</w:t>
       </w:r>
       <w:r>
         <w:t xml:space="preserve"> a </w:t>
       </w:r>
       <w:r>
-        <w:t>nelineární.</w:t>
-      </w:r>
-    </w:p>
-    <w:p/>
-    <w:p>
-      <w:pPr>
-        <w:jc w:val="both"/>
-      </w:pPr>
-      <w:r>
-        <w:t>V lineárních modelech je nový názor aktéra určen lineární kombinací názorů ostatních aktérů. Výhodou tohoto přístupu je možnost využití matematických nástrojů, jako je teorie matic nebo Markovovy řetězce. Nelineární modely naopak umožňují zachytit složitější mechanismy sociálního vlivu, například omezenou důvěru nebo závislost síly interakce na aktuální názorové vzdálenosti mezi aktéry. Podle Mastroeni et al. (2019) převažují</w:t>
+        <w:t>mohou významně ovlivnit výsledné rozložení názorů</w:t>
       </w:r>
       <w:r>
         <w:t xml:space="preserve"> v </w:t>
       </w:r>
       <w:r>
-        <w:t>odborné literatuře právě nelineární modely.</w:t>
-      </w:r>
-      <w:bookmarkEnd w:id="44"/>
+        <w:t xml:space="preserve">populaci </w:t>
+      </w:r>
+      <w:r>
+        <w:fldChar w:fldCharType="begin"/>
+      </w:r>
+      <w:r>
+        <w:instrText xml:space="preserve"> ADDIN ZOTERO_ITEM CSL_CITATION {"citationID":"Pv07Fgvw","properties":{"formattedCitation":"(Mastroeni et al. 2019)","plainCitation":"(Mastroeni et al. 2019)","noteIndex":0},"citationItems":[{"id":9,"uris":["http://zotero.org/users/20832591/items/NZBN9J3B"],"itemData":{"id":9,"type":"article-journal","abstract":"Agent-based models are now largely adopted to describe how opinions emerge in a group of people. This survey provides an analysis of the literature on the subject, highlighting the major characteristics of such models. Over the last decade, the number of papers has grown at an overall annual rate of 16%, though not continually. Two communities contribute to the research effort: physics and control systems. However, their mutual awareness and collaboration are rather low. The prevailing mechanism adopted to describe the interaction among the agents is bilateral, but not symmetric. In most cases, the opinion is described by a continuous variable. Just a few papers consider a utility function for the agents.","container-title":"IEEE Access","DOI":"10.1109/ACCESS.2019.2913787","ISSN":"2169-3536","page":"58836-58848","source":"IEEE Xplore","title":"Agent-Based Models for Opinion Formation: A Bibliographic Survey","title-short":"Agent-Based Models for Opinion Formation","volume":"7","author":[{"family":"Mastroeni","given":"Loretta"},{"family":"Vellucci","given":"Pierluigi"},{"family":"Naldi","given":"Maurizio"}],"issued":{"date-parts":[["2019"]]}}}],"schema":"https://github.com/citation-style-language/schema/raw/master/csl-citation.json"} </w:instrText>
+      </w:r>
+      <w:r>
+        <w:fldChar w:fldCharType="separate"/>
+      </w:r>
+      <w:r>
+        <w:rPr>
+          <w:noProof/>
+        </w:rPr>
+        <w:t>(Mastroeni et al. 2019)</w:t>
+      </w:r>
+      <w:r>
+        <w:fldChar w:fldCharType="end"/>
+      </w:r>
+      <w:r>
+        <w:t>.</w:t>
+      </w:r>
+      <w:bookmarkEnd w:id="42"/>
     </w:p>
     <w:p/>
     <w:p>
@@ -9888,71 +10048,71 @@
         <w:pageBreakBefore w:val="0"/>
       </w:pPr>
       <w:r>
-        <w:lastRenderedPageBreak/>
-        <w:t>Frekvence aktualizace</w:t>
-      </w:r>
-    </w:p>
-    <w:p>
-      <w:pPr>
-        <w:keepNext/>
-      </w:pPr>
-    </w:p>
-    <w:p>
-      <w:pPr>
-        <w:jc w:val="both"/>
-      </w:pPr>
-      <w:r>
-        <w:t>Frekvence aktualizace určuje, jak často dochází ke změně názorů jednotlivých aktérů. Některé modely předpokládají, že všichni aktéři aktualizují své názory současně</w:t>
+        <w:t>Užitková funkce</w:t>
+      </w:r>
+    </w:p>
+    <w:p/>
+    <w:p>
+      <w:pPr>
+        <w:jc w:val="both"/>
+      </w:pPr>
+      <w:r>
+        <w:t>Poslední charakteristikou je využití užitkové funkce.</w:t>
+      </w:r>
+      <w:r>
+        <w:t xml:space="preserve"> </w:t>
+      </w:r>
+      <w:r>
+        <w:t>V</w:t>
+      </w:r>
+      <w:r>
+        <w:t> </w:t>
+      </w:r>
+      <w:r>
+        <w:t>těchto modelech jsou aktéři považováni za racionální rozhodovatele, kteří se snaží maximalizovat svůj užitek nebo očekávaný přínos.</w:t>
+      </w:r>
+    </w:p>
+    <w:p>
+      <w:pPr>
+        <w:jc w:val="both"/>
+      </w:pPr>
+    </w:p>
+    <w:p>
+      <w:pPr>
+        <w:jc w:val="both"/>
+      </w:pPr>
+      <w:r>
+        <w:t>Užitková funkce může zohledňovat například snahu přiblížit se názorům referenční skupiny, zachovat vlastní přesvědčení nebo získat určitý společenský prospěch. Modely využívající tento přístup často vycházejí</w:t>
+      </w:r>
+      <w:r>
+        <w:t xml:space="preserve"> z </w:t>
+      </w:r>
+      <w:r>
+        <w:t>teorie her</w:t>
+      </w:r>
+      <w:r>
+        <w:t xml:space="preserve"> a </w:t>
+      </w:r>
+      <w:r>
+        <w:t>strategického rozhodování. Ve srovnání</w:t>
+      </w:r>
+      <w:r>
+        <w:t xml:space="preserve"> s </w:t>
+      </w:r>
+      <w:r>
+        <w:t>ostatními kategoriemi se však</w:t>
       </w:r>
       <w:r>
         <w:t xml:space="preserve"> v </w:t>
       </w:r>
       <w:r>
-        <w:t>každém časovém kroku. Tento přístup bývá označován jako periodická neboli synchronní aktualizace.</w:t>
-      </w:r>
-    </w:p>
-    <w:p>
-      <w:pPr>
-        <w:jc w:val="both"/>
-      </w:pPr>
-    </w:p>
-    <w:p>
-      <w:pPr>
-        <w:jc w:val="both"/>
-      </w:pPr>
-      <w:bookmarkStart w:id="45" w:name="OLE_LINK5"/>
-      <w:r>
-        <w:t>Alternativou je aperiodická aktualizace, při níž dochází ke změně názorů pouze</w:t>
-      </w:r>
-      <w:r>
-        <w:t xml:space="preserve"> u </w:t>
-      </w:r>
-      <w:r>
-        <w:t>vybraných aktérů. Výběr může být náhodný nebo může záviset na splnění určitých podmínek. Oba přístupy vedou</w:t>
-      </w:r>
-      <w:r>
-        <w:t xml:space="preserve"> k </w:t>
-      </w:r>
-      <w:r>
-        <w:t>odlišné dynamice systému</w:t>
-      </w:r>
-      <w:r>
-        <w:t xml:space="preserve"> a </w:t>
-      </w:r>
-      <w:r>
-        <w:t>mohou významně ovlivnit výsledné rozložení názorů</w:t>
-      </w:r>
-      <w:r>
-        <w:t xml:space="preserve"> v </w:t>
-      </w:r>
-      <w:r>
-        <w:t xml:space="preserve">populaci </w:t>
+        <w:t xml:space="preserve">literatuře objevují méně často </w:t>
       </w:r>
       <w:r>
         <w:fldChar w:fldCharType="begin"/>
       </w:r>
       <w:r>
-        <w:instrText xml:space="preserve"> ADDIN ZOTERO_ITEM CSL_CITATION {"citationID":"Pv07Fgvw","properties":{"formattedCitation":"(Mastroeni et al. 2019)","plainCitation":"(Mastroeni et al. 2019)","noteIndex":0},"citationItems":[{"id":9,"uris":["http://zotero.org/users/20832591/items/NZBN9J3B"],"itemData":{"id":9,"type":"article-journal","abstract":"Agent-based models are now largely adopted to describe how opinions emerge in a group of people. This survey provides an analysis of the literature on the subject, highlighting the major characteristics of such models. Over the last decade, the number of papers has grown at an overall annual rate of 16%, though not continually. Two communities contribute to the research effort: physics and control systems. However, their mutual awareness and collaboration are rather low. The prevailing mechanism adopted to describe the interaction among the agents is bilateral, but not symmetric. In most cases, the opinion is described by a continuous variable. Just a few papers consider a utility function for the agents.","container-title":"IEEE Access","DOI":"10.1109/ACCESS.2019.2913787","ISSN":"2169-3536","page":"58836-58848","source":"IEEE Xplore","title":"Agent-Based Models for Opinion Formation: A Bibliographic Survey","title-short":"Agent-Based Models for Opinion Formation","volume":"7","author":[{"family":"Mastroeni","given":"Loretta"},{"family":"Vellucci","given":"Pierluigi"},{"family":"Naldi","given":"Maurizio"}],"issued":{"date-parts":[["2019"]]}}}],"schema":"https://github.com/citation-style-language/schema/raw/master/csl-citation.json"} </w:instrText>
+        <w:instrText xml:space="preserve"> ADDIN ZOTERO_ITEM CSL_CITATION {"citationID":"TtBuClmt","properties":{"formattedCitation":"(Mastroeni et al. 2019)","plainCitation":"(Mastroeni et al. 2019)","noteIndex":0},"citationItems":[{"id":9,"uris":["http://zotero.org/users/20832591/items/NZBN9J3B"],"itemData":{"id":9,"type":"article-journal","abstract":"Agent-based models are now largely adopted to describe how opinions emerge in a group of people. This survey provides an analysis of the literature on the subject, highlighting the major characteristics of such models. Over the last decade, the number of papers has grown at an overall annual rate of 16%, though not continually. Two communities contribute to the research effort: physics and control systems. However, their mutual awareness and collaboration are rather low. The prevailing mechanism adopted to describe the interaction among the agents is bilateral, but not symmetric. In most cases, the opinion is described by a continuous variable. Just a few papers consider a utility function for the agents.","container-title":"IEEE Access","DOI":"10.1109/ACCESS.2019.2913787","ISSN":"2169-3536","page":"58836-58848","source":"IEEE Xplore","title":"Agent-Based Models for Opinion Formation: A Bibliographic Survey","title-short":"Agent-Based Models for Opinion Formation","volume":"7","author":[{"family":"Mastroeni","given":"Loretta"},{"family":"Vellucci","given":"Pierluigi"},{"family":"Naldi","given":"Maurizio"}],"issued":{"date-parts":[["2019"]]}}}],"schema":"https://github.com/citation-style-language/schema/raw/master/csl-citation.json"} </w:instrText>
       </w:r>
       <w:r>
         <w:fldChar w:fldCharType="separate"/>
@@ -9969,98 +10129,8 @@
       <w:r>
         <w:t>.</w:t>
       </w:r>
-      <w:bookmarkEnd w:id="45"/>
-    </w:p>
-    <w:p/>
-    <w:p>
-      <w:pPr>
-        <w:pStyle w:val="Nadpis3"/>
-        <w:pageBreakBefore w:val="0"/>
-      </w:pPr>
-      <w:r>
-        <w:t>Užitková funkce</w:t>
-      </w:r>
-    </w:p>
-    <w:p/>
-    <w:p>
-      <w:pPr>
-        <w:jc w:val="both"/>
-      </w:pPr>
-      <w:r>
-        <w:t>Poslední charakteristikou je využití užitkové funkce.</w:t>
-      </w:r>
-      <w:r>
-        <w:t xml:space="preserve"> </w:t>
-      </w:r>
-      <w:r>
-        <w:t>V</w:t>
-      </w:r>
-      <w:r>
-        <w:t> </w:t>
-      </w:r>
-      <w:r>
-        <w:t>těchto modelech jsou aktéři považováni za racionální rozhodovatele, kteří se snaží maximalizovat svůj užitek nebo očekávaný přínos.</w:t>
-      </w:r>
-    </w:p>
-    <w:p>
-      <w:pPr>
-        <w:jc w:val="both"/>
-      </w:pPr>
-    </w:p>
-    <w:p>
-      <w:pPr>
-        <w:jc w:val="both"/>
-      </w:pPr>
-      <w:r>
-        <w:t>Užitková funkce může zohledňovat například snahu přiblížit se názorům referenční skupiny, zachovat vlastní přesvědčení nebo získat určitý společenský prospěch. Modely využívající tento přístup často vycházejí</w:t>
-      </w:r>
-      <w:r>
-        <w:t xml:space="preserve"> z </w:t>
-      </w:r>
-      <w:r>
-        <w:t>teorie her</w:t>
-      </w:r>
-      <w:r>
-        <w:t xml:space="preserve"> a </w:t>
-      </w:r>
-      <w:r>
-        <w:t>strategického rozhodování. Ve srovnání</w:t>
-      </w:r>
-      <w:r>
-        <w:t xml:space="preserve"> s </w:t>
-      </w:r>
-      <w:r>
-        <w:t>ostatními kategoriemi se však</w:t>
-      </w:r>
-      <w:r>
-        <w:t xml:space="preserve"> v </w:t>
-      </w:r>
-      <w:r>
-        <w:t xml:space="preserve">literatuře objevují méně často </w:t>
-      </w:r>
-      <w:r>
-        <w:fldChar w:fldCharType="begin"/>
-      </w:r>
-      <w:r>
-        <w:instrText xml:space="preserve"> ADDIN ZOTERO_ITEM CSL_CITATION {"citationID":"TtBuClmt","properties":{"formattedCitation":"(Mastroeni et al. 2019)","plainCitation":"(Mastroeni et al. 2019)","noteIndex":0},"citationItems":[{"id":9,"uris":["http://zotero.org/users/20832591/items/NZBN9J3B"],"itemData":{"id":9,"type":"article-journal","abstract":"Agent-based models are now largely adopted to describe how opinions emerge in a group of people. This survey provides an analysis of the literature on the subject, highlighting the major characteristics of such models. Over the last decade, the number of papers has grown at an overall annual rate of 16%, though not continually. Two communities contribute to the research effort: physics and control systems. However, their mutual awareness and collaboration are rather low. The prevailing mechanism adopted to describe the interaction among the agents is bilateral, but not symmetric. In most cases, the opinion is described by a continuous variable. Just a few papers consider a utility function for the agents.","container-title":"IEEE Access","DOI":"10.1109/ACCESS.2019.2913787","ISSN":"2169-3536","page":"58836-58848","source":"IEEE Xplore","title":"Agent-Based Models for Opinion Formation: A Bibliographic Survey","title-short":"Agent-Based Models for Opinion Formation","volume":"7","author":[{"family":"Mastroeni","given":"Loretta"},{"family":"Vellucci","given":"Pierluigi"},{"family":"Naldi","given":"Maurizio"}],"issued":{"date-parts":[["2019"]]}}}],"schema":"https://github.com/citation-style-language/schema/raw/master/csl-citation.json"} </w:instrText>
-      </w:r>
-      <w:r>
-        <w:fldChar w:fldCharType="separate"/>
-      </w:r>
-      <w:r>
-        <w:rPr>
-          <w:noProof/>
-        </w:rPr>
-        <w:t>(Mastroeni et al. 2019)</w:t>
-      </w:r>
-      <w:r>
-        <w:fldChar w:fldCharType="end"/>
-      </w:r>
-      <w:r>
-        <w:t>.</w:t>
-      </w:r>
-    </w:p>
-    <w:bookmarkEnd w:id="27"/>
+    </w:p>
+    <w:bookmarkEnd w:id="26"/>
     <w:p>
       <w:pPr>
         <w:jc w:val="both"/>
@@ -10078,26 +10148,26 @@
       <w:pPr>
         <w:pStyle w:val="Nadpis1"/>
       </w:pPr>
-      <w:bookmarkStart w:id="46" w:name="_Toc234293830"/>
-      <w:bookmarkStart w:id="47" w:name="OLE_LINK41"/>
-      <w:bookmarkStart w:id="48" w:name="OLE_LINK85"/>
-      <w:bookmarkStart w:id="49" w:name="OLE_LINK89"/>
-      <w:bookmarkStart w:id="50" w:name="OLE_LINK39"/>
+      <w:bookmarkStart w:id="43" w:name="_Toc234367840"/>
+      <w:bookmarkStart w:id="44" w:name="OLE_LINK41"/>
+      <w:bookmarkStart w:id="45" w:name="OLE_LINK85"/>
+      <w:bookmarkStart w:id="46" w:name="OLE_LINK89"/>
+      <w:bookmarkStart w:id="47" w:name="OLE_LINK39"/>
+      <w:bookmarkEnd w:id="27"/>
       <w:bookmarkEnd w:id="28"/>
-      <w:bookmarkEnd w:id="29"/>
-      <w:bookmarkEnd w:id="33"/>
+      <w:bookmarkEnd w:id="32"/>
       <w:r>
         <w:lastRenderedPageBreak/>
         <w:t>Komplexní sítě</w:t>
       </w:r>
-      <w:bookmarkEnd w:id="46"/>
+      <w:bookmarkEnd w:id="43"/>
     </w:p>
     <w:p/>
     <w:p>
       <w:pPr>
         <w:jc w:val="both"/>
       </w:pPr>
-      <w:bookmarkStart w:id="51" w:name="OLE_LINK49"/>
+      <w:bookmarkStart w:id="48" w:name="OLE_LINK49"/>
       <w:r>
         <w:t>Komplexní sítě představují obecný nástroj pro popis systémů tvořených množinou vzájemně propojených prvků. Své využití nacházejí</w:t>
       </w:r>
@@ -10205,32 +10275,20 @@
         <w:jc w:val="both"/>
       </w:pPr>
     </w:p>
-    <w:p>
-      <w:pPr>
-        <w:jc w:val="both"/>
-      </w:pPr>
-      <w:r>
-        <w:t>V této kapitole jsou nejprve představeny základní principy reprezentace vztahů mezi aktéry pomocí sítí. Následně jsou popsány sociální sítě jako specifická třída komplexních sítí, charakteristiky používané</w:t>
-      </w:r>
-      <w:r>
-        <w:t xml:space="preserve"> k </w:t>
-      </w:r>
-      <w:r>
-        <w:t>jejich analýze</w:t>
-      </w:r>
-      <w:r>
-        <w:t xml:space="preserve"> a </w:t>
-      </w:r>
-      <w:r>
-        <w:t>typy sítí využité</w:t>
-      </w:r>
-      <w:r>
-        <w:t xml:space="preserve"> v </w:t>
-      </w:r>
-      <w:r>
-        <w:t>experimentální části této práce.</w:t>
-      </w:r>
-      <w:bookmarkEnd w:id="51"/>
+    <w:bookmarkEnd w:id="48"/>
+    <w:p>
+      <w:pPr>
+        <w:jc w:val="both"/>
+      </w:pPr>
+      <w:r>
+        <w:t>V této kapitole nejprve představuji základní principy reprezentace vztahů mezi aktéry pomocí sítí. Následně popisuji sociální sítě jako specifickou třídu komplexních sítí, charakteristiky používané k</w:t>
+      </w:r>
+      <w:r>
+        <w:t> </w:t>
+      </w:r>
+      <w:r>
+        <w:t>jejich analýze a typy sítí využité v experimentální části.</w:t>
+      </w:r>
     </w:p>
     <w:p>
       <w:pPr>
@@ -10241,12 +10299,12 @@
       <w:pPr>
         <w:pStyle w:val="Nadpis2"/>
       </w:pPr>
-      <w:bookmarkStart w:id="52" w:name="_Toc234293831"/>
+      <w:bookmarkStart w:id="49" w:name="_Toc234367841"/>
       <w:r>
         <w:t>Síť jako reprezentace vztahů mezi aktéry</w:t>
       </w:r>
-      <w:bookmarkEnd w:id="47"/>
-      <w:bookmarkEnd w:id="52"/>
+      <w:bookmarkEnd w:id="44"/>
+      <w:bookmarkEnd w:id="49"/>
     </w:p>
     <w:p/>
     <w:p>
@@ -10260,7 +10318,7 @@
         <w:fldChar w:fldCharType="begin"/>
       </w:r>
       <w:r>
-        <w:instrText xml:space="preserve"> ADDIN ZOTERO_ITEM CSL_CITATION {"citationID":"PeQUwtzV","properties":{"formattedCitation":"(Wasserman a Faust 1994)","plainCitation":"(Wasserman a Faust 1994)","dontUpdate":true,"noteIndex":0},"citationItems":[{"id":50,"uris":["http://zotero.org/users/20832591/items/BBW7ZDDQ"],"itemData":{"id":50,"type":"book","abstract":"Social network analysis is used widely in the social and behavioral sciences, as well as in economics, marketing, and industrial engineering. The social network perspective focuses on relationships among social entities and is an important addition to standard social and behavioral research, which is primarily concerned with attributes of the social units. Social Network Analysis: Methods and Applications reviews and discusses methods for the analysis of social networks with a focus on applications of these methods to many substantive examples. It is a reference book that can be used by those who want a comprehensive review of network methods, or by researchers who have gathered network data and want to find the most appropriate method by which to analyze it. It is also intended for use as a textbook as it is the first book to provide comprehensive coverage of the methodology and applications of the field.","ISBN":"978-0-521-38707-1","language":"en","note":"Google-Books-ID: CAm2DpIqRUIC","number-of-pages":"852","publisher":"Cambridge University Press","source":"Google Books","title":"Social Network Analysis: Methods and Applications","title-short":"Social Network Analysis","author":[{"family":"Wasserman","given":"Stanley"},{"family":"Faust","given":"Katherine"}],"issued":{"date-parts":[["1994",11,25]]}}}],"schema":"https://github.com/citation-style-language/schema/raw/master/csl-citation.json"} </w:instrText>
+        <w:instrText xml:space="preserve"> ADDIN ZOTERO_ITEM CSL_CITATION {"citationID":"PeQUwtzV","properties":{"formattedCitation":"(Wasserman a Faust 1994)","plainCitation":"(Wasserman a Faust 1994)","dontUpdate":true,"noteIndex":0},"citationItems":[{"id":50,"uris":["http://zotero.org/users/20832591/items/BBW7ZDDQ"],"itemData":{"id":50,"type":"book","abstract":"Social network analysis is used widely in the social and behavioral sciences, as well as in economics, marketing, and industrial engineering. The social network perspective focuses on relationships among social entities and is an important addition to standard social and behavioral research, which is primarily concerned with attributes of the social units. Social Network Analysis: Methods and Applications reviews and discusses methods for the analysis of social networks with a focus on applications of these methods to many substantive examples. It is a reference book that can be used by those who want a comprehensive review of network methods, or by researchers who have gathered network data and want to find the most appropriate method by which to analyze it. It is also intended for use as a textbook as it is the first book to provide comprehensive coverage of the methodology and applications of the field.","ISBN":"978-0-521-38707-1","language":"en","note":"Google-Books-ID: CAm2DpIqRUIC","number-of-pages":"852","publisher":"Cambridge University Press","publisher-place":"Cambridge","source":"Google Books","title":"Social Network Analysis: Methods and Applications","title-short":"Social Network Analysis","author":[{"family":"Wasserman","given":"Stanley"},{"family":"Faust","given":"Katherine"}],"issued":{"date-parts":[["1994",11,25]]}}}],"schema":"https://github.com/citation-style-language/schema/raw/master/csl-citation.json"} </w:instrText>
       </w:r>
       <w:r>
         <w:fldChar w:fldCharType="separate"/>
@@ -10392,7 +10450,7 @@
         <w:t xml:space="preserve">V modelech názorové dynamiky síť určuje, kteří aktéři spolu mohou přímo interagovat. Struktura sítě tak ovlivňuje průběh šíření názorů i výsledné chování modelu. Z tohoto důvodu představuje síťová struktura jednu z jejich klíčových součástí. </w:t>
       </w:r>
       <w:r>
-        <w:t xml:space="preserve">Před představením konkrétních typů sítí je proto vhodné stručně vymezit pojem sociální sítě, který představuje nejčastější prostředí používané při modelování společenských procesů. </w:t>
+        <w:t xml:space="preserve">Před představením konkrétních typů sítí je proto vhodné stručně vymezit pojem sociální sítě, který představuje nejčastější prostředí používané při modelování společenských procesů </w:t>
       </w:r>
       <w:r>
         <w:fldChar w:fldCharType="begin"/>
@@ -10421,12 +10479,12 @@
       <w:pPr>
         <w:pStyle w:val="Nadpis2"/>
       </w:pPr>
-      <w:bookmarkStart w:id="53" w:name="_Toc234293832"/>
-      <w:bookmarkStart w:id="54" w:name="OLE_LINK45"/>
+      <w:bookmarkStart w:id="50" w:name="_Toc234367842"/>
+      <w:bookmarkStart w:id="51" w:name="OLE_LINK45"/>
       <w:r>
         <w:t>Sociální sítě jako obecný konstrukt</w:t>
       </w:r>
-      <w:bookmarkEnd w:id="53"/>
+      <w:bookmarkEnd w:id="50"/>
     </w:p>
     <w:p>
       <w:pPr>
@@ -10471,7 +10529,7 @@
         <w:fldChar w:fldCharType="begin"/>
       </w:r>
       <w:r>
-        <w:instrText xml:space="preserve"> ADDIN ZOTERO_ITEM CSL_CITATION {"citationID":"XfYSjuNE","properties":{"formattedCitation":"(Wasserman a Faust 1994)","plainCitation":"(Wasserman a Faust 1994)","dontUpdate":true,"noteIndex":0},"citationItems":[{"id":50,"uris":["http://zotero.org/users/20832591/items/BBW7ZDDQ"],"itemData":{"id":50,"type":"book","abstract":"Social network analysis is used widely in the social and behavioral sciences, as well as in economics, marketing, and industrial engineering. The social network perspective focuses on relationships among social entities and is an important addition to standard social and behavioral research, which is primarily concerned with attributes of the social units. Social Network Analysis: Methods and Applications reviews and discusses methods for the analysis of social networks with a focus on applications of these methods to many substantive examples. It is a reference book that can be used by those who want a comprehensive review of network methods, or by researchers who have gathered network data and want to find the most appropriate method by which to analyze it. It is also intended for use as a textbook as it is the first book to provide comprehensive coverage of the methodology and applications of the field.","ISBN":"978-0-521-38707-1","language":"en","note":"Google-Books-ID: CAm2DpIqRUIC","number-of-pages":"852","publisher":"Cambridge University Press","source":"Google Books","title":"Social Network Analysis: Methods and Applications","title-short":"Social Network Analysis","author":[{"family":"Wasserman","given":"Stanley"},{"family":"Faust","given":"Katherine"}],"issued":{"date-parts":[["1994",11,25]]}}}],"schema":"https://github.com/citation-style-language/schema/raw/master/csl-citation.json"} </w:instrText>
+        <w:instrText xml:space="preserve"> ADDIN ZOTERO_ITEM CSL_CITATION {"citationID":"XfYSjuNE","properties":{"formattedCitation":"(Wasserman a Faust 1994)","plainCitation":"(Wasserman a Faust 1994)","dontUpdate":true,"noteIndex":0},"citationItems":[{"id":50,"uris":["http://zotero.org/users/20832591/items/BBW7ZDDQ"],"itemData":{"id":50,"type":"book","abstract":"Social network analysis is used widely in the social and behavioral sciences, as well as in economics, marketing, and industrial engineering. The social network perspective focuses on relationships among social entities and is an important addition to standard social and behavioral research, which is primarily concerned with attributes of the social units. Social Network Analysis: Methods and Applications reviews and discusses methods for the analysis of social networks with a focus on applications of these methods to many substantive examples. It is a reference book that can be used by those who want a comprehensive review of network methods, or by researchers who have gathered network data and want to find the most appropriate method by which to analyze it. It is also intended for use as a textbook as it is the first book to provide comprehensive coverage of the methodology and applications of the field.","ISBN":"978-0-521-38707-1","language":"en","note":"Google-Books-ID: CAm2DpIqRUIC","number-of-pages":"852","publisher":"Cambridge University Press","publisher-place":"Cambridge","source":"Google Books","title":"Social Network Analysis: Methods and Applications","title-short":"Social Network Analysis","author":[{"family":"Wasserman","given":"Stanley"},{"family":"Faust","given":"Katherine"}],"issued":{"date-parts":[["1994",11,25]]}}}],"schema":"https://github.com/citation-style-language/schema/raw/master/csl-citation.json"} </w:instrText>
       </w:r>
       <w:r>
         <w:fldChar w:fldCharType="separate"/>
@@ -10596,7 +10654,10 @@
         <w:jc w:val="both"/>
       </w:pPr>
       <w:r>
-        <w:t>V této práci jsou sociální sítě chápány jako obecný model vztahů mezi aktéry, nikoli jako konkrétní online platformy. Tento přístup umožňuje studovat mechanismy šíření názorů nezávisle na konkrétním typu sociálního systému</w:t>
+        <w:t>V této práci chápu sociální sítě jako obecný model vztahů mezi aktéry, nikoli jako konkrétní internetové platformy</w:t>
+      </w:r>
+      <w:r>
+        <w:t>. Tento přístup umožňuje studovat mechanismy šíření názorů nezávisle na konkrétním typu sociálního systému</w:t>
       </w:r>
       <w:r>
         <w:t xml:space="preserve"> a </w:t>
@@ -10610,13 +10671,13 @@
       <w:pPr>
         <w:pStyle w:val="Nadpis2"/>
       </w:pPr>
-      <w:bookmarkStart w:id="55" w:name="_Toc234293833"/>
+      <w:bookmarkStart w:id="52" w:name="_Toc234367843"/>
       <w:r>
         <w:t>Grafová reprezentace sítě</w:t>
       </w:r>
-      <w:bookmarkEnd w:id="55"/>
-    </w:p>
-    <w:bookmarkEnd w:id="54"/>
+      <w:bookmarkEnd w:id="52"/>
+    </w:p>
+    <w:bookmarkEnd w:id="51"/>
     <w:p/>
     <w:p>
       <w:pPr>
@@ -10748,7 +10809,10 @@
         <w:jc w:val="both"/>
       </w:pPr>
       <w:r>
-        <w:t>Podle charakteru vztahů lze rozlišovat orientované a neorientované grafy. V orientovaném grafu mají hrany definovaný směr, zatímco v neorientovaném grafu jsou vztahy vzájemné. Protože jsou v této práci modelovány oboustranné sociální vazby, jsou všechny použité sítě reprezentovány jako neorientované grafy.</w:t>
+        <w:t xml:space="preserve">Podle charakteru vztahů lze rozlišovat orientované a neorientované grafy. V orientovaném grafu mají hrany definovaný směr, zatímco v neorientovaném grafu jsou vztahy vzájemné. </w:t>
+      </w:r>
+      <w:r>
+        <w:t>Protože modeluji oboustranné sociální vazby, reprezentuji všechny použité sítě jako neorientované grafy.</w:t>
       </w:r>
     </w:p>
     <w:p>
@@ -10767,20 +10831,29 @@
         <w:t> </w:t>
       </w:r>
       <w:r>
-        <w:t>této práci jsou použity neohodnocené sítě, ve kterých každá hrana vyjadřuje pouze možnost vzájemné interakce mezi dvojicí aktérů.</w:t>
-      </w:r>
-    </w:p>
-    <w:p>
-      <w:pPr>
-        <w:jc w:val="both"/>
-      </w:pPr>
-    </w:p>
-    <w:p>
-      <w:pPr>
-        <w:jc w:val="both"/>
-      </w:pPr>
-      <w:r>
-        <w:t xml:space="preserve">Grafová reprezentace umožňuje analyzovat vlastnosti celé sítě, například propojenost uzlů, přítomnost komunit nebo efektivitu šíření informací. V této práci je sociální síť reprezentována neorientovaným grafem </w:t>
+        <w:t xml:space="preserve">práci </w:t>
+      </w:r>
+      <w:r>
+        <w:t xml:space="preserve">používám </w:t>
+      </w:r>
+      <w:r>
+        <w:t>neohodnocené sítě, ve kterých každá hrana vyjadřuje pouze možnost vzájemné interakce mezi dvojicí aktérů.</w:t>
+      </w:r>
+    </w:p>
+    <w:p>
+      <w:pPr>
+        <w:jc w:val="both"/>
+      </w:pPr>
+    </w:p>
+    <w:p>
+      <w:pPr>
+        <w:jc w:val="both"/>
+      </w:pPr>
+      <w:r>
+        <w:t xml:space="preserve">Grafová reprezentace umožňuje analyzovat vlastnosti celé sítě, například propojenost uzlů, přítomnost komunit nebo efektivitu šíření informací. </w:t>
+      </w:r>
+      <w:r>
+        <w:t xml:space="preserve">Sociální síť v práci reprezentuji neorientovaným grafem </w:t>
       </w:r>
       <m:oMath>
         <m:r>
@@ -10799,32 +10872,34 @@
       <w:pPr>
         <w:pStyle w:val="Nadpis2"/>
       </w:pPr>
-      <w:bookmarkStart w:id="56" w:name="_Toc234293834"/>
-      <w:bookmarkStart w:id="57" w:name="OLE_LINK46"/>
-      <w:bookmarkStart w:id="58" w:name="OLE_LINK42"/>
+      <w:bookmarkStart w:id="53" w:name="_Toc234367844"/>
+      <w:bookmarkStart w:id="54" w:name="OLE_LINK46"/>
+      <w:bookmarkStart w:id="55" w:name="OLE_LINK42"/>
       <w:r>
         <w:t>Charakteristiky komplexních sítí</w:t>
       </w:r>
-      <w:bookmarkEnd w:id="56"/>
-    </w:p>
-    <w:bookmarkEnd w:id="57"/>
+      <w:bookmarkEnd w:id="53"/>
+    </w:p>
+    <w:bookmarkEnd w:id="54"/>
     <w:p/>
     <w:p>
       <w:pPr>
         <w:jc w:val="both"/>
       </w:pPr>
       <w:r>
-        <w:t>Pro analýzu komplexních sítí byla navržena řada metrik umožňujících kvantitativně popsat jejich strukturu a vlastnosti. V této práci jsou dále využity charakteristiky popisující propojenost sítě, rozložení spojení mezi uzly, lokální soudržnost a efektivitu šíření informací.</w:t>
+        <w:t xml:space="preserve">Pro analýzu komplexních sítí byla navržena řada metrik umožňujících kvantitativně popsat jejich strukturu a vlastnosti. </w:t>
+      </w:r>
+      <w:r>
+        <w:t xml:space="preserve">V této práci dále využívám charakteristiky </w:t>
+      </w:r>
+      <w:r>
+        <w:t>popisující propojenost sítě, rozložení spojení mezi uzly, lokální soudržnost a efektivitu šíření informací.</w:t>
       </w:r>
       <w:r>
         <w:t xml:space="preserve"> </w:t>
       </w:r>
       <w:r>
-        <w:t xml:space="preserve">V kontextu modelování </w:t>
-      </w:r>
-      <w:r>
-        <w:lastRenderedPageBreak/>
-        <w:t>šíření názorů jsou důležité zejména proto, že topologie sítě významně ovlivňuje průběh interakcí a</w:t>
+        <w:t>V kontextu modelování šíření názorů jsou důležité zejména proto, že topologie sítě významně ovlivňuje průběh interakcí a</w:t>
       </w:r>
       <w:r>
         <w:t> </w:t>
@@ -10836,7 +10911,7 @@
         <w:fldChar w:fldCharType="begin"/>
       </w:r>
       <w:r>
-        <w:instrText xml:space="preserve"> ADDIN ZOTERO_ITEM CSL_CITATION {"citationID":"XGNYcOvP","properties":{"formattedCitation":"(Wasserman a Faust 1994; Barab\\uc0\\u225{}si 2016)","plainCitation":"(Wasserman a Faust 1994; Barabási 2016)","dontUpdate":true,"noteIndex":0},"citationItems":[{"id":50,"uris":["http://zotero.org/users/20832591/items/BBW7ZDDQ"],"itemData":{"id":50,"type":"book","abstract":"Social network analysis is used widely in the social and behavioral sciences, as well as in economics, marketing, and industrial engineering. The social network perspective focuses on relationships among social entities and is an important addition to standard social and behavioral research, which is primarily concerned with attributes of the social units. Social Network Analysis: Methods and Applications reviews and discusses methods for the analysis of social networks with a focus on applications of these methods to many substantive examples. It is a reference book that can be used by those who want a comprehensive review of network methods, or by researchers who have gathered network data and want to find the most appropriate method by which to analyze it. It is also intended for use as a textbook as it is the first book to provide comprehensive coverage of the methodology and applications of the field.","ISBN":"978-0-521-38707-1","language":"en","note":"Google-Books-ID: CAm2DpIqRUIC","number-of-pages":"852","publisher":"Cambridge University Press","source":"Google Books","title":"Social Network Analysis: Methods and Applications","title-short":"Social Network Analysis","author":[{"family":"Wasserman","given":"Stanley"},{"family":"Faust","given":"Katherine"}],"issued":{"date-parts":[["1994",11,25]]}}},{"id":47,"uris":["http://zotero.org/users/20832591/items/PKIY8PE4"],"itemData":{"id":47,"type":"chapter","container-title":"Network Science","edition":"1","ISBN":"978-1-107-07626-6","language":"en","publisher":"Cambridge University Press","publisher-place":"Cambridge","source":"Zotero","title":"The Scale-Free Property","URL":"http://networksciencebook.com/","author":[{"family":"Barabási","given":"Albert-László"}],"issued":{"date-parts":[["2016"]]}}}],"schema":"https://github.com/citation-style-language/schema/raw/master/csl-citation.json"} </w:instrText>
+        <w:instrText xml:space="preserve"> ADDIN ZOTERO_ITEM CSL_CITATION {"citationID":"XGNYcOvP","properties":{"formattedCitation":"(Wasserman a Faust 1994; Barab\\uc0\\u225{}si 2016)","plainCitation":"(Wasserman a Faust 1994; Barabási 2016)","dontUpdate":true,"noteIndex":0},"citationItems":[{"id":50,"uris":["http://zotero.org/users/20832591/items/BBW7ZDDQ"],"itemData":{"id":50,"type":"book","abstract":"Social network analysis is used widely in the social and behavioral sciences, as well as in economics, marketing, and industrial engineering. The social network perspective focuses on relationships among social entities and is an important addition to standard social and behavioral research, which is primarily concerned with attributes of the social units. Social Network Analysis: Methods and Applications reviews and discusses methods for the analysis of social networks with a focus on applications of these methods to many substantive examples. It is a reference book that can be used by those who want a comprehensive review of network methods, or by researchers who have gathered network data and want to find the most appropriate method by which to analyze it. It is also intended for use as a textbook as it is the first book to provide comprehensive coverage of the methodology and applications of the field.","ISBN":"978-0-521-38707-1","language":"en","note":"Google-Books-ID: CAm2DpIqRUIC","number-of-pages":"852","publisher":"Cambridge University Press","publisher-place":"Cambridge","source":"Google Books","title":"Social Network Analysis: Methods and Applications","title-short":"Social Network Analysis","author":[{"family":"Wasserman","given":"Stanley"},{"family":"Faust","given":"Katherine"}],"issued":{"date-parts":[["1994",11,25]]}}},{"id":47,"uris":["http://zotero.org/users/20832591/items/PKIY8PE4"],"itemData":{"id":47,"type":"chapter","container-title":"Network Science","edition":"1","ISBN":"978-1-107-07626-6","language":"en","publisher":"Cambridge University Press","publisher-place":"Cambridge","source":"Zotero","title":"The Scale-Free Property","URL":"http://networksciencebook.com/","author":[{"family":"Barabási","given":"Albert-László"}],"issued":{"date-parts":[["2016"]]}}}],"schema":"https://github.com/citation-style-language/schema/raw/master/csl-citation.json"} </w:instrText>
       </w:r>
       <w:r>
         <w:fldChar w:fldCharType="separate"/>
@@ -10869,13 +10944,13 @@
         <w:t>.</w:t>
       </w:r>
     </w:p>
-    <w:p/>
     <w:p>
       <w:pPr>
         <w:pStyle w:val="Nadpis3"/>
         <w:pageBreakBefore w:val="0"/>
       </w:pPr>
       <w:r>
+        <w:lastRenderedPageBreak/>
         <w:t>Stupeň uzlu</w:t>
       </w:r>
     </w:p>
@@ -11094,6 +11169,9 @@
     </w:p>
     <w:p/>
     <w:p>
+      <w:pPr>
+        <w:jc w:val="both"/>
+      </w:pPr>
       <w:r>
         <w:t>Analýza distribuce stupňů umožňuje identifikovat přítomnost vysoce propojených uzlů, označovaných jako huby, které mohou významně ovlivňovat procesy probíhající</w:t>
       </w:r>
@@ -11641,7 +11719,6 @@
         <w:pageBreakBefore w:val="0"/>
       </w:pPr>
       <w:r>
-        <w:lastRenderedPageBreak/>
         <w:t>Průměrná délka cesty</w:t>
       </w:r>
     </w:p>
@@ -11665,12 +11742,8 @@
       <w:pPr>
         <w:jc w:val="both"/>
       </w:pPr>
-    </w:p>
-    <w:p>
-      <w:pPr>
-        <w:jc w:val="both"/>
-      </w:pPr>
-      <w:r>
+      <w:r>
+        <w:lastRenderedPageBreak/>
         <w:t>Je definována vztahem</w:t>
       </w:r>
     </w:p>
@@ -11822,20 +11895,20 @@
         <w:t>síti. Čím kratší jsou průměrné vzdálenosti mezi uzly, tím rychleji se mohou informace nebo názory šířit mezi jednotlivými aktéry.</w:t>
       </w:r>
     </w:p>
-    <w:bookmarkEnd w:id="58"/>
+    <w:bookmarkEnd w:id="55"/>
     <w:p/>
     <w:p>
       <w:pPr>
         <w:pStyle w:val="Nadpis2"/>
       </w:pPr>
-      <w:bookmarkStart w:id="59" w:name="_Toc234293835"/>
-      <w:bookmarkStart w:id="60" w:name="OLE_LINK79"/>
+      <w:bookmarkStart w:id="56" w:name="_Toc234367845"/>
+      <w:bookmarkStart w:id="57" w:name="OLE_LINK79"/>
       <w:r>
         <w:t>Použité typy sítí</w:t>
       </w:r>
-      <w:bookmarkEnd w:id="59"/>
-    </w:p>
-    <w:bookmarkEnd w:id="60"/>
+      <w:bookmarkEnd w:id="56"/>
+    </w:p>
+    <w:bookmarkEnd w:id="57"/>
     <w:p/>
     <w:p>
       <w:pPr>
@@ -11879,13 +11952,13 @@
         <w:jc w:val="both"/>
       </w:pPr>
       <w:r>
-        <w:t>Pro analýzu modelů šíření názorů jsou</w:t>
-      </w:r>
-      <w:r>
-        <w:t xml:space="preserve"> v </w:t>
-      </w:r>
-      <w:r>
-        <w:t>této práci využity tři typy sítí představující odlišné strukturální vlastnosti. Prvním typem jsou náhodné sítě generované pomocí Erdősova–Rényiho modelu, které slouží jako referenční prostředí</w:t>
+        <w:t>Pro analýzu modelů šíření názorů využívám</w:t>
+      </w:r>
+      <w:r>
+        <w:t xml:space="preserve"> </w:t>
+      </w:r>
+      <w:r>
+        <w:t>tři typy sítí představující odlišné strukturální vlastnosti. Prvním typem jsou náhodné sítě generované pomocí Erdősova–Rényiho modelu, které slouží jako referenční prostředí</w:t>
       </w:r>
       <w:r>
         <w:t xml:space="preserve"> s </w:t>
@@ -12153,29 +12226,26 @@
       <w:pPr>
         <w:jc w:val="both"/>
       </w:pPr>
-      <w:r>
-        <w:lastRenderedPageBreak/>
+      <w:bookmarkStart w:id="58" w:name="OLE_LINK77"/>
+      <w:r>
         <w:t>Díky své jednoduchosti bývají náhodné sítě často využívány jako referenční model při studiu komplexních sítí.</w:t>
       </w:r>
       <w:r>
         <w:t xml:space="preserve"> </w:t>
       </w:r>
       <w:r>
-        <w:t>V</w:t>
-      </w:r>
-      <w:r>
-        <w:t> </w:t>
-      </w:r>
-      <w:r>
-        <w:t>této práci slouží především jako základ pro porovnání sítě</w:t>
-      </w:r>
-      <w:r>
-        <w:t xml:space="preserve"> s </w:t>
-      </w:r>
-      <w:r>
-        <w:t>homogenním rozdělením spojení vůči strukturálně složitějším topologiím.</w:t>
-      </w:r>
-    </w:p>
+        <w:t>V této práci používám náhodnou síť jako referenční základ pro porovnání homogenního rozdělení</w:t>
+      </w:r>
+      <w:r>
+        <w:t xml:space="preserve"> spojení se sítěmi s odlišnou strukturou.</w:t>
+      </w:r>
+    </w:p>
+    <w:p>
+      <w:pPr>
+        <w:jc w:val="both"/>
+      </w:pPr>
+    </w:p>
+    <w:bookmarkEnd w:id="58"/>
     <w:p/>
     <w:p>
       <w:pPr>
@@ -12183,6 +12253,7 @@
         <w:pageBreakBefore w:val="0"/>
       </w:pPr>
       <w:r>
+        <w:lastRenderedPageBreak/>
         <w:t>Barabási–Albert</w:t>
       </w:r>
     </w:p>
@@ -12602,28 +12673,28 @@
         <w:fldChar w:fldCharType="begin"/>
       </w:r>
       <w:r>
+        <w:instrText xml:space="preserve"> ADDIN ZOTERO_ITEM CSL_CITATION {"citationID":"qxbx3rwA","properties":{"formattedCitation":"(Barabasi a Albert 1999)","plainCitation":"(Barabasi a Albert 1999)","noteIndex":0},"citationItems":[{"id":30,"uris":["http://zotero.org/users/20832591/items/IAPBXMKW"],"itemData":{"id":30,"type":"article-journal","abstract":"Systems as diverse as genetic networks or the world wide web are best described as networks with complex topology. A common property of many large networks is that the vertex connectivities follow a scale-free power-law distribution. This feature is found to be a consequence of the two generic mechanisms that networks expand continuously by the addition of new vertices, and new vertices attach preferentially to already well connected sites. A model based on these two ingredients reproduces the observed stationary scale-free distributions, indicating that the development of large networks is governed by robust self-organizing phenomena that go beyond the particulars of the individual systems.","container-title":"Science","DOI":"10.1126/science.286.5439.509","ISSN":"0036-8075, 1095-9203","issue":"5439","journalAbbreviation":"Science","note":"arXiv:cond-mat/9910332","page":"509-512","source":"arXiv.org","title":"Emergence of scaling in random networks","volume":"286","author":[{"family":"Barabasi","given":"Albert-Laszlo"},{"family":"Albert","given":"Reka"}],"issued":{"date-parts":[["1999",10,15]]}}}],"schema":"https://github.com/citation-style-language/schema/raw/master/csl-citation.json"} </w:instrText>
+      </w:r>
+      <w:r>
+        <w:fldChar w:fldCharType="separate"/>
+      </w:r>
+      <w:r>
+        <w:rPr>
+          <w:noProof/>
+        </w:rPr>
+        <w:t>(Barabasi a Albert 1999)</w:t>
+      </w:r>
+      <w:r>
+        <w:fldChar w:fldCharType="end"/>
+      </w:r>
+      <w:r>
+        <w:fldChar w:fldCharType="begin"/>
+      </w:r>
+      <w:r>
         <w:instrText xml:space="preserve"> ADDIN ZOTERO_ITEM CSL_CITATION {"citationID":"KJneyNie","properties":{"formattedCitation":"(Barabasi a Albert 1999)","plainCitation":"(Barabasi a Albert 1999)","dontUpdate":true,"noteIndex":0},"citationItems":[{"id":30,"uris":["http://zotero.org/users/20832591/items/IAPBXMKW"],"itemData":{"id":30,"type":"article-journal","abstract":"Systems as diverse as genetic networks or the world wide web are best described as networks with complex topology. A common property of many large networks is that the vertex connectivities follow a scale-free power-law distribution. This feature is found to be a consequence of the two generic mechanisms that networks expand continuously by the addition of new vertices, and new vertices attach preferentially to already well connected sites. A model based on these two ingredients reproduces the observed stationary scale-free distributions, indicating that the development of large networks is governed by robust self-organizing phenomena that go beyond the particulars of the individual systems.","container-title":"Science","DOI":"10.1126/science.286.5439.509","ISSN":"0036-8075, 1095-9203","issue":"5439","journalAbbreviation":"Science","note":"arXiv:cond-mat/9910332","page":"509-512","source":"arXiv.org","title":"Emergence of scaling in random networks","volume":"286","author":[{"family":"Barabasi","given":"Albert-Laszlo"},{"family":"Albert","given":"Reka"}],"issued":{"date-parts":[["1999",10,15]]}}}],"schema":"https://github.com/citation-style-language/schema/raw/master/csl-citation.json"} </w:instrText>
       </w:r>
       <w:r>
         <w:fldChar w:fldCharType="separate"/>
-      </w:r>
-      <w:r>
-        <w:rPr>
-          <w:noProof/>
-        </w:rPr>
-        <w:t>(Barabasi</w:t>
-      </w:r>
-      <w:r>
-        <w:rPr>
-          <w:noProof/>
-        </w:rPr>
-        <w:t xml:space="preserve"> a </w:t>
-      </w:r>
-      <w:r>
-        <w:rPr>
-          <w:noProof/>
-        </w:rPr>
-        <w:t>Albert 1999)</w:t>
       </w:r>
       <w:r>
         <w:fldChar w:fldCharType="end"/>
@@ -12800,27 +12871,27 @@
       <w:pPr>
         <w:pStyle w:val="Nadpis1"/>
       </w:pPr>
-      <w:bookmarkStart w:id="61" w:name="_Toc234293836"/>
+      <w:bookmarkStart w:id="59" w:name="_Toc234367846"/>
       <w:bookmarkEnd w:id="19"/>
-      <w:bookmarkEnd w:id="48"/>
-      <w:bookmarkEnd w:id="49"/>
-      <w:bookmarkEnd w:id="50"/>
+      <w:bookmarkEnd w:id="45"/>
+      <w:bookmarkEnd w:id="46"/>
+      <w:bookmarkEnd w:id="47"/>
       <w:r>
         <w:lastRenderedPageBreak/>
         <w:t>Vybrané modely názorové dynamiky</w:t>
       </w:r>
-      <w:bookmarkEnd w:id="61"/>
+      <w:bookmarkEnd w:id="59"/>
     </w:p>
     <w:p/>
     <w:p>
       <w:pPr>
         <w:pStyle w:val="Nadpis2"/>
       </w:pPr>
-      <w:bookmarkStart w:id="62" w:name="_Toc234293837"/>
+      <w:bookmarkStart w:id="60" w:name="_Toc234367847"/>
       <w:r>
         <w:t>Deffuantův model</w:t>
       </w:r>
-      <w:bookmarkEnd w:id="62"/>
+      <w:bookmarkEnd w:id="60"/>
     </w:p>
     <w:p/>
     <w:p>
@@ -13725,12 +13796,8 @@
       <w:pPr>
         <w:jc w:val="both"/>
       </w:pPr>
-    </w:p>
-    <w:p>
-      <w:pPr>
-        <w:jc w:val="both"/>
-      </w:pPr>
-      <w:r>
+      <w:r>
+        <w:lastRenderedPageBreak/>
         <w:t xml:space="preserve">Zatímco parametr </w:t>
       </w:r>
       <m:oMath>
@@ -13884,15 +13951,15 @@
       <w:pPr>
         <w:pStyle w:val="Nadpis2"/>
       </w:pPr>
-      <w:bookmarkStart w:id="63" w:name="_Toc234293838"/>
-      <w:bookmarkStart w:id="64" w:name="OLE_LINK105"/>
+      <w:bookmarkStart w:id="61" w:name="_Toc234367848"/>
+      <w:bookmarkStart w:id="62" w:name="OLE_LINK105"/>
       <w:r>
         <w:t>Hegselmann–Krause model</w:t>
       </w:r>
-      <w:bookmarkEnd w:id="63"/>
+      <w:bookmarkEnd w:id="61"/>
     </w:p>
     <w:p/>
-    <w:bookmarkEnd w:id="64"/>
+    <w:bookmarkEnd w:id="62"/>
     <w:p>
       <w:pPr>
         <w:jc w:val="both"/>
@@ -13910,7 +13977,7 @@
         <w:fldChar w:fldCharType="begin"/>
       </w:r>
       <w:r>
-        <w:instrText xml:space="preserve"> ADDIN ZOTERO_ITEM CSL_CITATION {"citationID":"zb1zVG1q","properties":{"formattedCitation":"(Hegselmann a Krause 2002)","plainCitation":"(Hegselmann a Krause 2002)","dontUpdate":true,"noteIndex":0},"citationItems":[{"id":14,"uris":["http://zotero.org/users/20832591/items/2M4F49HD"],"itemData":{"id":14,"type":"article-journal","abstract":"When does opinion formation within an interacting group lead to consensus, polarization or fragmentation? The article investigates various models for the dynamics of continuous opinions by analytical methods as well as by computer simulations. Section 2 develops within a unified framework the classical model of consensus formation, the variant of this model due to Friedkin and Johnsen, a time-dependent version and a nonlinear version with bounded confidence of the agents. Section 3 presents for all these models major analytical results. Section 4 gives an extensive exploration of the nonlinear model with bounded confidence by a series of computer simulations. An appendix supplies needed mathematical definitions, tools, and theorems.","container-title":"Journal of Artificial Societies and Social Simulation","issue":"3","language":"en","source":"Zotero","title":"Opinion dynamics and bounded confidence: models, analysis and simulation","volume":"5","author":[{"family":"Hegselmann","given":"Rainer"},{"family":"Krause","given":"Ulrich"}],"issued":{"date-parts":[["2002"]]}}}],"schema":"https://github.com/citation-style-language/schema/raw/master/csl-citation.json"} </w:instrText>
+        <w:instrText xml:space="preserve"> ADDIN ZOTERO_ITEM CSL_CITATION {"citationID":"zb1zVG1q","properties":{"formattedCitation":"(Hegselmann a Krause 2002)","plainCitation":"(Hegselmann a Krause 2002)","dontUpdate":true,"noteIndex":0},"citationItems":[{"id":14,"uris":["http://zotero.org/users/20832591/items/2M4F49HD"],"itemData":{"id":14,"type":"article-journal","abstract":"When does opinion formation within an interacting group lead to consensus, polarization or fragmentation? The article investigates various models for the dynamics of continuous opinions by analytical methods as well as by computer simulations. Section 2 develops within a unified framework the classical model of consensus formation, the variant of this model due to Friedkin and Johnsen, a time-dependent version and a nonlinear version with bounded confidence of the agents. Section 3 presents for all these models major analytical results. Section 4 gives an extensive exploration of the nonlinear model with bounded confidence by a series of computer simulations. An appendix supplies needed mathematical definitions, tools, and theorems.","container-title":"Journal of Artificial Societies and Social Simulation","issue":"3","language":"en","source":"Zotero","title":"Opinion dynamics and bounded confidence: models, analysis and simulation","URL":"https://www.jasss.org/5/3/2.html","volume":"5","author":[{"family":"Hegselmann","given":"Rainer"},{"family":"Krause","given":"Ulrich"}],"issued":{"date-parts":[["2002"]]}}}],"schema":"https://github.com/citation-style-language/schema/raw/master/csl-citation.json"} </w:instrText>
       </w:r>
       <w:r>
         <w:fldChar w:fldCharType="separate"/>
@@ -14538,7 +14605,25 @@
         <w:jc w:val="both"/>
       </w:pPr>
       <w:r>
-        <w:t xml:space="preserve">V této práci je model aplikován na grafovou strukturu sociální sítě. Je proto využita síťová varianta modelu Hegselmann–Krause, ve které jsou interakce omezeny strukturou grafu </w:t>
+        <w:t>V této práci aplikuji model na grafovou strukturu sociální sítě. Využívám proto síťovou variantu modelu</w:t>
+      </w:r>
+      <w:r>
+        <w:t xml:space="preserve"> </w:t>
+      </w:r>
+      <w:r>
+        <w:t>Hegselmann</w:t>
+      </w:r>
+      <w:r>
+        <w:t>a</w:t>
+      </w:r>
+      <w:r>
+        <w:t>–Krause</w:t>
+      </w:r>
+      <w:r>
+        <w:t>ho</w:t>
+      </w:r>
+      <w:r>
+        <w:t xml:space="preserve">, ve které jsou interakce omezeny strukturou grafu </w:t>
       </w:r>
       <w:r>
         <w:fldChar w:fldCharType="begin"/>
@@ -15407,7 +15492,7 @@
         <w:fldChar w:fldCharType="begin"/>
       </w:r>
       <w:r>
-        <w:instrText xml:space="preserve"> ADDIN ZOTERO_ITEM CSL_CITATION {"citationID":"T7szxFSZ","properties":{"formattedCitation":"(Hegselmann a Krause 2002)","plainCitation":"(Hegselmann a Krause 2002)","dontUpdate":true,"noteIndex":0},"citationItems":[{"id":14,"uris":["http://zotero.org/users/20832591/items/2M4F49HD"],"itemData":{"id":14,"type":"article-journal","abstract":"When does opinion formation within an interacting group lead to consensus, polarization or fragmentation? The article investigates various models for the dynamics of continuous opinions by analytical methods as well as by computer simulations. Section 2 develops within a unified framework the classical model of consensus formation, the variant of this model due to Friedkin and Johnsen, a time-dependent version and a nonlinear version with bounded confidence of the agents. Section 3 presents for all these models major analytical results. Section 4 gives an extensive exploration of the nonlinear model with bounded confidence by a series of computer simulations. An appendix supplies needed mathematical definitions, tools, and theorems.","container-title":"Journal of Artificial Societies and Social Simulation","issue":"3","language":"en","source":"Zotero","title":"Opinion dynamics and bounded confidence: models, analysis and simulation","volume":"5","author":[{"family":"Hegselmann","given":"Rainer"},{"family":"Krause","given":"Ulrich"}],"issued":{"date-parts":[["2002"]]}}}],"schema":"https://github.com/citation-style-language/schema/raw/master/csl-citation.json"} </w:instrText>
+        <w:instrText xml:space="preserve"> ADDIN ZOTERO_ITEM CSL_CITATION {"citationID":"T7szxFSZ","properties":{"formattedCitation":"(Hegselmann a Krause 2002)","plainCitation":"(Hegselmann a Krause 2002)","dontUpdate":true,"noteIndex":0},"citationItems":[{"id":14,"uris":["http://zotero.org/users/20832591/items/2M4F49HD"],"itemData":{"id":14,"type":"article-journal","abstract":"When does opinion formation within an interacting group lead to consensus, polarization or fragmentation? The article investigates various models for the dynamics of continuous opinions by analytical methods as well as by computer simulations. Section 2 develops within a unified framework the classical model of consensus formation, the variant of this model due to Friedkin and Johnsen, a time-dependent version and a nonlinear version with bounded confidence of the agents. Section 3 presents for all these models major analytical results. Section 4 gives an extensive exploration of the nonlinear model with bounded confidence by a series of computer simulations. An appendix supplies needed mathematical definitions, tools, and theorems.","container-title":"Journal of Artificial Societies and Social Simulation","issue":"3","language":"en","source":"Zotero","title":"Opinion dynamics and bounded confidence: models, analysis and simulation","URL":"https://www.jasss.org/5/3/2.html","volume":"5","author":[{"family":"Hegselmann","given":"Rainer"},{"family":"Krause","given":"Ulrich"}],"issued":{"date-parts":[["2002"]]}}}],"schema":"https://github.com/citation-style-language/schema/raw/master/csl-citation.json"} </w:instrText>
       </w:r>
       <w:r>
         <w:fldChar w:fldCharType="separate"/>
@@ -15677,7 +15762,7 @@
         <w:fldChar w:fldCharType="begin"/>
       </w:r>
       <w:r>
-        <w:instrText xml:space="preserve"> ADDIN ZOTERO_ITEM CSL_CITATION {"citationID":"g397XFU9","properties":{"formattedCitation":"(Hegselmann a Krause 2002; Parasnis et al. 2019)","plainCitation":"(Hegselmann a Krause 2002; Parasnis et al. 2019)","dontUpdate":true,"noteIndex":0},"citationItems":[{"id":14,"uris":["http://zotero.org/users/20832591/items/2M4F49HD"],"itemData":{"id":14,"type":"article-journal","abstract":"When does opinion formation within an interacting group lead to consensus, polarization or fragmentation? The article investigates various models for the dynamics of continuous opinions by analytical methods as well as by computer simulations. Section 2 develops within a unified framework the classical model of consensus formation, the variant of this model due to Friedkin and Johnsen, a time-dependent version and a nonlinear version with bounded confidence of the agents. Section 3 presents for all these models major analytical results. Section 4 gives an extensive exploration of the nonlinear model with bounded confidence by a series of computer simulations. An appendix supplies needed mathematical definitions, tools, and theorems.","container-title":"Journal of Artificial Societies and Social Simulation","issue":"3","language":"en","source":"Zotero","title":"Opinion dynamics and bounded confidence: models, analysis and simulation","volume":"5","author":[{"family":"Hegselmann","given":"Rainer"},{"family":"Krause","given":"Ulrich"}],"issued":{"date-parts":[["2002"]]}}},{"id":40,"uris":["http://zotero.org/users/20832591/items/8TAPUB9R"],"itemData":{"id":40,"type":"paper-conference","abstract":"We address the problem of identifying physical connectivity graphs that guarantee a ﬁnite upper bound on the time required for the associated social Hegselmann-Krause dynamics to -converge to the steady state. We handle the cases of consensus as well as non-consensus steady states, and for each case, we provide sufﬁcient conditions for a physical connectivity graph to have unbounded -convergence time. We then show that every complete r-partite graph on n vertices has a ﬁnite maximum -convergence time, regardless of the values of r and n. Finally, we show that enhancing the connectivity of agents may not always speed up convergence to the steady state, even when the steady state is a consensus.","container-title":"2019 IEEE 58th Conference on Decision and Control (CDC)","DOI":"10.1109/CDC40024.2019.9030053","event-title":"2019 IEEE 58th Conference on Decision and Control (CDC)","ISBN":"978-1-7281-1398-2","language":"en","license":"https://ieeexplore.ieee.org/Xplorehelp/downloads/license-information/IEEE.html","page":"6431-6436","publisher":"IEEE","publisher-place":"Nice, France","source":"DOI.org (Crossref)","title":"On Graphs with Bounded and Unbounded Convergence Times in Social Hegselmann-Krause Dynamics","URL":"https://ieeexplore.ieee.org/document/9030053/","author":[{"family":"Parasnis","given":"Rohit"},{"family":"Franceschetti","given":"Massimo"},{"family":"Touri","given":"Behrouz"}],"accessed":{"date-parts":[["2026",6,22]]},"issued":{"date-parts":[["2019",12]]}}}],"schema":"https://github.com/citation-style-language/schema/raw/master/csl-citation.json"} </w:instrText>
+        <w:instrText xml:space="preserve"> ADDIN ZOTERO_ITEM CSL_CITATION {"citationID":"g397XFU9","properties":{"formattedCitation":"(Hegselmann a Krause 2002; Parasnis et al. 2019)","plainCitation":"(Hegselmann a Krause 2002; Parasnis et al. 2019)","dontUpdate":true,"noteIndex":0},"citationItems":[{"id":14,"uris":["http://zotero.org/users/20832591/items/2M4F49HD"],"itemData":{"id":14,"type":"article-journal","abstract":"When does opinion formation within an interacting group lead to consensus, polarization or fragmentation? The article investigates various models for the dynamics of continuous opinions by analytical methods as well as by computer simulations. Section 2 develops within a unified framework the classical model of consensus formation, the variant of this model due to Friedkin and Johnsen, a time-dependent version and a nonlinear version with bounded confidence of the agents. Section 3 presents for all these models major analytical results. Section 4 gives an extensive exploration of the nonlinear model with bounded confidence by a series of computer simulations. An appendix supplies needed mathematical definitions, tools, and theorems.","container-title":"Journal of Artificial Societies and Social Simulation","issue":"3","language":"en","source":"Zotero","title":"Opinion dynamics and bounded confidence: models, analysis and simulation","URL":"https://www.jasss.org/5/3/2.html","volume":"5","author":[{"family":"Hegselmann","given":"Rainer"},{"family":"Krause","given":"Ulrich"}],"issued":{"date-parts":[["2002"]]}}},{"id":40,"uris":["http://zotero.org/users/20832591/items/8TAPUB9R"],"itemData":{"id":40,"type":"paper-conference","abstract":"We address the problem of identifying physical connectivity graphs that guarantee a ﬁnite upper bound on the time required for the associated social Hegselmann-Krause dynamics to -converge to the steady state. We handle the cases of consensus as well as non-consensus steady states, and for each case, we provide sufﬁcient conditions for a physical connectivity graph to have unbounded -convergence time. We then show that every complete r-partite graph on n vertices has a ﬁnite maximum -convergence time, regardless of the values of r and n. Finally, we show that enhancing the connectivity of agents may not always speed up convergence to the steady state, even when the steady state is a consensus.","container-title":"2019 IEEE 58th Conference on Decision and Control (CDC)","DOI":"10.1109/CDC40024.2019.9030053","event-title":"2019 IEEE 58th Conference on Decision and Control (CDC)","ISBN":"978-1-7281-1398-2","language":"en","license":"https://ieeexplore.ieee.org/Xplorehelp/downloads/license-information/IEEE.html","page":"6431-6436","publisher":"IEEE","publisher-place":"Nice, France","source":"DOI.org (Crossref)","title":"On Graphs with Bounded and Unbounded Convergence Times in Social Hegselmann-Krause Dynamics","URL":"https://ieeexplore.ieee.org/document/9030053/","author":[{"family":"Parasnis","given":"Rohit"},{"family":"Franceschetti","given":"Massimo"},{"family":"Touri","given":"Behrouz"}],"accessed":{"date-parts":[["2026",6,22]]},"issued":{"date-parts":[["2019",12]]}}}],"schema":"https://github.com/citation-style-language/schema/raw/master/csl-citation.json"} </w:instrText>
       </w:r>
       <w:r>
         <w:fldChar w:fldCharType="separate"/>
@@ -15711,7 +15796,7 @@
       <w:pPr>
         <w:pStyle w:val="Nadpis1"/>
       </w:pPr>
-      <w:bookmarkStart w:id="65" w:name="_Toc234293839"/>
+      <w:bookmarkStart w:id="63" w:name="_Toc234367849"/>
       <w:r>
         <w:lastRenderedPageBreak/>
         <w:t>Metriky</w:t>
@@ -15722,7 +15807,7 @@
       <w:r>
         <w:t>metodika experimentů</w:t>
       </w:r>
-      <w:bookmarkEnd w:id="65"/>
+      <w:bookmarkEnd w:id="63"/>
     </w:p>
     <w:p/>
     <w:p>
@@ -15755,43 +15840,37 @@
         <w:jc w:val="both"/>
       </w:pPr>
       <w:r>
-        <w:t>V této práci jsou modely analyzovány</w:t>
-      </w:r>
-      <w:r>
-        <w:t xml:space="preserve"> z </w:t>
-      </w:r>
-      <w:r>
-        <w:t>hlediska vzniku názorových shluků, míry rozptýlení názorů</w:t>
+        <w:t>V této práci analyzuji modely z hlediska vzniku názorových shluků, rozptýlení názorů a polarizace populace.</w:t>
+      </w:r>
+      <w:r>
+        <w:t xml:space="preserve"> </w:t>
+      </w:r>
+      <w:r>
+        <w:t>Tyto charakteristiky umožňují rozlišit, zda simulace směřuje ke konsenzu, fragmentaci nebo polarizaci. Vedle samotných metrik je důležité také jednotné nastavení experimentů, zejména velikost sítě, způsob inicializace počátečních názorů, rozsah parametrů modelů</w:t>
       </w:r>
       <w:r>
         <w:t xml:space="preserve"> a </w:t>
       </w:r>
       <w:r>
-        <w:t>polarizace populace. Tyto charakteristiky umožňují rozlišit, zda simulace směřuje ke konsenzu, fragmentaci nebo polarizaci. Vedle samotných metrik je důležité také jednotné nastavení experimentů, zejména velikost sítě, způsob inicializace počátečních názorů, rozsah parametrů modelů</w:t>
+        <w:t>počet opakovaných běhů.</w:t>
+      </w:r>
+    </w:p>
+    <w:p>
+      <w:pPr>
+        <w:jc w:val="both"/>
+      </w:pPr>
+    </w:p>
+    <w:p>
+      <w:pPr>
+        <w:jc w:val="both"/>
+      </w:pPr>
+      <w:r>
+        <w:t>Tato kapitola proto nejprve popisuje konfiguraci simulačních experimentů</w:t>
       </w:r>
       <w:r>
         <w:t xml:space="preserve"> a </w:t>
       </w:r>
       <w:r>
-        <w:t>počet opakovaných běhů.</w:t>
-      </w:r>
-    </w:p>
-    <w:p>
-      <w:pPr>
-        <w:jc w:val="both"/>
-      </w:pPr>
-    </w:p>
-    <w:p>
-      <w:pPr>
-        <w:jc w:val="both"/>
-      </w:pPr>
-      <w:r>
-        <w:t>Tato kapitola proto nejprve popisuje konfiguraci simulačních experimentů</w:t>
-      </w:r>
-      <w:r>
-        <w:t xml:space="preserve"> a </w:t>
-      </w:r>
-      <w:r>
         <w:t>následně představuje metriky použité pro vyhodnocení výsledků.</w:t>
       </w:r>
     </w:p>
@@ -15800,11 +15879,11 @@
       <w:pPr>
         <w:pStyle w:val="Nadpis2"/>
       </w:pPr>
-      <w:bookmarkStart w:id="66" w:name="_Toc234293840"/>
+      <w:bookmarkStart w:id="64" w:name="_Toc234367850"/>
       <w:r>
         <w:t>Konfigurace simulací</w:t>
       </w:r>
-      <w:bookmarkEnd w:id="66"/>
+      <w:bookmarkEnd w:id="64"/>
     </w:p>
     <w:p/>
     <w:p>
@@ -15812,38 +15891,7 @@
         <w:jc w:val="both"/>
       </w:pPr>
       <w:r>
-        <w:t>Pro zajištění porovnatelnosti výsledků byly všechny experimenty prováděny za jednotných podmínek. Simulace byly realizovány na třech typech sítí: náhodné síti Erdős–Rényi, bezškálové síti Barabási–Albert</w:t>
-      </w:r>
-      <w:r>
-        <w:t xml:space="preserve"> a </w:t>
-      </w:r>
-      <w:r>
-        <w:t>reálné sociální síti popsané</w:t>
-      </w:r>
-      <w:r>
-        <w:t xml:space="preserve"> v </w:t>
-      </w:r>
-      <w:r>
-        <w:t>kapitole 3.5.</w:t>
-      </w:r>
-    </w:p>
-    <w:p>
-      <w:pPr>
-        <w:jc w:val="both"/>
-      </w:pPr>
-    </w:p>
-    <w:p>
-      <w:pPr>
-        <w:jc w:val="both"/>
-      </w:pPr>
-      <w:r>
-        <w:t>Počáteční názory aktérů byly generovány</w:t>
-      </w:r>
-      <w:r>
-        <w:t xml:space="preserve"> z </w:t>
-      </w:r>
-      <w:r>
-        <w:t xml:space="preserve">rovnoměrného rozdělení na intervalu </w:t>
+        <w:t xml:space="preserve">Počáteční názory jsem generoval nezávisle z rovnoměrného rozdělení na intervalu </w:t>
       </w:r>
       <m:oMath>
         <m:r>
@@ -15854,105 +15902,39 @@
         </m:r>
       </m:oMath>
       <w:r>
-        <w:t>. Pro každou kombinaci parametrů bylo provedeno 100 nezávislých běhů simulace</w:t>
-      </w:r>
-      <w:r>
-        <w:t xml:space="preserve"> s </w:t>
-      </w:r>
-      <w:r>
-        <w:t>odlišnou inicializací počátečních názorů. Opakování experimentů bylo zvoleno</w:t>
-      </w:r>
-      <w:r>
-        <w:t xml:space="preserve"> s </w:t>
-      </w:r>
-      <w:r>
-        <w:t>cílem omezit vliv náhodných faktorů</w:t>
-      </w:r>
-      <w:r>
-        <w:t xml:space="preserve"> a </w:t>
-      </w:r>
-      <w:r>
-        <w:t>získat stabilnější odhad výsledného chování modelů.</w:t>
-      </w:r>
-    </w:p>
-    <w:p>
-      <w:pPr>
-        <w:jc w:val="both"/>
-      </w:pPr>
-    </w:p>
-    <w:p>
-      <w:pPr>
-        <w:jc w:val="both"/>
-      </w:pPr>
-      <w:r>
-        <w:t>V průběhu simulace byly</w:t>
-      </w:r>
-      <w:r>
-        <w:t xml:space="preserve"> v </w:t>
-      </w:r>
-      <w:r>
-        <w:t>pravidelných intervalech ukládány stavy systému pro následnou analýzu vývoje názorů</w:t>
-      </w:r>
-      <w:r>
-        <w:t xml:space="preserve"> v </w:t>
-      </w:r>
-      <w:r>
-        <w:t>čase. Výsledky jednotlivých běhů byly následně agregovány</w:t>
-      </w:r>
-      <w:r>
-        <w:t xml:space="preserve"> a </w:t>
-      </w:r>
-      <w:r>
-        <w:t>vyhodnoceny pomocí metrik popsaných</w:t>
-      </w:r>
-      <w:r>
-        <w:t xml:space="preserve"> v </w:t>
-      </w:r>
-      <w:r>
-        <w:t>následujících sekcích.</w:t>
-      </w:r>
-    </w:p>
-    <w:p>
-      <w:pPr>
-        <w:jc w:val="both"/>
-      </w:pPr>
-    </w:p>
-    <w:p>
-      <w:pPr>
-        <w:jc w:val="both"/>
-      </w:pPr>
-      <w:r>
-        <w:t>Pro Deffuantův model byl počet iterací nastaven na 1</w:t>
+        <w:t>. Pro každou kombinaci parametrů jsem provedl 100 nezávislých běhů s odlišnou inicializací počátečních názorů. Tento počet opakování jsem zvolil s cílem omezit vliv náhodných faktorů a získat stabilnější odhad výsledného chování modelů.</w:t>
+      </w:r>
+    </w:p>
+    <w:p>
+      <w:pPr>
+        <w:jc w:val="both"/>
+      </w:pPr>
+    </w:p>
+    <w:p>
+      <w:pPr>
+        <w:jc w:val="both"/>
+      </w:pPr>
+      <w:r>
+        <w:t>V průběhu simulace jsem v pravidelných intervalech ukládal stavy systému pro následnou analýzu vývoje názorů v čase. Výsledky jednotlivých běhů jsem následně agregoval a vyhodnotil pomocí metrik popsaných v následujících oddílech.</w:t>
+      </w:r>
+    </w:p>
+    <w:p>
+      <w:pPr>
+        <w:jc w:val="both"/>
+      </w:pPr>
+    </w:p>
+    <w:p>
+      <w:pPr>
+        <w:jc w:val="both"/>
+      </w:pPr>
+      <w:r>
+        <w:t>Pro orientační sjednocení simulačního horizontu porovnávám maximální počet názorů, které mohou být během iterací přepočteny. U Deffuantova modelu je počet iterací nastaven na 1 000 000. V</w:t>
       </w:r>
       <w:r>
         <w:t> </w:t>
       </w:r>
       <w:r>
-        <w:t>000</w:t>
-      </w:r>
-      <w:r>
-        <w:t xml:space="preserve"> </w:t>
-      </w:r>
-      <w:r>
-        <w:t>000.</w:t>
-      </w:r>
-      <w:r>
-        <w:t xml:space="preserve"> </w:t>
-      </w:r>
-      <w:r>
-        <w:t>V</w:t>
-      </w:r>
-      <w:r>
-        <w:t> </w:t>
-      </w:r>
-      <w:r>
-        <w:t>každé iteraci dochází</w:t>
-      </w:r>
-      <w:r>
-        <w:t xml:space="preserve"> k </w:t>
-      </w:r>
-      <w:r>
-        <w:t>interakci jedné náhodně vybrané dvojice aktérů, přičemž svůj názor mohou aktualizovat nejvýše dva aktéři. Celkový počet aktualizací názorů lze vyjádřit vztahem</w:t>
+        <w:t>každé iteraci je vybrána jedna dvojice propojených aktérů, a mohou tak být aktualizovány nejvýše dva názory. Maximální počet potenciálně aktualizovaných názorů lze vyjádřit vztahem</w:t>
       </w:r>
     </w:p>
     <w:p>
@@ -16117,13 +16099,13 @@
         <w:jc w:val="both"/>
       </w:pPr>
       <w:r>
-        <w:t>Model Hegselmann–Krause využívá synchronní aktualizaci, při které</w:t>
-      </w:r>
-      <w:r>
-        <w:t xml:space="preserve"> v </w:t>
-      </w:r>
-      <w:r>
-        <w:t>každé iteraci aktualizují svůj názor všichni aktéři současně. Celkový počet aktualizací lze vyjádřit vztahem</w:t>
+        <w:t>Model Hegselmanna–Krauseho využívá synchronní aktualizaci, při níž se v každé iteraci přepočítávají názory všech aktérů</w:t>
+      </w:r>
+      <w:r>
+        <w:t>.</w:t>
+      </w:r>
+      <w:r>
+        <w:t xml:space="preserve"> Maximální počet potenciálně přepočtených názorů lze vyjádřit vztahem</w:t>
       </w:r>
     </w:p>
     <w:p/>
@@ -16164,6 +16146,7 @@
           </w:rPr>
           <m:t>=N×</m:t>
         </m:r>
+        <w:bookmarkStart w:id="65" w:name="OLE_LINK76"/>
         <m:sSub>
           <m:sSubPr>
             <m:ctrlPr>
@@ -16191,15 +16174,14 @@
           </m:sub>
         </m:sSub>
       </m:oMath>
+      <w:bookmarkEnd w:id="65"/>
       <w:r>
         <w:t>,</w:t>
       </w:r>
     </w:p>
     <w:p/>
     <w:p>
-      <w:pPr>
-        <w:jc w:val="both"/>
-      </w:pPr>
+      <w:bookmarkStart w:id="66" w:name="OLE_LINK68"/>
       <w:r>
         <w:t xml:space="preserve">kde </w:t>
       </w:r>
@@ -16212,16 +16194,7 @@
         </m:r>
       </m:oMath>
       <w:r>
-        <w:t xml:space="preserve"> označuje počet aktérů</w:t>
-      </w:r>
-      <w:r>
-        <w:t xml:space="preserve"> v </w:t>
-      </w:r>
-      <w:r>
-        <w:t>síti</w:t>
-      </w:r>
-      <w:r>
-        <w:t xml:space="preserve"> a </w:t>
+        <w:t xml:space="preserve"> označuje počet aktérů v síti a </w:t>
       </w:r>
       <m:oMath>
         <m:sSub>
@@ -16252,42 +16225,27 @@
         </m:sSub>
       </m:oMath>
       <w:r>
-        <w:t xml:space="preserve"> </w:t>
-      </w:r>
-      <w:r>
-        <w:t>počet iterací modelu.</w:t>
-      </w:r>
-    </w:p>
-    <w:p>
-      <w:pPr>
-        <w:jc w:val="both"/>
-      </w:pPr>
-    </w:p>
-    <w:p>
-      <w:pPr>
-        <w:jc w:val="both"/>
-      </w:pPr>
-      <w:r>
-        <w:t xml:space="preserve">V experimentální části práce je použita síť obsahující </w:t>
+        <w:t xml:space="preserve"> počet iterací modelu. V experimentální části používám sítě obsahující přibližně </w:t>
       </w:r>
       <m:oMath>
         <m:r>
           <w:rPr>
             <w:rFonts w:ascii="Cambria Math" w:hAnsi="Cambria Math"/>
           </w:rPr>
-          <m:t>N</m:t>
+          <m:t>N=5910</m:t>
         </m:r>
       </m:oMath>
       <w:r>
-        <w:t xml:space="preserve"> = 5910 aktérů. Aby byl počet aktualizací názorů srovnatelný</w:t>
-      </w:r>
-      <w:r>
-        <w:t xml:space="preserve"> s </w:t>
-      </w:r>
-      <w:r>
-        <w:t>Deffuantovým modelem, byl počet iterací modelu Hegselmann–Krause stanoven jako</w:t>
-      </w:r>
-    </w:p>
+        <w:t xml:space="preserve"> aktérů. Počet iterací modelu H</w:t>
+      </w:r>
+      <w:r>
+        <w:t>egselmanna-Krauseho</w:t>
+      </w:r>
+      <w:r>
+        <w:t xml:space="preserve"> proto stanovuji jako</w:t>
+      </w:r>
+    </w:p>
+    <w:bookmarkEnd w:id="66"/>
     <w:p/>
     <w:p>
       <w:pPr>
@@ -16447,11 +16405,8 @@
     </w:p>
     <w:p/>
     <w:p>
-      <w:pPr>
-        <w:jc w:val="both"/>
-      </w:pPr>
-      <w:r>
-        <w:t>Tomu odpovídá celkový počet aktualizací</w:t>
+      <w:r>
+        <w:t>Tomu odpovídá maximální počet potenciálně přepočtených názorů</w:t>
       </w:r>
     </w:p>
     <w:p/>
@@ -16502,65 +16457,73 @@
       <w:pPr>
         <w:jc w:val="both"/>
       </w:pPr>
-      <w:r>
-        <w:t>Počet aktualizací názorů je tak</w:t>
-      </w:r>
-      <w:r>
-        <w:t xml:space="preserve"> v </w:t>
-      </w:r>
-      <w:r>
-        <w:t>obou modelech prakticky shodný. Zvolená konfigurace umožňuje spravedlivější porovnání obou modelů</w:t>
-      </w:r>
-      <w:r>
-        <w:t xml:space="preserve"> z </w:t>
-      </w:r>
-      <w:r>
-        <w:t>hlediska množství provedených aktualizací názorů</w:t>
-      </w:r>
-      <w:r>
-        <w:t xml:space="preserve"> a </w:t>
-      </w:r>
-      <w:r>
-        <w:t>současně zajišťuje dosažení stabilního stavu systému ve všech testovaných konfiguracích.</w:t>
-      </w:r>
-    </w:p>
-    <w:p>
-      <w:pPr>
-        <w:jc w:val="both"/>
-      </w:pPr>
-    </w:p>
-    <w:p>
-      <w:pPr>
-        <w:jc w:val="both"/>
-      </w:pPr>
-      <w:r>
-        <w:t>Experimenty byly provedeny pro vybrané hodnoty parametrů určujících průběh názorové dynamiky.</w:t>
+      <w:bookmarkStart w:id="68" w:name="OLE_LINK73"/>
+      <w:r>
+        <w:t xml:space="preserve">Počet potenciálních aktualizací je tak v obou modelech přibližně shodný. Toto srovnání však nezajišťuje stejný počet skutečných změn názorů, protože některé dvojice v Deffuantově modelu nesplní podmínku omezené důvěry a ani přepočet v modelu </w:t>
+      </w:r>
+      <w:r>
+        <w:t>Hegselmanna–Krauseho</w:t>
       </w:r>
       <w:r>
         <w:t xml:space="preserve"> </w:t>
       </w:r>
       <w:r>
+        <w:t>nemusí vždy vést ke změně hodnoty názoru. Zvolený postup proto zajišťuje pouze přibližně srovnatelný experimentální horizont. Výsledný stav interpretuji jako stav dosažený na konci tohoto horizontu, nikoli jako formální důkaz úplné konvergence.</w:t>
+      </w:r>
+    </w:p>
+    <w:bookmarkEnd w:id="68"/>
+    <w:p>
+      <w:pPr>
+        <w:jc w:val="both"/>
+      </w:pPr>
+    </w:p>
+    <w:p>
+      <w:pPr>
+        <w:jc w:val="both"/>
+      </w:pPr>
+      <w:r>
+        <w:t xml:space="preserve">Experimenty jsem provedl pro vybrané hodnoty </w:t>
+      </w:r>
+      <w:r>
+        <w:t>parametrů určujících průběh názorové dynamiky.</w:t>
+      </w:r>
+      <w:r>
+        <w:t xml:space="preserve"> </w:t>
+      </w:r>
+      <w:r>
         <w:t>V</w:t>
       </w:r>
       <w:r>
         <w:t> </w:t>
       </w:r>
       <w:r>
-        <w:t>Deffuantově modelu byly testovány hodnoty meze důvěry</w:t>
+        <w:t xml:space="preserve">Deffuantově modelu </w:t>
+      </w:r>
+      <w:r>
+        <w:t xml:space="preserve">jsem </w:t>
+      </w:r>
+      <w:r>
+        <w:t>testov</w:t>
+      </w:r>
+      <w:r>
+        <w:t>al</w:t>
+      </w:r>
+      <w:r>
+        <w:t xml:space="preserve"> hodnoty meze důvěry</w:t>
       </w:r>
       <w:r>
         <w:t xml:space="preserve"> </w:t>
       </w:r>
-      <w:bookmarkStart w:id="68" w:name="OLE_LINK18"/>
+      <w:bookmarkStart w:id="69" w:name="OLE_LINK18"/>
       <m:oMath>
         <m:r>
           <w:rPr>
             <w:rFonts w:ascii="Cambria Math" w:hAnsi="Cambria Math"/>
           </w:rPr>
-          <m:t>ε∈{0.1;0.2;0.3;0.4}</m:t>
+          <m:t>ε∈{0,1;0,2;0,3;0,4}</m:t>
         </m:r>
       </m:oMath>
-      <w:bookmarkEnd w:id="68"/>
+      <w:bookmarkEnd w:id="69"/>
       <w:r>
         <w:t xml:space="preserve"> a </w:t>
       </w:r>
@@ -16572,7 +16535,7 @@
           <w:rPr>
             <w:rFonts w:ascii="Cambria Math" w:hAnsi="Cambria Math"/>
           </w:rPr>
-          <m:t>μ∈{0.1;0.2;0.3;0.4}</m:t>
+          <m:t>μ∈{0,1;0,2;0,3;0,4}</m:t>
         </m:r>
       </m:oMath>
       <w:r>
@@ -16588,18 +16551,36 @@
         <w:t> </w:t>
       </w:r>
       <w:r>
-        <w:t xml:space="preserve">modelu Hegselmann–Krause byly použity stejné hodnoty meze důvěry, tedy </w:t>
+        <w:t xml:space="preserve">modelu Hegselmann–Krause </w:t>
+      </w:r>
+      <w:r>
+        <w:t>jsem</w:t>
+      </w:r>
+      <w:r>
+        <w:t xml:space="preserve"> </w:t>
+      </w:r>
+      <w:r>
+        <w:t>použil</w:t>
+      </w:r>
+      <w:r>
+        <w:t xml:space="preserve"> stejné hodnoty meze důvěry, tedy </w:t>
       </w:r>
       <m:oMath>
         <m:r>
           <w:rPr>
             <w:rFonts w:ascii="Cambria Math" w:hAnsi="Cambria Math"/>
           </w:rPr>
-          <m:t>ε∈{0.1;0.2;0.3;0.4}</m:t>
+          <m:t>ε∈{0,1;0,2;0,3;0,4}</m:t>
         </m:r>
       </m:oMath>
       <w:r>
-        <w:t>. Tyto hodnoty byly zvoleny tak, aby umožnily porovnat chování modelů při různé míře otevřenosti aktérů vůči odlišným názorům</w:t>
+        <w:t xml:space="preserve">. </w:t>
+      </w:r>
+      <w:r>
+        <w:t>Tyto hodnoty jsem zvolil tak, aby umožnily porovnat chování</w:t>
+      </w:r>
+      <w:r>
+        <w:t xml:space="preserve"> modelů při různé míře otevřenosti aktérů vůči odlišným názorům</w:t>
       </w:r>
       <w:r>
         <w:t xml:space="preserve"> a </w:t>
@@ -16613,14 +16594,14 @@
       <w:pPr>
         <w:pStyle w:val="Nadpis2"/>
       </w:pPr>
-      <w:bookmarkStart w:id="69" w:name="_Toc234293841"/>
+      <w:bookmarkStart w:id="70" w:name="_Toc234367851"/>
       <w:r>
         <w:rPr>
           <w:lang w:eastAsia="en-US"/>
         </w:rPr>
         <w:t>Charakteristiky výsledných názorů</w:t>
       </w:r>
-      <w:bookmarkEnd w:id="69"/>
+      <w:bookmarkEnd w:id="70"/>
     </w:p>
     <w:p>
       <w:pPr>
@@ -16657,7 +16638,13 @@
         <w:jc w:val="both"/>
       </w:pPr>
       <w:r>
-        <w:t>V této práci se zaměříme na tři hlavní charakteristiky:</w:t>
+        <w:t>V této práci se zaměř</w:t>
+      </w:r>
+      <w:r>
+        <w:t>uji</w:t>
+      </w:r>
+      <w:r>
+        <w:t xml:space="preserve"> na tři hlavní charakteristiky:</w:t>
       </w:r>
     </w:p>
     <w:p>
@@ -16896,9 +16883,15 @@
         <w:jc w:val="both"/>
       </w:pPr>
       <w:r>
-        <w:t xml:space="preserve">Pro účely této práce byl zvolen algoritmus DBSCAN (Density-Based Spatial Clustering of Applications with Noise) navržený </w:t>
-      </w:r>
-      <w:bookmarkStart w:id="70" w:name="OLE_LINK81"/>
+        <w:t xml:space="preserve">Pro účely této práce </w:t>
+      </w:r>
+      <w:r>
+        <w:t>jsem zvolil</w:t>
+      </w:r>
+      <w:r>
+        <w:t xml:space="preserve"> algoritmus DBSCAN (Density-Based Spatial Clustering of Applications with Noise) navržený </w:t>
+      </w:r>
+      <w:bookmarkStart w:id="71" w:name="OLE_LINK81"/>
       <w:r>
         <w:fldChar w:fldCharType="begin"/>
       </w:r>
@@ -16917,7 +16910,7 @@
       <w:r>
         <w:fldChar w:fldCharType="end"/>
       </w:r>
-      <w:bookmarkEnd w:id="70"/>
+      <w:bookmarkEnd w:id="71"/>
       <w:r>
         <w:t>. Tento algoritmus patří mezi hustotní metody shlukování</w:t>
       </w:r>
@@ -16968,6 +16961,7 @@
         <w:jc w:val="both"/>
       </w:pPr>
       <w:r>
+        <w:lastRenderedPageBreak/>
         <w:t>Algoritmus DBSCAN pracuje se dvěma parametry: poloměrem okolí ε</w:t>
       </w:r>
       <w:r>
@@ -17049,7 +17043,7 @@
         <w:pStyle w:val="Titulek"/>
         <w:keepNext/>
       </w:pPr>
-      <w:bookmarkStart w:id="71" w:name="_Toc234293895"/>
+      <w:bookmarkStart w:id="72" w:name="_Toc234367882"/>
       <w:r>
         <w:t xml:space="preserve">Algoritmus </w:t>
       </w:r>
@@ -17098,7 +17092,7 @@
       <w:r>
         <w:t>.</w:t>
       </w:r>
-      <w:bookmarkEnd w:id="71"/>
+      <w:bookmarkEnd w:id="72"/>
     </w:p>
     <w:p>
       <w:pPr>
@@ -17800,7 +17794,13 @@
         <w:jc w:val="both"/>
       </w:pPr>
       <w:r>
-        <w:t xml:space="preserve">V této práci je DBSCAN aplikován na jednorozměrný prostor názorů reprezentovaných reálnými čísly na intervalu </w:t>
+        <w:t xml:space="preserve">V této práci </w:t>
+      </w:r>
+      <w:r>
+        <w:t>aplikuji</w:t>
+      </w:r>
+      <w:r>
+        <w:t xml:space="preserve"> DBSCAN na jednorozměrný prostor názorů reprezentovaných reálnými čísly na intervalu </w:t>
       </w:r>
       <m:oMath>
         <m:r>
@@ -17823,7 +17823,13 @@
         </m:r>
       </m:oMath>
       <w:r>
-        <w:t>. Vzdálenost mezi dvěma názory je definována jako absolutní rozdíl jejich hodnot. Parametr ε je nastaven na hodnotu 0,01, což odpovídá jednomu procentu celé názorové škály. Takto zvolená hodnota umožňuje rozlišovat pouze skupiny aktérů</w:t>
+        <w:t xml:space="preserve">. Vzdálenost mezi dvěma názory je definována jako absolutní rozdíl jejich hodnot. Parametr ε </w:t>
+      </w:r>
+      <w:r>
+        <w:t xml:space="preserve">nastavuji </w:t>
+      </w:r>
+      <w:r>
+        <w:t>na hodnotu 0,01, což odpovídá jednomu procentu celé názorové škály. Takto zvolená hodnota umožňuje rozlišovat pouze skupiny aktérů</w:t>
       </w:r>
       <w:r>
         <w:t xml:space="preserve"> s </w:t>
@@ -17848,7 +17854,24 @@
         <w:jc w:val="both"/>
       </w:pPr>
       <w:r>
-        <w:t>Parametr minPts je určován adaptivně podle velikosti analyzované populace jako</w:t>
+        <w:t xml:space="preserve">Parametr </w:t>
+      </w:r>
+      <m:oMath>
+        <m:r>
+          <w:rPr>
+            <w:rFonts w:ascii="Cambria Math" w:hAnsi="Cambria Math"/>
+          </w:rPr>
+          <m:t>minPts</m:t>
+        </m:r>
+      </m:oMath>
+      <w:r>
+        <w:t xml:space="preserve"> </w:t>
+      </w:r>
+      <w:r>
+        <w:t xml:space="preserve">určuji adaptivně </w:t>
+      </w:r>
+      <w:r>
+        <w:t>podle velikosti analyzované populace jako</w:t>
       </w:r>
     </w:p>
     <w:p/>
@@ -17931,7 +17954,6 @@
     </w:p>
     <w:p>
       <w:pPr>
-        <w:pStyle w:val="p1"/>
         <w:jc w:val="both"/>
       </w:pPr>
       <w:r>
@@ -17962,14 +17984,19 @@
         <w:t>omezuje vznik shluků tvořených pouze několika izolovanými aktéry.</w:t>
       </w:r>
     </w:p>
-    <w:p>
-      <w:pPr>
-        <w:pStyle w:val="p1"/>
+    <w:p/>
+    <w:p>
+      <w:pPr>
         <w:jc w:val="both"/>
       </w:pPr>
       <w:r>
         <w:t>Takto nastavená konfigurace DBSCAN umožňuje konzistentní identifikaci názorových shluků napříč všemi provedenými simulacemi a poskytuje interpretovatelnou míru fragmentace populace.</w:t>
       </w:r>
+    </w:p>
+    <w:p>
+      <w:pPr>
+        <w:jc w:val="both"/>
+      </w:pPr>
     </w:p>
     <w:p>
       <w:pPr>
@@ -18427,25 +18454,10 @@
         <w:jc w:val="both"/>
       </w:pPr>
       <w:r>
-        <w:t>Z tohoto důvodu je PAD</w:t>
-      </w:r>
-      <w:r>
-        <w:t xml:space="preserve"> v </w:t>
-      </w:r>
-      <w:r>
-        <w:t>této práci využívána</w:t>
-      </w:r>
-      <w:r>
-        <w:t xml:space="preserve"> v </w:t>
-      </w:r>
-      <w:r>
-        <w:t>kombinaci</w:t>
-      </w:r>
-      <w:r>
-        <w:t xml:space="preserve"> s </w:t>
-      </w:r>
-      <w:r>
-        <w:t>dalšími metrikami, které zachycují strukturu rozdělení názorů podrobněji.</w:t>
+        <w:t xml:space="preserve">Z tohoto důvodu využívám PAD v kombinaci s dalšími </w:t>
+      </w:r>
+      <w:r>
+        <w:t>metrikami, které zachycují strukturu rozdělení názorů podrobněji.</w:t>
       </w:r>
     </w:p>
     <w:p/>
@@ -18454,8 +18466,8 @@
         <w:pStyle w:val="Nadpis3"/>
         <w:pageBreakBefore w:val="0"/>
       </w:pPr>
-      <w:bookmarkStart w:id="72" w:name="OLE_LINK110"/>
-      <w:bookmarkStart w:id="73" w:name="OLE_LINK88"/>
+      <w:bookmarkStart w:id="73" w:name="OLE_LINK110"/>
+      <w:bookmarkStart w:id="74" w:name="OLE_LINK88"/>
       <w:r>
         <w:t>Polarizace</w:t>
       </w:r>
@@ -18469,7 +18481,7 @@
       <w:pPr>
         <w:jc w:val="both"/>
       </w:pPr>
-      <w:bookmarkStart w:id="74" w:name="OLE_LINK92"/>
+      <w:bookmarkStart w:id="75" w:name="OLE_LINK92"/>
       <w:r>
         <w:t>Polarizace vyjadřuje míru, do jaké je populace rozdělena do vzájemně odlišných názorových skupin, přičemž tyto skupiny jsou zároveň vnitřně relativně homogenní</w:t>
       </w:r>
@@ -18495,7 +18507,7 @@
       <w:pPr>
         <w:jc w:val="both"/>
       </w:pPr>
-      <w:bookmarkStart w:id="75" w:name="OLE_LINK75"/>
+      <w:bookmarkStart w:id="76" w:name="OLE_LINK75"/>
       <w:r>
         <w:t xml:space="preserve">V literatuře existuje více přístupů ke kvantifikaci polarizace, které se zaměřují na různé aspekty rozdělení názorů. </w:t>
       </w:r>
@@ -18520,11 +18532,11 @@
       <w:r>
         <w:t xml:space="preserve"> rozlišuje především metriky založené na rozptýlenosti názorů, oddělení </w:t>
       </w:r>
-      <w:bookmarkStart w:id="76" w:name="OLE_LINK91"/>
+      <w:bookmarkStart w:id="77" w:name="OLE_LINK91"/>
       <w:r>
         <w:t>názorových skupin</w:t>
       </w:r>
-      <w:bookmarkEnd w:id="76"/>
+      <w:bookmarkEnd w:id="77"/>
       <w:r>
         <w:t>, bimodalitě rozdělení</w:t>
       </w:r>
@@ -18535,67 +18547,81 @@
         <w:t>identifikaci skupin. Volba konkrétní metriky proto závisí na tom, jaký aspekt polarizace má být sledován.</w:t>
       </w:r>
     </w:p>
+    <w:bookmarkEnd w:id="76"/>
+    <w:p>
+      <w:pPr>
+        <w:jc w:val="both"/>
+      </w:pPr>
+    </w:p>
+    <w:p>
+      <w:pPr>
+        <w:jc w:val="both"/>
+      </w:pPr>
+      <w:r>
+        <w:t xml:space="preserve">Cílem </w:t>
+      </w:r>
+      <w:r>
+        <w:t>mé</w:t>
+      </w:r>
+      <w:r>
+        <w:t xml:space="preserve"> práce je hodnotit vznik</w:t>
+      </w:r>
+      <w:r>
+        <w:t xml:space="preserve"> a </w:t>
+      </w:r>
+      <w:r>
+        <w:t xml:space="preserve">vývoj oddělených názorových skupin. </w:t>
+      </w:r>
+      <w:bookmarkStart w:id="78" w:name="OLE_LINK94"/>
+      <w:r>
+        <w:fldChar w:fldCharType="begin"/>
+      </w:r>
+      <w:r>
+        <w:instrText xml:space="preserve"> ADDIN ZOTERO_ITEM CSL_CITATION {"citationID":"fpP2mjGp","properties":{"formattedCitation":"(Musco et al. 2021)","plainCitation":"(Musco et al. 2021)","dontUpdate":true,"noteIndex":0},"citationItems":[{"id":60,"uris":["http://zotero.org/users/20832591/items/G5V4TWAV"],"itemData":{"id":60,"type":"article","abstract":"It is widely believed that society is becoming increasingly polarized around important issues, a dynamic that does not align with common mathematical models of opinion formation in social networks. In particular, measures of polarization based on opinion variance are known to decrease over time in frameworks such as the popular DeGroot model. Complementing recent work that seeks to resolve this apparent inconsistency by modifying opinion models, we instead resolve the inconsistency by proposing changes to how polarization is quantified. We present a natural class of group-based polarization measures that capture the extent to which opinions are clustered into distinct groups. Using theoretical arguments and empirical evidence, we show that these group-based measures display interesting, non-monotonic dynamics, even in the simple DeGroot model. In particular, for many natural social networks, group-based metrics can increase over time, and thereby correctly capture perceptions of increasing polarization. Our results build on work by DeMarzo et al., who introduced a group-based polarization metric based on ideological alignment. We show that a central tool from that work, a limit analysis of individual opinions under the DeGroot model, can be extended to the dynamics of other group-based polarization measures, including established statistical measures like bimodality. We also consider local measures of polarization that operationalize how polarization is perceived in a network setting. In conjunction with evidence from prior work that group-based measures better align with real-world perceptions of polarization, our work provides formal support for the use of these measures in place of variance-based polarization in future studies of opinion dynamics.","DOI":"10.48550/arXiv.2110.11981","note":"arXiv:2110.11981 [cs.SI]","number":"arXiv:2110.11981","publisher":"arXiv","source":"arXiv.org","title":"How to Quantify Polarization in Models of Opinion Dynamics","URL":"http://arxiv.org/abs/2110.11981","author":[{"family":"Musco","given":"Christopher"},{"family":"Ramesh","given":"Indu"},{"family":"Ugander","given":"Johan"},{"family":"Witter","given":"R. Teal"}],"accessed":{"date-parts":[["2026",7,4]]},"issued":{"date-parts":[["2021",10,26]]}}}],"schema":"https://github.com/citation-style-language/schema/raw/master/csl-citation.json"} </w:instrText>
+      </w:r>
+      <w:r>
+        <w:fldChar w:fldCharType="separate"/>
+      </w:r>
+      <w:r>
+        <w:rPr>
+          <w:noProof/>
+        </w:rPr>
+        <w:t>Musco et al. (2021)</w:t>
+      </w:r>
+      <w:r>
+        <w:fldChar w:fldCharType="end"/>
+      </w:r>
+      <w:bookmarkEnd w:id="78"/>
+      <w:r>
+        <w:t xml:space="preserve"> doporučují pro tento účel využívat metriky založené na existenci názorových skupin</w:t>
+      </w:r>
+      <w:r>
+        <w:t>,</w:t>
+      </w:r>
+      <w:r>
+        <w:t xml:space="preserve"> které lépe vystihují strukturu rozdělení názorů než metriky založené pouze na jejich rozptýlenosti.</w:t>
+      </w:r>
+    </w:p>
     <w:bookmarkEnd w:id="75"/>
     <w:p>
       <w:pPr>
         <w:jc w:val="both"/>
       </w:pPr>
-    </w:p>
-    <w:p>
-      <w:pPr>
-        <w:jc w:val="both"/>
-      </w:pPr>
-      <w:r>
-        <w:t>Cílem této práce je hodnotit vznik</w:t>
-      </w:r>
-      <w:r>
-        <w:t xml:space="preserve"> a </w:t>
-      </w:r>
-      <w:r>
-        <w:t xml:space="preserve">vývoj oddělených názorových skupin. </w:t>
-      </w:r>
-      <w:bookmarkStart w:id="77" w:name="OLE_LINK94"/>
-      <w:r>
-        <w:fldChar w:fldCharType="begin"/>
-      </w:r>
-      <w:r>
-        <w:instrText xml:space="preserve"> ADDIN ZOTERO_ITEM CSL_CITATION {"citationID":"fpP2mjGp","properties":{"formattedCitation":"(Musco et al. 2021)","plainCitation":"(Musco et al. 2021)","dontUpdate":true,"noteIndex":0},"citationItems":[{"id":60,"uris":["http://zotero.org/users/20832591/items/G5V4TWAV"],"itemData":{"id":60,"type":"article","abstract":"It is widely believed that society is becoming increasingly polarized around important issues, a dynamic that does not align with common mathematical models of opinion formation in social networks. In particular, measures of polarization based on opinion variance are known to decrease over time in frameworks such as the popular DeGroot model. Complementing recent work that seeks to resolve this apparent inconsistency by modifying opinion models, we instead resolve the inconsistency by proposing changes to how polarization is quantified. We present a natural class of group-based polarization measures that capture the extent to which opinions are clustered into distinct groups. Using theoretical arguments and empirical evidence, we show that these group-based measures display interesting, non-monotonic dynamics, even in the simple DeGroot model. In particular, for many natural social networks, group-based metrics can increase over time, and thereby correctly capture perceptions of increasing polarization. Our results build on work by DeMarzo et al., who introduced a group-based polarization metric based on ideological alignment. We show that a central tool from that work, a limit analysis of individual opinions under the DeGroot model, can be extended to the dynamics of other group-based polarization measures, including established statistical measures like bimodality. We also consider local measures of polarization that operationalize how polarization is perceived in a network setting. In conjunction with evidence from prior work that group-based measures better align with real-world perceptions of polarization, our work provides formal support for the use of these measures in place of variance-based polarization in future studies of opinion dynamics.","DOI":"10.48550/arXiv.2110.11981","note":"arXiv:2110.11981 [cs.SI]","number":"arXiv:2110.11981","publisher":"arXiv","source":"arXiv.org","title":"How to Quantify Polarization in Models of Opinion Dynamics","URL":"http://arxiv.org/abs/2110.11981","author":[{"family":"Musco","given":"Christopher"},{"family":"Ramesh","given":"Indu"},{"family":"Ugander","given":"Johan"},{"family":"Witter","given":"R. Teal"}],"accessed":{"date-parts":[["2026",7,4]]},"issued":{"date-parts":[["2021",10,26]]}}}],"schema":"https://github.com/citation-style-language/schema/raw/master/csl-citation.json"} </w:instrText>
-      </w:r>
-      <w:r>
-        <w:fldChar w:fldCharType="separate"/>
-      </w:r>
-      <w:r>
-        <w:rPr>
-          <w:noProof/>
-        </w:rPr>
-        <w:t>Musco et al. (2021)</w:t>
-      </w:r>
-      <w:r>
-        <w:fldChar w:fldCharType="end"/>
-      </w:r>
-      <w:bookmarkEnd w:id="77"/>
-      <w:r>
-        <w:t xml:space="preserve"> doporučují pro tento účel využívat metriky založené na existenci názorových skupin které lépe vystihují strukturu rozdělení názorů než metriky založené pouze na jejich rozptýlenosti.  </w:t>
-      </w:r>
-    </w:p>
-    <w:p>
-      <w:pPr>
-        <w:jc w:val="both"/>
-      </w:pPr>
-    </w:p>
-    <w:bookmarkEnd w:id="74"/>
-    <w:p>
-      <w:pPr>
-        <w:jc w:val="both"/>
-      </w:pPr>
-      <w:r>
-        <w:t>Z tohoto důvodu je</w:t>
+      <w:r>
+        <w:lastRenderedPageBreak/>
+        <w:t>Z tohoto důvodu kvantifikuji polarizaci pomocí indexu Duclos–Esteban–Ray</w:t>
       </w:r>
       <w:r>
         <w:t xml:space="preserve"> </w:t>
       </w:r>
       <w:r>
-        <w:t>polarizace kvantifikována pomocí DER indexu (Duclos–Esteban–Ray). Ten představuje spojitou variantu Esteban–Rayova indexu</w:t>
+        <w:t>(DER)</w:t>
+      </w:r>
+      <w:r>
+        <w:t>.</w:t>
+      </w:r>
+      <w:r>
+        <w:t xml:space="preserve"> Ten představuje spojitou variantu Esteban–Rayova indexu</w:t>
       </w:r>
       <w:r>
         <w:t xml:space="preserve"> a </w:t>
@@ -18691,7 +18717,7 @@
               <m:sub/>
               <m:sup/>
               <m:e>
-                <w:bookmarkStart w:id="78" w:name="OLE_LINK113"/>
+                <w:bookmarkStart w:id="79" w:name="OLE_LINK113"/>
                 <m:sSup>
                   <m:sSupPr>
                     <m:ctrlPr>
@@ -18736,8 +18762,8 @@
                     </m:r>
                   </m:sup>
                 </m:sSup>
-                <w:bookmarkStart w:id="79" w:name="OLE_LINK114"/>
-                <w:bookmarkEnd w:id="78"/>
+                <w:bookmarkStart w:id="80" w:name="OLE_LINK114"/>
+                <w:bookmarkEnd w:id="79"/>
                 <m:r>
                   <w:rPr>
                     <w:rFonts w:ascii="Cambria Math" w:hAnsi="Cambria Math"/>
@@ -18762,7 +18788,7 @@
                     </m:r>
                   </m:e>
                 </m:d>
-                <w:bookmarkEnd w:id="79"/>
+                <w:bookmarkEnd w:id="80"/>
                 <m:r>
                   <w:rPr>
                     <w:rFonts w:ascii="Cambria Math" w:hAnsi="Cambria Math"/>
@@ -18909,7 +18935,7 @@
         </w:numPr>
         <w:jc w:val="both"/>
       </w:pPr>
-      <w:bookmarkStart w:id="80" w:name="OLE_LINK112"/>
+      <w:bookmarkStart w:id="81" w:name="OLE_LINK112"/>
       <m:oMath>
         <m:r>
           <w:rPr>
@@ -18917,7 +18943,7 @@
           </w:rPr>
           <m:t>α</m:t>
         </m:r>
-        <w:bookmarkEnd w:id="80"/>
+        <w:bookmarkEnd w:id="81"/>
         <m:r>
           <w:rPr>
             <w:rFonts w:ascii="Cambria Math" w:hAnsi="Cambria Math"/>
@@ -18939,10 +18965,16 @@
         <w:jc w:val="both"/>
       </w:pPr>
       <w:r>
-        <w:t>Použita je</w:t>
-      </w:r>
-      <w:r>
-        <w:t xml:space="preserve"> hodnota </w:t>
+        <w:t xml:space="preserve">Používám </w:t>
+      </w:r>
+      <w:r>
+        <w:t>hodnot</w:t>
+      </w:r>
+      <w:r>
+        <w:t>u</w:t>
+      </w:r>
+      <w:r>
+        <w:t xml:space="preserve"> </w:t>
       </w:r>
       <m:oMath>
         <m:r>
@@ -18953,15 +18985,12 @@
         </m:r>
       </m:oMath>
       <w:r>
-        <w:t>, doporučovaná</w:t>
-      </w:r>
-      <w:r>
-        <w:t xml:space="preserve"> v </w:t>
-      </w:r>
-      <w:r>
-        <w:t xml:space="preserve">původní práci </w:t>
-      </w:r>
-      <w:bookmarkStart w:id="81" w:name="OLE_LINK84"/>
+        <w:t xml:space="preserve">, </w:t>
+      </w:r>
+      <w:bookmarkStart w:id="82" w:name="OLE_LINK84"/>
+      <w:r>
+        <w:t xml:space="preserve">kterou doporučují </w:t>
+      </w:r>
       <w:r>
         <w:fldChar w:fldCharType="begin"/>
       </w:r>
@@ -18975,7 +19004,7 @@
         <w:rPr>
           <w:noProof/>
         </w:rPr>
-        <w:t xml:space="preserve">Duclose, Estebana a Raye </w:t>
+        <w:t xml:space="preserve">Duclos, Esteban a Ray </w:t>
       </w:r>
       <w:r>
         <w:rPr>
@@ -18992,7 +19021,7 @@
       <w:r>
         <w:fldChar w:fldCharType="end"/>
       </w:r>
-      <w:bookmarkEnd w:id="81"/>
+      <w:bookmarkEnd w:id="82"/>
       <w:r>
         <w:t>.</w:t>
       </w:r>
@@ -19153,22 +19182,10 @@
         <w:t xml:space="preserve"> </w:t>
       </w:r>
       <w:r>
-        <w:t xml:space="preserve">Pro její odhad </w:t>
-      </w:r>
-      <w:r>
-        <w:t>je použit Kernel Density Estimation (KDE)</w:t>
-      </w:r>
-      <w:r>
-        <w:t xml:space="preserve"> s </w:t>
-      </w:r>
-      <w:r>
-        <w:t>Gaussovským jádrem, který představuje standardní neparametrickou metodu odhadu spojité hustoty</w:t>
-      </w:r>
-      <w:r>
-        <w:t xml:space="preserve"> z </w:t>
-      </w:r>
-      <w:r>
-        <w:t xml:space="preserve">konečného výběru dat </w:t>
+        <w:t>Hustotu odhaduji metodou jádrového odhadu hustoty (Kernel Density Estimation, KDE) s Gaussovým jádrem.</w:t>
+      </w:r>
+      <w:r>
+        <w:t xml:space="preserve"> </w:t>
       </w:r>
       <w:r>
         <w:fldChar w:fldCharType="begin"/>
@@ -19662,7 +19679,7 @@
         <w:pStyle w:val="Titulek"/>
         <w:keepNext/>
       </w:pPr>
-      <w:bookmarkStart w:id="82" w:name="_Toc234293896"/>
+      <w:bookmarkStart w:id="83" w:name="_Toc234367883"/>
       <w:r>
         <w:lastRenderedPageBreak/>
         <w:t xml:space="preserve">Algoritmus </w:t>
@@ -19712,7 +19729,7 @@
       <w:r>
         <w:t>.</w:t>
       </w:r>
-      <w:bookmarkEnd w:id="82"/>
+      <w:bookmarkEnd w:id="83"/>
     </w:p>
     <w:p>
       <w:pPr>
@@ -22513,8 +22530,8 @@
       </m:oMathPara>
     </w:p>
     <w:p/>
-    <w:bookmarkEnd w:id="72"/>
     <w:bookmarkEnd w:id="73"/>
+    <w:bookmarkEnd w:id="74"/>
     <w:p>
       <w:pPr>
         <w:jc w:val="both"/>
@@ -22550,12 +22567,12 @@
       <w:pPr>
         <w:pStyle w:val="Nadpis1"/>
       </w:pPr>
-      <w:bookmarkStart w:id="83" w:name="_Toc234293842"/>
+      <w:bookmarkStart w:id="84" w:name="_Toc234367852"/>
       <w:r>
         <w:lastRenderedPageBreak/>
         <w:t>Implementace</w:t>
       </w:r>
-      <w:bookmarkEnd w:id="83"/>
+      <w:bookmarkEnd w:id="84"/>
     </w:p>
     <w:p>
       <w:pPr>
@@ -22571,13 +22588,13 @@
         <w:jc w:val="both"/>
       </w:pPr>
       <w:r>
-        <w:t>Tato kapitola popisuje implementaci simulačního prostředí vytvořeného pro účely experimentální části práce. Implementace byla realizována</w:t>
-      </w:r>
-      <w:r>
-        <w:t xml:space="preserve"> v </w:t>
-      </w:r>
-      <w:r>
-        <w:t>programovacím jazyce Julia, který poskytuje vhodnou kombinaci vysokého výkonu</w:t>
+        <w:t xml:space="preserve">Tato kapitola popisuje implementaci simulačního prostředí vytvořeného pro účely experimentální části práce. </w:t>
+      </w:r>
+      <w:r>
+        <w:t xml:space="preserve">Simulační prostředí jsem implementoval v programovacím </w:t>
+      </w:r>
+      <w:r>
+        <w:t>jazyce Julia, který poskytuje vhodnou kombinaci vysokého výkonu</w:t>
       </w:r>
       <w:r>
         <w:t xml:space="preserve"> a </w:t>
@@ -22602,7 +22619,10 @@
         <w:jc w:val="both"/>
       </w:pPr>
       <w:r>
-        <w:t>Cílem implementace bylo vytvořit modulární prostředí umožňující generování různých typů sítí, realizaci modelů názorové dynamiky, opakované spouštění simulací</w:t>
+        <w:t xml:space="preserve">Cílem mé implementace bylo vytvořit </w:t>
+      </w:r>
+      <w:r>
+        <w:t>modulární prostředí umožňující generování různých typů sítí, realizaci modelů názorové dynamiky, opakované spouštění simulací</w:t>
       </w:r>
       <w:r>
         <w:t xml:space="preserve"> a </w:t>
@@ -22620,11 +22640,11 @@
       <w:pPr>
         <w:pStyle w:val="Nadpis2"/>
       </w:pPr>
-      <w:bookmarkStart w:id="84" w:name="_Toc234293843"/>
+      <w:bookmarkStart w:id="85" w:name="_Toc234367853"/>
       <w:r>
         <w:t>Architektura</w:t>
       </w:r>
-      <w:bookmarkEnd w:id="84"/>
+      <w:bookmarkEnd w:id="85"/>
     </w:p>
     <w:p>
       <w:pPr>
@@ -22640,7 +22660,10 @@
         <w:jc w:val="both"/>
       </w:pPr>
       <w:r>
-        <w:t>Implementace je rozdělena do několika samostatných modulů,</w:t>
+        <w:t xml:space="preserve">Implementaci jsem rozdělil do několika samostatných </w:t>
+      </w:r>
+      <w:r>
+        <w:t>modulů,</w:t>
       </w:r>
       <w:r>
         <w:t xml:space="preserve"> z </w:t>
@@ -22785,11 +22808,11 @@
       <w:pPr>
         <w:pStyle w:val="Nadpis2"/>
       </w:pPr>
-      <w:bookmarkStart w:id="85" w:name="_Toc234293844"/>
+      <w:bookmarkStart w:id="86" w:name="_Toc234367854"/>
       <w:r>
         <w:t>Generování sítí</w:t>
       </w:r>
-      <w:bookmarkEnd w:id="85"/>
+      <w:bookmarkEnd w:id="86"/>
     </w:p>
     <w:p>
       <w:pPr>
@@ -22805,13 +22828,13 @@
         <w:jc w:val="both"/>
       </w:pPr>
       <w:r>
-        <w:t>Pro experimentální část práce bylo nutné vytvořit prostředí umožňující práci</w:t>
-      </w:r>
-      <w:r>
-        <w:t xml:space="preserve"> s </w:t>
-      </w:r>
-      <w:r>
-        <w:t>různými topologiemi sítí. Implementace proto podporuje generování náhodných sítí Erdős–Rényi, bezškálových sítí Barabási–Albert</w:t>
+        <w:t xml:space="preserve">Pro experimentální část jsem vytvořil prostředí umožňující práci s různými síťovými </w:t>
+      </w:r>
+      <w:r>
+        <w:t>strukturami</w:t>
+      </w:r>
+      <w:r>
+        <w:t>. Implementace proto podporuje generování náhodných sítí Erdős–Rényi, bezškálových sítí Barabási–Albert</w:t>
       </w:r>
       <w:r>
         <w:t xml:space="preserve"> a </w:t>
@@ -22936,7 +22959,13 @@
         <w:jc w:val="both"/>
       </w:pPr>
       <w:r>
-        <w:t>Pro zachování porovnatelnosti experimentů byly syntetické sítě generovány tak, aby odpovídaly velikosti použité reálné sociální sítě.</w:t>
+        <w:t xml:space="preserve">Pro zachování porovnatelnosti jsem </w:t>
+      </w:r>
+      <w:r>
+        <w:t>modelové</w:t>
+      </w:r>
+      <w:r>
+        <w:t xml:space="preserve"> sítě generoval tak, aby odpovídaly velikosti reálné sítě.</w:t>
       </w:r>
     </w:p>
     <w:p>
@@ -22948,12 +22977,12 @@
       <w:pPr>
         <w:pStyle w:val="Nadpis2"/>
       </w:pPr>
-      <w:bookmarkStart w:id="86" w:name="_Toc234293845"/>
+      <w:bookmarkStart w:id="87" w:name="_Toc234367855"/>
       <w:r>
         <w:lastRenderedPageBreak/>
         <w:t>Realizace simulací</w:t>
       </w:r>
-      <w:bookmarkEnd w:id="86"/>
+      <w:bookmarkEnd w:id="87"/>
     </w:p>
     <w:p>
       <w:pPr>
@@ -23020,7 +23049,19 @@
         <w:t xml:space="preserve"> v </w:t>
       </w:r>
       <w:r>
-        <w:t xml:space="preserve">každé iteraci výběr dvojice propojených aktérů. Pokud rozdíl jejich názorů nepřekročí stanovený práh důvěry </w:t>
+        <w:t>každé iteraci výběr dvojice propojených aktérů. Pokud rozdíl jejich názorů nepřekročí stanoven</w:t>
+      </w:r>
+      <w:r>
+        <w:t>ou</w:t>
+      </w:r>
+      <w:r>
+        <w:t xml:space="preserve"> </w:t>
+      </w:r>
+      <w:r>
+        <w:t>mez</w:t>
+      </w:r>
+      <w:r>
+        <w:t xml:space="preserve"> důvěry </w:t>
       </w:r>
       <m:oMath>
         <m:r>
@@ -23123,33 +23164,19 @@
         <w:jc w:val="both"/>
       </w:pPr>
       <w:r>
-        <w:t>Protože simulace obsahují náhodné prvky, je každá konfigurace opakována 100krát. Výsledky jednotlivých běhů jsou ukládány do souborů ve formátu CSV</w:t>
-      </w:r>
-      <w:r>
-        <w:t xml:space="preserve"> a </w:t>
-      </w:r>
-      <w:r>
-        <w:t>následně agregovány. Pro každý časový okamžik jsou vypočteny hodnoty sledovaných metrik, které jsou dále využity při experimentální analýze.</w:t>
-      </w:r>
-    </w:p>
-    <w:p>
-      <w:pPr>
-        <w:jc w:val="both"/>
-      </w:pPr>
-    </w:p>
-    <w:p>
-      <w:pPr>
-        <w:jc w:val="both"/>
-      </w:pPr>
-      <w:r>
-        <w:t>Výsledkem implementace je flexibilní simulační prostředí umožňující porovnávání různých modelů názorové dynamiky na odlišných síťových topologiích</w:t>
-      </w:r>
-      <w:r>
-        <w:t xml:space="preserve"> a </w:t>
-      </w:r>
-      <w:r>
-        <w:t>při různém nastavení parametrů.</w:t>
-      </w:r>
+        <w:t>Protože simulace obsahují náhodné prvky, každou konfiguraci jsem opakoval stokrát.</w:t>
+      </w:r>
+      <w:r>
+        <w:t xml:space="preserve"> </w:t>
+      </w:r>
+      <w:r>
+        <w:t>Výsledky jednotlivých běhů ukládám do souborů ve formátu CSV a následně je agreguji. Pro každý časový okamžik počítám hodnoty sledovaných metrik, které dále využívám v experimentální analýze.</w:t>
+      </w:r>
+    </w:p>
+    <w:p>
+      <w:pPr>
+        <w:jc w:val="both"/>
+      </w:pPr>
     </w:p>
     <w:p>
       <w:pPr>
@@ -23161,17 +23188,20 @@
           <w:cols w:space="720"/>
         </w:sectPr>
       </w:pPr>
+      <w:r>
+        <w:t>Výsledkem mé implementace je flexibilní simulační prostředí umožňující porovnávat modely názorové dynamiky na různých síťových topologiích a při různém nastavení parametrů.</w:t>
+      </w:r>
     </w:p>
     <w:p>
       <w:pPr>
         <w:pStyle w:val="Nadpis1"/>
       </w:pPr>
-      <w:bookmarkStart w:id="87" w:name="2_Praktická_část/Empirická_část/Vlastní_"/>
-      <w:bookmarkStart w:id="88" w:name="_Toc234293846"/>
-      <w:bookmarkStart w:id="89" w:name="OLE_LINK21"/>
-      <w:bookmarkStart w:id="90" w:name="OLE_LINK24"/>
-      <w:bookmarkStart w:id="91" w:name="OLE_LINK74"/>
-      <w:bookmarkEnd w:id="87"/>
+      <w:bookmarkStart w:id="88" w:name="2_Praktická_část/Empirická_část/Vlastní_"/>
+      <w:bookmarkStart w:id="89" w:name="_Toc234367856"/>
+      <w:bookmarkStart w:id="90" w:name="OLE_LINK21"/>
+      <w:bookmarkStart w:id="91" w:name="OLE_LINK24"/>
+      <w:bookmarkStart w:id="92" w:name="OLE_LINK74"/>
+      <w:bookmarkEnd w:id="88"/>
       <w:r>
         <w:lastRenderedPageBreak/>
         <w:t>E</w:t>
@@ -23182,7 +23212,7 @@
       <w:r>
         <w:t>analýza</w:t>
       </w:r>
-      <w:bookmarkEnd w:id="88"/>
+      <w:bookmarkEnd w:id="89"/>
     </w:p>
     <w:p>
       <w:pPr>
@@ -23196,7 +23226,13 @@
         <w:jc w:val="both"/>
       </w:pPr>
       <w:r>
-        <w:t>Cílem experimentální analýzy je posoudit, jak volba modelu, jeho parametrů a topologie sítě ovlivňuje vývoj názorů. Pozornost je věnována třem odlišným výsledným stavům: konsenzu, při němž se názory soustředí do úzkého intervalu; polarizaci, při níž vznikají vzdálené názorové skupiny; a fragmentaci, která se projevuje větším počtem oddělených clusterů. Protože samotný počet clusterů tyto stavy nedokáže vždy spolehlivě rozlišit, je interpretován společně s průměrnou párovou vzdáleností a polarizačním indexem.</w:t>
+        <w:t>V experimentální analýze posuzuji, jak volba modelu, jeho parametrů a struktury sítě ovlivňuje vývoj názorů. Hodnoceny jsou tři základní výsledné stavy. Konsenzus představuje situaci, kdy se názory soustředí do úzkého intervalu. Polarizace se projevuje vznikem vzájemně vzdálených názorových skupin, zatímco fragmentace odpovídá většímu počtu oddělených clusterů. Protože samotný počet clusterů tyto stavy nedokáže vždy spolehlivě rozlišit, je interpretován společně s</w:t>
+      </w:r>
+      <w:r>
+        <w:t> </w:t>
+      </w:r>
+      <w:r>
+        <w:t>průměrnou párovou vzdáleností a polarizačním indexem.</w:t>
       </w:r>
     </w:p>
     <w:p>
@@ -23209,11 +23245,11 @@
       <w:pPr>
         <w:pStyle w:val="Nadpis2"/>
       </w:pPr>
-      <w:bookmarkStart w:id="92" w:name="_Toc234293847"/>
+      <w:bookmarkStart w:id="93" w:name="_Toc234367857"/>
       <w:r>
         <w:t>Uspořádání experimentu</w:t>
       </w:r>
-      <w:bookmarkEnd w:id="92"/>
+      <w:bookmarkEnd w:id="93"/>
     </w:p>
     <w:p>
       <w:pPr>
@@ -23230,7 +23266,19 @@
         <w:jc w:val="both"/>
       </w:pPr>
       <w:r>
-        <w:t xml:space="preserve">Experimenty byly provedeny na třech neorientovaných a neohodnocených sítích. První z nich je náhodná síť Erdős–Rényi (ER), druhá bezškálová síť Barabási–Albert (BA) a třetí reálná síť </w:t>
+        <w:t xml:space="preserve">Experimenty </w:t>
+      </w:r>
+      <w:r>
+        <w:t>jsem</w:t>
+      </w:r>
+      <w:r>
+        <w:t xml:space="preserve"> proved</w:t>
+      </w:r>
+      <w:r>
+        <w:t>l</w:t>
+      </w:r>
+      <w:r>
+        <w:t xml:space="preserve"> na třech neorientovaných a neohodnocených sítích. První z nich je náhodná síť Erdős–Rényi (ER), druhá bezškálová síť Barabási–Albert (BA) a třetí reálná síť </w:t>
       </w:r>
       <w:r>
         <w:t>facebookových stránek</w:t>
@@ -23252,20 +23300,67 @@
         <w:jc w:val="both"/>
       </w:pPr>
       <w:r>
-        <w:t>Počáteční názory byly ve všech případech generovány nezávisle z rovnoměrného rozdělení na intervalu [0, 1]. Pro každou kombinaci modelu, sítě a parametrů bylo provedeno 100 opakování. Deffuantův model pracoval s 1 000 000 náhodně vybraných hranových interakcí, zatímco model Hegselmann–Krause (HK) byl spuštěn na 338 synchronních iterací. Průběh každého běhu byl zaznamenán ve 101 rovnoměrně rozmístěných časových snímcích včetně počátečního a finálního stavu.</w:t>
-      </w:r>
-    </w:p>
-    <w:p>
-      <w:pPr>
-        <w:jc w:val="both"/>
-      </w:pPr>
-    </w:p>
-    <w:p>
-      <w:pPr>
-        <w:jc w:val="both"/>
-      </w:pPr>
-      <w:r>
-        <w:t>U obou základních modelů byly testovány hodnoty meze důvěry</w:t>
+        <w:t xml:space="preserve">Počáteční názory jsem ve všech případech generoval nezávisle </w:t>
+      </w:r>
+      <w:r>
+        <w:t xml:space="preserve">z rovnoměrného rozdělení na intervalu </w:t>
+      </w:r>
+      <m:oMath>
+        <m:r>
+          <w:rPr>
+            <w:rFonts w:ascii="Cambria Math" w:hAnsi="Cambria Math"/>
+          </w:rPr>
+          <m:t>[0,1]</m:t>
+        </m:r>
+      </m:oMath>
+      <w:r>
+        <w:t xml:space="preserve">. Pro každou kombinaci modelu, sítě a parametrů </w:t>
+      </w:r>
+      <w:r>
+        <w:t>jsem</w:t>
+      </w:r>
+      <w:r>
+        <w:t xml:space="preserve"> proved</w:t>
+      </w:r>
+      <w:r>
+        <w:t>l</w:t>
+      </w:r>
+      <w:r>
+        <w:t xml:space="preserve"> 100 opakování. Deffuantův model pracoval s 1 000 000 náhodně vybraných hranových interakcí, zatímco model Hegselmann–Krause (</w:t>
+      </w:r>
+      <w:r>
+        <w:t xml:space="preserve">dále </w:t>
+      </w:r>
+      <w:r>
+        <w:t xml:space="preserve">HK) </w:t>
+      </w:r>
+      <w:r>
+        <w:t>jsem sputil</w:t>
+      </w:r>
+      <w:r>
+        <w:t xml:space="preserve"> na 338 synchronních iterací. </w:t>
+      </w:r>
+      <w:r>
+        <w:t>Průběh každého běhu jsem zaznamenal ve 101 rovnoměrně rozmístěných časových</w:t>
+      </w:r>
+      <w:r>
+        <w:t xml:space="preserve"> snímcích včetně počátečního a finálního stavu.</w:t>
+      </w:r>
+    </w:p>
+    <w:p>
+      <w:pPr>
+        <w:jc w:val="both"/>
+      </w:pPr>
+    </w:p>
+    <w:p>
+      <w:pPr>
+        <w:jc w:val="both"/>
+      </w:pPr>
+      <w:r>
+        <w:t xml:space="preserve">U obou základních modelů jsem testoval hodnoty meze </w:t>
+      </w:r>
+      <w:r>
+        <w:t>důvěry</w:t>
       </w:r>
     </w:p>
     <w:p>
@@ -23310,7 +23405,19 @@
         <w:jc w:val="both"/>
       </w:pPr>
       <w:r>
-        <w:t>V Deffuantově modelu byl navíc měněn konvergenční parametr</w:t>
+        <w:t xml:space="preserve">V Deffuantově modelu </w:t>
+      </w:r>
+      <w:r>
+        <w:t>jsem</w:t>
+      </w:r>
+      <w:r>
+        <w:t xml:space="preserve"> navíc měn</w:t>
+      </w:r>
+      <w:r>
+        <w:t>il</w:t>
+      </w:r>
+      <w:r>
+        <w:t xml:space="preserve"> konvergenční parametr</w:t>
       </w:r>
     </w:p>
     <w:p>
@@ -23355,7 +23462,19 @@
         <w:jc w:val="both"/>
       </w:pPr>
       <w:r>
-        <w:t>Výsledky jsou hodnoceny pomocí tří charakteristik. Počet clusterů je určen z mezer mezi seřazenými názory; nový cluster vzniká tehdy, jestliže mezera mezi dvěma sousedními hodnotami překročí 0,01. Průměrná párová vzdálenost (dále PAD) je průměrem absolutních rozdílů mezi všemi dvojicemi názorů. Nízká PAD společně s jedním clusterem je silným znakem konsenzu, zatímco vysoká PAD ukazuje, že názory zůstaly rozptýlené. Třetí charakteristikou je spojitý polarizační index založený na odhadu hustoty. Jeho hodnoty slouží především k relativnímu porovnání běhů vypočtených stejným postupem.</w:t>
+        <w:t>Výsledky hodno</w:t>
+      </w:r>
+      <w:r>
+        <w:t>tím</w:t>
+      </w:r>
+      <w:r>
+        <w:t xml:space="preserve"> pomocí tří charakteristik. </w:t>
+      </w:r>
+      <w:r>
+        <w:t>Počet clusterů určuji pomocí algoritmu DBSCAN popsaného v oddílu 5.2.1. V jednorozměrném názorovém prostoru používám poloměr okolí 0,01 a minimální počet bodů odpovídající jednomu procentu populace.</w:t>
+      </w:r>
+      <w:r>
+        <w:t xml:space="preserve"> Průměrná párová vzdálenost (dále PAD) je průměrem absolutních rozdílů mezi všemi dvojicemi názorů. Nízká PAD společně s jedním clusterem je silným znakem konsenzu, zatímco vysoká PAD ukazuje, že názory zůstaly rozptýlené. Třetí charakteristikou je spojitý polarizační index založený na odhadu hustoty. Jeho hodnoty slouží především k relativnímu porovnání běhů vypočtených stejným postupem.</w:t>
       </w:r>
     </w:p>
     <w:p>
@@ -23388,15 +23507,15 @@
       <w:pPr>
         <w:pStyle w:val="Nadpis2"/>
       </w:pPr>
-      <w:bookmarkStart w:id="93" w:name="_Toc234293848"/>
-      <w:bookmarkStart w:id="94" w:name="OLE_LINK50"/>
+      <w:bookmarkStart w:id="94" w:name="_Toc234367858"/>
+      <w:bookmarkStart w:id="95" w:name="OLE_LINK50"/>
       <w:r>
         <w:lastRenderedPageBreak/>
         <w:t>Výsledky Deffuantova modelu</w:t>
       </w:r>
-      <w:bookmarkEnd w:id="93"/>
-    </w:p>
-    <w:bookmarkEnd w:id="89"/>
+      <w:bookmarkEnd w:id="94"/>
+    </w:p>
+    <w:bookmarkEnd w:id="90"/>
     <w:p/>
     <w:p>
       <w:pPr>
@@ -23548,7 +23667,13 @@
         </m:r>
       </m:oMath>
       <w:r>
-        <w:t xml:space="preserve"> se syntetické sítě přiblížily konsenzu. ER síť měla průměrně jeden cluster a PAD 0,009; BA síť 1,020 clusteru a PAD 0,042. Reálná síť si naproti tomu zachovala 2,108 clusteru a PAD 0,106. </w:t>
+        <w:t> se syntetické sítě přiblížily konsenzu. ER síť měla průměrně jeden cluster a PAD 0,009</w:t>
+      </w:r>
+      <w:r>
+        <w:t>.</w:t>
+      </w:r>
+      <w:r>
+        <w:t xml:space="preserve"> BA síť 1,020 clusteru a PAD 0,042. Reálná síť si naproti tomu zachovala 2,108 clusteru a PAD 0,106. </w:t>
       </w:r>
       <w:r>
         <w:t>Také při stejné hodnotě parametrů tedy reálná topologie zpomalovala sjednocování názorů, protože část interakcí zůstávala uzavřena uvnitř lokálních oblastí sítě a nevedla k efektivnímu propojení celé populace.</w:t>
@@ -23629,9 +23754,9 @@
       <w:pPr>
         <w:pStyle w:val="Titulek"/>
       </w:pPr>
-      <w:bookmarkStart w:id="95" w:name="_Toc234284104"/>
-      <w:bookmarkStart w:id="96" w:name="_Toc234292042"/>
-      <w:bookmarkStart w:id="97" w:name="_Toc234293872"/>
+      <w:bookmarkStart w:id="96" w:name="_Toc234284104"/>
+      <w:bookmarkStart w:id="97" w:name="_Toc234292042"/>
+      <w:bookmarkStart w:id="98" w:name="_Toc234367887"/>
       <w:r>
         <w:t xml:space="preserve">Obrázek </w:t>
       </w:r>
@@ -23680,9 +23805,9 @@
       <w:r>
         <w:t xml:space="preserve"> Finální počet clusterů Deffuantova modelu na reálné síti v závislosti na parametrech ε a μ.</w:t>
       </w:r>
-      <w:bookmarkEnd w:id="95"/>
       <w:bookmarkEnd w:id="96"/>
       <w:bookmarkEnd w:id="97"/>
+      <w:bookmarkEnd w:id="98"/>
     </w:p>
     <w:p>
       <w:pPr>
@@ -23700,7 +23825,16 @@
         </m:r>
       </m:oMath>
       <w:r>
-        <w:t>; změny podél osy </w:t>
+        <w:t>.</w:t>
+      </w:r>
+      <w:r>
+        <w:t xml:space="preserve"> </w:t>
+      </w:r>
+      <w:r>
+        <w:t>Z</w:t>
+      </w:r>
+      <w:r>
+        <w:t>měny podél osy </w:t>
       </w:r>
       <m:oMath>
         <m:r>
@@ -23786,9 +23920,9 @@
         <w:pStyle w:val="Titulek"/>
         <w:jc w:val="both"/>
       </w:pPr>
-      <w:bookmarkStart w:id="98" w:name="_Toc234284105"/>
-      <w:bookmarkStart w:id="99" w:name="_Toc234292043"/>
-      <w:bookmarkStart w:id="100" w:name="_Toc234293873"/>
+      <w:bookmarkStart w:id="99" w:name="_Toc234284105"/>
+      <w:bookmarkStart w:id="100" w:name="_Toc234292043"/>
+      <w:bookmarkStart w:id="101" w:name="_Toc234367888"/>
       <w:r>
         <w:t xml:space="preserve">Obrázek </w:t>
       </w:r>
@@ -23837,9 +23971,9 @@
       <w:r>
         <w:t>Finální průměrná párová vzdálenost Deffuantova modelu na reálné síti.</w:t>
       </w:r>
-      <w:bookmarkEnd w:id="98"/>
       <w:bookmarkEnd w:id="99"/>
       <w:bookmarkEnd w:id="100"/>
+      <w:bookmarkEnd w:id="101"/>
     </w:p>
     <w:p>
       <w:pPr>
@@ -23923,9 +24057,9 @@
         <w:pStyle w:val="Titulek"/>
         <w:jc w:val="both"/>
       </w:pPr>
-      <w:bookmarkStart w:id="101" w:name="_Toc234284106"/>
-      <w:bookmarkStart w:id="102" w:name="_Toc234292044"/>
-      <w:bookmarkStart w:id="103" w:name="_Toc234293874"/>
+      <w:bookmarkStart w:id="102" w:name="_Toc234284106"/>
+      <w:bookmarkStart w:id="103" w:name="_Toc234292044"/>
+      <w:bookmarkStart w:id="104" w:name="_Toc234367889"/>
       <w:r>
         <w:t xml:space="preserve">Obrázek </w:t>
       </w:r>
@@ -23974,9 +24108,9 @@
       <w:r>
         <w:t>Finální polarizační index Deffuantova modelu na reálné síti.</w:t>
       </w:r>
-      <w:bookmarkEnd w:id="101"/>
       <w:bookmarkEnd w:id="102"/>
       <w:bookmarkEnd w:id="103"/>
+      <w:bookmarkEnd w:id="104"/>
     </w:p>
     <w:p>
       <w:pPr>
@@ -24232,14 +24366,7 @@
         <w:t>Výsledky po 1 000 000 interakcích proto představují prakticky ustálený stav dosažený po pevném výpočetním horizontu, nikoli formální důkaz úplné konvergence modelu.</w:t>
       </w:r>
     </w:p>
-    <w:p>
-      <w:pPr>
-        <w:rPr>
-          <w:rFonts w:eastAsia="Carlito"/>
-        </w:rPr>
-      </w:pPr>
-    </w:p>
-    <w:bookmarkEnd w:id="94"/>
+    <w:bookmarkEnd w:id="95"/>
     <w:p>
       <w:pPr>
         <w:keepNext/>
@@ -24249,6 +24376,7 @@
           <w:rFonts w:eastAsia="Carlito"/>
           <w:noProof/>
         </w:rPr>
+        <w:lastRenderedPageBreak/>
         <w:drawing>
           <wp:inline distT="0" distB="0" distL="0" distR="0" wp14:anchorId="51A1CDF0" wp14:editId="16447BB8">
             <wp:extent cx="6032500" cy="3564890"/>
@@ -24290,9 +24418,9 @@
       <w:pPr>
         <w:pStyle w:val="Titulek"/>
       </w:pPr>
-      <w:bookmarkStart w:id="104" w:name="_Toc234284107"/>
-      <w:bookmarkStart w:id="105" w:name="_Toc234292045"/>
-      <w:bookmarkStart w:id="106" w:name="_Toc234293875"/>
+      <w:bookmarkStart w:id="105" w:name="_Toc234284107"/>
+      <w:bookmarkStart w:id="106" w:name="_Toc234292045"/>
+      <w:bookmarkStart w:id="107" w:name="_Toc234367890"/>
       <w:r>
         <w:t xml:space="preserve">Obrázek </w:t>
       </w:r>
@@ -24338,9 +24466,9 @@
       <w:r>
         <w:t>: Vývoj počtu clusterů Deffuantova modelu na reálné síti v průběhu simulace.</w:t>
       </w:r>
-      <w:bookmarkEnd w:id="104"/>
       <w:bookmarkEnd w:id="105"/>
       <w:bookmarkEnd w:id="106"/>
+      <w:bookmarkEnd w:id="107"/>
     </w:p>
     <w:p>
       <w:pPr>
@@ -24355,7 +24483,7 @@
       <w:r>
         <w:t xml:space="preserve">průběhu simulace. Při nízké hodnotě meze důvěry </w:t>
       </w:r>
-      <w:bookmarkStart w:id="107" w:name="OLE_LINK35"/>
+      <w:bookmarkStart w:id="108" w:name="OLE_LINK35"/>
       <m:oMath>
         <m:r>
           <w:rPr>
@@ -24363,7 +24491,7 @@
           </w:rPr>
           <m:t>ε</m:t>
         </m:r>
-        <w:bookmarkEnd w:id="107"/>
+        <w:bookmarkEnd w:id="108"/>
         <m:r>
           <w:rPr>
             <w:rFonts w:ascii="Cambria Math" w:hAnsi="Cambria Math"/>
@@ -24430,12 +24558,12 @@
       <w:pPr>
         <w:pStyle w:val="Nadpis2"/>
       </w:pPr>
-      <w:bookmarkStart w:id="108" w:name="_Toc234293849"/>
-      <w:bookmarkStart w:id="109" w:name="OLE_LINK58"/>
+      <w:bookmarkStart w:id="109" w:name="_Toc234367859"/>
+      <w:bookmarkStart w:id="110" w:name="OLE_LINK58"/>
       <w:r>
         <w:t>Výsledky modelu Hegselmann–Krause</w:t>
       </w:r>
-      <w:bookmarkEnd w:id="108"/>
+      <w:bookmarkEnd w:id="109"/>
     </w:p>
     <w:p>
       <w:pPr>
@@ -24713,9 +24841,9 @@
           <w:rFonts w:eastAsia="Carlito"/>
         </w:rPr>
       </w:pPr>
-      <w:bookmarkStart w:id="110" w:name="_Toc234284108"/>
-      <w:bookmarkStart w:id="111" w:name="_Toc234292046"/>
-      <w:bookmarkStart w:id="112" w:name="_Toc234293876"/>
+      <w:bookmarkStart w:id="111" w:name="_Toc234284108"/>
+      <w:bookmarkStart w:id="112" w:name="_Toc234292046"/>
+      <w:bookmarkStart w:id="113" w:name="_Toc234367891"/>
       <w:r>
         <w:t xml:space="preserve">Obrázek </w:t>
       </w:r>
@@ -24761,9 +24889,9 @@
       <w:r>
         <w:t>: Finální počet clusterů modelu HK na reálné síti v závislosti na ε.</w:t>
       </w:r>
-      <w:bookmarkEnd w:id="110"/>
       <w:bookmarkEnd w:id="111"/>
       <w:bookmarkEnd w:id="112"/>
+      <w:bookmarkEnd w:id="113"/>
     </w:p>
     <w:p>
       <w:pPr>
@@ -24877,9 +25005,9 @@
           <w:rFonts w:eastAsia="Carlito"/>
         </w:rPr>
       </w:pPr>
-      <w:bookmarkStart w:id="113" w:name="_Toc234284109"/>
-      <w:bookmarkStart w:id="114" w:name="_Toc234292047"/>
-      <w:bookmarkStart w:id="115" w:name="_Toc234293877"/>
+      <w:bookmarkStart w:id="114" w:name="_Toc234284109"/>
+      <w:bookmarkStart w:id="115" w:name="_Toc234292047"/>
+      <w:bookmarkStart w:id="116" w:name="_Toc234367892"/>
       <w:r>
         <w:t xml:space="preserve">Obrázek </w:t>
       </w:r>
@@ -24925,9 +25053,9 @@
       <w:r>
         <w:t>: Finální průměrná párová vzdálenost modelu HK na reálné síti.</w:t>
       </w:r>
-      <w:bookmarkEnd w:id="113"/>
       <w:bookmarkEnd w:id="114"/>
       <w:bookmarkEnd w:id="115"/>
+      <w:bookmarkEnd w:id="116"/>
     </w:p>
     <w:p>
       <w:pPr>
@@ -24954,7 +25082,31 @@
         <w:rPr>
           <w:rFonts w:eastAsia="Carlito"/>
         </w:rPr>
-        <w:t> sice ještě není nulová, ale proti počáteční hodnotě je již výrazně nižší; při dalších hodnotách se systém blíží velmi těsnému konsenzu.</w:t>
+        <w:t> sice ještě není nulová, ale proti počáteční hodnotě je již výrazně nižší</w:t>
+      </w:r>
+      <w:r>
+        <w:rPr>
+          <w:rFonts w:eastAsia="Carlito"/>
+        </w:rPr>
+        <w:t>.</w:t>
+      </w:r>
+      <w:r>
+        <w:rPr>
+          <w:rFonts w:eastAsia="Carlito"/>
+        </w:rPr>
+        <w:t xml:space="preserve"> </w:t>
+      </w:r>
+      <w:r>
+        <w:rPr>
+          <w:rFonts w:eastAsia="Carlito"/>
+        </w:rPr>
+        <w:t>P</w:t>
+      </w:r>
+      <w:r>
+        <w:rPr>
+          <w:rFonts w:eastAsia="Carlito"/>
+        </w:rPr>
+        <w:t>ři dalších hodnotách se systém blíží velmi těsnému konsenzu.</w:t>
       </w:r>
       <w:r>
         <w:rPr>
@@ -25032,9 +25184,9 @@
           <w:rFonts w:eastAsia="Carlito"/>
         </w:rPr>
       </w:pPr>
-      <w:bookmarkStart w:id="116" w:name="_Toc234284110"/>
-      <w:bookmarkStart w:id="117" w:name="_Toc234292048"/>
-      <w:bookmarkStart w:id="118" w:name="_Toc234293878"/>
+      <w:bookmarkStart w:id="117" w:name="_Toc234284110"/>
+      <w:bookmarkStart w:id="118" w:name="_Toc234292048"/>
+      <w:bookmarkStart w:id="119" w:name="_Toc234367893"/>
       <w:r>
         <w:t xml:space="preserve">Obrázek </w:t>
       </w:r>
@@ -25080,9 +25232,9 @@
       <w:r>
         <w:t>: Finální polarizační index modelu HK na reálné síti.</w:t>
       </w:r>
-      <w:bookmarkEnd w:id="116"/>
       <w:bookmarkEnd w:id="117"/>
       <w:bookmarkEnd w:id="118"/>
+      <w:bookmarkEnd w:id="119"/>
     </w:p>
     <w:p>
       <w:pPr>
@@ -25118,29 +25270,53 @@
         <w:rPr>
           <w:rFonts w:eastAsia="Carlito"/>
         </w:rPr>
-        <w:t>Časový průběh potvrzuje, že synchronní aktualizace mění rozdělení názorů rychleji než párový mechanismus. Tento rozdíl je nutné interpretovat s ohledem na odlišnou definici jednoho kroku: jedna iterace HK aktualizuje názory v celé síti, zatímco jeden krok Deffuantova modelu vybírá jedinou hranu. Přímé porovnání absolutního počtu iterací by proto nebylo smysluplné; porovnávat lze zejména tvar normalizovaného průběhu a finální stav po zvoleném horizontu.</w:t>
-      </w:r>
-    </w:p>
-    <w:p>
-      <w:pPr>
-        <w:jc w:val="both"/>
+        <w:t>Časový průběh potvrzuje, že synchronní aktualizace mění rozdělení názorů rychleji než párový mechanismus. Tento rozdíl je nutné interpretovat s ohledem na odlišnou definici jednoho kroku: jedna iterace HK aktualizuje názory v celé síti, zatímco jeden krok Deffuantova modelu vybírá jedinou hranu. Přímé porovnání absolutního počtu iterací by proto nebylo smysluplné</w:t>
+      </w:r>
+      <w:r>
         <w:rPr>
           <w:rFonts w:eastAsia="Carlito"/>
         </w:rPr>
+        <w:t>.</w:t>
+      </w:r>
+      <w:r>
+        <w:rPr>
+          <w:rFonts w:eastAsia="Carlito"/>
+        </w:rPr>
+        <w:t xml:space="preserve"> </w:t>
+      </w:r>
+      <w:r>
+        <w:rPr>
+          <w:rFonts w:eastAsia="Carlito"/>
+        </w:rPr>
+        <w:t>P</w:t>
+      </w:r>
+      <w:r>
+        <w:rPr>
+          <w:rFonts w:eastAsia="Carlito"/>
+        </w:rPr>
+        <w:t>orovnávat lze zejména tvar normalizovaného průběhu a finální stav po zvoleném horizontu.</w:t>
+      </w:r>
+    </w:p>
+    <w:p>
+      <w:pPr>
+        <w:jc w:val="both"/>
+        <w:rPr>
+          <w:rFonts w:eastAsia="Carlito"/>
+        </w:rPr>
       </w:pPr>
     </w:p>
     <w:p>
       <w:pPr>
         <w:pStyle w:val="Nadpis2"/>
       </w:pPr>
-      <w:bookmarkStart w:id="119" w:name="_Toc234293850"/>
+      <w:bookmarkStart w:id="120" w:name="_Toc234367860"/>
       <w:r>
         <w:t>P</w:t>
       </w:r>
       <w:r>
         <w:t>orovnání základních modelů</w:t>
       </w:r>
-      <w:bookmarkEnd w:id="119"/>
+      <w:bookmarkEnd w:id="120"/>
     </w:p>
     <w:p>
       <w:pPr>
@@ -25215,7 +25391,7 @@
         <w:pStyle w:val="Titulek"/>
         <w:keepNext/>
       </w:pPr>
-      <w:bookmarkStart w:id="120" w:name="_Toc234293892"/>
+      <w:bookmarkStart w:id="121" w:name="_Toc234367884"/>
       <w:r>
         <w:lastRenderedPageBreak/>
         <w:t xml:space="preserve">Tabulka </w:t>
@@ -25265,7 +25441,7 @@
       <w:r>
         <w:t>.</w:t>
       </w:r>
-      <w:bookmarkEnd w:id="120"/>
+      <w:bookmarkEnd w:id="121"/>
     </w:p>
     <w:tbl>
       <w:tblPr>
@@ -30194,9 +30370,9 @@
           <w:noProof/>
         </w:rPr>
       </w:pPr>
-      <w:bookmarkStart w:id="121" w:name="_Toc234284111"/>
-      <w:bookmarkStart w:id="122" w:name="_Toc234292049"/>
-      <w:bookmarkStart w:id="123" w:name="_Toc234293879"/>
+      <w:bookmarkStart w:id="122" w:name="_Toc234284111"/>
+      <w:bookmarkStart w:id="123" w:name="_Toc234292049"/>
+      <w:bookmarkStart w:id="124" w:name="_Toc234367894"/>
       <w:r>
         <w:t xml:space="preserve">Obrázek </w:t>
       </w:r>
@@ -30242,9 +30418,9 @@
       <w:r>
         <w:t>: Porovnání finálního počtu clusterů Deffuantova modelu a HK na reálné síti.</w:t>
       </w:r>
-      <w:bookmarkEnd w:id="121"/>
       <w:bookmarkEnd w:id="122"/>
       <w:bookmarkEnd w:id="123"/>
+      <w:bookmarkEnd w:id="124"/>
     </w:p>
     <w:p>
       <w:pPr>
@@ -30338,9 +30514,9 @@
           <w:noProof/>
         </w:rPr>
       </w:pPr>
-      <w:bookmarkStart w:id="124" w:name="_Toc234284112"/>
-      <w:bookmarkStart w:id="125" w:name="_Toc234292050"/>
-      <w:bookmarkStart w:id="126" w:name="_Toc234293880"/>
+      <w:bookmarkStart w:id="125" w:name="_Toc234284112"/>
+      <w:bookmarkStart w:id="126" w:name="_Toc234292050"/>
+      <w:bookmarkStart w:id="127" w:name="_Toc234367895"/>
       <w:r>
         <w:t xml:space="preserve">Obrázek </w:t>
       </w:r>
@@ -30386,9 +30562,9 @@
       <w:r>
         <w:t>: Porovnání finální průměrné párové vzdálenosti Deffuantova modelu a HK na reálné síti.</w:t>
       </w:r>
-      <w:bookmarkEnd w:id="124"/>
       <w:bookmarkEnd w:id="125"/>
       <w:bookmarkEnd w:id="126"/>
+      <w:bookmarkEnd w:id="127"/>
     </w:p>
     <w:p>
       <w:pPr>
@@ -30463,9 +30639,9 @@
         <w:pStyle w:val="Titulek"/>
         <w:jc w:val="both"/>
       </w:pPr>
-      <w:bookmarkStart w:id="127" w:name="_Toc234284113"/>
-      <w:bookmarkStart w:id="128" w:name="_Toc234292051"/>
-      <w:bookmarkStart w:id="129" w:name="_Toc234293881"/>
+      <w:bookmarkStart w:id="128" w:name="_Toc234284113"/>
+      <w:bookmarkStart w:id="129" w:name="_Toc234292051"/>
+      <w:bookmarkStart w:id="130" w:name="_Toc234367896"/>
       <w:r>
         <w:t xml:space="preserve">Obrázek </w:t>
       </w:r>
@@ -30511,9 +30687,9 @@
       <w:r>
         <w:t>: Porovnání finálního polarizačního indexu Deffuantova modelu a HK na reálné síti.</w:t>
       </w:r>
-      <w:bookmarkEnd w:id="127"/>
       <w:bookmarkEnd w:id="128"/>
       <w:bookmarkEnd w:id="129"/>
+      <w:bookmarkEnd w:id="130"/>
     </w:p>
     <w:p>
       <w:pPr>
@@ -30557,11 +30733,11 @@
       <w:pPr>
         <w:pStyle w:val="Nadpis2"/>
       </w:pPr>
-      <w:bookmarkStart w:id="130" w:name="_Toc234293851"/>
+      <w:bookmarkStart w:id="131" w:name="_Toc234367861"/>
       <w:r>
         <w:t>Interpretace polarizačního indexu</w:t>
       </w:r>
-      <w:bookmarkEnd w:id="130"/>
+      <w:bookmarkEnd w:id="131"/>
     </w:p>
     <w:p>
       <w:pPr>
@@ -30788,12 +30964,24 @@
         <w:rPr>
           <w:rFonts w:eastAsia="Carlito"/>
         </w:rPr>
-        <w:t>V této práci je polarizační index považován za podpůrnou charakteristiku. Za polarizaci lze výsledek označit teprve tehdy, pokud zvýšenou hodnotu indexu doprovází také více oddělených clusterů nebo dostatečně vysoká PAD. Při jednom clusteru</w:t>
+        <w:t>V této práci považuji polarizační index za podpůrnou charakteristiku.</w:t>
       </w:r>
       <w:r>
         <w:rPr>
           <w:rFonts w:eastAsia="Carlito"/>
         </w:rPr>
+        <w:t xml:space="preserve"> </w:t>
+      </w:r>
+      <w:r>
+        <w:rPr>
+          <w:rFonts w:eastAsia="Carlito"/>
+        </w:rPr>
+        <w:t>Za polarizaci lze výsledek označit teprve tehdy, pokud zvýšenou hodnotu indexu doprovází také více oddělených clusterů nebo dostatečně vysoká PAD. Při jednom clusteru</w:t>
+      </w:r>
+      <w:r>
+        <w:rPr>
+          <w:rFonts w:eastAsia="Carlito"/>
+        </w:rPr>
         <w:t xml:space="preserve"> a </w:t>
       </w:r>
       <w:r>
@@ -30839,11 +31027,11 @@
       <w:pPr>
         <w:pStyle w:val="Nadpis2"/>
       </w:pPr>
-      <w:bookmarkStart w:id="131" w:name="_Toc234293852"/>
+      <w:bookmarkStart w:id="132" w:name="_Toc234367862"/>
       <w:r>
         <w:t>Porovnání s rozložením odhadovaných ideologických pozic členů Kongresu</w:t>
       </w:r>
-      <w:bookmarkEnd w:id="131"/>
+      <w:bookmarkEnd w:id="132"/>
     </w:p>
     <w:p>
       <w:pPr>
@@ -30859,24 +31047,24 @@
           <w:rFonts w:eastAsia="Carlito"/>
         </w:rPr>
       </w:pPr>
-      <w:bookmarkStart w:id="132" w:name="OLE_LINK82"/>
+      <w:bookmarkStart w:id="133" w:name="OLE_LINK82"/>
       <w:r>
         <w:rPr>
           <w:rFonts w:eastAsia="Carlito"/>
         </w:rPr>
-        <w:t>Pro empirický kontext byly simulační výsledky porovnány</w:t>
+        <w:t>Pro zasazení výsledků do empirického kontextu jsem simulační výsledky porovnal s daty ze souboru HSall_members.csv.</w:t>
       </w:r>
       <w:r>
         <w:rPr>
           <w:rFonts w:eastAsia="Carlito"/>
         </w:rPr>
-        <w:t xml:space="preserve"> s </w:t>
+        <w:t xml:space="preserve"> </w:t>
       </w:r>
       <w:r>
         <w:rPr>
           <w:rFonts w:eastAsia="Carlito"/>
         </w:rPr>
-        <w:t>databází HSall_members.csv. Sloupec nominate_dim1 obsahuje první dimenzi skóre DW-NOMINATE odvozeného</w:t>
+        <w:t>Sloupec nominate_dim1 obsahuje první dimenzi skóre DW-NOMINATE odvozeného</w:t>
       </w:r>
       <w:r>
         <w:rPr>
@@ -30912,19 +31100,34 @@
         <w:rPr>
           <w:rFonts w:eastAsia="Carlito"/>
         </w:rPr>
-        <w:t>kladné hodnoty představují opačné póly hlavní ideologické osy; pro výpočet stejných metrik byly lineárně převedeny</w:t>
+        <w:t>kladné hodnoty představují opačné póly hlavní ideologické osy</w:t>
       </w:r>
       <w:r>
         <w:rPr>
           <w:rFonts w:eastAsia="Carlito"/>
         </w:rPr>
-        <w:t xml:space="preserve"> z </w:t>
+        <w:t>.</w:t>
       </w:r>
       <w:r>
         <w:rPr>
           <w:rFonts w:eastAsia="Carlito"/>
         </w:rPr>
-        <w:t>intervalu přibližně </w:t>
+        <w:t xml:space="preserve"> </w:t>
+      </w:r>
+      <w:r>
+        <w:rPr>
+          <w:rFonts w:eastAsia="Carlito"/>
+        </w:rPr>
+        <w:t>P</w:t>
+      </w:r>
+      <w:r>
+        <w:t xml:space="preserve">ro výpočet stejných metrik jsem je lineárně převedl z intervalu </w:t>
+      </w:r>
+      <w:r>
+        <w:rPr>
+          <w:rFonts w:eastAsia="Carlito"/>
+        </w:rPr>
+        <w:t>přibližně </w:t>
       </w:r>
       <m:oMath>
         <m:r>
@@ -30973,7 +31176,7 @@
         <w:t>relativní vzdálenosti po přepočtu škály.</w:t>
       </w:r>
     </w:p>
-    <w:bookmarkEnd w:id="132"/>
+    <w:bookmarkEnd w:id="133"/>
     <w:p>
       <w:pPr>
         <w:jc w:val="both"/>
@@ -30993,12 +31196,33 @@
         <w:rPr>
           <w:rFonts w:eastAsia="Carlito"/>
         </w:rPr>
-        <w:t>Jako referenční byl použit 119. Kongres, tedy nejnovější kongres obsažený</w:t>
+        <w:t xml:space="preserve">Jako referenční </w:t>
+      </w:r>
+      <w:r>
+        <w:t xml:space="preserve">jsem </w:t>
       </w:r>
       <w:r>
         <w:rPr>
           <w:rFonts w:eastAsia="Carlito"/>
         </w:rPr>
+        <w:t>použi</w:t>
+      </w:r>
+      <w:r>
+        <w:rPr>
+          <w:rFonts w:eastAsia="Carlito"/>
+        </w:rPr>
+        <w:t>l</w:t>
+      </w:r>
+      <w:r>
+        <w:rPr>
+          <w:rFonts w:eastAsia="Carlito"/>
+        </w:rPr>
+        <w:t xml:space="preserve"> 119. Kongres, tedy nejnovější kongres obsažený</w:t>
+      </w:r>
+      <w:r>
+        <w:rPr>
+          <w:rFonts w:eastAsia="Carlito"/>
+        </w:rPr>
         <w:t xml:space="preserve"> v </w:t>
       </w:r>
       <w:r>
@@ -31053,7 +31277,31 @@
         <w:rPr>
           <w:rFonts w:eastAsia="Carlito"/>
         </w:rPr>
-        <w:t xml:space="preserve"> platných hodnot nominate_dim1; samostatně 449 pro Sněmovnu reprezentantů</w:t>
+        <w:t xml:space="preserve"> platných hodnot nominate_dim1</w:t>
+      </w:r>
+      <w:r>
+        <w:rPr>
+          <w:rFonts w:eastAsia="Carlito"/>
+        </w:rPr>
+        <w:t>.</w:t>
+      </w:r>
+      <w:r>
+        <w:rPr>
+          <w:rFonts w:eastAsia="Carlito"/>
+        </w:rPr>
+        <w:t xml:space="preserve"> </w:t>
+      </w:r>
+      <w:r>
+        <w:rPr>
+          <w:rFonts w:eastAsia="Carlito"/>
+        </w:rPr>
+        <w:t>S</w:t>
+      </w:r>
+      <w:r>
+        <w:rPr>
+          <w:rFonts w:eastAsia="Carlito"/>
+        </w:rPr>
+        <w:t>amostatně 449 pro Sněmovnu reprezentantů</w:t>
       </w:r>
       <w:r>
         <w:rPr>
@@ -31200,9 +31448,9 @@
           <w:rFonts w:eastAsia="Carlito"/>
         </w:rPr>
       </w:pPr>
-      <w:bookmarkStart w:id="133" w:name="_Toc234284114"/>
-      <w:bookmarkStart w:id="134" w:name="_Toc234292052"/>
-      <w:bookmarkStart w:id="135" w:name="_Toc234293882"/>
+      <w:bookmarkStart w:id="134" w:name="_Toc234284114"/>
+      <w:bookmarkStart w:id="135" w:name="_Toc234292052"/>
+      <w:bookmarkStart w:id="136" w:name="_Toc234367897"/>
       <w:r>
         <w:t xml:space="preserve">Obrázek </w:t>
       </w:r>
@@ -31248,9 +31496,9 @@
       <w:r>
         <w:t>: Vývoj polarizačního indexu hodnot nominate_dim1 podle Kongresu a komory.</w:t>
       </w:r>
-      <w:bookmarkEnd w:id="133"/>
       <w:bookmarkEnd w:id="134"/>
       <w:bookmarkEnd w:id="135"/>
+      <w:bookmarkEnd w:id="136"/>
     </w:p>
     <w:p>
       <w:pPr>
@@ -31277,7 +31525,25 @@
         <w:rPr>
           <w:rFonts w:eastAsia="Carlito"/>
         </w:rPr>
-        <w:t>; druhou nejbližší konfigurací byl Deffuantův model na stejné síti</w:t>
+        <w:t>.</w:t>
+      </w:r>
+      <w:r>
+        <w:rPr>
+          <w:rFonts w:eastAsia="Carlito"/>
+        </w:rPr>
+        <w:t xml:space="preserve"> </w:t>
+      </w:r>
+      <w:r>
+        <w:rPr>
+          <w:rFonts w:eastAsia="Carlito"/>
+        </w:rPr>
+        <w:t>D</w:t>
+      </w:r>
+      <w:r>
+        <w:rPr>
+          <w:rFonts w:eastAsia="Carlito"/>
+        </w:rPr>
+        <w:t>ruhou nejbližší konfigurací byl Deffuantův model na stejné síti</w:t>
       </w:r>
       <w:r>
         <w:rPr>
@@ -31454,12 +31720,12 @@
       <w:pPr>
         <w:pStyle w:val="Nadpis2"/>
       </w:pPr>
-      <w:bookmarkStart w:id="136" w:name="_Toc234293853"/>
+      <w:bookmarkStart w:id="137" w:name="_Toc234367863"/>
       <w:r>
         <w:lastRenderedPageBreak/>
         <w:t>Shrnutí experimentální analýzy</w:t>
       </w:r>
-      <w:bookmarkEnd w:id="136"/>
+      <w:bookmarkEnd w:id="137"/>
     </w:p>
     <w:p>
       <w:pPr>
@@ -31555,12 +31821,12 @@
         </w:rPr>
         <w:t xml:space="preserve">. </w:t>
       </w:r>
-      <w:bookmarkEnd w:id="90"/>
+      <w:bookmarkEnd w:id="91"/>
       <w:r>
         <w:rPr>
           <w:rFonts w:eastAsia="Carlito"/>
         </w:rPr>
-        <w:t>Výsledky proto ukazují, že výsledné rozložení názorů neurčuje pouze mechanismus jejich aktualizace, ale ve stejné míře také struktura sociální sítě, ve které interakce probíhají.</w:t>
+        <w:t>Výsledky proto ukazují, že výsledné rozložení názorů neurčuje pouze aktualizační mechanismus, ale významně je ovlivňuje také struktura sociální sítě.</w:t>
       </w:r>
     </w:p>
     <w:p>
@@ -31570,10 +31836,10 @@
           <w:lang w:eastAsia="en-US"/>
         </w:rPr>
       </w:pPr>
-      <w:bookmarkStart w:id="137" w:name="_Toc234293854"/>
-      <w:bookmarkStart w:id="138" w:name="OLE_LINK27"/>
-      <w:bookmarkStart w:id="139" w:name="OLE_LINK62"/>
-      <w:bookmarkEnd w:id="109"/>
+      <w:bookmarkStart w:id="138" w:name="_Toc234367864"/>
+      <w:bookmarkStart w:id="139" w:name="OLE_LINK27"/>
+      <w:bookmarkStart w:id="140" w:name="OLE_LINK62"/>
+      <w:bookmarkEnd w:id="110"/>
       <w:r>
         <w:rPr>
           <w:lang w:eastAsia="en-US"/>
@@ -31581,27 +31847,33 @@
         <w:lastRenderedPageBreak/>
         <w:t>Návrh rozšířeného modelu</w:t>
       </w:r>
-      <w:bookmarkEnd w:id="137"/>
-    </w:p>
-    <w:p>
-      <w:pPr>
-        <w:rPr>
-          <w:lang w:eastAsia="en-US"/>
-        </w:rPr>
-      </w:pPr>
-    </w:p>
-    <w:p>
-      <w:pPr>
-        <w:jc w:val="both"/>
-        <w:rPr>
-          <w:lang w:eastAsia="en-US"/>
-        </w:rPr>
-      </w:pPr>
-      <w:r>
-        <w:rPr>
-          <w:lang w:eastAsia="en-US"/>
-        </w:rPr>
-        <w:t>V předchozích částech byly použity základní modely šíření názorů, které pracují především</w:t>
+      <w:bookmarkEnd w:id="138"/>
+    </w:p>
+    <w:p>
+      <w:pPr>
+        <w:rPr>
+          <w:lang w:eastAsia="en-US"/>
+        </w:rPr>
+      </w:pPr>
+    </w:p>
+    <w:p>
+      <w:pPr>
+        <w:jc w:val="both"/>
+        <w:rPr>
+          <w:lang w:eastAsia="en-US"/>
+        </w:rPr>
+      </w:pPr>
+      <w:r>
+        <w:rPr>
+          <w:lang w:eastAsia="en-US"/>
+        </w:rPr>
+        <w:t xml:space="preserve">V předchozích částech jsem použil základní </w:t>
+      </w:r>
+      <w:r>
+        <w:rPr>
+          <w:lang w:eastAsia="en-US"/>
+        </w:rPr>
+        <w:t>modely šíření názorů, které pracují především</w:t>
       </w:r>
       <w:r>
         <w:rPr>
@@ -31685,7 +31957,31 @@
         <w:rPr>
           <w:lang w:eastAsia="en-US"/>
         </w:rPr>
-        <w:t>tohoto důvodu byl navržen rozšířený model HRDCR, který vychází</w:t>
+        <w:t xml:space="preserve">tohoto důvodu </w:t>
+      </w:r>
+      <w:r>
+        <w:rPr>
+          <w:lang w:eastAsia="en-US"/>
+        </w:rPr>
+        <w:t>jsem</w:t>
+      </w:r>
+      <w:r>
+        <w:rPr>
+          <w:lang w:eastAsia="en-US"/>
+        </w:rPr>
+        <w:t xml:space="preserve"> </w:t>
+      </w:r>
+      <w:r>
+        <w:rPr>
+          <w:lang w:eastAsia="en-US"/>
+        </w:rPr>
+        <w:t>navrhl</w:t>
+      </w:r>
+      <w:r>
+        <w:rPr>
+          <w:lang w:eastAsia="en-US"/>
+        </w:rPr>
+        <w:t xml:space="preserve"> rozšířený model HRDCR, který vychází</w:t>
       </w:r>
       <w:r>
         <w:rPr>
@@ -31748,25 +32044,25 @@
           <w:lang w:eastAsia="en-US"/>
         </w:rPr>
       </w:pPr>
-      <w:bookmarkStart w:id="140" w:name="_Toc234293855"/>
-      <w:bookmarkStart w:id="141" w:name="OLE_LINK72"/>
+      <w:bookmarkStart w:id="141" w:name="_Toc234367865"/>
+      <w:bookmarkStart w:id="142" w:name="OLE_LINK72"/>
       <w:r>
         <w:rPr>
           <w:lang w:eastAsia="en-US"/>
         </w:rPr>
         <w:t>Motivace návrhu</w:t>
       </w:r>
-      <w:bookmarkEnd w:id="140"/>
-    </w:p>
-    <w:p>
-      <w:pPr>
-        <w:jc w:val="both"/>
-        <w:rPr>
-          <w:lang w:eastAsia="en-US"/>
-        </w:rPr>
-      </w:pPr>
-    </w:p>
-    <w:bookmarkEnd w:id="141"/>
+      <w:bookmarkEnd w:id="141"/>
+    </w:p>
+    <w:p>
+      <w:pPr>
+        <w:jc w:val="both"/>
+        <w:rPr>
+          <w:lang w:eastAsia="en-US"/>
+        </w:rPr>
+      </w:pPr>
+    </w:p>
+    <w:bookmarkEnd w:id="142"/>
     <w:p>
       <w:pPr>
         <w:jc w:val="both"/>
@@ -31849,7 +32145,13 @@
         <w:rPr>
           <w:lang w:eastAsia="en-US"/>
         </w:rPr>
-        <w:t>. Konkrétní mechanismy modelu HRDCR však nejsou v této práci chápány jako empiricky ověřené zákonitosti lidského chování. Představují vlastní konstrukční hypotézy, jejichž důsledky jsou následně analyzovány pomocí simulačních experimentů.</w:t>
+        <w:t xml:space="preserve">. </w:t>
+      </w:r>
+      <w:r>
+        <w:rPr>
+          <w:lang w:eastAsia="en-US"/>
+        </w:rPr>
+        <w:t>Konkrétní mechanismy HRDCR nechápu jako empiricky ověřené zákonitosti lidského chování. Formuluji je jako konstrukční hypotézy, jejichž důsledky analyzuji pomocí simulačních experimentů.</w:t>
       </w:r>
     </w:p>
     <w:p>
@@ -31969,14 +32271,14 @@
           <w:lang w:eastAsia="en-US"/>
         </w:rPr>
       </w:pPr>
-      <w:bookmarkStart w:id="142" w:name="_Toc234293856"/>
+      <w:bookmarkStart w:id="143" w:name="_Toc234367866"/>
       <w:r>
         <w:rPr>
           <w:lang w:eastAsia="en-US"/>
         </w:rPr>
         <w:t>Definice modelu HRDCR</w:t>
       </w:r>
-      <w:bookmarkEnd w:id="142"/>
+      <w:bookmarkEnd w:id="143"/>
     </w:p>
     <w:p>
       <w:pPr>
@@ -31999,14 +32301,7 @@
           <w:rFonts w:eastAsiaTheme="minorHAnsi"/>
           <w:lang w:eastAsia="en-US"/>
         </w:rPr>
-        <w:t>Uvažujme neorientovaný graf</w:t>
-      </w:r>
-      <w:r>
-        <w:rPr>
-          <w:rFonts w:eastAsiaTheme="minorHAnsi"/>
-          <w:lang w:eastAsia="en-US"/>
-        </w:rPr>
-        <w:t xml:space="preserve"> </w:t>
+        <w:t xml:space="preserve">Model definuji na neorientovaném grafu </w:t>
       </w:r>
       <m:oMath>
         <m:r>
@@ -32014,7 +32309,7 @@
             <w:rFonts w:ascii="Cambria Math" w:eastAsiaTheme="minorHAnsi" w:hAnsi="Cambria Math"/>
             <w:lang w:eastAsia="en-US"/>
           </w:rPr>
-          <m:t>G = (V, E),</m:t>
+          <m:t>G=(V,E)</m:t>
         </m:r>
       </m:oMath>
       <w:r>
@@ -32022,14 +32317,7 @@
           <w:rFonts w:eastAsiaTheme="minorHAnsi"/>
           <w:lang w:eastAsia="en-US"/>
         </w:rPr>
-        <w:t xml:space="preserve"> </w:t>
-      </w:r>
-      <w:r>
-        <w:rPr>
-          <w:rFonts w:eastAsiaTheme="minorHAnsi"/>
-          <w:lang w:eastAsia="en-US"/>
-        </w:rPr>
-        <w:t xml:space="preserve">kde množina </w:t>
+        <w:t xml:space="preserve">, kde množina </w:t>
       </w:r>
       <m:oMath>
         <m:r>
@@ -32045,21 +32333,7 @@
           <w:rFonts w:eastAsiaTheme="minorHAnsi"/>
           <w:lang w:eastAsia="en-US"/>
         </w:rPr>
-        <w:t xml:space="preserve"> představuje aktéry</w:t>
-      </w:r>
-      <w:r>
-        <w:rPr>
-          <w:rFonts w:eastAsiaTheme="minorHAnsi"/>
-          <w:lang w:eastAsia="en-US"/>
-        </w:rPr>
-        <w:t xml:space="preserve"> a </w:t>
-      </w:r>
-      <w:r>
-        <w:rPr>
-          <w:rFonts w:eastAsiaTheme="minorHAnsi"/>
-          <w:lang w:eastAsia="en-US"/>
-        </w:rPr>
-        <w:t xml:space="preserve">množina </w:t>
+        <w:t xml:space="preserve"> představuje aktéry a množina </w:t>
       </w:r>
       <m:oMath>
         <m:r>
@@ -32075,7 +32349,21 @@
           <w:rFonts w:eastAsiaTheme="minorHAnsi"/>
           <w:lang w:eastAsia="en-US"/>
         </w:rPr>
-        <w:t xml:space="preserve"> vazby mezi nimi. Každému aktérovi </w:t>
+        <w:t xml:space="preserve"> vazby mezi nimi.</w:t>
+      </w:r>
+      <w:r>
+        <w:rPr>
+          <w:rFonts w:eastAsiaTheme="minorHAnsi"/>
+          <w:lang w:eastAsia="en-US"/>
+        </w:rPr>
+        <w:t xml:space="preserve"> </w:t>
+      </w:r>
+      <w:r>
+        <w:rPr>
+          <w:rFonts w:eastAsiaTheme="minorHAnsi"/>
+          <w:lang w:eastAsia="en-US"/>
+        </w:rPr>
+        <w:t xml:space="preserve">Každému aktérovi </w:t>
       </w:r>
       <m:oMath>
         <m:r>
@@ -32218,37 +32506,26 @@
         <w:t xml:space="preserve"> </w:t>
       </w:r>
       <w:r>
+        <w:t xml:space="preserve">Pro vyjádření podobnosti sousedství používám Jaccardův index </w:t>
+      </w:r>
+      <w:r>
         <w:rPr>
           <w:rFonts w:eastAsiaTheme="minorHAnsi"/>
           <w:lang w:eastAsia="en-US"/>
         </w:rPr>
-        <w:t>V</w:t>
-      </w:r>
-      <w:r>
+        <w:t>sousedství:</w:t>
+      </w:r>
+    </w:p>
+    <w:p>
+      <w:pPr>
+        <w:jc w:val="both"/>
         <w:rPr>
           <w:rFonts w:eastAsiaTheme="minorHAnsi"/>
           <w:lang w:eastAsia="en-US"/>
         </w:rPr>
-        <w:t> </w:t>
-      </w:r>
-      <w:r>
-        <w:rPr>
-          <w:rFonts w:eastAsiaTheme="minorHAnsi"/>
-          <w:lang w:eastAsia="en-US"/>
-        </w:rPr>
-        <w:t>modelu je použita Jaccardova podobnost sousedství:</w:t>
-      </w:r>
-    </w:p>
-    <w:p>
-      <w:pPr>
-        <w:jc w:val="both"/>
-        <w:rPr>
-          <w:rFonts w:eastAsiaTheme="minorHAnsi"/>
-          <w:lang w:eastAsia="en-US"/>
-        </w:rPr>
-      </w:pPr>
-    </w:p>
-    <w:bookmarkStart w:id="143" w:name="OLE_LINK44"/>
+      </w:pPr>
+    </w:p>
+    <w:bookmarkStart w:id="144" w:name="OLE_LINK44"/>
     <w:p>
       <w:pPr>
         <w:jc w:val="both"/>
@@ -32295,7 +32572,7 @@
             </w:rPr>
             <m:t xml:space="preserve"> </m:t>
           </m:r>
-          <w:bookmarkEnd w:id="143"/>
+          <w:bookmarkEnd w:id="144"/>
           <m:r>
             <w:rPr>
               <w:rFonts w:ascii="Cambria Math" w:eastAsiaTheme="minorHAnsi" w:hAnsi="Cambria Math"/>
@@ -32521,19 +32798,82 @@
           <w:rFonts w:eastAsiaTheme="minorHAnsi"/>
           <w:lang w:eastAsia="en-US"/>
         </w:rPr>
-        <w:t>Na základě této podobnosti je upraven práh důvěry pro konkrétní hranu. Místo jedné globální hodnoty prahu se používá hranově závislý práh</w:t>
-      </w:r>
-    </w:p>
-    <w:p>
-      <w:pPr>
-        <w:jc w:val="both"/>
+        <w:t>Na základě této podobnosti je upraven</w:t>
+      </w:r>
+      <w:r>
         <w:rPr>
           <w:rFonts w:eastAsiaTheme="minorHAnsi"/>
           <w:lang w:eastAsia="en-US"/>
         </w:rPr>
-      </w:pPr>
-    </w:p>
-    <w:bookmarkStart w:id="144" w:name="OLE_LINK53"/>
+        <w:t>a</w:t>
+      </w:r>
+      <w:r>
+        <w:rPr>
+          <w:rFonts w:eastAsiaTheme="minorHAnsi"/>
+          <w:lang w:eastAsia="en-US"/>
+        </w:rPr>
+        <w:t xml:space="preserve"> </w:t>
+      </w:r>
+      <w:r>
+        <w:rPr>
+          <w:rFonts w:eastAsiaTheme="minorHAnsi"/>
+          <w:lang w:eastAsia="en-US"/>
+        </w:rPr>
+        <w:t>mez</w:t>
+      </w:r>
+      <w:r>
+        <w:rPr>
+          <w:rFonts w:eastAsiaTheme="minorHAnsi"/>
+          <w:lang w:eastAsia="en-US"/>
+        </w:rPr>
+        <w:t xml:space="preserve"> důvěry pro konkrétní hranu. Místo jedné globální hodnoty </w:t>
+      </w:r>
+      <w:r>
+        <w:rPr>
+          <w:rFonts w:eastAsiaTheme="minorHAnsi"/>
+          <w:lang w:eastAsia="en-US"/>
+        </w:rPr>
+        <w:t>meze</w:t>
+      </w:r>
+      <w:r>
+        <w:rPr>
+          <w:rFonts w:eastAsiaTheme="minorHAnsi"/>
+          <w:lang w:eastAsia="en-US"/>
+        </w:rPr>
+        <w:t xml:space="preserve"> se používá hranově závisl</w:t>
+      </w:r>
+      <w:r>
+        <w:rPr>
+          <w:rFonts w:eastAsiaTheme="minorHAnsi"/>
+          <w:lang w:eastAsia="en-US"/>
+        </w:rPr>
+        <w:t>á</w:t>
+      </w:r>
+      <w:r>
+        <w:rPr>
+          <w:rFonts w:eastAsiaTheme="minorHAnsi"/>
+          <w:lang w:eastAsia="en-US"/>
+        </w:rPr>
+        <w:t xml:space="preserve"> </w:t>
+      </w:r>
+      <w:r>
+        <w:rPr>
+          <w:rFonts w:eastAsiaTheme="minorHAnsi"/>
+          <w:lang w:eastAsia="en-US"/>
+        </w:rPr>
+        <w:t>mez</w:t>
+      </w:r>
+    </w:p>
+    <w:p>
+      <w:pPr>
+        <w:jc w:val="both"/>
+        <w:rPr>
+          <w:rFonts w:eastAsiaTheme="minorHAnsi"/>
+          <w:lang w:eastAsia="en-US"/>
+        </w:rPr>
+      </w:pPr>
+    </w:p>
+    <w:bookmarkStart w:id="145" w:name="OLE_LINK53"/>
     <w:p>
       <w:pPr>
         <w:jc w:val="both"/>
@@ -32580,8 +32920,8 @@
             </w:rPr>
             <m:t>=</m:t>
           </m:r>
-          <w:bookmarkStart w:id="145" w:name="OLE_LINK55"/>
-          <w:bookmarkEnd w:id="144"/>
+          <w:bookmarkStart w:id="146" w:name="OLE_LINK55"/>
+          <w:bookmarkEnd w:id="145"/>
           <m:r>
             <w:rPr>
               <w:rFonts w:ascii="Cambria Math" w:eastAsiaTheme="minorHAnsi" w:hAnsi="Cambria Math"/>
@@ -32589,7 +32929,7 @@
             </w:rPr>
             <m:t>ε</m:t>
           </m:r>
-          <w:bookmarkEnd w:id="145"/>
+          <w:bookmarkEnd w:id="146"/>
           <m:r>
             <w:rPr>
               <w:rFonts w:ascii="Cambria Math" w:eastAsiaTheme="minorHAnsi" w:hAnsi="Cambria Math"/>
@@ -32597,7 +32937,7 @@
             </w:rPr>
             <m:t>·(</m:t>
           </m:r>
-          <w:bookmarkStart w:id="146" w:name="OLE_LINK47"/>
+          <w:bookmarkStart w:id="147" w:name="OLE_LINK47"/>
           <m:sSub>
             <m:sSubPr>
               <m:ctrlPr>
@@ -32627,7 +32967,7 @@
               </m:r>
             </m:sub>
           </m:sSub>
-          <w:bookmarkEnd w:id="146"/>
+          <w:bookmarkEnd w:id="147"/>
           <m:r>
             <w:rPr>
               <w:rFonts w:ascii="Cambria Math" w:eastAsiaTheme="minorHAnsi" w:hAnsi="Cambria Math"/>
@@ -32671,7 +33011,7 @@
             </w:rPr>
             <m:t>)·</m:t>
           </m:r>
-          <w:bookmarkStart w:id="147" w:name="OLE_LINK54"/>
+          <w:bookmarkStart w:id="148" w:name="OLE_LINK54"/>
           <m:sSub>
             <m:sSubPr>
               <m:ctrlPr>
@@ -32701,7 +33041,7 @@
               </m:r>
             </m:sub>
           </m:sSub>
-          <w:bookmarkEnd w:id="147"/>
+          <w:bookmarkEnd w:id="148"/>
           <m:r>
             <w:rPr>
               <w:rFonts w:ascii="Cambria Math" w:eastAsiaTheme="minorHAnsi" w:hAnsi="Cambria Math"/>
@@ -32750,7 +33090,21 @@
           <w:rFonts w:eastAsiaTheme="minorHAnsi"/>
           <w:lang w:eastAsia="en-US"/>
         </w:rPr>
-        <w:t xml:space="preserve"> je základní práh důvěry</w:t>
+        <w:t xml:space="preserve"> je základní </w:t>
+      </w:r>
+      <w:r>
+        <w:rPr>
+          <w:rFonts w:eastAsiaTheme="minorHAnsi"/>
+          <w:lang w:eastAsia="en-US"/>
+        </w:rPr>
+        <w:t>mez</w:t>
+      </w:r>
+      <w:r>
+        <w:rPr>
+          <w:rFonts w:eastAsiaTheme="minorHAnsi"/>
+          <w:lang w:eastAsia="en-US"/>
+        </w:rPr>
+        <w:t xml:space="preserve"> důvěry</w:t>
       </w:r>
       <w:r>
         <w:rPr>
@@ -32802,7 +33156,35 @@
           <w:rFonts w:eastAsiaTheme="minorHAnsi"/>
           <w:lang w:eastAsia="en-US"/>
         </w:rPr>
-        <w:t>určuje minimální část tohoto prahu, která zůstává zachována</w:t>
+        <w:t xml:space="preserve">určuje minimální část </w:t>
+      </w:r>
+      <w:r>
+        <w:rPr>
+          <w:rFonts w:eastAsiaTheme="minorHAnsi"/>
+          <w:lang w:eastAsia="en-US"/>
+        </w:rPr>
+        <w:t>této</w:t>
+      </w:r>
+      <w:r>
+        <w:rPr>
+          <w:rFonts w:eastAsiaTheme="minorHAnsi"/>
+          <w:lang w:eastAsia="en-US"/>
+        </w:rPr>
+        <w:t xml:space="preserve"> </w:t>
+      </w:r>
+      <w:r>
+        <w:rPr>
+          <w:rFonts w:eastAsiaTheme="minorHAnsi"/>
+          <w:lang w:eastAsia="en-US"/>
+        </w:rPr>
+        <w:t>meze</w:t>
+      </w:r>
+      <w:r>
+        <w:rPr>
+          <w:rFonts w:eastAsiaTheme="minorHAnsi"/>
+          <w:lang w:eastAsia="en-US"/>
+        </w:rPr>
+        <w:t>, která zůstává zachována</w:t>
       </w:r>
       <w:r>
         <w:rPr>
@@ -32868,7 +33250,21 @@
           <w:rFonts w:eastAsiaTheme="minorHAnsi"/>
           <w:lang w:eastAsia="en-US"/>
         </w:rPr>
-        <w:t>, jejich efektivní práh důvěry je vyšší. To znamená, že aktéři ve stejném lokálním prostředí mohou interagovat</w:t>
+        <w:t xml:space="preserve">, jejich efektivní </w:t>
+      </w:r>
+      <w:r>
+        <w:rPr>
+          <w:rFonts w:eastAsiaTheme="minorHAnsi"/>
+          <w:lang w:eastAsia="en-US"/>
+        </w:rPr>
+        <w:t>mez</w:t>
+      </w:r>
+      <w:r>
+        <w:rPr>
+          <w:rFonts w:eastAsiaTheme="minorHAnsi"/>
+          <w:lang w:eastAsia="en-US"/>
+        </w:rPr>
+        <w:t xml:space="preserve"> důvěry je vyšší. To znamená, že aktéři ve stejném lokálním prostředí mohou interagovat</w:t>
       </w:r>
       <w:r>
         <w:rPr>
@@ -32936,7 +33332,7 @@
             </w:rPr>
             <m:t>|</m:t>
           </m:r>
-          <w:bookmarkStart w:id="148" w:name="OLE_LINK57"/>
+          <w:bookmarkStart w:id="149" w:name="OLE_LINK57"/>
           <m:sSub>
             <m:sSubPr>
               <m:ctrlPr>
@@ -32966,7 +33362,7 @@
               </m:r>
             </m:sub>
           </m:sSub>
-          <w:bookmarkEnd w:id="148"/>
+          <w:bookmarkEnd w:id="149"/>
           <m:r>
             <w:rPr>
               <w:rFonts w:ascii="Cambria Math" w:eastAsiaTheme="minorHAnsi" w:hAnsi="Cambria Math"/>
@@ -33130,7 +33526,7 @@
           <w:lang w:eastAsia="en-US"/>
         </w:rPr>
       </w:pPr>
-      <w:bookmarkStart w:id="149" w:name="OLE_LINK56"/>
+      <w:bookmarkStart w:id="150" w:name="OLE_LINK56"/>
       <m:oMathPara>
         <m:oMath>
           <m:r>
@@ -33140,7 +33536,7 @@
             </w:rPr>
             <m:t>δ</m:t>
           </m:r>
-          <w:bookmarkEnd w:id="149"/>
+          <w:bookmarkEnd w:id="150"/>
           <m:r>
             <w:rPr>
               <w:rFonts w:ascii="Cambria Math" w:eastAsiaTheme="minorHAnsi" w:hAnsi="Cambria Math"/>
@@ -33148,7 +33544,7 @@
             </w:rPr>
             <m:t>=</m:t>
           </m:r>
-          <w:bookmarkStart w:id="150" w:name="OLE_LINK59"/>
+          <w:bookmarkStart w:id="151" w:name="OLE_LINK59"/>
           <m:r>
             <w:rPr>
               <w:rFonts w:ascii="Cambria Math" w:eastAsiaTheme="minorHAnsi" w:hAnsi="Cambria Math"/>
@@ -33156,7 +33552,7 @@
             </w:rPr>
             <m:t>μ</m:t>
           </m:r>
-          <w:bookmarkEnd w:id="150"/>
+          <w:bookmarkEnd w:id="151"/>
           <m:r>
             <w:rPr>
               <w:rFonts w:ascii="Cambria Math" w:eastAsiaTheme="minorHAnsi" w:hAnsi="Cambria Math"/>
@@ -33236,7 +33632,7 @@
             </w:rPr>
             <m:t>)·(1+</m:t>
           </m:r>
-          <w:bookmarkStart w:id="151" w:name="OLE_LINK60"/>
+          <w:bookmarkStart w:id="152" w:name="OLE_LINK60"/>
           <m:sSub>
             <m:sSubPr>
               <m:ctrlPr>
@@ -33266,7 +33662,7 @@
               </m:r>
             </m:sub>
           </m:sSub>
-          <w:bookmarkEnd w:id="151"/>
+          <w:bookmarkEnd w:id="152"/>
           <m:r>
             <w:rPr>
               <w:rFonts w:ascii="Cambria Math" w:eastAsiaTheme="minorHAnsi" w:hAnsi="Cambria Math"/>
@@ -33449,7 +33845,7 @@
         </w:rPr>
       </w:pPr>
     </w:p>
-    <w:bookmarkStart w:id="152" w:name="OLE_LINK65"/>
+    <w:bookmarkStart w:id="153" w:name="OLE_LINK65"/>
     <w:p>
       <w:pPr>
         <w:jc w:val="both"/>
@@ -33489,7 +33885,7 @@
               </m:r>
             </m:sub>
           </m:sSub>
-          <w:bookmarkEnd w:id="152"/>
+          <w:bookmarkEnd w:id="153"/>
           <m:r>
             <w:rPr>
               <w:rFonts w:ascii="Cambria Math" w:eastAsiaTheme="minorHAnsi" w:hAnsi="Cambria Math"/>
@@ -33497,7 +33893,7 @@
             </w:rPr>
             <m:t>=</m:t>
           </m:r>
-          <w:bookmarkStart w:id="153" w:name="OLE_LINK63"/>
+          <w:bookmarkStart w:id="154" w:name="OLE_LINK63"/>
           <m:sSub>
             <m:sSubPr>
               <m:ctrlPr>
@@ -33527,7 +33923,7 @@
               </m:r>
             </m:sub>
           </m:sSub>
-          <w:bookmarkEnd w:id="153"/>
+          <w:bookmarkEnd w:id="154"/>
           <m:r>
             <w:rPr>
               <w:rFonts w:ascii="Cambria Math" w:eastAsiaTheme="minorHAnsi" w:hAnsi="Cambria Math"/>
@@ -33553,7 +33949,7 @@
                 </w:rPr>
                 <m:t xml:space="preserve">(deg(i) / </m:t>
               </m:r>
-              <w:bookmarkStart w:id="154" w:name="OLE_LINK61"/>
+              <w:bookmarkStart w:id="155" w:name="OLE_LINK61"/>
               <m:sSub>
                 <m:sSubPr>
                   <m:ctrlPr>
@@ -33583,7 +33979,7 @@
                   </m:r>
                 </m:sub>
               </m:sSub>
-              <w:bookmarkEnd w:id="154"/>
+              <w:bookmarkEnd w:id="155"/>
               <m:r>
                 <w:rPr>
                   <w:rFonts w:ascii="Cambria Math" w:eastAsiaTheme="minorHAnsi" w:hAnsi="Cambria Math"/>
@@ -33593,7 +33989,7 @@
               </m:r>
             </m:e>
             <m:sup>
-              <w:bookmarkStart w:id="155" w:name="OLE_LINK64"/>
+              <w:bookmarkStart w:id="156" w:name="OLE_LINK64"/>
               <m:r>
                 <w:rPr>
                   <w:rFonts w:ascii="Cambria Math" w:eastAsiaTheme="minorHAnsi" w:hAnsi="Cambria Math"/>
@@ -33601,7 +33997,7 @@
                 </w:rPr>
                 <m:t>β</m:t>
               </m:r>
-              <w:bookmarkEnd w:id="155"/>
+              <w:bookmarkEnd w:id="156"/>
             </m:sup>
           </m:sSup>
           <m:r>
@@ -33723,7 +34119,7 @@
         </w:rPr>
         <w:t xml:space="preserve">síti, </w:t>
       </w:r>
-      <w:bookmarkStart w:id="156" w:name="OLE_LINK66"/>
+      <w:bookmarkStart w:id="157" w:name="OLE_LINK66"/>
       <m:oMath>
         <m:sSub>
           <m:sSubPr>
@@ -33755,7 +34151,7 @@
           </m:sub>
         </m:sSub>
       </m:oMath>
-      <w:bookmarkEnd w:id="156"/>
+      <w:bookmarkEnd w:id="157"/>
       <w:r>
         <w:rPr>
           <w:rFonts w:eastAsiaTheme="minorHAnsi"/>
@@ -33939,7 +34335,7 @@
         </w:rPr>
       </w:pPr>
     </w:p>
-    <w:bookmarkStart w:id="157" w:name="OLE_LINK67"/>
+    <w:bookmarkStart w:id="158" w:name="OLE_LINK67"/>
     <w:p>
       <w:pPr>
         <w:jc w:val="both"/>
@@ -33980,7 +34376,7 @@
               </m:r>
             </m:sub>
           </m:sSub>
-          <w:bookmarkEnd w:id="157"/>
+          <w:bookmarkEnd w:id="158"/>
           <m:r>
             <w:rPr>
               <w:rFonts w:ascii="Cambria Math" w:eastAsiaTheme="minorHAnsi" w:hAnsi="Cambria Math"/>
@@ -34308,8 +34704,8 @@
           <w:lang w:eastAsia="en-US"/>
         </w:rPr>
       </w:pPr>
-      <w:bookmarkStart w:id="158" w:name="_Toc234293857"/>
-      <w:bookmarkEnd w:id="138"/>
+      <w:bookmarkStart w:id="159" w:name="_Toc234367867"/>
+      <w:bookmarkEnd w:id="139"/>
       <w:r>
         <w:rPr>
           <w:lang w:eastAsia="en-US"/>
@@ -34334,7 +34730,7 @@
         </w:rPr>
         <w:t>nastavení experimentu</w:t>
       </w:r>
-      <w:bookmarkEnd w:id="158"/>
+      <w:bookmarkEnd w:id="159"/>
     </w:p>
     <w:p>
       <w:pPr>
@@ -34361,13 +34757,27 @@
           <w:rFonts w:eastAsiaTheme="minorHAnsi"/>
           <w:lang w:eastAsia="en-US"/>
         </w:rPr>
-        <w:t>Před zahájením simulace jsou pro každý uzel vypočteny stupně</w:t>
+        <w:t>Před zahájením simulace počítám pro každý uzel jeho stupeň a hodnotu setrvačnosti a pro každou hranu Jaccardovu podobnost.</w:t>
       </w:r>
       <w:r>
         <w:rPr>
           <w:rFonts w:eastAsiaTheme="minorHAnsi"/>
           <w:lang w:eastAsia="en-US"/>
         </w:rPr>
+        <w:t xml:space="preserve"> </w:t>
+      </w:r>
+      <w:r>
+        <w:rPr>
+          <w:rFonts w:eastAsiaTheme="minorHAnsi"/>
+          <w:lang w:eastAsia="en-US"/>
+        </w:rPr>
+        <w:t>Tyto veličiny závisí pouze na struktuře grafu, takže je není nutné opakovaně počítat během jednoho běhu. Vlastní simulace potom používá stejný náhodný výběr hran jako Deffuantův model, liší se však testem přípustnosti</w:t>
+      </w:r>
+      <w:r>
+        <w:rPr>
+          <w:rFonts w:eastAsiaTheme="minorHAnsi"/>
+          <w:lang w:eastAsia="en-US"/>
+        </w:rPr>
         <w:t xml:space="preserve"> a </w:t>
       </w:r>
       <w:r>
@@ -34375,60 +34785,35 @@
           <w:rFonts w:eastAsiaTheme="minorHAnsi"/>
           <w:lang w:eastAsia="en-US"/>
         </w:rPr>
-        <w:t>hodnoty setrvačnosti</w:t>
-      </w:r>
-      <w:r>
+        <w:t>velikostí aktualizace.</w:t>
+      </w:r>
+    </w:p>
+    <w:p>
+      <w:pPr>
+        <w:jc w:val="both"/>
         <w:rPr>
           <w:rFonts w:eastAsiaTheme="minorHAnsi"/>
           <w:lang w:eastAsia="en-US"/>
         </w:rPr>
-        <w:t xml:space="preserve"> a </w:t>
-      </w:r>
-      <w:r>
+      </w:pPr>
+    </w:p>
+    <w:p>
+      <w:pPr>
+        <w:jc w:val="both"/>
         <w:rPr>
           <w:rFonts w:eastAsiaTheme="minorHAnsi"/>
           <w:lang w:eastAsia="en-US"/>
         </w:rPr>
-        <w:t>pro každou hranu Jaccardova podobnost. Tyto veličiny závisí pouze na struktuře grafu, takže je není nutné opakovaně počítat během jednoho běhu. Vlastní simulace potom používá stejný náhodný výběr hran jako Deffuantův model, liší se však testem přípustnosti</w:t>
+      </w:pPr>
+      <w:r>
+        <w:t xml:space="preserve">V experimentu jsem strukturální parametry nastavil </w:t>
       </w:r>
       <w:r>
         <w:rPr>
           <w:rFonts w:eastAsiaTheme="minorHAnsi"/>
           <w:lang w:eastAsia="en-US"/>
         </w:rPr>
-        <w:t xml:space="preserve"> a </w:t>
-      </w:r>
-      <w:r>
-        <w:rPr>
-          <w:rFonts w:eastAsiaTheme="minorHAnsi"/>
-          <w:lang w:eastAsia="en-US"/>
-        </w:rPr>
-        <w:t>velikostí aktualizace.</w:t>
-      </w:r>
-    </w:p>
-    <w:p>
-      <w:pPr>
-        <w:jc w:val="both"/>
-        <w:rPr>
-          <w:rFonts w:eastAsiaTheme="minorHAnsi"/>
-          <w:lang w:eastAsia="en-US"/>
-        </w:rPr>
-      </w:pPr>
-    </w:p>
-    <w:p>
-      <w:pPr>
-        <w:jc w:val="both"/>
-        <w:rPr>
-          <w:rFonts w:eastAsiaTheme="minorHAnsi"/>
-          <w:lang w:eastAsia="en-US"/>
-        </w:rPr>
-      </w:pPr>
-      <w:r>
-        <w:rPr>
-          <w:rFonts w:eastAsiaTheme="minorHAnsi"/>
-          <w:lang w:eastAsia="en-US"/>
-        </w:rPr>
-        <w:t>V experimentu byly strukturální parametry nastaveny na</w:t>
+        <w:t>na</w:t>
       </w:r>
     </w:p>
     <w:p>
@@ -34580,11 +34965,14 @@
         </w:rPr>
       </w:pPr>
       <w:r>
+        <w:t xml:space="preserve">Tyto hodnoty jsem zvolil tak, </w:t>
+      </w:r>
+      <w:r>
         <w:rPr>
           <w:rFonts w:eastAsiaTheme="minorHAnsi"/>
           <w:lang w:eastAsia="en-US"/>
         </w:rPr>
-        <w:t>Tyto hodnoty byly zvoleny tak, aby zachovaly základní charakter Deffuantova modelu a současně umožnily projevit vliv lokální struktury sítě. Nejde o empiricky kalibrované parametry, ale o</w:t>
+        <w:t>aby zachovaly základní charakter Deffuantova modelu a současně umožnily projevit vliv lokální struktury sítě. Nejde o empiricky kalibrované parametry, ale o</w:t>
       </w:r>
       <w:r>
         <w:rPr>
@@ -34598,17 +34986,18 @@
           <w:rFonts w:eastAsiaTheme="minorHAnsi"/>
           <w:lang w:eastAsia="en-US"/>
         </w:rPr>
-        <w:t>experimentálně zvolené nastavení sloužící k ověření navrženého mechanismu.</w:t>
-      </w:r>
-    </w:p>
-    <w:p>
-      <w:pPr>
-        <w:jc w:val="both"/>
+        <w:t xml:space="preserve">experimentálně zvolené </w:t>
+      </w:r>
+      <w:r>
+        <w:t>nastavení sloužící k analýze důsledků navrženého mechanismu</w:t>
+      </w:r>
+      <w:r>
         <w:rPr>
           <w:rFonts w:eastAsiaTheme="minorHAnsi"/>
           <w:lang w:eastAsia="en-US"/>
         </w:rPr>
-      </w:pPr>
+        <w:t>.</w:t>
+      </w:r>
     </w:p>
     <w:p>
       <w:pPr>
@@ -34618,25 +35007,44 @@
           <w:lang w:eastAsia="en-US"/>
         </w:rPr>
       </w:pPr>
-      <w:r>
+    </w:p>
+    <w:p>
+      <w:pPr>
+        <w:jc w:val="both"/>
         <w:rPr>
           <w:rFonts w:eastAsiaTheme="minorHAnsi"/>
           <w:lang w:eastAsia="en-US"/>
         </w:rPr>
-        <w:t xml:space="preserve">V modelu HRDCR byly testovány stejné hodnoty </w:t>
+      </w:pPr>
+      <w:r>
+        <w:t xml:space="preserve">V modelu HRDCR jsem testoval stejné </w:t>
       </w:r>
       <w:r>
         <w:rPr>
           <w:rFonts w:eastAsiaTheme="minorHAnsi"/>
           <w:lang w:eastAsia="en-US"/>
         </w:rPr>
-        <w:t>prahu důvěry</w:t>
+        <w:t xml:space="preserve">hodnoty </w:t>
       </w:r>
       <w:r>
         <w:rPr>
           <w:rFonts w:eastAsiaTheme="minorHAnsi"/>
           <w:lang w:eastAsia="en-US"/>
         </w:rPr>
+        <w:t>meze</w:t>
+      </w:r>
+      <w:r>
+        <w:rPr>
+          <w:rFonts w:eastAsiaTheme="minorHAnsi"/>
+          <w:lang w:eastAsia="en-US"/>
+        </w:rPr>
+        <w:t xml:space="preserve"> důvěry</w:t>
+      </w:r>
+      <w:r>
+        <w:rPr>
+          <w:rFonts w:eastAsiaTheme="minorHAnsi"/>
+          <w:lang w:eastAsia="en-US"/>
+        </w:rPr>
         <w:t xml:space="preserve"> a </w:t>
       </w:r>
       <w:r>
@@ -34669,6 +35077,7 @@
           <w:lang w:eastAsia="en-US"/>
         </w:rPr>
       </w:pPr>
+      <w:bookmarkStart w:id="160" w:name="OLE_LINK26"/>
       <m:oMathPara>
         <m:oMath>
           <m:r>
@@ -34676,7 +35085,31 @@
               <w:rFonts w:ascii="Cambria Math" w:eastAsiaTheme="minorHAnsi" w:hAnsi="Cambria Math"/>
               <w:lang w:eastAsia="en-US"/>
             </w:rPr>
-            <m:t>ε,μ∈</m:t>
+            <m:t>ε</m:t>
+          </m:r>
+          <w:bookmarkEnd w:id="160"/>
+          <m:r>
+            <w:rPr>
+              <w:rFonts w:ascii="Cambria Math" w:eastAsiaTheme="minorHAnsi" w:hAnsi="Cambria Math"/>
+              <w:lang w:eastAsia="en-US"/>
+            </w:rPr>
+            <m:t>,</m:t>
+          </m:r>
+          <w:bookmarkStart w:id="161" w:name="OLE_LINK43"/>
+          <m:r>
+            <w:rPr>
+              <w:rFonts w:ascii="Cambria Math" w:eastAsiaTheme="minorHAnsi" w:hAnsi="Cambria Math"/>
+              <w:lang w:eastAsia="en-US"/>
+            </w:rPr>
+            <m:t>μ</m:t>
+          </m:r>
+          <w:bookmarkEnd w:id="161"/>
+          <m:r>
+            <w:rPr>
+              <w:rFonts w:ascii="Cambria Math" w:eastAsiaTheme="minorHAnsi" w:hAnsi="Cambria Math"/>
+              <w:lang w:eastAsia="en-US"/>
+            </w:rPr>
+            <m:t>∈</m:t>
           </m:r>
           <m:d>
             <m:dPr>
@@ -34760,7 +35193,88 @@
           <w:rFonts w:eastAsiaTheme="minorHAnsi"/>
           <w:lang w:eastAsia="en-US"/>
         </w:rPr>
-        <w:t>Pro každou kombinaci sítě, </w:t>
+        <w:t xml:space="preserve">Pro každou kombinaci sítě, </w:t>
+      </w:r>
+      <m:oMath>
+        <m:r>
+          <w:rPr>
+            <w:rFonts w:ascii="Cambria Math" w:eastAsiaTheme="minorHAnsi" w:hAnsi="Cambria Math"/>
+            <w:lang w:eastAsia="en-US"/>
+          </w:rPr>
+          <m:t>ε</m:t>
+        </m:r>
+      </m:oMath>
+      <w:r>
+        <w:rPr>
+          <w:rFonts w:eastAsiaTheme="minorHAnsi"/>
+          <w:lang w:eastAsia="en-US"/>
+        </w:rPr>
+        <w:t xml:space="preserve"> a </w:t>
+      </w:r>
+      <m:oMath>
+        <m:r>
+          <w:rPr>
+            <w:rFonts w:ascii="Cambria Math" w:eastAsiaTheme="minorHAnsi" w:hAnsi="Cambria Math"/>
+            <w:lang w:eastAsia="en-US"/>
+          </w:rPr>
+          <m:t>μ</m:t>
+        </m:r>
+      </m:oMath>
+      <w:r>
+        <w:rPr>
+          <w:rFonts w:eastAsiaTheme="minorHAnsi"/>
+          <w:lang w:eastAsia="en-US"/>
+        </w:rPr>
+        <w:t xml:space="preserve"> jsem provedl 100 běhů</w:t>
+      </w:r>
+      <w:r>
+        <w:rPr>
+          <w:rFonts w:eastAsiaTheme="minorHAnsi"/>
+          <w:lang w:eastAsia="en-US"/>
+        </w:rPr>
+        <w:t xml:space="preserve"> </w:t>
+      </w:r>
+      <w:r>
+        <w:rPr>
+          <w:rFonts w:eastAsiaTheme="minorHAnsi"/>
+          <w:lang w:eastAsia="en-US"/>
+        </w:rPr>
+        <w:t>o </w:t>
+      </w:r>
+      <w:r>
+        <w:rPr>
+          <w:rFonts w:eastAsiaTheme="minorHAnsi"/>
+          <w:lang w:eastAsia="en-US"/>
+        </w:rPr>
+        <w:t>délce 1 000 000 hranových interakcí. Toto uspořádání umožňuje přímé porovnání</w:t>
+      </w:r>
+      <w:r>
+        <w:rPr>
+          <w:rFonts w:eastAsiaTheme="minorHAnsi"/>
+          <w:lang w:eastAsia="en-US"/>
+        </w:rPr>
+        <w:t xml:space="preserve"> s </w:t>
+      </w:r>
+      <w:r>
+        <w:rPr>
+          <w:rFonts w:eastAsiaTheme="minorHAnsi"/>
+          <w:lang w:eastAsia="en-US"/>
+        </w:rPr>
+        <w:t>Deffuantovým modelem, protože počet kroků, počáteční rozdělení</w:t>
+      </w:r>
+      <w:r>
+        <w:rPr>
+          <w:rFonts w:eastAsiaTheme="minorHAnsi"/>
+          <w:lang w:eastAsia="en-US"/>
+        </w:rPr>
+        <w:t xml:space="preserve"> i </w:t>
+      </w:r>
+      <w:r>
+        <w:rPr>
+          <w:rFonts w:eastAsiaTheme="minorHAnsi"/>
+          <w:lang w:eastAsia="en-US"/>
+        </w:rPr>
+        <w:t>testované hodnoty </w:t>
       </w:r>
       <m:oMath>
         <m:r>
@@ -34793,81 +35307,6 @@
           <w:rFonts w:eastAsiaTheme="minorHAnsi"/>
           <w:lang w:eastAsia="en-US"/>
         </w:rPr>
-        <w:t> bylo provedeno 100 běhů</w:t>
-      </w:r>
-      <w:r>
-        <w:rPr>
-          <w:rFonts w:eastAsiaTheme="minorHAnsi"/>
-          <w:lang w:eastAsia="en-US"/>
-        </w:rPr>
-        <w:t xml:space="preserve"> o </w:t>
-      </w:r>
-      <w:r>
-        <w:rPr>
-          <w:rFonts w:eastAsiaTheme="minorHAnsi"/>
-          <w:lang w:eastAsia="en-US"/>
-        </w:rPr>
-        <w:t>délce 1 000 000 hranových interakcí. Toto uspořádání umožňuje přímé porovnání</w:t>
-      </w:r>
-      <w:r>
-        <w:rPr>
-          <w:rFonts w:eastAsiaTheme="minorHAnsi"/>
-          <w:lang w:eastAsia="en-US"/>
-        </w:rPr>
-        <w:t xml:space="preserve"> s </w:t>
-      </w:r>
-      <w:r>
-        <w:rPr>
-          <w:rFonts w:eastAsiaTheme="minorHAnsi"/>
-          <w:lang w:eastAsia="en-US"/>
-        </w:rPr>
-        <w:t>Deffuantovým modelem, protože počet kroků, počáteční rozdělení</w:t>
-      </w:r>
-      <w:r>
-        <w:rPr>
-          <w:rFonts w:eastAsiaTheme="minorHAnsi"/>
-          <w:lang w:eastAsia="en-US"/>
-        </w:rPr>
-        <w:t xml:space="preserve"> i </w:t>
-      </w:r>
-      <w:r>
-        <w:rPr>
-          <w:rFonts w:eastAsiaTheme="minorHAnsi"/>
-          <w:lang w:eastAsia="en-US"/>
-        </w:rPr>
-        <w:t>testované hodnoty </w:t>
-      </w:r>
-      <m:oMath>
-        <m:r>
-          <w:rPr>
-            <w:rFonts w:ascii="Cambria Math" w:eastAsiaTheme="minorHAnsi" w:hAnsi="Cambria Math"/>
-            <w:lang w:eastAsia="en-US"/>
-          </w:rPr>
-          <m:t>ε</m:t>
-        </m:r>
-        <m:r>
-          <m:rPr>
-            <m:sty m:val="p"/>
-          </m:rPr>
-          <w:rPr>
-            <w:rFonts w:ascii="Cambria Math" w:eastAsiaTheme="minorHAnsi" w:hAnsi="Cambria Math"/>
-            <w:lang w:eastAsia="en-US"/>
-          </w:rPr>
-          <m:t xml:space="preserve"> a </m:t>
-        </m:r>
-        <m:r>
-          <w:rPr>
-            <w:rFonts w:ascii="Cambria Math" w:eastAsiaTheme="minorHAnsi" w:hAnsi="Cambria Math"/>
-            <w:lang w:eastAsia="en-US"/>
-          </w:rPr>
-          <m:t>μ</m:t>
-        </m:r>
-      </m:oMath>
-      <w:r>
-        <w:rPr>
-          <w:rFonts w:eastAsiaTheme="minorHAnsi"/>
-          <w:lang w:eastAsia="en-US"/>
-        </w:rPr>
         <w:t> jsou shodné.</w:t>
       </w:r>
     </w:p>
@@ -34953,7 +35392,35 @@
           <w:rFonts w:eastAsiaTheme="minorHAnsi"/>
           <w:lang w:eastAsia="en-US"/>
         </w:rPr>
-        <w:t> je tedy její efektivní mez pouze 0,02; při </w:t>
+        <w:t> je tedy její efektivní mez pouze 0,02</w:t>
+      </w:r>
+      <w:r>
+        <w:rPr>
+          <w:rFonts w:eastAsiaTheme="minorHAnsi"/>
+          <w:lang w:eastAsia="en-US"/>
+        </w:rPr>
+        <w:t>.</w:t>
+      </w:r>
+      <w:r>
+        <w:rPr>
+          <w:rFonts w:eastAsiaTheme="minorHAnsi"/>
+          <w:lang w:eastAsia="en-US"/>
+        </w:rPr>
+        <w:t xml:space="preserve"> </w:t>
+      </w:r>
+      <w:r>
+        <w:rPr>
+          <w:rFonts w:eastAsiaTheme="minorHAnsi"/>
+          <w:lang w:eastAsia="en-US"/>
+        </w:rPr>
+        <w:t>P</w:t>
+      </w:r>
+      <w:r>
+        <w:rPr>
+          <w:rFonts w:eastAsiaTheme="minorHAnsi"/>
+          <w:lang w:eastAsia="en-US"/>
+        </w:rPr>
+        <w:t>ři </w:t>
       </w:r>
       <m:oMath>
         <m:r>
@@ -35009,7 +35476,7 @@
           <w:lang w:eastAsia="en-US"/>
         </w:rPr>
       </w:pPr>
-      <w:bookmarkStart w:id="159" w:name="OLE_LINK29"/>
+      <w:bookmarkStart w:id="162" w:name="OLE_LINK29"/>
     </w:p>
     <w:p>
       <w:pPr>
@@ -35018,14 +35485,14 @@
           <w:lang w:eastAsia="en-US"/>
         </w:rPr>
       </w:pPr>
-      <w:bookmarkStart w:id="160" w:name="_Toc234293858"/>
+      <w:bookmarkStart w:id="163" w:name="_Toc234367868"/>
       <w:r>
         <w:rPr>
           <w:lang w:eastAsia="en-US"/>
         </w:rPr>
         <w:t>Experimentální výsledky HRDCR</w:t>
       </w:r>
-      <w:bookmarkEnd w:id="160"/>
+      <w:bookmarkEnd w:id="163"/>
     </w:p>
     <w:p>
       <w:pPr>
@@ -35137,14 +35604,6 @@
     </w:p>
     <w:p>
       <w:pPr>
-        <w:rPr>
-          <w:rFonts w:eastAsiaTheme="minorHAnsi"/>
-          <w:lang w:eastAsia="en-US"/>
-        </w:rPr>
-      </w:pPr>
-    </w:p>
-    <w:p>
-      <w:pPr>
         <w:pStyle w:val="Nadpis3"/>
         <w:pageBreakBefore w:val="0"/>
         <w:rPr>
@@ -35157,6 +35616,7 @@
           <w:bCs/>
           <w:lang w:eastAsia="en-US"/>
         </w:rPr>
+        <w:lastRenderedPageBreak/>
         <w:t>Nízká mez důvěry: nečinnost, nikoli konsenzus</w:t>
       </w:r>
     </w:p>
@@ -35225,7 +35685,35 @@
           <w:rFonts w:eastAsiaTheme="minorHAnsi"/>
           <w:lang w:eastAsia="en-US"/>
         </w:rPr>
-        <w:t>reálné síti. Model tedy nevytvořil úzký konsenzuální shluk; většina názorů zůstala rozložena napříč intervalem.</w:t>
+        <w:t>reálné síti. Model tedy nevytvořil úzký konsenzuální shluk</w:t>
+      </w:r>
+      <w:r>
+        <w:rPr>
+          <w:rFonts w:eastAsiaTheme="minorHAnsi"/>
+          <w:lang w:eastAsia="en-US"/>
+        </w:rPr>
+        <w:t>.</w:t>
+      </w:r>
+      <w:r>
+        <w:rPr>
+          <w:rFonts w:eastAsiaTheme="minorHAnsi"/>
+          <w:lang w:eastAsia="en-US"/>
+        </w:rPr>
+        <w:t xml:space="preserve"> </w:t>
+      </w:r>
+      <w:r>
+        <w:rPr>
+          <w:rFonts w:eastAsiaTheme="minorHAnsi"/>
+          <w:lang w:eastAsia="en-US"/>
+        </w:rPr>
+        <w:t>V</w:t>
+      </w:r>
+      <w:r>
+        <w:rPr>
+          <w:rFonts w:eastAsiaTheme="minorHAnsi"/>
+          <w:lang w:eastAsia="en-US"/>
+        </w:rPr>
+        <w:t>ětšina názorů zůstala rozložena napříč intervalem.</w:t>
       </w:r>
     </w:p>
     <w:p>
@@ -35637,9 +36125,9 @@
           <w:noProof/>
         </w:rPr>
       </w:pPr>
-      <w:bookmarkStart w:id="161" w:name="_Toc234284115"/>
-      <w:bookmarkStart w:id="162" w:name="_Toc234292053"/>
-      <w:bookmarkStart w:id="163" w:name="_Toc234293883"/>
+      <w:bookmarkStart w:id="164" w:name="_Toc234284115"/>
+      <w:bookmarkStart w:id="165" w:name="_Toc234292053"/>
+      <w:bookmarkStart w:id="166" w:name="_Toc234367898"/>
       <w:r>
         <w:t xml:space="preserve">Obrázek </w:t>
       </w:r>
@@ -35685,9 +36173,9 @@
       <w:r>
         <w:t>: Finální počet clusterů HRDCR na reálné síti v závislosti na ε a μ.</w:t>
       </w:r>
-      <w:bookmarkEnd w:id="161"/>
-      <w:bookmarkEnd w:id="162"/>
-      <w:bookmarkEnd w:id="163"/>
+      <w:bookmarkEnd w:id="164"/>
+      <w:bookmarkEnd w:id="165"/>
+      <w:bookmarkEnd w:id="166"/>
     </w:p>
     <w:p>
       <w:pPr>
@@ -35811,9 +36299,9 @@
           <w:noProof/>
         </w:rPr>
       </w:pPr>
-      <w:bookmarkStart w:id="164" w:name="_Toc234284116"/>
-      <w:bookmarkStart w:id="165" w:name="_Toc234292054"/>
-      <w:bookmarkStart w:id="166" w:name="_Toc234293884"/>
+      <w:bookmarkStart w:id="167" w:name="_Toc234284116"/>
+      <w:bookmarkStart w:id="168" w:name="_Toc234292054"/>
+      <w:bookmarkStart w:id="169" w:name="_Toc234367899"/>
       <w:r>
         <w:t xml:space="preserve">Obrázek </w:t>
       </w:r>
@@ -35859,9 +36347,9 @@
       <w:r>
         <w:t>: Finální průměrná párová vzdálenost HRDCR na reálné síti.</w:t>
       </w:r>
-      <w:bookmarkEnd w:id="164"/>
-      <w:bookmarkEnd w:id="165"/>
-      <w:bookmarkEnd w:id="166"/>
+      <w:bookmarkEnd w:id="167"/>
+      <w:bookmarkEnd w:id="168"/>
+      <w:bookmarkEnd w:id="169"/>
     </w:p>
     <w:p>
       <w:pPr>
@@ -35937,9 +36425,9 @@
           <w:noProof/>
         </w:rPr>
       </w:pPr>
-      <w:bookmarkStart w:id="167" w:name="_Toc234284117"/>
-      <w:bookmarkStart w:id="168" w:name="_Toc234292055"/>
-      <w:bookmarkStart w:id="169" w:name="_Toc234293885"/>
+      <w:bookmarkStart w:id="170" w:name="_Toc234284117"/>
+      <w:bookmarkStart w:id="171" w:name="_Toc234292055"/>
+      <w:bookmarkStart w:id="172" w:name="_Toc234367900"/>
       <w:r>
         <w:t xml:space="preserve">Obrázek </w:t>
       </w:r>
@@ -35985,9 +36473,9 @@
       <w:r>
         <w:t>: Finální polarizační index HRDCR na reálné síti.</w:t>
       </w:r>
-      <w:bookmarkEnd w:id="167"/>
-      <w:bookmarkEnd w:id="168"/>
-      <w:bookmarkEnd w:id="169"/>
+      <w:bookmarkEnd w:id="170"/>
+      <w:bookmarkEnd w:id="171"/>
+      <w:bookmarkEnd w:id="172"/>
     </w:p>
     <w:p>
       <w:pPr>
@@ -36230,7 +36718,7 @@
         <w:pStyle w:val="Titulek"/>
         <w:keepNext/>
       </w:pPr>
-      <w:bookmarkStart w:id="170" w:name="_Toc234293893"/>
+      <w:bookmarkStart w:id="173" w:name="_Toc234367885"/>
       <w:r>
         <w:t xml:space="preserve">Tabulka </w:t>
       </w:r>
@@ -36279,7 +36767,7 @@
       <w:r>
         <w:t>.</w:t>
       </w:r>
-      <w:bookmarkEnd w:id="170"/>
+      <w:bookmarkEnd w:id="173"/>
     </w:p>
     <w:tbl>
       <w:tblPr>
@@ -37107,16 +37595,30 @@
           <w:rFonts w:eastAsiaTheme="minorHAnsi"/>
           <w:lang w:eastAsia="en-US"/>
         </w:rPr>
-        <w:t>posloupnosti vybraných hran. Uvádění pouze jednoho běhu by proto mohlo být zavádějící; 100 opakování je pro interpretaci tohoto modelu podstatných.</w:t>
-      </w:r>
-    </w:p>
-    <w:p>
-      <w:pPr>
-        <w:jc w:val="both"/>
+        <w:t>posloupnosti vybraných hran. Uvádění pouze jednoho běhu by proto mohlo být zavádějící</w:t>
+      </w:r>
+      <w:r>
         <w:rPr>
           <w:rFonts w:eastAsiaTheme="minorHAnsi"/>
           <w:lang w:eastAsia="en-US"/>
         </w:rPr>
+        <w:t>.</w:t>
+      </w:r>
+      <w:r>
+        <w:rPr>
+          <w:rFonts w:eastAsiaTheme="minorHAnsi"/>
+          <w:lang w:eastAsia="en-US"/>
+        </w:rPr>
+        <w:t xml:space="preserve"> 100 opakování je pro interpretaci tohoto modelu podstatných.</w:t>
+      </w:r>
+    </w:p>
+    <w:p>
+      <w:pPr>
+        <w:jc w:val="both"/>
+        <w:rPr>
+          <w:rFonts w:eastAsiaTheme="minorHAnsi"/>
+          <w:lang w:eastAsia="en-US"/>
+        </w:rPr>
       </w:pPr>
     </w:p>
     <w:p>
@@ -37126,23 +37628,23 @@
           <w:lang w:eastAsia="en-US"/>
         </w:rPr>
       </w:pPr>
-      <w:bookmarkStart w:id="171" w:name="_Toc234293859"/>
+      <w:bookmarkStart w:id="174" w:name="_Toc234367869"/>
       <w:r>
         <w:rPr>
           <w:lang w:eastAsia="en-US"/>
         </w:rPr>
         <w:t>Porovnání HRDCR se základními modely</w:t>
       </w:r>
-      <w:bookmarkEnd w:id="171"/>
-    </w:p>
-    <w:p>
-      <w:pPr>
-        <w:rPr>
-          <w:lang w:eastAsia="en-US"/>
-        </w:rPr>
-      </w:pPr>
-    </w:p>
-    <w:bookmarkEnd w:id="159"/>
+      <w:bookmarkEnd w:id="174"/>
+    </w:p>
+    <w:p>
+      <w:pPr>
+        <w:rPr>
+          <w:lang w:eastAsia="en-US"/>
+        </w:rPr>
+      </w:pPr>
+    </w:p>
+    <w:bookmarkEnd w:id="162"/>
     <w:p>
       <w:pPr>
         <w:jc w:val="both"/>
@@ -37363,7 +37865,7 @@
         <w:pStyle w:val="Titulek"/>
         <w:keepNext/>
       </w:pPr>
-      <w:bookmarkStart w:id="172" w:name="_Toc234293894"/>
+      <w:bookmarkStart w:id="175" w:name="_Toc234367886"/>
       <w:r>
         <w:t xml:space="preserve">Tabulka </w:t>
       </w:r>
@@ -37412,7 +37914,7 @@
       <w:r>
         <w:t>.</w:t>
       </w:r>
-      <w:bookmarkEnd w:id="172"/>
+      <w:bookmarkEnd w:id="175"/>
     </w:p>
     <w:tbl>
       <w:tblPr>
@@ -38478,9 +38980,9 @@
           <w:noProof/>
         </w:rPr>
       </w:pPr>
-      <w:bookmarkStart w:id="173" w:name="_Toc234284118"/>
-      <w:bookmarkStart w:id="174" w:name="_Toc234292056"/>
-      <w:bookmarkStart w:id="175" w:name="_Toc234293886"/>
+      <w:bookmarkStart w:id="176" w:name="_Toc234284118"/>
+      <w:bookmarkStart w:id="177" w:name="_Toc234292056"/>
+      <w:bookmarkStart w:id="178" w:name="_Toc234367901"/>
       <w:r>
         <w:t xml:space="preserve">Obrázek </w:t>
       </w:r>
@@ -38526,9 +39028,9 @@
       <w:r>
         <w:t>: Porovnání finálních parametrických ploch Deffuantova modelu a HRDCR na reálné síti.</w:t>
       </w:r>
-      <w:bookmarkEnd w:id="173"/>
-      <w:bookmarkEnd w:id="174"/>
-      <w:bookmarkEnd w:id="175"/>
+      <w:bookmarkEnd w:id="176"/>
+      <w:bookmarkEnd w:id="177"/>
+      <w:bookmarkEnd w:id="178"/>
     </w:p>
     <w:p>
       <w:pPr>
@@ -38652,9 +39154,9 @@
           <w:noProof/>
         </w:rPr>
       </w:pPr>
-      <w:bookmarkStart w:id="176" w:name="_Toc234284119"/>
-      <w:bookmarkStart w:id="177" w:name="_Toc234292057"/>
-      <w:bookmarkStart w:id="178" w:name="_Toc234293887"/>
+      <w:bookmarkStart w:id="179" w:name="_Toc234284119"/>
+      <w:bookmarkStart w:id="180" w:name="_Toc234292057"/>
+      <w:bookmarkStart w:id="181" w:name="_Toc234367902"/>
       <w:r>
         <w:t xml:space="preserve">Obrázek </w:t>
       </w:r>
@@ -38700,9 +39202,9 @@
       <w:r>
         <w:t>: Časové porovnání počtu clusterů všech modelů na reálné síti při ε = 0,4.</w:t>
       </w:r>
-      <w:bookmarkEnd w:id="176"/>
-      <w:bookmarkEnd w:id="177"/>
-      <w:bookmarkEnd w:id="178"/>
+      <w:bookmarkEnd w:id="179"/>
+      <w:bookmarkEnd w:id="180"/>
+      <w:bookmarkEnd w:id="181"/>
     </w:p>
     <w:p>
       <w:pPr>
@@ -38780,9 +39282,9 @@
           <w:noProof/>
         </w:rPr>
       </w:pPr>
-      <w:bookmarkStart w:id="179" w:name="_Toc234284120"/>
-      <w:bookmarkStart w:id="180" w:name="_Toc234292058"/>
-      <w:bookmarkStart w:id="181" w:name="_Toc234293888"/>
+      <w:bookmarkStart w:id="182" w:name="_Toc234284120"/>
+      <w:bookmarkStart w:id="183" w:name="_Toc234292058"/>
+      <w:bookmarkStart w:id="184" w:name="_Toc234367903"/>
       <w:r>
         <w:t xml:space="preserve">Obrázek </w:t>
       </w:r>
@@ -38828,9 +39330,9 @@
       <w:r>
         <w:t>: Časové porovnání průměrné párové vzdálenosti všech modelů na reálné síti při ε = 0,4.</w:t>
       </w:r>
-      <w:bookmarkEnd w:id="179"/>
-      <w:bookmarkEnd w:id="180"/>
-      <w:bookmarkEnd w:id="181"/>
+      <w:bookmarkEnd w:id="182"/>
+      <w:bookmarkEnd w:id="183"/>
+      <w:bookmarkEnd w:id="184"/>
     </w:p>
     <w:p>
       <w:pPr>
@@ -38909,9 +39411,9 @@
           <w:noProof/>
         </w:rPr>
       </w:pPr>
-      <w:bookmarkStart w:id="182" w:name="_Toc234284121"/>
-      <w:bookmarkStart w:id="183" w:name="_Toc234292059"/>
-      <w:bookmarkStart w:id="184" w:name="_Toc234293889"/>
+      <w:bookmarkStart w:id="185" w:name="_Toc234284121"/>
+      <w:bookmarkStart w:id="186" w:name="_Toc234292059"/>
+      <w:bookmarkStart w:id="187" w:name="_Toc234367904"/>
       <w:r>
         <w:t xml:space="preserve">Obrázek </w:t>
       </w:r>
@@ -38957,9 +39459,9 @@
       <w:r>
         <w:t>: Časové porovnání polarizačního indexu všech modelů na reálné síti při ε = 0,4.</w:t>
       </w:r>
-      <w:bookmarkEnd w:id="182"/>
-      <w:bookmarkEnd w:id="183"/>
-      <w:bookmarkEnd w:id="184"/>
+      <w:bookmarkEnd w:id="185"/>
+      <w:bookmarkEnd w:id="186"/>
+      <w:bookmarkEnd w:id="187"/>
     </w:p>
     <w:p>
       <w:pPr>
@@ -39077,14 +39579,14 @@
           <w:lang w:eastAsia="en-US"/>
         </w:rPr>
       </w:pPr>
-      <w:bookmarkStart w:id="185" w:name="_Toc234293860"/>
+      <w:bookmarkStart w:id="188" w:name="_Toc234367870"/>
       <w:r>
         <w:rPr>
           <w:lang w:eastAsia="en-US"/>
         </w:rPr>
         <w:t>Porovnání modelů s rozložením odhadovaných ideologických pozic členů Kongresu</w:t>
       </w:r>
-      <w:bookmarkEnd w:id="185"/>
+      <w:bookmarkEnd w:id="188"/>
     </w:p>
     <w:p>
       <w:pPr>
@@ -39258,9 +39760,9 @@
           <w:noProof/>
         </w:rPr>
       </w:pPr>
-      <w:bookmarkStart w:id="186" w:name="_Toc234284122"/>
-      <w:bookmarkStart w:id="187" w:name="_Toc234292060"/>
-      <w:bookmarkStart w:id="188" w:name="_Toc234293890"/>
+      <w:bookmarkStart w:id="189" w:name="_Toc234284122"/>
+      <w:bookmarkStart w:id="190" w:name="_Toc234292060"/>
+      <w:bookmarkStart w:id="191" w:name="_Toc234367905"/>
       <w:r>
         <w:t xml:space="preserve">Obrázek </w:t>
       </w:r>
@@ -39306,9 +39808,9 @@
       <w:r>
         <w:t>: Porovnání finálního polarizačního indexu všech modelů s hodnotou 119. Senátu.</w:t>
       </w:r>
-      <w:bookmarkEnd w:id="186"/>
-      <w:bookmarkEnd w:id="187"/>
-      <w:bookmarkEnd w:id="188"/>
+      <w:bookmarkEnd w:id="189"/>
+      <w:bookmarkEnd w:id="190"/>
+      <w:bookmarkEnd w:id="191"/>
     </w:p>
     <w:p>
       <w:pPr>
@@ -39402,9 +39904,9 @@
           <w:noProof/>
         </w:rPr>
       </w:pPr>
-      <w:bookmarkStart w:id="189" w:name="_Toc234284123"/>
-      <w:bookmarkStart w:id="190" w:name="_Toc234292061"/>
-      <w:bookmarkStart w:id="191" w:name="_Toc234293891"/>
+      <w:bookmarkStart w:id="192" w:name="_Toc234284123"/>
+      <w:bookmarkStart w:id="193" w:name="_Toc234292061"/>
+      <w:bookmarkStart w:id="194" w:name="_Toc234367906"/>
       <w:r>
         <w:t xml:space="preserve">Obrázek </w:t>
       </w:r>
@@ -39456,9 +39958,9 @@
       <w:r>
         <w:t>polarizace.</w:t>
       </w:r>
-      <w:bookmarkEnd w:id="189"/>
-      <w:bookmarkEnd w:id="190"/>
-      <w:bookmarkEnd w:id="191"/>
+      <w:bookmarkEnd w:id="192"/>
+      <w:bookmarkEnd w:id="193"/>
+      <w:bookmarkEnd w:id="194"/>
     </w:p>
     <w:p>
       <w:pPr>
@@ -39486,15 +39988,33 @@
         <w:rPr>
           <w:noProof/>
         </w:rPr>
-        <w:t>; graf současně ukazuje, že pořadí dalších konfigurací závisí jak na zvoleném modelu, tak na topologii.</w:t>
-      </w:r>
-    </w:p>
-    <w:p>
-      <w:pPr>
-        <w:jc w:val="both"/>
+        <w:t>.</w:t>
+      </w:r>
+      <w:r>
         <w:rPr>
           <w:noProof/>
         </w:rPr>
+        <w:t xml:space="preserve"> </w:t>
+      </w:r>
+      <w:r>
+        <w:rPr>
+          <w:noProof/>
+        </w:rPr>
+        <w:t>G</w:t>
+      </w:r>
+      <w:r>
+        <w:rPr>
+          <w:noProof/>
+        </w:rPr>
+        <w:t>raf současně ukazuje, že pořadí dalších konfigurací závisí jak na zvoleném modelu, tak na topologii.</w:t>
+      </w:r>
+    </w:p>
+    <w:p>
+      <w:pPr>
+        <w:jc w:val="both"/>
+        <w:rPr>
+          <w:noProof/>
+        </w:rPr>
       </w:pPr>
     </w:p>
     <w:p>
@@ -39610,7 +40130,7 @@
           <w:lang w:eastAsia="en-US"/>
         </w:rPr>
       </w:pPr>
-      <w:bookmarkStart w:id="192" w:name="_Toc234293861"/>
+      <w:bookmarkStart w:id="195" w:name="_Toc234367871"/>
       <w:r>
         <w:rPr>
           <w:lang w:eastAsia="en-US"/>
@@ -39629,28 +40149,32 @@
         </w:rPr>
         <w:t>další ověření modelu</w:t>
       </w:r>
-      <w:bookmarkEnd w:id="192"/>
-    </w:p>
-    <w:p>
-      <w:pPr>
-        <w:jc w:val="both"/>
-        <w:rPr>
-          <w:lang w:eastAsia="en-US"/>
-        </w:rPr>
-      </w:pPr>
-    </w:p>
-    <w:p>
-      <w:pPr>
-        <w:jc w:val="both"/>
-        <w:rPr>
-          <w:lang w:eastAsia="en-US"/>
-        </w:rPr>
-      </w:pPr>
-      <w:r>
-        <w:rPr>
-          <w:lang w:eastAsia="en-US"/>
-        </w:rPr>
-        <w:t>Výsledky HRDCR je nutné chápat jako experimentální ověření navrženého mechanismu, nikoli jako jeho empirickou validaci. Model pracuje</w:t>
+      <w:bookmarkEnd w:id="195"/>
+    </w:p>
+    <w:p>
+      <w:pPr>
+        <w:jc w:val="both"/>
+        <w:rPr>
+          <w:lang w:eastAsia="en-US"/>
+        </w:rPr>
+      </w:pPr>
+    </w:p>
+    <w:p>
+      <w:pPr>
+        <w:jc w:val="both"/>
+        <w:rPr>
+          <w:lang w:eastAsia="en-US"/>
+        </w:rPr>
+      </w:pPr>
+      <w:bookmarkStart w:id="196" w:name="OLE_LINK80"/>
+      <w:r>
+        <w:t xml:space="preserve">Výsledky HRDCR je nutné chápat jako experimentální analýzu důsledků navrženého mechanismu, nikoli jako jeho empirickou validaci. </w:t>
+      </w:r>
+      <w:r>
+        <w:rPr>
+          <w:lang w:eastAsia="en-US"/>
+        </w:rPr>
+        <w:t>Model pracuje</w:t>
       </w:r>
       <w:r>
         <w:rPr>
@@ -39686,21 +40210,28 @@
         <w:rPr>
           <w:lang w:eastAsia="en-US"/>
         </w:rPr>
-        <w:t>sílu interakce. Tato tvrzení nebyla</w:t>
-      </w:r>
-      <w:r>
-        <w:rPr>
-          <w:lang w:eastAsia="en-US"/>
-        </w:rPr>
-        <w:t xml:space="preserve"> v </w:t>
-      </w:r>
-      <w:r>
-        <w:rPr>
-          <w:lang w:eastAsia="en-US"/>
-        </w:rPr>
-        <w:t>práci kalibrována na longitudinálních datech skutečných uživatelů.</w:t>
-      </w:r>
-    </w:p>
+        <w:t xml:space="preserve">sílu interakce. </w:t>
+      </w:r>
+      <w:r>
+        <w:rPr>
+          <w:lang w:eastAsia="en-US"/>
+        </w:rPr>
+        <w:t xml:space="preserve">Tato tvrzení jsem nekalibroval na </w:t>
+      </w:r>
+      <w:r>
+        <w:rPr>
+          <w:lang w:eastAsia="en-US"/>
+        </w:rPr>
+        <w:t>empirických</w:t>
+      </w:r>
+      <w:r>
+        <w:rPr>
+          <w:lang w:eastAsia="en-US"/>
+        </w:rPr>
+        <w:t xml:space="preserve"> datech skutečných uživatelů.</w:t>
+      </w:r>
+    </w:p>
+    <w:bookmarkEnd w:id="196"/>
     <w:p>
       <w:pPr>
         <w:jc w:val="both"/>
@@ -40060,18 +40591,11 @@
           <w:lang w:eastAsia="en-US"/>
         </w:rPr>
       </w:pPr>
-    </w:p>
-    <w:p>
-      <w:pPr>
-        <w:jc w:val="both"/>
-        <w:rPr>
-          <w:lang w:eastAsia="en-US"/>
-        </w:rPr>
-      </w:pPr>
-      <w:r>
-        <w:rPr>
-          <w:lang w:eastAsia="en-US"/>
-        </w:rPr>
+      <w:r>
+        <w:rPr>
+          <w:lang w:eastAsia="en-US"/>
+        </w:rPr>
+        <w:lastRenderedPageBreak/>
         <w:t>Druhým omezením je použití pevného počtu interakcí. Jeden milion kroků odpovídá přibližně 169 náhodně vybraným hranám na uzel, nikoli však nutně dostatečnému počtu úspěšných interakcí.</w:t>
       </w:r>
       <w:r>
@@ -40208,295 +40732,176 @@
     </w:p>
     <w:p>
       <w:pPr>
-        <w:jc w:val="both"/>
-        <w:rPr>
-          <w:lang w:eastAsia="en-US"/>
-        </w:rPr>
-      </w:pPr>
-    </w:p>
-    <w:p>
-      <w:pPr>
         <w:pStyle w:val="Nadpis1"/>
       </w:pPr>
-      <w:bookmarkStart w:id="193" w:name="_Toc234293862"/>
-      <w:bookmarkStart w:id="194" w:name="OLE_LINK33"/>
-      <w:bookmarkStart w:id="195" w:name="OLE_LINK16"/>
-      <w:bookmarkStart w:id="196" w:name="OLE_LINK30"/>
-      <w:bookmarkEnd w:id="91"/>
-      <w:bookmarkEnd w:id="139"/>
+      <w:bookmarkStart w:id="197" w:name="_Toc234367872"/>
+      <w:bookmarkStart w:id="198" w:name="OLE_LINK33"/>
+      <w:bookmarkStart w:id="199" w:name="OLE_LINK16"/>
+      <w:bookmarkStart w:id="200" w:name="OLE_LINK30"/>
+      <w:bookmarkEnd w:id="92"/>
+      <w:bookmarkEnd w:id="140"/>
       <w:r>
         <w:lastRenderedPageBreak/>
         <w:t>Závěr</w:t>
       </w:r>
-      <w:bookmarkEnd w:id="193"/>
-    </w:p>
-    <w:bookmarkEnd w:id="194"/>
+      <w:bookmarkEnd w:id="197"/>
+    </w:p>
+    <w:bookmarkEnd w:id="198"/>
     <w:p/>
     <w:p>
       <w:pPr>
         <w:jc w:val="both"/>
       </w:pPr>
       <w:r>
-        <w:t>Tato bakalářská práce se zabývala modelováním šíření názorů</w:t>
-      </w:r>
-      <w:r>
-        <w:t xml:space="preserve"> v </w:t>
-      </w:r>
-      <w:r>
-        <w:t>sociálních sítích pomocí výpočetních modelů názorové dynamiky. Sociální síť byla reprezentována jako graf, ve kterém vrcholy odpovídají jednotlivým aktérům</w:t>
+        <w:t>V bakalářské práci jsem se zabýval modelováním šíření názorů v sociálních sítích pomocí výpočetních modelů názorové dynamiky. Mým hlavním cílem bylo implementovat vybrané modely, provést simulační experimenty na různých typech sítí a vyhodnotit vliv jejich parametrů a</w:t>
+      </w:r>
+      <w:r>
+        <w:t> </w:t>
+      </w:r>
+      <w:r>
+        <w:t xml:space="preserve">síťové topologie na výsledné rozložení názorů. </w:t>
+      </w:r>
+    </w:p>
+    <w:p>
+      <w:pPr>
+        <w:jc w:val="both"/>
+      </w:pPr>
+    </w:p>
+    <w:p>
+      <w:pPr>
+        <w:jc w:val="both"/>
+      </w:pPr>
+      <w:r>
+        <w:t>V teoretické části jsem vymezil základní pojmy názorové dynamiky, princip omezené důvěry a</w:t>
+      </w:r>
+      <w:r>
+        <w:t> </w:t>
+      </w:r>
+      <w:r>
+        <w:t>vlastnosti použitých síťových modelů. V praktické části jsem v jazyce Julia implementoval Deffuantův model a model Hegselmanna–Krauseho. Simulace jsem provedl na síti Erdős–Rényiho typu, síti Barabási–Albertova typu a reálné síti politicky orientovaných facebookových stránek. Výsledky jsem vyhodnotil pomocí počtu názorových clusterů, průměrné párové vzdálenosti a</w:t>
+      </w:r>
+      <w:r>
+        <w:t> </w:t>
+      </w:r>
+      <w:r>
+        <w:t xml:space="preserve">polarizačního indexu. </w:t>
+      </w:r>
+    </w:p>
+    <w:p>
+      <w:pPr>
+        <w:jc w:val="both"/>
+      </w:pPr>
+    </w:p>
+    <w:p>
+      <w:pPr>
+        <w:jc w:val="both"/>
+      </w:pPr>
+      <w:r>
+        <w:t>Na základě výsledků základních modelů jsem dále navrhl a implementoval model HRDCR, který do Deffuantova mechanismu začleňuje překryv sousedství, komunitní zesílení a uzlovou setrvačnost.</w:t>
+      </w:r>
+    </w:p>
+    <w:p>
+      <w:pPr>
+        <w:jc w:val="both"/>
+      </w:pPr>
+    </w:p>
+    <w:p>
+      <w:pPr>
+        <w:jc w:val="both"/>
+      </w:pPr>
+      <w:r>
+        <w:t>Výsledky experimentů ukázaly, že nejsilnější vliv ze sledovaných parametrů měla mez důvěry</w:t>
+      </w:r>
+      <w:r>
+        <w:t>. Při nízkých hodnotách tohoto parametru docházelo ke vzniku více oddělených názorových skupin, zatímco vyšší hodnoty podporovaly vznik konsenzu. Tento trend se projevil</w:t>
+      </w:r>
+      <w:r>
+        <w:t xml:space="preserve"> u </w:t>
+      </w:r>
+      <w:r>
+        <w:t>obou základních modelů. Deffuantův model vykazoval plynulejší přechod mezi fragmentací</w:t>
       </w:r>
       <w:r>
         <w:t xml:space="preserve"> a </w:t>
       </w:r>
       <w:r>
-        <w:t>hrany jejich vzájemným vazbám. Hlavním cílem práce bylo implementovat vybrané modely šíření názorů, provést simulační experimenty na různých typech sítí</w:t>
+        <w:t>konsenzem, zatímco model Hegselmann</w:t>
+      </w:r>
+      <w:r>
+        <w:t>–</w:t>
+      </w:r>
+      <w:r>
+        <w:t>Krause směřoval ke konsenzu rychleji</w:t>
       </w:r>
       <w:r>
         <w:t xml:space="preserve"> a </w:t>
       </w:r>
       <w:r>
-        <w:t>vyhodnotit, jak parametry modelů</w:t>
+        <w:t>ostřeji.</w:t>
+      </w:r>
+    </w:p>
+    <w:p>
+      <w:pPr>
+        <w:jc w:val="both"/>
+      </w:pPr>
+    </w:p>
+    <w:p>
+      <w:pPr>
+        <w:jc w:val="both"/>
+      </w:pPr>
+      <w:r>
+        <w:t xml:space="preserve">Důležitým výsledkem je také zjištěná citlivost modelů vůči síťové </w:t>
+      </w:r>
+      <w:r>
+        <w:t>struktuře</w:t>
+      </w:r>
+      <w:r>
+        <w:t xml:space="preserve">. </w:t>
+      </w:r>
+      <w:r>
+        <w:t>Reálná</w:t>
+      </w:r>
+      <w:r>
+        <w:t xml:space="preserve"> síť</w:t>
+      </w:r>
+      <w:r>
+        <w:t xml:space="preserve"> </w:t>
+      </w:r>
+      <w:r>
+        <w:t>politicky orientovaných facebookových stránek</w:t>
+      </w:r>
+      <w:r>
+        <w:t xml:space="preserve"> vedla při nízké </w:t>
+      </w:r>
+      <w:r>
+        <w:t>mezi</w:t>
+      </w:r>
+      <w:r>
+        <w:t xml:space="preserve"> důvěry</w:t>
+      </w:r>
+      <w:r>
+        <w:t xml:space="preserve"> k </w:t>
+      </w:r>
+      <w:r>
+        <w:t>výrazně vyššímu počtu clusterů než syntetické sítě. To naznačuje, že lokální struktura reálných sociálních sítí může podporovat vznik</w:t>
       </w:r>
       <w:r>
         <w:t xml:space="preserve"> a </w:t>
       </w:r>
       <w:r>
-        <w:t>struktura sítě ovlivňují výsledné rozložení názorů.</w:t>
-      </w:r>
-    </w:p>
-    <w:p>
-      <w:pPr>
-        <w:jc w:val="both"/>
-      </w:pPr>
-    </w:p>
-    <w:p>
-      <w:pPr>
-        <w:jc w:val="both"/>
-      </w:pPr>
-      <w:r>
-        <w:t>V teoretické části byly popsány základní pojmy názorové dynamiky, princip omezené důvěry</w:t>
-      </w:r>
-      <w:r>
-        <w:t xml:space="preserve"> a </w:t>
-      </w:r>
-      <w:r>
-        <w:t>vybrané modely používané pro simulaci změn názorů. Pozornost byla věnována zejména Deffuantovu modelu</w:t>
-      </w:r>
-      <w:r>
-        <w:t xml:space="preserve"> a </w:t>
-      </w:r>
-      <w:r>
-        <w:t>modelu Hegselmann</w:t>
-      </w:r>
-      <w:r>
-        <w:t>–</w:t>
-      </w:r>
-      <w:r>
-        <w:t>Krause. Dále byly představeny základní pojmy teorie sítí</w:t>
-      </w:r>
-      <w:r>
-        <w:t xml:space="preserve"> a </w:t>
-      </w:r>
-      <w:r>
-        <w:t>typy grafů použité</w:t>
-      </w:r>
-      <w:r>
-        <w:t xml:space="preserve"> v </w:t>
-      </w:r>
-      <w:r>
-        <w:t>experimentální části.</w:t>
-      </w:r>
-    </w:p>
-    <w:p>
-      <w:pPr>
-        <w:jc w:val="both"/>
-      </w:pPr>
-    </w:p>
-    <w:p>
-      <w:pPr>
-        <w:keepLines/>
-        <w:suppressAutoHyphens/>
-        <w:jc w:val="both"/>
-      </w:pPr>
-      <w:r>
-        <w:t>V praktické části byly oba modely implementovány</w:t>
-      </w:r>
-      <w:r>
-        <w:t xml:space="preserve"> v </w:t>
-      </w:r>
-      <w:r>
-        <w:t>jazyce Julia</w:t>
-      </w:r>
-      <w:r>
-        <w:t xml:space="preserve"> a </w:t>
-      </w:r>
-      <w:r>
-        <w:t>následně použity</w:t>
-      </w:r>
-      <w:r>
-        <w:t xml:space="preserve"> v </w:t>
-      </w:r>
-      <w:r>
-        <w:t>simulačních experimentech. Simulace byly provedeny na náhodné síti Erdős</w:t>
-      </w:r>
-      <w:r>
-        <w:t>–</w:t>
-      </w:r>
-      <w:r>
-        <w:t>Rényi, bezškálové síti Barabási</w:t>
-      </w:r>
-      <w:r>
-        <w:t>–</w:t>
-      </w:r>
-      <w:r>
-        <w:t>Albert</w:t>
-      </w:r>
-      <w:r>
-        <w:t xml:space="preserve"> a </w:t>
-      </w:r>
-      <w:r>
-        <w:t xml:space="preserve">reálné síti </w:t>
-      </w:r>
-      <w:r>
-        <w:t>Facebook</w:t>
-      </w:r>
-      <w:r>
-        <w:t xml:space="preserve"> </w:t>
-      </w:r>
-      <w:r>
-        <w:t>politických stránek. Výsledky byly vyhodnocovány pomocí počtu názorových clusterů, průměrné párové vzdálenosti názorů</w:t>
-      </w:r>
-      <w:r>
-        <w:t xml:space="preserve"> a </w:t>
-      </w:r>
-      <w:r>
-        <w:t>polarizace.</w:t>
-      </w:r>
-    </w:p>
-    <w:p>
-      <w:pPr>
-        <w:jc w:val="both"/>
-      </w:pPr>
-    </w:p>
-    <w:p>
-      <w:pPr>
-        <w:jc w:val="both"/>
-      </w:pPr>
-      <w:r>
-        <w:t>Výsledky experimentů ukázaly, že rozhodující vliv na výsledné chování systému má práh důvěry. Při nízkých hodnotách tohoto parametru docházelo ke vzniku více oddělených názorových skupin, zatímco vyšší hodnoty podporovaly vznik konsenzu. Tento trend se projevil</w:t>
-      </w:r>
-      <w:r>
-        <w:t xml:space="preserve"> u </w:t>
-      </w:r>
-      <w:r>
-        <w:t>obou základních modelů. Deffuantův model vykazoval plynulejší přechod mezi fragmentací</w:t>
-      </w:r>
-      <w:r>
-        <w:t xml:space="preserve"> a </w:t>
-      </w:r>
-      <w:r>
-        <w:t>konsenzem, zatímco model Hegselmann</w:t>
-      </w:r>
-      <w:r>
-        <w:t>–</w:t>
-      </w:r>
-      <w:r>
-        <w:t>Krause směřoval ke konsenzu rychleji</w:t>
-      </w:r>
-      <w:r>
-        <w:t xml:space="preserve"> a </w:t>
-      </w:r>
-      <w:r>
-        <w:t>ostřeji.</w:t>
-      </w:r>
-    </w:p>
-    <w:p>
-      <w:pPr>
-        <w:jc w:val="both"/>
-      </w:pPr>
-    </w:p>
-    <w:p>
-      <w:pPr>
-        <w:jc w:val="both"/>
-      </w:pPr>
-      <w:r>
-        <w:t xml:space="preserve">Důležitým výsledkem práce je také potvrzení významu síťové struktury. Reálná síť </w:t>
-      </w:r>
-      <w:r>
-        <w:t>Facebook</w:t>
-      </w:r>
-      <w:r>
-        <w:t xml:space="preserve"> </w:t>
-      </w:r>
-      <w:r>
-        <w:t>politických stránek vedla při nízkém prahu důvěry</w:t>
-      </w:r>
-      <w:r>
-        <w:t xml:space="preserve"> k </w:t>
-      </w:r>
-      <w:r>
-        <w:t>výrazně vyššímu počtu clusterů než syntetické sítě. To naznačuje, že lokální struktura reálných sociálních sítí může podporovat vznik</w:t>
-      </w:r>
-      <w:r>
-        <w:t xml:space="preserve"> a </w:t>
-      </w:r>
-      <w:r>
         <w:t>zachování oddělených názorových skupin.</w:t>
       </w:r>
     </w:p>
-    <w:p>
-      <w:pPr>
-        <w:jc w:val="both"/>
-      </w:pPr>
-    </w:p>
-    <w:p>
-      <w:pPr>
-        <w:jc w:val="both"/>
-      </w:pPr>
-      <w:r>
-        <w:t>Součástí práce byl také návrh rozšířeného modelu HRDCR, který vychází</w:t>
-      </w:r>
-      <w:r>
-        <w:t xml:space="preserve"> z </w:t>
-      </w:r>
-      <w:r>
-        <w:t>Deffuantova modelu</w:t>
-      </w:r>
-      <w:r>
-        <w:t xml:space="preserve"> a </w:t>
-      </w:r>
-      <w:r>
-        <w:t>doplňuje jej</w:t>
-      </w:r>
-      <w:r>
-        <w:t xml:space="preserve"> o </w:t>
-      </w:r>
-      <w:r>
-        <w:t>vliv lokálního překryvu sousedství</w:t>
-      </w:r>
-      <w:r>
-        <w:t xml:space="preserve"> a </w:t>
-      </w:r>
-      <w:r>
-        <w:t>uzlové setrvačnosti. Tento model představuje možný směr dalšího rozšíření základních modelů omezené důvěry směrem</w:t>
-      </w:r>
-      <w:r>
-        <w:t xml:space="preserve"> k </w:t>
-      </w:r>
-      <w:r>
-        <w:t>většímu zohlednění struktury reálných sítí.</w:t>
-      </w:r>
-    </w:p>
     <w:p/>
     <w:p>
       <w:pPr>
         <w:pStyle w:val="Nadpis2"/>
       </w:pPr>
-      <w:bookmarkStart w:id="197" w:name="_Toc234293863"/>
+      <w:bookmarkStart w:id="201" w:name="_Toc234367873"/>
       <w:r>
         <w:t>Hlavní výsledky práce</w:t>
       </w:r>
-      <w:bookmarkEnd w:id="197"/>
+      <w:bookmarkEnd w:id="201"/>
     </w:p>
     <w:p>
       <w:pPr>
@@ -40677,60 +41082,54 @@
         </m:r>
       </m:oMath>
       <w:r>
-        <w:t xml:space="preserve"> vzniklo na reálné síti 8,37 clusteru, ale pouze přibližně 2,75 </w:t>
-      </w:r>
+        <w:t> vzniklo na reálné síti 8,37 clusteru, ale pouze přibližně 2,75 clusteru na ER</w:t>
+      </w:r>
+      <w:r>
+        <w:t xml:space="preserve"> a </w:t>
+      </w:r>
+      <w:r>
+        <w:t>BA síti.</w:t>
+      </w:r>
+      <w:r>
+        <w:t xml:space="preserve"> </w:t>
+      </w:r>
+      <w:r>
+        <w:t>V</w:t>
+      </w:r>
+      <w:r>
+        <w:t> </w:t>
+      </w:r>
+      <w:r>
+        <w:t>Deffuantově modelu byl rozdíl menší, avšak stále zřetelný. Výsledky tedy ukazují, že průměrný počet vazeb sám</w:t>
+      </w:r>
+      <w:r>
+        <w:t xml:space="preserve"> o </w:t>
+      </w:r>
+      <w:r>
+        <w:t>sobě chování systému nevysvětluje</w:t>
+      </w:r>
+      <w:r>
+        <w:t xml:space="preserve"> a </w:t>
+      </w:r>
+      <w:r>
+        <w:t>že důležitou roli hraje konkrétní uspořádání hran.</w:t>
+      </w:r>
+    </w:p>
+    <w:p>
+      <w:pPr>
+        <w:jc w:val="both"/>
+      </w:pPr>
+    </w:p>
+    <w:p>
+      <w:pPr>
+        <w:jc w:val="both"/>
+      </w:pPr>
       <w:r>
         <w:lastRenderedPageBreak/>
-        <w:t>clusteru na ER</w:t>
-      </w:r>
-      <w:r>
-        <w:t xml:space="preserve"> a </w:t>
-      </w:r>
-      <w:r>
-        <w:t>BA síti.</w:t>
-      </w:r>
-      <w:r>
-        <w:t xml:space="preserve"> </w:t>
-      </w:r>
-      <w:r>
-        <w:t>V</w:t>
-      </w:r>
-      <w:r>
-        <w:t> </w:t>
-      </w:r>
-      <w:r>
-        <w:t>Deffuantově modelu byl rozdíl menší, avšak stále zřetelný. Výsledky tedy ukazují, že průměrný počet vazeb sám</w:t>
-      </w:r>
-      <w:r>
-        <w:t xml:space="preserve"> o </w:t>
-      </w:r>
-      <w:r>
-        <w:t>sobě chování systému nevysvětluje</w:t>
-      </w:r>
-      <w:r>
-        <w:t xml:space="preserve"> a </w:t>
-      </w:r>
-      <w:r>
-        <w:t>že důležitou roli hraje konkrétní uspořádání hran.</w:t>
-      </w:r>
-    </w:p>
-    <w:p>
-      <w:pPr>
-        <w:jc w:val="both"/>
-      </w:pPr>
-    </w:p>
-    <w:p>
-      <w:pPr>
-        <w:jc w:val="both"/>
-      </w:pPr>
-      <w:r>
-        <w:t>Třetím výsledkem je návrh</w:t>
-      </w:r>
-      <w:r>
-        <w:t xml:space="preserve"> a </w:t>
-      </w:r>
-      <w:r>
-        <w:t>ověření modelu HRDCR. Model upravuje mez důvěry podle Jaccardova překryvu sousedství</w:t>
+        <w:t xml:space="preserve">Třetím výsledkem je návrh a experimentální analýza modelu HRDCR. </w:t>
+      </w:r>
+      <w:r>
+        <w:t>Model upravuje mez důvěry podle Jaccardova překryvu sousedství</w:t>
       </w:r>
       <w:r>
         <w:t xml:space="preserve"> a </w:t>
@@ -40835,10 +41234,19 @@
         <w:t xml:space="preserve"> a </w:t>
       </w:r>
       <w:r>
-        <w:t>polarizační index 0,491;</w:t>
-      </w:r>
-      <w:r>
-        <w:t xml:space="preserve"> v </w:t>
+        <w:t>polarizační index 0,491</w:t>
+      </w:r>
+      <w:r>
+        <w:t>.</w:t>
+      </w:r>
+      <w:r>
+        <w:t xml:space="preserve"> </w:t>
+      </w:r>
+      <w:r>
+        <w:t>V</w:t>
+      </w:r>
+      <w:r>
+        <w:t> </w:t>
       </w:r>
       <w:r>
         <w:t>samotném Senátu činily odpovídající hodnoty 0,272</w:t>
@@ -40880,176 +41288,179 @@
       </w:r>
     </w:p>
     <w:p/>
+    <w:p>
+      <w:pPr>
+        <w:pStyle w:val="Nadpis2"/>
+      </w:pPr>
+      <w:bookmarkStart w:id="202" w:name="_Toc234367874"/>
+      <w:r>
+        <w:t>Omezení práce</w:t>
+      </w:r>
+      <w:bookmarkEnd w:id="202"/>
+    </w:p>
     <w:p/>
     <w:p>
       <w:pPr>
+        <w:jc w:val="both"/>
+      </w:pPr>
+      <w:r>
+        <w:t xml:space="preserve">V práci používám jednu reálnou síť a jednu základní distribuci počátečních názorů. </w:t>
+      </w:r>
+      <w:r>
+        <w:t>Zjištěné rozdíly mezi syntetickými</w:t>
+      </w:r>
+      <w:r>
+        <w:t xml:space="preserve"> a </w:t>
+      </w:r>
+      <w:r>
+        <w:t xml:space="preserve">reálnou sítí proto nelze bez dalšího zobecnit na všechny sociální sítě. Reálná data navíc obsahují </w:t>
+      </w:r>
+      <w:r>
+        <w:t>vazby mezi facebookovými stránkami</w:t>
+      </w:r>
+      <w:r>
+        <w:t>, nikoli přímo pozorované interakce jednotlivců</w:t>
+      </w:r>
+      <w:r>
+        <w:t xml:space="preserve"> a </w:t>
+      </w:r>
+      <w:r>
+        <w:t>změny jejich názorů. Výsledky modelů představují scénáře vyplývající</w:t>
+      </w:r>
+      <w:r>
+        <w:t xml:space="preserve"> z </w:t>
+      </w:r>
+      <w:r>
+        <w:t>jejich pravidel, nikoli předpověď skutečného politického vývoje.</w:t>
+      </w:r>
+    </w:p>
+    <w:p>
+      <w:pPr>
+        <w:jc w:val="both"/>
+      </w:pPr>
+    </w:p>
+    <w:p>
+      <w:pPr>
+        <w:jc w:val="both"/>
+      </w:pPr>
+      <w:r>
+        <w:t>Empirické porovnání</w:t>
+      </w:r>
+      <w:r>
+        <w:t xml:space="preserve"> s </w:t>
+      </w:r>
+      <w:r>
+        <w:t>nominate_dim1 částečně doplňuje chybějící věcnou referenci, ale není kalibrací na úrovni jednotlivých uzlů. Porovnává rozdělení hlasovacích pozic 119. Kongresu</w:t>
+      </w:r>
+      <w:r>
+        <w:t xml:space="preserve"> s </w:t>
+      </w:r>
+      <w:r>
+        <w:t>agregovanými výstupy modelu na odlišné síti.</w:t>
+      </w:r>
+      <w:r>
+        <w:t xml:space="preserve"> </w:t>
+      </w:r>
+      <w:r>
+        <w:t>K</w:t>
+      </w:r>
+      <w:r>
+        <w:t> </w:t>
+      </w:r>
+      <w:r>
+        <w:t>přímé validaci by bylo nutné přiřadit hodnoty nominate_dim1 odpovídajícím politikům</w:t>
+      </w:r>
+      <w:r>
+        <w:t xml:space="preserve"> v </w:t>
+      </w:r>
+      <w:r>
+        <w:t>síti</w:t>
+      </w:r>
+      <w:r>
+        <w:t xml:space="preserve"> a </w:t>
+      </w:r>
+      <w:r>
+        <w:t>sledovat jejich vývoj</w:t>
+      </w:r>
+      <w:r>
+        <w:t xml:space="preserve"> v </w:t>
+      </w:r>
+      <w:r>
+        <w:t>časově sladěných datech.</w:t>
+      </w:r>
+    </w:p>
+    <w:p>
+      <w:pPr>
+        <w:jc w:val="both"/>
+      </w:pPr>
+    </w:p>
+    <w:p>
+      <w:pPr>
+        <w:jc w:val="both"/>
+      </w:pPr>
+      <w:r>
+        <w:t>Další omezení souvisí</w:t>
+      </w:r>
+      <w:r>
+        <w:t xml:space="preserve"> s </w:t>
+      </w:r>
+      <w:r>
+        <w:t>porovnáním modelového času. Jedna iterace HK aktualizuje všechny uzly, zatímco jedna iterace Deffuantova modelu nebo HRDCR vybírá jedinou hranu. Přestože byl pro každý model zvolen dostatečně dlouhý pevný horizont</w:t>
+      </w:r>
+      <w:r>
+        <w:t xml:space="preserve"> a </w:t>
+      </w:r>
+      <w:r>
+        <w:t>průběh byl normalizován do 101 snímků, absolutní rychlost modelů nelze přímo porovnávat pouze podle počtu iterací.</w:t>
+      </w:r>
+    </w:p>
+    <w:p>
+      <w:pPr>
+        <w:jc w:val="both"/>
+      </w:pPr>
+    </w:p>
+    <w:p>
+      <w:pPr>
+        <w:jc w:val="both"/>
+      </w:pPr>
+      <w:r>
+        <w:t xml:space="preserve">U modelu HRDCR jsem neprovedl úplnou citlivostní ani ablační analýzu jeho strukturálních parametrů. </w:t>
+      </w:r>
+      <w:r>
+        <w:t>Nelze proto jednoznačně oddělit účinek uzlové setrvačnosti, hranově závislé meze</w:t>
+      </w:r>
+      <w:r>
+        <w:t xml:space="preserve"> a </w:t>
+      </w:r>
+      <w:r>
+        <w:t>komunitního zesílení. Experiment prokázal rozdíl proti základnímu modelu, nikoli optimálnost zvoleného nastavení.</w:t>
+      </w:r>
+    </w:p>
+    <w:p/>
+    <w:p>
+      <w:pPr>
         <w:pStyle w:val="Nadpis2"/>
       </w:pPr>
-      <w:bookmarkStart w:id="198" w:name="_Toc234293864"/>
-      <w:r>
-        <w:t>Omezení práce</w:t>
-      </w:r>
-      <w:bookmarkEnd w:id="198"/>
-    </w:p>
-    <w:p/>
-    <w:p>
-      <w:pPr>
-        <w:jc w:val="both"/>
-      </w:pPr>
-      <w:r>
-        <w:t>Práce používá jednu reálnou síť</w:t>
-      </w:r>
-      <w:r>
-        <w:t xml:space="preserve"> a </w:t>
-      </w:r>
-      <w:r>
-        <w:t>jednu základní distribuci počátečních názorů. Zjištěné rozdíly mezi syntetickými</w:t>
-      </w:r>
-      <w:r>
-        <w:t xml:space="preserve"> a </w:t>
-      </w:r>
-      <w:r>
-        <w:t xml:space="preserve">reálnou sítí proto nelze bez dalšího zobecnit na všechny sociální sítě. Reálná data navíc obsahují vazby mezi </w:t>
-      </w:r>
-      <w:r>
-        <w:t>Facebook</w:t>
-      </w:r>
-      <w:r>
-        <w:t xml:space="preserve"> </w:t>
-      </w:r>
-      <w:r>
-        <w:t>stránkami, nikoli přímo pozorované interakce jednotlivců</w:t>
-      </w:r>
-      <w:r>
-        <w:t xml:space="preserve"> a </w:t>
-      </w:r>
-      <w:r>
-        <w:t>změny jejich názorů. Výsledky modelů představují scénáře vyplývající</w:t>
-      </w:r>
-      <w:r>
-        <w:t xml:space="preserve"> z </w:t>
-      </w:r>
-      <w:r>
-        <w:t>jejich pravidel, nikoli předpověď skutečného politického vývoje.</w:t>
-      </w:r>
-    </w:p>
-    <w:p>
-      <w:pPr>
-        <w:jc w:val="both"/>
-      </w:pPr>
-    </w:p>
-    <w:p>
-      <w:pPr>
-        <w:jc w:val="both"/>
-      </w:pPr>
-      <w:r>
-        <w:t>Empirické porovnání</w:t>
-      </w:r>
-      <w:r>
-        <w:t xml:space="preserve"> s </w:t>
-      </w:r>
-      <w:r>
-        <w:t>nominate_dim1 částečně doplňuje chybějící věcnou referenci, ale není kalibrací na úrovni jednotlivých uzlů. Porovnává rozdělení hlasovacích pozic 119. Kongresu</w:t>
-      </w:r>
-      <w:r>
-        <w:t xml:space="preserve"> s </w:t>
-      </w:r>
-      <w:r>
-        <w:t>agregovanými výstupy modelu na odlišné síti.</w:t>
-      </w:r>
-      <w:r>
-        <w:t xml:space="preserve"> </w:t>
-      </w:r>
-      <w:r>
-        <w:t>K</w:t>
-      </w:r>
-      <w:r>
-        <w:t> </w:t>
-      </w:r>
-      <w:r>
-        <w:t>přímé validaci by bylo nutné přiřadit hodnoty nominate_dim1 odpovídajícím politikům</w:t>
-      </w:r>
-      <w:r>
-        <w:t xml:space="preserve"> v </w:t>
-      </w:r>
-      <w:r>
-        <w:t>síti</w:t>
-      </w:r>
-      <w:r>
-        <w:t xml:space="preserve"> a </w:t>
-      </w:r>
-      <w:r>
-        <w:t>sledovat jejich vývoj</w:t>
-      </w:r>
-      <w:r>
-        <w:t xml:space="preserve"> v </w:t>
-      </w:r>
-      <w:r>
-        <w:t>časově sladěných datech.</w:t>
-      </w:r>
-    </w:p>
-    <w:p>
-      <w:pPr>
-        <w:jc w:val="both"/>
-      </w:pPr>
-    </w:p>
-    <w:p>
-      <w:pPr>
-        <w:jc w:val="both"/>
-      </w:pPr>
-      <w:r>
-        <w:t>Další omezení souvisí</w:t>
-      </w:r>
-      <w:r>
-        <w:t xml:space="preserve"> s </w:t>
-      </w:r>
-      <w:r>
-        <w:t>porovnáním modelového času. Jedna iterace HK aktualizuje všechny uzly, zatímco jedna iterace Deffuantova modelu nebo HRDCR vybírá jedinou hranu. Přestože byl pro každý model zvolen dostatečně dlouhý pevný horizont</w:t>
-      </w:r>
-      <w:r>
-        <w:t xml:space="preserve"> a </w:t>
-      </w:r>
-      <w:r>
-        <w:t>průběh byl normalizován do 101 snímků, absolutní rychlost modelů nelze přímo porovnávat pouze podle počtu iterací.</w:t>
-      </w:r>
-    </w:p>
-    <w:p>
-      <w:pPr>
-        <w:jc w:val="both"/>
-      </w:pPr>
-    </w:p>
-    <w:p>
-      <w:pPr>
-        <w:jc w:val="both"/>
-      </w:pPr>
-      <w:r>
-        <w:t>U HRDCR nebyla provedena úplná citlivostní ani ablační analýza jeho strukturálních parametrů. Nelze proto jednoznačně oddělit účinek uzlové setrvačnosti, hranově závislé meze</w:t>
-      </w:r>
-      <w:r>
-        <w:t xml:space="preserve"> a </w:t>
-      </w:r>
-      <w:r>
-        <w:t>komunitního zesílení. Experiment prokázal rozdíl proti základnímu modelu, nikoli optimálnost zvoleného nastavení.</w:t>
-      </w:r>
-    </w:p>
-    <w:p/>
-    <w:p>
-      <w:pPr>
-        <w:pStyle w:val="Nadpis2"/>
-      </w:pPr>
-      <w:bookmarkStart w:id="199" w:name="_Toc234293865"/>
+      <w:bookmarkStart w:id="203" w:name="_Toc234367875"/>
       <w:r>
         <w:lastRenderedPageBreak/>
         <w:t>Možnosti dalšího výzkumu</w:t>
       </w:r>
-      <w:bookmarkEnd w:id="199"/>
-    </w:p>
-    <w:p/>
-    <w:p>
-      <w:pPr>
-        <w:jc w:val="both"/>
-      </w:pPr>
-      <w:bookmarkStart w:id="200" w:name="OLE_LINK20"/>
+      <w:bookmarkEnd w:id="203"/>
+    </w:p>
+    <w:p>
+      <w:pPr>
+        <w:keepNext/>
+      </w:pPr>
+    </w:p>
+    <w:p>
+      <w:pPr>
+        <w:keepNext/>
+        <w:keepLines/>
+        <w:suppressAutoHyphens/>
+        <w:jc w:val="both"/>
+      </w:pPr>
+      <w:bookmarkStart w:id="204" w:name="OLE_LINK20"/>
       <w:r>
         <w:t>Na práci lze navázat systematickou citlivostní analýzou HRDCR. Vedle </w:t>
       </w:r>
@@ -41206,7 +41617,7 @@
         <w:t>ukončovat běh také podle konvergenčního kritéria, nikoli pouze po pevném počtu kroků.</w:t>
       </w:r>
     </w:p>
-    <w:bookmarkEnd w:id="200"/>
+    <w:bookmarkEnd w:id="204"/>
     <w:p>
       <w:pPr>
         <w:jc w:val="both"/>
@@ -41294,97 +41705,26 @@
         <w:t>setrvačností.</w:t>
       </w:r>
     </w:p>
-    <w:p>
-      <w:pPr>
-        <w:jc w:val="both"/>
-      </w:pPr>
-    </w:p>
     <w:p/>
     <w:p>
       <w:pPr>
         <w:pStyle w:val="Nadpis2"/>
       </w:pPr>
-      <w:bookmarkStart w:id="201" w:name="_Toc234293866"/>
+      <w:bookmarkStart w:id="205" w:name="_Toc234367876"/>
       <w:r>
         <w:t>Závěrečné shrnutí</w:t>
       </w:r>
-      <w:bookmarkEnd w:id="201"/>
+      <w:bookmarkEnd w:id="205"/>
     </w:p>
     <w:p/>
-    <w:p>
-      <w:pPr>
-        <w:jc w:val="both"/>
-      </w:pPr>
-      <w:r>
-        <w:t>Práce ukázala, že modely omezené důvěry představují užitečný nástroj pro studium konsenzu</w:t>
-      </w:r>
-      <w:r>
-        <w:t xml:space="preserve"> a </w:t>
-      </w:r>
-      <w:r>
-        <w:t>názorové fragmentace, ale jejich výsledky závisejí současně na aktualizačním pravidle, parametrech</w:t>
-      </w:r>
-      <w:r>
-        <w:t xml:space="preserve"> i </w:t>
-      </w:r>
-      <w:r>
-        <w:t>topologii sítě. Deffuantův model vytvářel pozvolnější přechod mezi režimy, zatímco model HK směřoval při širší mezi důvěry rychleji ke konsenzu. Reálná síť</w:t>
-      </w:r>
-      <w:r>
-        <w:t xml:space="preserve"> v </w:t>
-      </w:r>
-      <w:r>
-        <w:t>obou případech zachovávala více názorových skupin než srovnatelné syntetické sítě.</w:t>
-      </w:r>
-    </w:p>
-    <w:p>
-      <w:pPr>
-        <w:jc w:val="both"/>
-      </w:pPr>
-    </w:p>
-    <w:p>
-      <w:pPr>
-        <w:jc w:val="both"/>
-      </w:pPr>
-      <w:r>
-        <w:t>Navržený model HRDCR prokázal, že zahrnutí lokální síťové struktury může kvalitativně změnit vývoj názorů.</w:t>
-      </w:r>
-      <w:r>
-        <w:t xml:space="preserve"> </w:t>
-      </w:r>
-      <w:r>
-        <w:t>V</w:t>
-      </w:r>
-      <w:r>
-        <w:t> </w:t>
-      </w:r>
-      <w:r>
-        <w:t>testované konfiguraci podporoval vznik lokálních clusterů</w:t>
-      </w:r>
-      <w:r>
-        <w:t xml:space="preserve"> a </w:t>
-      </w:r>
-      <w:r>
-        <w:t>výrazně omezoval globální sbližování. Současně odhalil potřebu pečlivé kalibrace</w:t>
-      </w:r>
-      <w:r>
-        <w:t xml:space="preserve"> a </w:t>
-      </w:r>
-      <w:r>
-        <w:t>společné interpretace více metrik. Hlavním přínosem práce proto není pouze implementace tří modelů, ale také ukázka, že stejný počet clusterů může skrývat odlišné názorové stavy</w:t>
-      </w:r>
-      <w:r>
-        <w:t xml:space="preserve"> a </w:t>
-      </w:r>
-      <w:r>
-        <w:t>že síťová struktura musí být při hodnocení názorové dynamiky považována za podstatnou součást modelu.</w:t>
-      </w:r>
-    </w:p>
-    <w:bookmarkEnd w:id="195"/>
-    <w:p>
-      <w:pPr>
-        <w:jc w:val="both"/>
-      </w:pPr>
+    <w:bookmarkEnd w:id="199"/>
+    <w:p>
+      <w:pPr>
+        <w:jc w:val="both"/>
+      </w:pPr>
+      <w:r>
+        <w:t>Ve své práci jsem ukázal, že výsledky modelů omezené důvěry závisejí na aktualizačním pravidle, parametrech i topologii sítě. Návrhem a experimentální analýzou HRDCR jsem dále doložil, že začlenění lokální síťové informace může kvalitativně změnit simulovanou dynamiku názorů. Za hlavní přínos práce považuji nejen implementaci a porovnání tří modelů, ale také ukázku, že stejný počet clusterů může odpovídat výrazně odlišným názorovým stavům, a proto je nutné výsledky posuzovat pomocí více vzájemně se doplňujících metrik.</w:t>
+      </w:r>
     </w:p>
     <w:p>
       <w:pPr>
@@ -41395,19 +41735,19 @@
         </w:numPr>
         <w:ind w:left="431" w:hanging="431"/>
       </w:pPr>
-      <w:bookmarkStart w:id="202" w:name="2.1.1_Ukázka_označení_obrázků_a_tabulek_"/>
-      <w:bookmarkStart w:id="203" w:name="Seznam_použitých_zdrojů"/>
-      <w:bookmarkStart w:id="204" w:name="_Toc234293867"/>
-      <w:bookmarkStart w:id="205" w:name="OLE_LINK52"/>
-      <w:bookmarkStart w:id="206" w:name="OLE_LINK78"/>
-      <w:bookmarkEnd w:id="196"/>
-      <w:bookmarkEnd w:id="202"/>
-      <w:bookmarkEnd w:id="203"/>
+      <w:bookmarkStart w:id="206" w:name="2.1.1_Ukázka_označení_obrázků_a_tabulek_"/>
+      <w:bookmarkStart w:id="207" w:name="Seznam_použitých_zdrojů"/>
+      <w:bookmarkStart w:id="208" w:name="_Toc234367877"/>
+      <w:bookmarkStart w:id="209" w:name="OLE_LINK52"/>
+      <w:bookmarkStart w:id="210" w:name="OLE_LINK78"/>
+      <w:bookmarkEnd w:id="200"/>
+      <w:bookmarkEnd w:id="206"/>
+      <w:bookmarkEnd w:id="207"/>
       <w:r>
         <w:lastRenderedPageBreak/>
         <w:t>Použitá literatura</w:t>
       </w:r>
-      <w:bookmarkEnd w:id="204"/>
+      <w:bookmarkEnd w:id="208"/>
     </w:p>
     <w:p/>
     <w:p>
@@ -41416,7 +41756,6 @@
         <w:rPr>
           <w:rFonts w:ascii="Calibri" w:eastAsiaTheme="minorHAnsi" w:hAnsi="Calibri" w:cs="Calibri"/>
           <w:sz w:val="20"/>
-          <w:szCs w:val="20"/>
           <w:lang w:eastAsia="en-US"/>
         </w:rPr>
       </w:pPr>
@@ -41448,7 +41787,6 @@
         <w:rPr>
           <w:rFonts w:ascii="Calibri" w:eastAsiaTheme="minorHAnsi" w:hAnsi="Calibri" w:cs="Calibri"/>
           <w:sz w:val="20"/>
-          <w:szCs w:val="20"/>
           <w:lang w:eastAsia="en-US"/>
         </w:rPr>
         <w:t xml:space="preserve">ACEMOGLU, Daron a Asuman OZDAGLAR, 2011. Opinion Dynamics and Learning in Social Networks. </w:t>
@@ -41459,7 +41797,6 @@
           <w:i/>
           <w:iCs/>
           <w:sz w:val="20"/>
-          <w:szCs w:val="20"/>
           <w:lang w:eastAsia="en-US"/>
         </w:rPr>
         <w:t>Dynamic Games and Applications</w:t>
@@ -41468,7 +41805,6 @@
         <w:rPr>
           <w:rFonts w:ascii="Calibri" w:eastAsiaTheme="minorHAnsi" w:hAnsi="Calibri" w:cs="Calibri"/>
           <w:sz w:val="20"/>
-          <w:szCs w:val="20"/>
           <w:lang w:eastAsia="en-US"/>
         </w:rPr>
         <w:t xml:space="preserve">. Online. </w:t>
@@ -41479,7 +41815,6 @@
           <w:b/>
           <w:bCs/>
           <w:sz w:val="20"/>
-          <w:szCs w:val="20"/>
           <w:lang w:eastAsia="en-US"/>
         </w:rPr>
         <w:t>1</w:t>
@@ -41488,7 +41823,6 @@
         <w:rPr>
           <w:rFonts w:ascii="Calibri" w:eastAsiaTheme="minorHAnsi" w:hAnsi="Calibri" w:cs="Calibri"/>
           <w:sz w:val="20"/>
-          <w:szCs w:val="20"/>
           <w:lang w:eastAsia="en-US"/>
         </w:rPr>
         <w:t>(1), 3–49. ISSN 2153-0785. Dostupné z: doi:10.1007/s13235-010-0004-1</w:t>
@@ -41500,7 +41834,6 @@
         <w:rPr>
           <w:rFonts w:ascii="Calibri" w:eastAsiaTheme="minorHAnsi" w:hAnsi="Calibri" w:cs="Calibri"/>
           <w:sz w:val="20"/>
-          <w:szCs w:val="20"/>
           <w:lang w:eastAsia="en-US"/>
         </w:rPr>
       </w:pPr>
@@ -41508,7 +41841,6 @@
         <w:rPr>
           <w:rFonts w:ascii="Calibri" w:eastAsiaTheme="minorHAnsi" w:hAnsi="Calibri" w:cs="Calibri"/>
           <w:sz w:val="20"/>
-          <w:szCs w:val="20"/>
           <w:lang w:eastAsia="en-US"/>
         </w:rPr>
         <w:t>BARABÁSI, Albert-László, 2016. The Scale-Free Property. In: </w:t>
@@ -41519,7 +41851,6 @@
           <w:i/>
           <w:iCs/>
           <w:sz w:val="20"/>
-          <w:szCs w:val="20"/>
           <w:lang w:eastAsia="en-US"/>
         </w:rPr>
         <w:t>Network Science</w:t>
@@ -41528,7 +41859,6 @@
         <w:rPr>
           <w:rFonts w:ascii="Calibri" w:eastAsiaTheme="minorHAnsi" w:hAnsi="Calibri" w:cs="Calibri"/>
           <w:sz w:val="20"/>
-          <w:szCs w:val="20"/>
           <w:lang w:eastAsia="en-US"/>
         </w:rPr>
         <w:t>. Online. 1. vyd. Cambridge: Cambridge University Press. ISBN 978-1-107-07626-6. Dostupné z: http://networksciencebook.com/</w:t>
@@ -41540,7 +41870,6 @@
         <w:rPr>
           <w:rFonts w:ascii="Calibri" w:eastAsiaTheme="minorHAnsi" w:hAnsi="Calibri" w:cs="Calibri"/>
           <w:sz w:val="20"/>
-          <w:szCs w:val="20"/>
           <w:lang w:eastAsia="en-US"/>
         </w:rPr>
       </w:pPr>
@@ -41548,7 +41877,6 @@
         <w:rPr>
           <w:rFonts w:ascii="Calibri" w:eastAsiaTheme="minorHAnsi" w:hAnsi="Calibri" w:cs="Calibri"/>
           <w:sz w:val="20"/>
-          <w:szCs w:val="20"/>
           <w:lang w:eastAsia="en-US"/>
         </w:rPr>
         <w:t xml:space="preserve">BARABASI, Albert-Laszlo a Reka ALBERT, 1999. Emergence of scaling in random networks. </w:t>
@@ -41559,7 +41887,6 @@
           <w:i/>
           <w:iCs/>
           <w:sz w:val="20"/>
-          <w:szCs w:val="20"/>
           <w:lang w:eastAsia="en-US"/>
         </w:rPr>
         <w:t>Science</w:t>
@@ -41568,7 +41895,6 @@
         <w:rPr>
           <w:rFonts w:ascii="Calibri" w:eastAsiaTheme="minorHAnsi" w:hAnsi="Calibri" w:cs="Calibri"/>
           <w:sz w:val="20"/>
-          <w:szCs w:val="20"/>
           <w:lang w:eastAsia="en-US"/>
         </w:rPr>
         <w:t xml:space="preserve">. Online. </w:t>
@@ -41579,7 +41905,6 @@
           <w:b/>
           <w:bCs/>
           <w:sz w:val="20"/>
-          <w:szCs w:val="20"/>
           <w:lang w:eastAsia="en-US"/>
         </w:rPr>
         <w:t>286</w:t>
@@ -41588,7 +41913,6 @@
         <w:rPr>
           <w:rFonts w:ascii="Calibri" w:eastAsiaTheme="minorHAnsi" w:hAnsi="Calibri" w:cs="Calibri"/>
           <w:sz w:val="20"/>
-          <w:szCs w:val="20"/>
           <w:lang w:eastAsia="en-US"/>
         </w:rPr>
         <w:t>(5439), 509–512. ISSN 0036-8075, 1095-9203. Dostupné z: doi:10.1126/science.286.5439.509</w:t>
@@ -41600,7 +41924,6 @@
         <w:rPr>
           <w:rFonts w:ascii="Calibri" w:eastAsiaTheme="minorHAnsi" w:hAnsi="Calibri" w:cs="Calibri"/>
           <w:sz w:val="20"/>
-          <w:szCs w:val="20"/>
           <w:lang w:eastAsia="en-US"/>
         </w:rPr>
       </w:pPr>
@@ -41608,7 +41931,6 @@
         <w:rPr>
           <w:rFonts w:ascii="Calibri" w:eastAsiaTheme="minorHAnsi" w:hAnsi="Calibri" w:cs="Calibri"/>
           <w:sz w:val="20"/>
-          <w:szCs w:val="20"/>
           <w:lang w:eastAsia="en-US"/>
         </w:rPr>
         <w:t xml:space="preserve">BAUER, Paul C, 2019. </w:t>
@@ -41619,7 +41941,6 @@
           <w:i/>
           <w:iCs/>
           <w:sz w:val="20"/>
-          <w:szCs w:val="20"/>
           <w:lang w:eastAsia="en-US"/>
         </w:rPr>
         <w:t>Conceptualizing and measuring polarization: A review</w:t>
@@ -41628,10 +41949,9 @@
         <w:rPr>
           <w:rFonts w:ascii="Calibri" w:eastAsiaTheme="minorHAnsi" w:hAnsi="Calibri" w:cs="Calibri"/>
           <w:sz w:val="20"/>
-          <w:szCs w:val="20"/>
-          <w:lang w:eastAsia="en-US"/>
-        </w:rPr>
-        <w:t>. Online. 13. září 2019. Neuvedeno: SocArXiv. [vid. 2026-07-04]. Dostupné z: doi:10.31235/osf.io/e5vp8</w:t>
+          <w:lang w:eastAsia="en-US"/>
+        </w:rPr>
+        <w:t>. Online. 13. září 2019. SocArXiv. [vid. 2026-07-04]. Dostupné z: doi:10.31235/osf.io/e5vp8</w:t>
       </w:r>
     </w:p>
     <w:p>
@@ -41640,7 +41960,6 @@
         <w:rPr>
           <w:rFonts w:ascii="Calibri" w:eastAsiaTheme="minorHAnsi" w:hAnsi="Calibri" w:cs="Calibri"/>
           <w:sz w:val="20"/>
-          <w:szCs w:val="20"/>
           <w:lang w:eastAsia="en-US"/>
         </w:rPr>
       </w:pPr>
@@ -41648,7 +41967,6 @@
         <w:rPr>
           <w:rFonts w:ascii="Calibri" w:eastAsiaTheme="minorHAnsi" w:hAnsi="Calibri" w:cs="Calibri"/>
           <w:sz w:val="20"/>
-          <w:szCs w:val="20"/>
           <w:lang w:eastAsia="en-US"/>
         </w:rPr>
         <w:t xml:space="preserve">CASTELLANO, Claudio; Santo FORTUNATO a Vittorio LORETO, 2009. Statistical physics of social dynamics. </w:t>
@@ -41659,7 +41977,6 @@
           <w:i/>
           <w:iCs/>
           <w:sz w:val="20"/>
-          <w:szCs w:val="20"/>
           <w:lang w:eastAsia="en-US"/>
         </w:rPr>
         <w:t>Reviews of Modern Physics</w:t>
@@ -41668,7 +41985,6 @@
         <w:rPr>
           <w:rFonts w:ascii="Calibri" w:eastAsiaTheme="minorHAnsi" w:hAnsi="Calibri" w:cs="Calibri"/>
           <w:sz w:val="20"/>
-          <w:szCs w:val="20"/>
           <w:lang w:eastAsia="en-US"/>
         </w:rPr>
         <w:t xml:space="preserve">. Online. </w:t>
@@ -41679,7 +41995,6 @@
           <w:b/>
           <w:bCs/>
           <w:sz w:val="20"/>
-          <w:szCs w:val="20"/>
           <w:lang w:eastAsia="en-US"/>
         </w:rPr>
         <w:t>81</w:t>
@@ -41688,7 +42003,6 @@
         <w:rPr>
           <w:rFonts w:ascii="Calibri" w:eastAsiaTheme="minorHAnsi" w:hAnsi="Calibri" w:cs="Calibri"/>
           <w:sz w:val="20"/>
-          <w:szCs w:val="20"/>
           <w:lang w:eastAsia="en-US"/>
         </w:rPr>
         <w:t>(2), 591–646. ISSN 0034-6861, 1539-0756. Dostupné z: doi:10.1103/RevModPhys.81.591</w:t>
@@ -41700,7 +42014,6 @@
         <w:rPr>
           <w:rFonts w:ascii="Calibri" w:eastAsiaTheme="minorHAnsi" w:hAnsi="Calibri" w:cs="Calibri"/>
           <w:sz w:val="20"/>
-          <w:szCs w:val="20"/>
           <w:lang w:eastAsia="en-US"/>
         </w:rPr>
       </w:pPr>
@@ -41708,7 +42021,6 @@
         <w:rPr>
           <w:rFonts w:ascii="Calibri" w:eastAsiaTheme="minorHAnsi" w:hAnsi="Calibri" w:cs="Calibri"/>
           <w:sz w:val="20"/>
-          <w:szCs w:val="20"/>
           <w:lang w:eastAsia="en-US"/>
         </w:rPr>
         <w:t xml:space="preserve">DEFFUANT, Guillaume; David NEAU; Frederic AMBLARD a Gérard WEISBUCH, 2000. Mixing beliefs among interacting agents. </w:t>
@@ -41719,7 +42031,6 @@
           <w:i/>
           <w:iCs/>
           <w:sz w:val="20"/>
-          <w:szCs w:val="20"/>
           <w:lang w:eastAsia="en-US"/>
         </w:rPr>
         <w:t>Advances in Complex Systems</w:t>
@@ -41728,7 +42039,6 @@
         <w:rPr>
           <w:rFonts w:ascii="Calibri" w:eastAsiaTheme="minorHAnsi" w:hAnsi="Calibri" w:cs="Calibri"/>
           <w:sz w:val="20"/>
-          <w:szCs w:val="20"/>
           <w:lang w:eastAsia="en-US"/>
         </w:rPr>
         <w:t xml:space="preserve">. Online. </w:t>
@@ -41739,7 +42049,6 @@
           <w:b/>
           <w:bCs/>
           <w:sz w:val="20"/>
-          <w:szCs w:val="20"/>
           <w:lang w:eastAsia="en-US"/>
         </w:rPr>
         <w:t>03</w:t>
@@ -41748,7 +42057,6 @@
         <w:rPr>
           <w:rFonts w:ascii="Calibri" w:eastAsiaTheme="minorHAnsi" w:hAnsi="Calibri" w:cs="Calibri"/>
           <w:sz w:val="20"/>
-          <w:szCs w:val="20"/>
           <w:lang w:eastAsia="en-US"/>
         </w:rPr>
         <w:t>(01n04), 87–98. ISSN 0219-5259, 1793-6802. Dostupné z: doi:10.1142/S0219525900000078</w:t>
@@ -41760,7 +42068,6 @@
         <w:rPr>
           <w:rFonts w:ascii="Calibri" w:eastAsiaTheme="minorHAnsi" w:hAnsi="Calibri" w:cs="Calibri"/>
           <w:sz w:val="20"/>
-          <w:szCs w:val="20"/>
           <w:lang w:eastAsia="en-US"/>
         </w:rPr>
       </w:pPr>
@@ -41768,7 +42075,6 @@
         <w:rPr>
           <w:rFonts w:ascii="Calibri" w:eastAsiaTheme="minorHAnsi" w:hAnsi="Calibri" w:cs="Calibri"/>
           <w:sz w:val="20"/>
-          <w:szCs w:val="20"/>
           <w:lang w:eastAsia="en-US"/>
         </w:rPr>
         <w:t xml:space="preserve">DUCLOS, Jean-Yves; Joan ESTEBAN a Debraj RAY, 2004. Polarization: Concepts, Measurement, Estimation. </w:t>
@@ -41779,7 +42085,6 @@
           <w:i/>
           <w:iCs/>
           <w:sz w:val="20"/>
-          <w:szCs w:val="20"/>
           <w:lang w:eastAsia="en-US"/>
         </w:rPr>
         <w:t>Econometrica</w:t>
@@ -41788,7 +42093,6 @@
         <w:rPr>
           <w:rFonts w:ascii="Calibri" w:eastAsiaTheme="minorHAnsi" w:hAnsi="Calibri" w:cs="Calibri"/>
           <w:sz w:val="20"/>
-          <w:szCs w:val="20"/>
           <w:lang w:eastAsia="en-US"/>
         </w:rPr>
         <w:t xml:space="preserve">. Online. </w:t>
@@ -41799,7 +42103,6 @@
           <w:b/>
           <w:bCs/>
           <w:sz w:val="20"/>
-          <w:szCs w:val="20"/>
           <w:lang w:eastAsia="en-US"/>
         </w:rPr>
         <w:t>72</w:t>
@@ -41808,7 +42111,6 @@
         <w:rPr>
           <w:rFonts w:ascii="Calibri" w:eastAsiaTheme="minorHAnsi" w:hAnsi="Calibri" w:cs="Calibri"/>
           <w:sz w:val="20"/>
-          <w:szCs w:val="20"/>
           <w:lang w:eastAsia="en-US"/>
         </w:rPr>
         <w:t>(6), 1737–1772. ISSN 1468-0262. Dostupné z: doi:10.1111/j.1468-0262.2004.00552.x</w:t>
@@ -41820,7 +42122,6 @@
         <w:rPr>
           <w:rFonts w:ascii="Calibri" w:eastAsiaTheme="minorHAnsi" w:hAnsi="Calibri" w:cs="Calibri"/>
           <w:sz w:val="20"/>
-          <w:szCs w:val="20"/>
           <w:lang w:eastAsia="en-US"/>
         </w:rPr>
       </w:pPr>
@@ -41828,7 +42129,6 @@
         <w:rPr>
           <w:rFonts w:ascii="Calibri" w:eastAsiaTheme="minorHAnsi" w:hAnsi="Calibri" w:cs="Calibri"/>
           <w:sz w:val="20"/>
-          <w:szCs w:val="20"/>
           <w:lang w:eastAsia="en-US"/>
         </w:rPr>
         <w:t xml:space="preserve">ERDŐS, Pál a Alfréd RÉNYI, 1959. On random graphs. I. </w:t>
@@ -41839,7 +42139,6 @@
           <w:i/>
           <w:iCs/>
           <w:sz w:val="20"/>
-          <w:szCs w:val="20"/>
           <w:lang w:eastAsia="en-US"/>
         </w:rPr>
         <w:t>Publicationes Mathematicae (Debrecen)</w:t>
@@ -41848,7 +42147,6 @@
         <w:rPr>
           <w:rFonts w:ascii="Calibri" w:eastAsiaTheme="minorHAnsi" w:hAnsi="Calibri" w:cs="Calibri"/>
           <w:sz w:val="20"/>
-          <w:szCs w:val="20"/>
           <w:lang w:eastAsia="en-US"/>
         </w:rPr>
         <w:t xml:space="preserve">. Online. </w:t>
@@ -41859,7 +42157,6 @@
           <w:b/>
           <w:bCs/>
           <w:sz w:val="20"/>
-          <w:szCs w:val="20"/>
           <w:lang w:eastAsia="en-US"/>
         </w:rPr>
         <w:t>6</w:t>
@@ -41868,7 +42165,6 @@
         <w:rPr>
           <w:rFonts w:ascii="Calibri" w:eastAsiaTheme="minorHAnsi" w:hAnsi="Calibri" w:cs="Calibri"/>
           <w:sz w:val="20"/>
-          <w:szCs w:val="20"/>
           <w:lang w:eastAsia="en-US"/>
         </w:rPr>
         <w:t>(3–4), 290–297. Dostupné z: doi:10.5486/pmd.1959.6.3-4.12</w:t>
@@ -41880,7 +42176,6 @@
         <w:rPr>
           <w:rFonts w:ascii="Calibri" w:eastAsiaTheme="minorHAnsi" w:hAnsi="Calibri" w:cs="Calibri"/>
           <w:sz w:val="20"/>
-          <w:szCs w:val="20"/>
           <w:lang w:eastAsia="en-US"/>
         </w:rPr>
       </w:pPr>
@@ -41888,7 +42183,6 @@
         <w:rPr>
           <w:rFonts w:ascii="Calibri" w:eastAsiaTheme="minorHAnsi" w:hAnsi="Calibri" w:cs="Calibri"/>
           <w:sz w:val="20"/>
-          <w:szCs w:val="20"/>
           <w:lang w:eastAsia="en-US"/>
         </w:rPr>
         <w:t>ESTER, Martin; Hans-Peter KRIEGEL; Jörg SANDER a Xiaowei XU, 1996. A Density-Based Algorithm for Discovering Clusters in Large Spatial Databases with Noise. In: </w:t>
@@ -41899,7 +42193,6 @@
           <w:i/>
           <w:iCs/>
           <w:sz w:val="20"/>
-          <w:szCs w:val="20"/>
           <w:lang w:eastAsia="en-US"/>
         </w:rPr>
         <w:t>Second International Conference on Knowledge Discovery and Data Mining</w:t>
@@ -41908,7 +42201,6 @@
         <w:rPr>
           <w:rFonts w:ascii="Calibri" w:eastAsiaTheme="minorHAnsi" w:hAnsi="Calibri" w:cs="Calibri"/>
           <w:sz w:val="20"/>
-          <w:szCs w:val="20"/>
           <w:lang w:eastAsia="en-US"/>
         </w:rPr>
         <w:t xml:space="preserve">: </w:t>
@@ -41919,7 +42211,6 @@
           <w:i/>
           <w:iCs/>
           <w:sz w:val="20"/>
-          <w:szCs w:val="20"/>
           <w:lang w:eastAsia="en-US"/>
         </w:rPr>
         <w:t>Proceedings of the Second International Conference on Knowledge Discovery and Data Mining (KDD-96)</w:t>
@@ -41928,7 +42219,6 @@
         <w:rPr>
           <w:rFonts w:ascii="Calibri" w:eastAsiaTheme="minorHAnsi" w:hAnsi="Calibri" w:cs="Calibri"/>
           <w:sz w:val="20"/>
-          <w:szCs w:val="20"/>
           <w:lang w:eastAsia="en-US"/>
         </w:rPr>
         <w:t>. Online. Portland, Oregon, USA: AAAI Press, s. 226–231. ISBN 1-57735-004-9. Dostupné z: https://aaai.org/papers/kdd96-037-a-density-based-algorithm-for-discovering-clusters-in-large-spatial-databases-with-noise/</w:t>
@@ -41940,7 +42230,6 @@
         <w:rPr>
           <w:rFonts w:ascii="Calibri" w:eastAsiaTheme="minorHAnsi" w:hAnsi="Calibri" w:cs="Calibri"/>
           <w:sz w:val="20"/>
-          <w:szCs w:val="20"/>
           <w:lang w:eastAsia="en-US"/>
         </w:rPr>
       </w:pPr>
@@ -41948,7 +42237,6 @@
         <w:rPr>
           <w:rFonts w:ascii="Calibri" w:eastAsiaTheme="minorHAnsi" w:hAnsi="Calibri" w:cs="Calibri"/>
           <w:sz w:val="20"/>
-          <w:szCs w:val="20"/>
           <w:lang w:eastAsia="en-US"/>
         </w:rPr>
         <w:t xml:space="preserve">FLACHE, Andreas; Michael MÄS; Thomas FELICIANI; Edmund CHATTOE-BROWN; Guillaume DEFFUANT; Sylvie HUET a Jan LORENZ, 2017. Models of Social Influence: Towards the Next Frontiers. </w:t>
@@ -41959,7 +42247,6 @@
           <w:i/>
           <w:iCs/>
           <w:sz w:val="20"/>
-          <w:szCs w:val="20"/>
           <w:lang w:eastAsia="en-US"/>
         </w:rPr>
         <w:t>Journal of Artificial Societies and Social Simulation</w:t>
@@ -41968,7 +42255,6 @@
         <w:rPr>
           <w:rFonts w:ascii="Calibri" w:eastAsiaTheme="minorHAnsi" w:hAnsi="Calibri" w:cs="Calibri"/>
           <w:sz w:val="20"/>
-          <w:szCs w:val="20"/>
           <w:lang w:eastAsia="en-US"/>
         </w:rPr>
         <w:t xml:space="preserve">. Online. </w:t>
@@ -41979,7 +42265,6 @@
           <w:b/>
           <w:bCs/>
           <w:sz w:val="20"/>
-          <w:szCs w:val="20"/>
           <w:lang w:eastAsia="en-US"/>
         </w:rPr>
         <w:t>20</w:t>
@@ -41988,7 +42273,6 @@
         <w:rPr>
           <w:rFonts w:ascii="Calibri" w:eastAsiaTheme="minorHAnsi" w:hAnsi="Calibri" w:cs="Calibri"/>
           <w:sz w:val="20"/>
-          <w:szCs w:val="20"/>
           <w:lang w:eastAsia="en-US"/>
         </w:rPr>
         <w:t>(4), 2. ISSN 1460-7425. Dostupné z: doi:10.18564/jasss.3521</w:t>
@@ -42000,7 +42284,6 @@
         <w:rPr>
           <w:rFonts w:ascii="Calibri" w:eastAsiaTheme="minorHAnsi" w:hAnsi="Calibri" w:cs="Calibri"/>
           <w:sz w:val="20"/>
-          <w:szCs w:val="20"/>
           <w:lang w:eastAsia="en-US"/>
         </w:rPr>
       </w:pPr>
@@ -42008,7 +42291,6 @@
         <w:rPr>
           <w:rFonts w:ascii="Calibri" w:eastAsiaTheme="minorHAnsi" w:hAnsi="Calibri" w:cs="Calibri"/>
           <w:sz w:val="20"/>
-          <w:szCs w:val="20"/>
           <w:lang w:eastAsia="en-US"/>
         </w:rPr>
         <w:t xml:space="preserve">HEGSELMANN, Rainer a Ulrich KRAUSE, 2002. Opinion dynamics and bounded confidence: models, analysis and simulation. </w:t>
@@ -42019,7 +42301,6 @@
           <w:i/>
           <w:iCs/>
           <w:sz w:val="20"/>
-          <w:szCs w:val="20"/>
           <w:lang w:eastAsia="en-US"/>
         </w:rPr>
         <w:t>Journal of Artificial Societies and Social Simulation</w:t>
@@ -42028,10 +42309,9 @@
         <w:rPr>
           <w:rFonts w:ascii="Calibri" w:eastAsiaTheme="minorHAnsi" w:hAnsi="Calibri" w:cs="Calibri"/>
           <w:sz w:val="20"/>
-          <w:szCs w:val="20"/>
-          <w:lang w:eastAsia="en-US"/>
-        </w:rPr>
-        <w:t xml:space="preserve">. </w:t>
+          <w:lang w:eastAsia="en-US"/>
+        </w:rPr>
+        <w:t xml:space="preserve">. Online. </w:t>
       </w:r>
       <w:r>
         <w:rPr>
@@ -42039,7 +42319,6 @@
           <w:b/>
           <w:bCs/>
           <w:sz w:val="20"/>
-          <w:szCs w:val="20"/>
           <w:lang w:eastAsia="en-US"/>
         </w:rPr>
         <w:t>5</w:t>
@@ -42048,10 +42327,9 @@
         <w:rPr>
           <w:rFonts w:ascii="Calibri" w:eastAsiaTheme="minorHAnsi" w:hAnsi="Calibri" w:cs="Calibri"/>
           <w:sz w:val="20"/>
-          <w:szCs w:val="20"/>
-          <w:lang w:eastAsia="en-US"/>
-        </w:rPr>
-        <w:t>(3).</w:t>
+          <w:lang w:eastAsia="en-US"/>
+        </w:rPr>
+        <w:t>(3). Dostupné z: https://www.jasss.org/5/3/2.html</w:t>
       </w:r>
     </w:p>
     <w:p>
@@ -42060,7 +42338,6 @@
         <w:rPr>
           <w:rFonts w:ascii="Calibri" w:eastAsiaTheme="minorHAnsi" w:hAnsi="Calibri" w:cs="Calibri"/>
           <w:sz w:val="20"/>
-          <w:szCs w:val="20"/>
           <w:lang w:eastAsia="en-US"/>
         </w:rPr>
       </w:pPr>
@@ -42068,7 +42345,6 @@
         <w:rPr>
           <w:rFonts w:ascii="Calibri" w:eastAsiaTheme="minorHAnsi" w:hAnsi="Calibri" w:cs="Calibri"/>
           <w:sz w:val="20"/>
-          <w:szCs w:val="20"/>
           <w:lang w:eastAsia="en-US"/>
         </w:rPr>
         <w:t xml:space="preserve">LEWIS, Jeffrey B.; Keith POOLE; Howard ROSENTHAL; Adam BOCHE; Aaron RUDKIN a Luke SONNET, 2026. </w:t>
@@ -42079,7 +42355,6 @@
           <w:i/>
           <w:iCs/>
           <w:sz w:val="20"/>
-          <w:szCs w:val="20"/>
           <w:lang w:eastAsia="en-US"/>
         </w:rPr>
         <w:t>Voteview: Congressional Roll-Call Votes Database</w:t>
@@ -42088,7 +42363,6 @@
         <w:rPr>
           <w:rFonts w:ascii="Calibri" w:eastAsiaTheme="minorHAnsi" w:hAnsi="Calibri" w:cs="Calibri"/>
           <w:sz w:val="20"/>
-          <w:szCs w:val="20"/>
           <w:lang w:eastAsia="en-US"/>
         </w:rPr>
         <w:t>. Online. 2026. [vid. 2026-07-04]. Dostupné z: https://voteview.com/</w:t>
@@ -42100,7 +42374,6 @@
         <w:rPr>
           <w:rFonts w:ascii="Calibri" w:eastAsiaTheme="minorHAnsi" w:hAnsi="Calibri" w:cs="Calibri"/>
           <w:sz w:val="20"/>
-          <w:szCs w:val="20"/>
           <w:lang w:eastAsia="en-US"/>
         </w:rPr>
       </w:pPr>
@@ -42108,7 +42381,6 @@
         <w:rPr>
           <w:rFonts w:ascii="Calibri" w:eastAsiaTheme="minorHAnsi" w:hAnsi="Calibri" w:cs="Calibri"/>
           <w:sz w:val="20"/>
-          <w:szCs w:val="20"/>
           <w:lang w:eastAsia="en-US"/>
         </w:rPr>
         <w:t xml:space="preserve">LORENZ, Jan, 2007. CONTINUOUS OPINION DYNAMICS UNDER BOUNDED CONFIDENCE: A SURVEY. </w:t>
@@ -42119,7 +42391,6 @@
           <w:i/>
           <w:iCs/>
           <w:sz w:val="20"/>
-          <w:szCs w:val="20"/>
           <w:lang w:eastAsia="en-US"/>
         </w:rPr>
         <w:t>International Journal of Modern Physics C</w:t>
@@ -42128,7 +42399,6 @@
         <w:rPr>
           <w:rFonts w:ascii="Calibri" w:eastAsiaTheme="minorHAnsi" w:hAnsi="Calibri" w:cs="Calibri"/>
           <w:sz w:val="20"/>
-          <w:szCs w:val="20"/>
           <w:lang w:eastAsia="en-US"/>
         </w:rPr>
         <w:t xml:space="preserve">. Online. </w:t>
@@ -42139,7 +42409,6 @@
           <w:b/>
           <w:bCs/>
           <w:sz w:val="20"/>
-          <w:szCs w:val="20"/>
           <w:lang w:eastAsia="en-US"/>
         </w:rPr>
         <w:t>18</w:t>
@@ -42148,7 +42417,6 @@
         <w:rPr>
           <w:rFonts w:ascii="Calibri" w:eastAsiaTheme="minorHAnsi" w:hAnsi="Calibri" w:cs="Calibri"/>
           <w:sz w:val="20"/>
-          <w:szCs w:val="20"/>
           <w:lang w:eastAsia="en-US"/>
         </w:rPr>
         <w:t>(12), 1819–1838. ISSN 0129-1831, 1793-6586. Dostupné z: doi:10.1142/S0129183107011789</w:t>
@@ -42160,7 +42428,6 @@
         <w:rPr>
           <w:rFonts w:ascii="Calibri" w:eastAsiaTheme="minorHAnsi" w:hAnsi="Calibri" w:cs="Calibri"/>
           <w:sz w:val="20"/>
-          <w:szCs w:val="20"/>
           <w:lang w:eastAsia="en-US"/>
         </w:rPr>
       </w:pPr>
@@ -42168,7 +42435,6 @@
         <w:rPr>
           <w:rFonts w:ascii="Calibri" w:eastAsiaTheme="minorHAnsi" w:hAnsi="Calibri" w:cs="Calibri"/>
           <w:sz w:val="20"/>
-          <w:szCs w:val="20"/>
           <w:lang w:eastAsia="en-US"/>
         </w:rPr>
         <w:t xml:space="preserve">MASTROENI, Loretta; Pierluigi VELLUCCI a Maurizio NALDI, 2019. Agent-Based Models for Opinion Formation: A Bibliographic Survey. </w:t>
@@ -42179,7 +42445,6 @@
           <w:i/>
           <w:iCs/>
           <w:sz w:val="20"/>
-          <w:szCs w:val="20"/>
           <w:lang w:eastAsia="en-US"/>
         </w:rPr>
         <w:t>IEEE Access</w:t>
@@ -42188,7 +42453,6 @@
         <w:rPr>
           <w:rFonts w:ascii="Calibri" w:eastAsiaTheme="minorHAnsi" w:hAnsi="Calibri" w:cs="Calibri"/>
           <w:sz w:val="20"/>
-          <w:szCs w:val="20"/>
           <w:lang w:eastAsia="en-US"/>
         </w:rPr>
         <w:t xml:space="preserve">. Online. </w:t>
@@ -42199,7 +42463,6 @@
           <w:b/>
           <w:bCs/>
           <w:sz w:val="20"/>
-          <w:szCs w:val="20"/>
           <w:lang w:eastAsia="en-US"/>
         </w:rPr>
         <w:t>7</w:t>
@@ -42208,7 +42471,6 @@
         <w:rPr>
           <w:rFonts w:ascii="Calibri" w:eastAsiaTheme="minorHAnsi" w:hAnsi="Calibri" w:cs="Calibri"/>
           <w:sz w:val="20"/>
-          <w:szCs w:val="20"/>
           <w:lang w:eastAsia="en-US"/>
         </w:rPr>
         <w:t>, 58836–58848. ISSN 2169-3536. Dostupné z: doi:10.1109/ACCESS.2019.2913787</w:t>
@@ -42220,7 +42482,6 @@
         <w:rPr>
           <w:rFonts w:ascii="Calibri" w:eastAsiaTheme="minorHAnsi" w:hAnsi="Calibri" w:cs="Calibri"/>
           <w:sz w:val="20"/>
-          <w:szCs w:val="20"/>
           <w:lang w:eastAsia="en-US"/>
         </w:rPr>
       </w:pPr>
@@ -42228,7 +42489,6 @@
         <w:rPr>
           <w:rFonts w:ascii="Calibri" w:eastAsiaTheme="minorHAnsi" w:hAnsi="Calibri" w:cs="Calibri"/>
           <w:sz w:val="20"/>
-          <w:szCs w:val="20"/>
           <w:lang w:eastAsia="en-US"/>
         </w:rPr>
         <w:t xml:space="preserve">MUSCO, Christopher; Indu RAMESH; Johan UGANDER a R. Teal WITTER, 2021. </w:t>
@@ -42239,7 +42499,6 @@
           <w:i/>
           <w:iCs/>
           <w:sz w:val="20"/>
-          <w:szCs w:val="20"/>
           <w:lang w:eastAsia="en-US"/>
         </w:rPr>
         <w:t>How to Quantify Polarization in Models of Opinion Dynamics</w:t>
@@ -42248,10 +42507,9 @@
         <w:rPr>
           <w:rFonts w:ascii="Calibri" w:eastAsiaTheme="minorHAnsi" w:hAnsi="Calibri" w:cs="Calibri"/>
           <w:sz w:val="20"/>
-          <w:szCs w:val="20"/>
-          <w:lang w:eastAsia="en-US"/>
-        </w:rPr>
-        <w:t>. Online. 26. říjen 2021. Neuvedeno: arXiv. [vid. 2026-07-04]. Dostupné z: doi:10.48550/arXiv.2110.11981</w:t>
+          <w:lang w:eastAsia="en-US"/>
+        </w:rPr>
+        <w:t>. Online. 26. říjen 2021. arXiv. [vid. 2026-07-04]. Dostupné z: doi:10.48550/arXiv.2110.11981</w:t>
       </w:r>
     </w:p>
     <w:p>
@@ -42260,7 +42518,6 @@
         <w:rPr>
           <w:rFonts w:ascii="Calibri" w:eastAsiaTheme="minorHAnsi" w:hAnsi="Calibri" w:cs="Calibri"/>
           <w:sz w:val="20"/>
-          <w:szCs w:val="20"/>
           <w:lang w:eastAsia="en-US"/>
         </w:rPr>
       </w:pPr>
@@ -42268,7 +42525,6 @@
         <w:rPr>
           <w:rFonts w:ascii="Calibri" w:eastAsiaTheme="minorHAnsi" w:hAnsi="Calibri" w:cs="Calibri"/>
           <w:sz w:val="20"/>
-          <w:szCs w:val="20"/>
           <w:lang w:eastAsia="en-US"/>
         </w:rPr>
         <w:lastRenderedPageBreak/>
@@ -42280,7 +42536,6 @@
           <w:i/>
           <w:iCs/>
           <w:sz w:val="20"/>
-          <w:szCs w:val="20"/>
           <w:lang w:eastAsia="en-US"/>
         </w:rPr>
         <w:t>2019 IEEE 58th Conference on Decision and Control (CDC)</w:t>
@@ -42289,7 +42544,6 @@
         <w:rPr>
           <w:rFonts w:ascii="Calibri" w:eastAsiaTheme="minorHAnsi" w:hAnsi="Calibri" w:cs="Calibri"/>
           <w:sz w:val="20"/>
-          <w:szCs w:val="20"/>
           <w:lang w:eastAsia="en-US"/>
         </w:rPr>
         <w:t xml:space="preserve">: </w:t>
@@ -42300,7 +42554,6 @@
           <w:i/>
           <w:iCs/>
           <w:sz w:val="20"/>
-          <w:szCs w:val="20"/>
           <w:lang w:eastAsia="en-US"/>
         </w:rPr>
         <w:t>2019 IEEE 58th Conference on Decision and Control (CDC)</w:t>
@@ -42309,7 +42562,6 @@
         <w:rPr>
           <w:rFonts w:ascii="Calibri" w:eastAsiaTheme="minorHAnsi" w:hAnsi="Calibri" w:cs="Calibri"/>
           <w:sz w:val="20"/>
-          <w:szCs w:val="20"/>
           <w:lang w:eastAsia="en-US"/>
         </w:rPr>
         <w:t>. Online. Nice, France: IEEE, s. 6431–6436 [vid. 2026-06-22]. ISBN 978-1-7281-1398-2. Dostupné z: doi:10.1109/CDC40024.2019.9030053</w:t>
@@ -42321,7 +42573,6 @@
         <w:rPr>
           <w:rFonts w:ascii="Calibri" w:eastAsiaTheme="minorHAnsi" w:hAnsi="Calibri" w:cs="Calibri"/>
           <w:sz w:val="20"/>
-          <w:szCs w:val="20"/>
           <w:lang w:eastAsia="en-US"/>
         </w:rPr>
       </w:pPr>
@@ -42329,7 +42580,6 @@
         <w:rPr>
           <w:rFonts w:ascii="Calibri" w:eastAsiaTheme="minorHAnsi" w:hAnsi="Calibri" w:cs="Calibri"/>
           <w:sz w:val="20"/>
-          <w:szCs w:val="20"/>
           <w:lang w:eastAsia="en-US"/>
         </w:rPr>
         <w:t xml:space="preserve">POOLE, Keith T., 2005. </w:t>
@@ -42340,7 +42590,6 @@
           <w:i/>
           <w:iCs/>
           <w:sz w:val="20"/>
-          <w:szCs w:val="20"/>
           <w:lang w:eastAsia="en-US"/>
         </w:rPr>
         <w:t>Spatial Models of Parliamentary Voting</w:t>
@@ -42349,7 +42598,6 @@
         <w:rPr>
           <w:rFonts w:ascii="Calibri" w:eastAsiaTheme="minorHAnsi" w:hAnsi="Calibri" w:cs="Calibri"/>
           <w:sz w:val="20"/>
-          <w:szCs w:val="20"/>
           <w:lang w:eastAsia="en-US"/>
         </w:rPr>
         <w:t>. Online. Cambridge: Cambridge University Press. ISBN 978-1-139-44675-4. Dostupné z: doi:10.1017/CBO9780511614644</w:t>
@@ -42361,7 +42609,6 @@
         <w:rPr>
           <w:rFonts w:ascii="Calibri" w:eastAsiaTheme="minorHAnsi" w:hAnsi="Calibri" w:cs="Calibri"/>
           <w:sz w:val="20"/>
-          <w:szCs w:val="20"/>
           <w:lang w:eastAsia="en-US"/>
         </w:rPr>
       </w:pPr>
@@ -42369,7 +42616,6 @@
         <w:rPr>
           <w:rFonts w:ascii="Calibri" w:eastAsiaTheme="minorHAnsi" w:hAnsi="Calibri" w:cs="Calibri"/>
           <w:sz w:val="20"/>
-          <w:szCs w:val="20"/>
           <w:lang w:eastAsia="en-US"/>
         </w:rPr>
         <w:t xml:space="preserve">ROKACH, Lior a Oded MAIMON, 2005. Clustering Methods. In: Oded MAIMON a Lior ROKACH, ed. </w:t>
@@ -42380,7 +42626,6 @@
           <w:i/>
           <w:iCs/>
           <w:sz w:val="20"/>
-          <w:szCs w:val="20"/>
           <w:lang w:eastAsia="en-US"/>
         </w:rPr>
         <w:t>Data Mining and Knowledge Discovery Handbook</w:t>
@@ -42389,7 +42634,6 @@
         <w:rPr>
           <w:rFonts w:ascii="Calibri" w:eastAsiaTheme="minorHAnsi" w:hAnsi="Calibri" w:cs="Calibri"/>
           <w:sz w:val="20"/>
-          <w:szCs w:val="20"/>
           <w:lang w:eastAsia="en-US"/>
         </w:rPr>
         <w:t>. Online. Boston, MA: Springer US, s. 321–352 [vid. 2026-07-04]. ISBN 978-0-387-25465-4. Dostupné z: doi:10.1007/0-387-25465-X_15</w:t>
@@ -42401,7 +42645,6 @@
         <w:rPr>
           <w:rFonts w:ascii="Calibri" w:eastAsiaTheme="minorHAnsi" w:hAnsi="Calibri" w:cs="Calibri"/>
           <w:sz w:val="20"/>
-          <w:szCs w:val="20"/>
           <w:lang w:eastAsia="en-US"/>
         </w:rPr>
       </w:pPr>
@@ -42409,7 +42652,6 @@
         <w:rPr>
           <w:rFonts w:ascii="Calibri" w:eastAsiaTheme="minorHAnsi" w:hAnsi="Calibri" w:cs="Calibri"/>
           <w:sz w:val="20"/>
-          <w:szCs w:val="20"/>
           <w:lang w:eastAsia="en-US"/>
         </w:rPr>
         <w:t xml:space="preserve">ROSSI, Ryan a Nesreen AHMED, 2015. The Network Data Repository with Interactive Graph Analytics and Visualization. </w:t>
@@ -42420,7 +42662,6 @@
           <w:i/>
           <w:iCs/>
           <w:sz w:val="20"/>
-          <w:szCs w:val="20"/>
           <w:lang w:eastAsia="en-US"/>
         </w:rPr>
         <w:t>Proceedings of the AAAI Conference on Artificial Intelligence</w:t>
@@ -42429,7 +42670,6 @@
         <w:rPr>
           <w:rFonts w:ascii="Calibri" w:eastAsiaTheme="minorHAnsi" w:hAnsi="Calibri" w:cs="Calibri"/>
           <w:sz w:val="20"/>
-          <w:szCs w:val="20"/>
           <w:lang w:eastAsia="en-US"/>
         </w:rPr>
         <w:t xml:space="preserve">. Online. </w:t>
@@ -42440,7 +42680,6 @@
           <w:b/>
           <w:bCs/>
           <w:sz w:val="20"/>
-          <w:szCs w:val="20"/>
           <w:lang w:eastAsia="en-US"/>
         </w:rPr>
         <w:t>29</w:t>
@@ -42449,7 +42688,6 @@
         <w:rPr>
           <w:rFonts w:ascii="Calibri" w:eastAsiaTheme="minorHAnsi" w:hAnsi="Calibri" w:cs="Calibri"/>
           <w:sz w:val="20"/>
-          <w:szCs w:val="20"/>
           <w:lang w:eastAsia="en-US"/>
         </w:rPr>
         <w:t>(1) [vid. 2026-07-04]. ISSN 2374-3468. Dostupné z: doi:10.1609/aaai.v29i1.9277</w:t>
@@ -42461,7 +42699,6 @@
         <w:rPr>
           <w:rFonts w:ascii="Calibri" w:eastAsiaTheme="minorHAnsi" w:hAnsi="Calibri" w:cs="Calibri"/>
           <w:sz w:val="20"/>
-          <w:szCs w:val="20"/>
           <w:lang w:eastAsia="en-US"/>
         </w:rPr>
       </w:pPr>
@@ -42469,7 +42706,6 @@
         <w:rPr>
           <w:rFonts w:ascii="Calibri" w:eastAsiaTheme="minorHAnsi" w:hAnsi="Calibri" w:cs="Calibri"/>
           <w:sz w:val="20"/>
-          <w:szCs w:val="20"/>
           <w:lang w:eastAsia="en-US"/>
         </w:rPr>
         <w:t xml:space="preserve">SILVERMAN, Bernard W., 1986. </w:t>
@@ -42480,7 +42716,6 @@
           <w:i/>
           <w:iCs/>
           <w:sz w:val="20"/>
-          <w:szCs w:val="20"/>
           <w:lang w:eastAsia="en-US"/>
         </w:rPr>
         <w:t>Density Estimation for Statistics and Data Analysis</w:t>
@@ -42489,7 +42724,6 @@
         <w:rPr>
           <w:rFonts w:ascii="Calibri" w:eastAsiaTheme="minorHAnsi" w:hAnsi="Calibri" w:cs="Calibri"/>
           <w:sz w:val="20"/>
-          <w:szCs w:val="20"/>
           <w:lang w:eastAsia="en-US"/>
         </w:rPr>
         <w:t>. London: Chapman and Hall. Monographs on Statistics and Applied Probability, 26. ISBN 978-0-412-24620-3.</w:t>
@@ -42501,7 +42735,6 @@
         <w:rPr>
           <w:rFonts w:ascii="Calibri" w:eastAsiaTheme="minorHAnsi" w:hAnsi="Calibri" w:cs="Calibri"/>
           <w:sz w:val="20"/>
-          <w:szCs w:val="20"/>
           <w:lang w:eastAsia="en-US"/>
         </w:rPr>
       </w:pPr>
@@ -42509,7 +42742,6 @@
         <w:rPr>
           <w:rFonts w:ascii="Calibri" w:eastAsiaTheme="minorHAnsi" w:hAnsi="Calibri" w:cs="Calibri"/>
           <w:sz w:val="20"/>
-          <w:szCs w:val="20"/>
           <w:lang w:eastAsia="en-US"/>
         </w:rPr>
         <w:t xml:space="preserve">SOBKOWICZ, Pawel, 2009. Modelling Opinion Formation with Physics Tools: Call for Closer Link with Reality. </w:t>
@@ -42520,7 +42752,6 @@
           <w:i/>
           <w:iCs/>
           <w:sz w:val="20"/>
-          <w:szCs w:val="20"/>
           <w:lang w:eastAsia="en-US"/>
         </w:rPr>
         <w:t>Journal of Artificial Societies and Social Simulation</w:t>
@@ -42529,7 +42760,6 @@
         <w:rPr>
           <w:rFonts w:ascii="Calibri" w:eastAsiaTheme="minorHAnsi" w:hAnsi="Calibri" w:cs="Calibri"/>
           <w:sz w:val="20"/>
-          <w:szCs w:val="20"/>
           <w:lang w:eastAsia="en-US"/>
         </w:rPr>
         <w:t xml:space="preserve">. Online. </w:t>
@@ -42540,7 +42770,6 @@
           <w:b/>
           <w:bCs/>
           <w:sz w:val="20"/>
-          <w:szCs w:val="20"/>
           <w:lang w:eastAsia="en-US"/>
         </w:rPr>
         <w:t>12</w:t>
@@ -42549,7 +42778,6 @@
         <w:rPr>
           <w:rFonts w:ascii="Calibri" w:eastAsiaTheme="minorHAnsi" w:hAnsi="Calibri" w:cs="Calibri"/>
           <w:sz w:val="20"/>
-          <w:szCs w:val="20"/>
           <w:lang w:eastAsia="en-US"/>
         </w:rPr>
         <w:t>(1) [vid. 2026-06-15]. ISSN 1460-7425. Dostupné z: https://jasss.soc.surrey.ac.uk/12/1/11.html</w:t>
@@ -42561,7 +42789,6 @@
         <w:rPr>
           <w:rFonts w:ascii="Calibri" w:eastAsiaTheme="minorHAnsi" w:hAnsi="Calibri" w:cs="Calibri"/>
           <w:sz w:val="20"/>
-          <w:szCs w:val="20"/>
           <w:lang w:eastAsia="en-US"/>
         </w:rPr>
       </w:pPr>
@@ -42569,7 +42796,6 @@
         <w:rPr>
           <w:rFonts w:ascii="Calibri" w:eastAsiaTheme="minorHAnsi" w:hAnsi="Calibri" w:cs="Calibri"/>
           <w:sz w:val="20"/>
-          <w:szCs w:val="20"/>
           <w:lang w:eastAsia="en-US"/>
         </w:rPr>
         <w:t>URBIG, Diemo; Jan LORENZ a Heiko HERZBERG, 2008. Opinion Dynamics: the Effect of the Number of Peers Met at Once. Online. 27 p. Dostupné z: doi:10.3929/ETHZ-B-000012354</w:t>
@@ -42581,7 +42807,6 @@
         <w:rPr>
           <w:rFonts w:ascii="Calibri" w:eastAsiaTheme="minorHAnsi" w:hAnsi="Calibri" w:cs="Calibri"/>
           <w:sz w:val="20"/>
-          <w:szCs w:val="20"/>
           <w:lang w:eastAsia="en-US"/>
         </w:rPr>
       </w:pPr>
@@ -42589,7 +42814,6 @@
         <w:rPr>
           <w:rFonts w:ascii="Calibri" w:eastAsiaTheme="minorHAnsi" w:hAnsi="Calibri" w:cs="Calibri"/>
           <w:sz w:val="20"/>
-          <w:szCs w:val="20"/>
           <w:lang w:eastAsia="en-US"/>
         </w:rPr>
         <w:t xml:space="preserve">WASSERMAN, Stanley a Katherine FAUST, 1994. </w:t>
@@ -42600,7 +42824,6 @@
           <w:i/>
           <w:iCs/>
           <w:sz w:val="20"/>
-          <w:szCs w:val="20"/>
           <w:lang w:eastAsia="en-US"/>
         </w:rPr>
         <w:t>Social Network Analysis: Methods and Applications</w:t>
@@ -42609,10 +42832,9 @@
         <w:rPr>
           <w:rFonts w:ascii="Calibri" w:eastAsiaTheme="minorHAnsi" w:hAnsi="Calibri" w:cs="Calibri"/>
           <w:sz w:val="20"/>
-          <w:szCs w:val="20"/>
-          <w:lang w:eastAsia="en-US"/>
-        </w:rPr>
-        <w:t>. Neuvedeno: Cambridge University Press. ISBN 978-0-521-38707-1.</w:t>
+          <w:lang w:eastAsia="en-US"/>
+        </w:rPr>
+        <w:t>. Cambridge: Cambridge University Press. ISBN 978-0-521-38707-1.</w:t>
       </w:r>
     </w:p>
     <w:p>
@@ -42637,19 +42859,19 @@
         </w:numPr>
         <w:ind w:left="431" w:hanging="431"/>
       </w:pPr>
-      <w:bookmarkStart w:id="207" w:name="Seznam_obrázků_(existují-li)"/>
-      <w:bookmarkStart w:id="208" w:name="_Toc234293868"/>
-      <w:bookmarkStart w:id="209" w:name="OLE_LINK15"/>
-      <w:bookmarkEnd w:id="205"/>
-      <w:bookmarkEnd w:id="206"/>
-      <w:bookmarkEnd w:id="207"/>
+      <w:bookmarkStart w:id="211" w:name="Seznam_obrázků_(existují-li)"/>
+      <w:bookmarkStart w:id="212" w:name="_Toc234367878"/>
+      <w:bookmarkStart w:id="213" w:name="OLE_LINK15"/>
+      <w:bookmarkEnd w:id="209"/>
+      <w:bookmarkEnd w:id="210"/>
+      <w:bookmarkEnd w:id="211"/>
       <w:r>
         <w:lastRenderedPageBreak/>
         <w:t>Seznam obrázků</w:t>
       </w:r>
-      <w:bookmarkEnd w:id="208"/>
-    </w:p>
-    <w:bookmarkEnd w:id="209"/>
+      <w:bookmarkEnd w:id="212"/>
+    </w:p>
+    <w:bookmarkEnd w:id="213"/>
     <w:p/>
     <w:p>
       <w:pPr>
@@ -42686,7 +42908,7 @@
       <w:r>
         <w:fldChar w:fldCharType="separate"/>
       </w:r>
-      <w:hyperlink w:anchor="_Toc234293872" w:history="1">
+      <w:hyperlink w:anchor="_Toc234367887" w:history="1">
         <w:r>
           <w:rPr>
             <w:rStyle w:val="Hypertextovodkaz"/>
@@ -42713,7 +42935,7 @@
             <w:noProof/>
             <w:webHidden/>
           </w:rPr>
-          <w:instrText xml:space="preserve"> PAGEREF _Toc234293872 \h </w:instrText>
+          <w:instrText xml:space="preserve"> PAGEREF _Toc234367887 \h </w:instrText>
         </w:r>
         <w:r>
           <w:rPr>
@@ -42760,7 +42982,7 @@
           <w14:ligatures w14:val="standardContextual"/>
         </w:rPr>
       </w:pPr>
-      <w:hyperlink w:anchor="_Toc234293873" w:history="1">
+      <w:hyperlink w:anchor="_Toc234367888" w:history="1">
         <w:r>
           <w:rPr>
             <w:rStyle w:val="Hypertextovodkaz"/>
@@ -42787,7 +43009,7 @@
             <w:noProof/>
             <w:webHidden/>
           </w:rPr>
-          <w:instrText xml:space="preserve"> PAGEREF _Toc234293873 \h </w:instrText>
+          <w:instrText xml:space="preserve"> PAGEREF _Toc234367888 \h </w:instrText>
         </w:r>
         <w:r>
           <w:rPr>
@@ -42834,7 +43056,7 @@
           <w14:ligatures w14:val="standardContextual"/>
         </w:rPr>
       </w:pPr>
-      <w:hyperlink w:anchor="_Toc234293874" w:history="1">
+      <w:hyperlink w:anchor="_Toc234367889" w:history="1">
         <w:r>
           <w:rPr>
             <w:rStyle w:val="Hypertextovodkaz"/>
@@ -42861,7 +43083,7 @@
             <w:noProof/>
             <w:webHidden/>
           </w:rPr>
-          <w:instrText xml:space="preserve"> PAGEREF _Toc234293874 \h </w:instrText>
+          <w:instrText xml:space="preserve"> PAGEREF _Toc234367889 \h </w:instrText>
         </w:r>
         <w:r>
           <w:rPr>
@@ -42908,7 +43130,7 @@
           <w14:ligatures w14:val="standardContextual"/>
         </w:rPr>
       </w:pPr>
-      <w:hyperlink w:anchor="_Toc234293875" w:history="1">
+      <w:hyperlink w:anchor="_Toc234367890" w:history="1">
         <w:r>
           <w:rPr>
             <w:rStyle w:val="Hypertextovodkaz"/>
@@ -42935,7 +43157,7 @@
             <w:noProof/>
             <w:webHidden/>
           </w:rPr>
-          <w:instrText xml:space="preserve"> PAGEREF _Toc234293875 \h </w:instrText>
+          <w:instrText xml:space="preserve"> PAGEREF _Toc234367890 \h </w:instrText>
         </w:r>
         <w:r>
           <w:rPr>
@@ -42982,7 +43204,7 @@
           <w14:ligatures w14:val="standardContextual"/>
         </w:rPr>
       </w:pPr>
-      <w:hyperlink w:anchor="_Toc234293876" w:history="1">
+      <w:hyperlink w:anchor="_Toc234367891" w:history="1">
         <w:r>
           <w:rPr>
             <w:rStyle w:val="Hypertextovodkaz"/>
@@ -43009,7 +43231,7 @@
             <w:noProof/>
             <w:webHidden/>
           </w:rPr>
-          <w:instrText xml:space="preserve"> PAGEREF _Toc234293876 \h </w:instrText>
+          <w:instrText xml:space="preserve"> PAGEREF _Toc234367891 \h </w:instrText>
         </w:r>
         <w:r>
           <w:rPr>
@@ -43056,7 +43278,7 @@
           <w14:ligatures w14:val="standardContextual"/>
         </w:rPr>
       </w:pPr>
-      <w:hyperlink w:anchor="_Toc234293877" w:history="1">
+      <w:hyperlink w:anchor="_Toc234367892" w:history="1">
         <w:r>
           <w:rPr>
             <w:rStyle w:val="Hypertextovodkaz"/>
@@ -43083,7 +43305,7 @@
             <w:noProof/>
             <w:webHidden/>
           </w:rPr>
-          <w:instrText xml:space="preserve"> PAGEREF _Toc234293877 \h </w:instrText>
+          <w:instrText xml:space="preserve"> PAGEREF _Toc234367892 \h </w:instrText>
         </w:r>
         <w:r>
           <w:rPr>
@@ -43130,7 +43352,7 @@
           <w14:ligatures w14:val="standardContextual"/>
         </w:rPr>
       </w:pPr>
-      <w:hyperlink w:anchor="_Toc234293878" w:history="1">
+      <w:hyperlink w:anchor="_Toc234367893" w:history="1">
         <w:r>
           <w:rPr>
             <w:rStyle w:val="Hypertextovodkaz"/>
@@ -43157,7 +43379,7 @@
             <w:noProof/>
             <w:webHidden/>
           </w:rPr>
-          <w:instrText xml:space="preserve"> PAGEREF _Toc234293878 \h </w:instrText>
+          <w:instrText xml:space="preserve"> PAGEREF _Toc234367893 \h </w:instrText>
         </w:r>
         <w:r>
           <w:rPr>
@@ -43204,7 +43426,7 @@
           <w14:ligatures w14:val="standardContextual"/>
         </w:rPr>
       </w:pPr>
-      <w:hyperlink w:anchor="_Toc234293879" w:history="1">
+      <w:hyperlink w:anchor="_Toc234367894" w:history="1">
         <w:r>
           <w:rPr>
             <w:rStyle w:val="Hypertextovodkaz"/>
@@ -43231,7 +43453,7 @@
             <w:noProof/>
             <w:webHidden/>
           </w:rPr>
-          <w:instrText xml:space="preserve"> PAGEREF _Toc234293879 \h </w:instrText>
+          <w:instrText xml:space="preserve"> PAGEREF _Toc234367894 \h </w:instrText>
         </w:r>
         <w:r>
           <w:rPr>
@@ -43278,7 +43500,7 @@
           <w14:ligatures w14:val="standardContextual"/>
         </w:rPr>
       </w:pPr>
-      <w:hyperlink w:anchor="_Toc234293880" w:history="1">
+      <w:hyperlink w:anchor="_Toc234367895" w:history="1">
         <w:r>
           <w:rPr>
             <w:rStyle w:val="Hypertextovodkaz"/>
@@ -43305,7 +43527,7 @@
             <w:noProof/>
             <w:webHidden/>
           </w:rPr>
-          <w:instrText xml:space="preserve"> PAGEREF _Toc234293880 \h </w:instrText>
+          <w:instrText xml:space="preserve"> PAGEREF _Toc234367895 \h </w:instrText>
         </w:r>
         <w:r>
           <w:rPr>
@@ -43352,7 +43574,7 @@
           <w14:ligatures w14:val="standardContextual"/>
         </w:rPr>
       </w:pPr>
-      <w:hyperlink w:anchor="_Toc234293881" w:history="1">
+      <w:hyperlink w:anchor="_Toc234367896" w:history="1">
         <w:r>
           <w:rPr>
             <w:rStyle w:val="Hypertextovodkaz"/>
@@ -43379,7 +43601,7 @@
             <w:noProof/>
             <w:webHidden/>
           </w:rPr>
-          <w:instrText xml:space="preserve"> PAGEREF _Toc234293881 \h </w:instrText>
+          <w:instrText xml:space="preserve"> PAGEREF _Toc234367896 \h </w:instrText>
         </w:r>
         <w:r>
           <w:rPr>
@@ -43426,7 +43648,7 @@
           <w14:ligatures w14:val="standardContextual"/>
         </w:rPr>
       </w:pPr>
-      <w:hyperlink w:anchor="_Toc234293882" w:history="1">
+      <w:hyperlink w:anchor="_Toc234367897" w:history="1">
         <w:r>
           <w:rPr>
             <w:rStyle w:val="Hypertextovodkaz"/>
@@ -43453,7 +43675,7 @@
             <w:noProof/>
             <w:webHidden/>
           </w:rPr>
-          <w:instrText xml:space="preserve"> PAGEREF _Toc234293882 \h </w:instrText>
+          <w:instrText xml:space="preserve"> PAGEREF _Toc234367897 \h </w:instrText>
         </w:r>
         <w:r>
           <w:rPr>
@@ -43500,7 +43722,7 @@
           <w14:ligatures w14:val="standardContextual"/>
         </w:rPr>
       </w:pPr>
-      <w:hyperlink w:anchor="_Toc234293883" w:history="1">
+      <w:hyperlink w:anchor="_Toc234367898" w:history="1">
         <w:r>
           <w:rPr>
             <w:rStyle w:val="Hypertextovodkaz"/>
@@ -43527,7 +43749,7 @@
             <w:noProof/>
             <w:webHidden/>
           </w:rPr>
-          <w:instrText xml:space="preserve"> PAGEREF _Toc234293883 \h </w:instrText>
+          <w:instrText xml:space="preserve"> PAGEREF _Toc234367898 \h </w:instrText>
         </w:r>
         <w:r>
           <w:rPr>
@@ -43574,7 +43796,7 @@
           <w14:ligatures w14:val="standardContextual"/>
         </w:rPr>
       </w:pPr>
-      <w:hyperlink w:anchor="_Toc234293884" w:history="1">
+      <w:hyperlink w:anchor="_Toc234367899" w:history="1">
         <w:r>
           <w:rPr>
             <w:rStyle w:val="Hypertextovodkaz"/>
@@ -43601,7 +43823,7 @@
             <w:noProof/>
             <w:webHidden/>
           </w:rPr>
-          <w:instrText xml:space="preserve"> PAGEREF _Toc234293884 \h </w:instrText>
+          <w:instrText xml:space="preserve"> PAGEREF _Toc234367899 \h </w:instrText>
         </w:r>
         <w:r>
           <w:rPr>
@@ -43648,7 +43870,7 @@
           <w14:ligatures w14:val="standardContextual"/>
         </w:rPr>
       </w:pPr>
-      <w:hyperlink w:anchor="_Toc234293885" w:history="1">
+      <w:hyperlink w:anchor="_Toc234367900" w:history="1">
         <w:r>
           <w:rPr>
             <w:rStyle w:val="Hypertextovodkaz"/>
@@ -43675,7 +43897,7 @@
             <w:noProof/>
             <w:webHidden/>
           </w:rPr>
-          <w:instrText xml:space="preserve"> PAGEREF _Toc234293885 \h </w:instrText>
+          <w:instrText xml:space="preserve"> PAGEREF _Toc234367900 \h </w:instrText>
         </w:r>
         <w:r>
           <w:rPr>
@@ -43722,7 +43944,7 @@
           <w14:ligatures w14:val="standardContextual"/>
         </w:rPr>
       </w:pPr>
-      <w:hyperlink w:anchor="_Toc234293886" w:history="1">
+      <w:hyperlink w:anchor="_Toc234367901" w:history="1">
         <w:r>
           <w:rPr>
             <w:rStyle w:val="Hypertextovodkaz"/>
@@ -43749,7 +43971,7 @@
             <w:noProof/>
             <w:webHidden/>
           </w:rPr>
-          <w:instrText xml:space="preserve"> PAGEREF _Toc234293886 \h </w:instrText>
+          <w:instrText xml:space="preserve"> PAGEREF _Toc234367901 \h </w:instrText>
         </w:r>
         <w:r>
           <w:rPr>
@@ -43796,7 +44018,7 @@
           <w14:ligatures w14:val="standardContextual"/>
         </w:rPr>
       </w:pPr>
-      <w:hyperlink w:anchor="_Toc234293887" w:history="1">
+      <w:hyperlink w:anchor="_Toc234367902" w:history="1">
         <w:r>
           <w:rPr>
             <w:rStyle w:val="Hypertextovodkaz"/>
@@ -43823,7 +44045,7 @@
             <w:noProof/>
             <w:webHidden/>
           </w:rPr>
-          <w:instrText xml:space="preserve"> PAGEREF _Toc234293887 \h </w:instrText>
+          <w:instrText xml:space="preserve"> PAGEREF _Toc234367902 \h </w:instrText>
         </w:r>
         <w:r>
           <w:rPr>
@@ -43870,7 +44092,7 @@
           <w14:ligatures w14:val="standardContextual"/>
         </w:rPr>
       </w:pPr>
-      <w:hyperlink w:anchor="_Toc234293888" w:history="1">
+      <w:hyperlink w:anchor="_Toc234367903" w:history="1">
         <w:r>
           <w:rPr>
             <w:rStyle w:val="Hypertextovodkaz"/>
@@ -43897,7 +44119,7 @@
             <w:noProof/>
             <w:webHidden/>
           </w:rPr>
-          <w:instrText xml:space="preserve"> PAGEREF _Toc234293888 \h </w:instrText>
+          <w:instrText xml:space="preserve"> PAGEREF _Toc234367903 \h </w:instrText>
         </w:r>
         <w:r>
           <w:rPr>
@@ -43944,7 +44166,7 @@
           <w14:ligatures w14:val="standardContextual"/>
         </w:rPr>
       </w:pPr>
-      <w:hyperlink w:anchor="_Toc234293889" w:history="1">
+      <w:hyperlink w:anchor="_Toc234367904" w:history="1">
         <w:r>
           <w:rPr>
             <w:rStyle w:val="Hypertextovodkaz"/>
@@ -43971,7 +44193,7 @@
             <w:noProof/>
             <w:webHidden/>
           </w:rPr>
-          <w:instrText xml:space="preserve"> PAGEREF _Toc234293889 \h </w:instrText>
+          <w:instrText xml:space="preserve"> PAGEREF _Toc234367904 \h </w:instrText>
         </w:r>
         <w:r>
           <w:rPr>
@@ -44018,7 +44240,7 @@
           <w14:ligatures w14:val="standardContextual"/>
         </w:rPr>
       </w:pPr>
-      <w:hyperlink w:anchor="_Toc234293890" w:history="1">
+      <w:hyperlink w:anchor="_Toc234367905" w:history="1">
         <w:r>
           <w:rPr>
             <w:rStyle w:val="Hypertextovodkaz"/>
@@ -44045,7 +44267,7 @@
             <w:noProof/>
             <w:webHidden/>
           </w:rPr>
-          <w:instrText xml:space="preserve"> PAGEREF _Toc234293890 \h </w:instrText>
+          <w:instrText xml:space="preserve"> PAGEREF _Toc234367905 \h </w:instrText>
         </w:r>
         <w:r>
           <w:rPr>
@@ -44092,7 +44314,7 @@
           <w14:ligatures w14:val="standardContextual"/>
         </w:rPr>
       </w:pPr>
-      <w:hyperlink w:anchor="_Toc234293891" w:history="1">
+      <w:hyperlink w:anchor="_Toc234367906" w:history="1">
         <w:r>
           <w:rPr>
             <w:rStyle w:val="Hypertextovodkaz"/>
@@ -44119,7 +44341,7 @@
             <w:noProof/>
             <w:webHidden/>
           </w:rPr>
-          <w:instrText xml:space="preserve"> PAGEREF _Toc234293891 \h </w:instrText>
+          <w:instrText xml:space="preserve"> PAGEREF _Toc234367906 \h </w:instrText>
         </w:r>
         <w:r>
           <w:rPr>
@@ -44170,12 +44392,12 @@
           <w:numId w:val="0"/>
         </w:numPr>
       </w:pPr>
-      <w:bookmarkStart w:id="210" w:name="_Toc234293869"/>
+      <w:bookmarkStart w:id="214" w:name="_Toc234367879"/>
       <w:r>
         <w:lastRenderedPageBreak/>
         <w:t>Seznam tabulek</w:t>
       </w:r>
-      <w:bookmarkEnd w:id="210"/>
+      <w:bookmarkEnd w:id="214"/>
     </w:p>
     <w:p>
       <w:pPr>
@@ -44229,7 +44451,7 @@
         </w:rPr>
         <w:fldChar w:fldCharType="separate"/>
       </w:r>
-      <w:hyperlink w:anchor="_Toc234293892" w:history="1">
+      <w:hyperlink w:anchor="_Toc234367884" w:history="1">
         <w:r>
           <w:rPr>
             <w:rStyle w:val="Hypertextovodkaz"/>
@@ -44256,7 +44478,7 @@
             <w:noProof/>
             <w:webHidden/>
           </w:rPr>
-          <w:instrText xml:space="preserve"> PAGEREF _Toc234293892 \h </w:instrText>
+          <w:instrText xml:space="preserve"> PAGEREF _Toc234367884 \h </w:instrText>
         </w:r>
         <w:r>
           <w:rPr>
@@ -44303,7 +44525,7 @@
           <w14:ligatures w14:val="standardContextual"/>
         </w:rPr>
       </w:pPr>
-      <w:hyperlink w:anchor="_Toc234293893" w:history="1">
+      <w:hyperlink w:anchor="_Toc234367885" w:history="1">
         <w:r>
           <w:rPr>
             <w:rStyle w:val="Hypertextovodkaz"/>
@@ -44330,7 +44552,7 @@
             <w:noProof/>
             <w:webHidden/>
           </w:rPr>
-          <w:instrText xml:space="preserve"> PAGEREF _Toc234293893 \h </w:instrText>
+          <w:instrText xml:space="preserve"> PAGEREF _Toc234367885 \h </w:instrText>
         </w:r>
         <w:r>
           <w:rPr>
@@ -44377,7 +44599,7 @@
           <w14:ligatures w14:val="standardContextual"/>
         </w:rPr>
       </w:pPr>
-      <w:hyperlink w:anchor="_Toc234293894" w:history="1">
+      <w:hyperlink w:anchor="_Toc234367886" w:history="1">
         <w:r>
           <w:rPr>
             <w:rStyle w:val="Hypertextovodkaz"/>
@@ -44404,7 +44626,7 @@
             <w:noProof/>
             <w:webHidden/>
           </w:rPr>
-          <w:instrText xml:space="preserve"> PAGEREF _Toc234293894 \h </w:instrText>
+          <w:instrText xml:space="preserve"> PAGEREF _Toc234367886 \h </w:instrText>
         </w:r>
         <w:r>
           <w:rPr>
@@ -44464,7 +44686,7 @@
           <w:numId w:val="0"/>
         </w:numPr>
       </w:pPr>
-      <w:bookmarkStart w:id="211" w:name="_Toc234293870"/>
+      <w:bookmarkStart w:id="215" w:name="_Toc234367880"/>
       <w:r>
         <w:lastRenderedPageBreak/>
         <w:t xml:space="preserve">Seznam </w:t>
@@ -44475,7 +44697,7 @@
       <w:r>
         <w:t>lgoritmů</w:t>
       </w:r>
-      <w:bookmarkEnd w:id="211"/>
+      <w:bookmarkEnd w:id="215"/>
     </w:p>
     <w:p>
       <w:pPr>
@@ -44511,7 +44733,7 @@
       <w:r>
         <w:fldChar w:fldCharType="separate"/>
       </w:r>
-      <w:hyperlink w:anchor="_Toc234293895" w:history="1">
+      <w:hyperlink w:anchor="_Toc234367882" w:history="1">
         <w:r>
           <w:rPr>
             <w:rStyle w:val="Hypertextovodkaz"/>
@@ -44538,7 +44760,7 @@
             <w:noProof/>
             <w:webHidden/>
           </w:rPr>
-          <w:instrText xml:space="preserve"> PAGEREF _Toc234293895 \h </w:instrText>
+          <w:instrText xml:space="preserve"> PAGEREF _Toc234367882 \h </w:instrText>
         </w:r>
         <w:r>
           <w:rPr>
@@ -44585,7 +44807,7 @@
           <w14:ligatures w14:val="standardContextual"/>
         </w:rPr>
       </w:pPr>
-      <w:hyperlink w:anchor="_Toc234293896" w:history="1">
+      <w:hyperlink w:anchor="_Toc234367883" w:history="1">
         <w:r>
           <w:rPr>
             <w:rStyle w:val="Hypertextovodkaz"/>
@@ -44612,7 +44834,7 @@
             <w:noProof/>
             <w:webHidden/>
           </w:rPr>
-          <w:instrText xml:space="preserve"> PAGEREF _Toc234293896 \h </w:instrText>
+          <w:instrText xml:space="preserve"> PAGEREF _Toc234367883 \h </w:instrText>
         </w:r>
         <w:r>
           <w:rPr>
@@ -44657,8 +44879,8 @@
       <w:r>
         <w:t xml:space="preserve"> </w:t>
       </w:r>
-      <w:bookmarkStart w:id="212" w:name="Seznam_grafů_(existují-li)"/>
-      <w:bookmarkEnd w:id="212"/>
+      <w:bookmarkStart w:id="216" w:name="Seznam_grafů_(existují-li)"/>
+      <w:bookmarkEnd w:id="216"/>
     </w:p>
     <w:p>
       <w:pPr>
@@ -44669,17 +44891,17 @@
         </w:numPr>
         <w:ind w:left="431" w:hanging="431"/>
       </w:pPr>
-      <w:bookmarkStart w:id="213" w:name="Seznam_příloh_(existují-li)"/>
-      <w:bookmarkStart w:id="214" w:name="_Toc234293871"/>
-      <w:bookmarkEnd w:id="213"/>
+      <w:bookmarkStart w:id="217" w:name="Seznam_příloh_(existují-li)"/>
+      <w:bookmarkStart w:id="218" w:name="_Toc234367881"/>
+      <w:bookmarkEnd w:id="217"/>
       <w:r>
         <w:lastRenderedPageBreak/>
         <w:t>Seznam příloh</w:t>
       </w:r>
-      <w:bookmarkStart w:id="215" w:name="Příloha_A_–_Název_přílohy"/>
+      <w:bookmarkStart w:id="219" w:name="Příloha_A_–_Název_přílohy"/>
       <w:bookmarkEnd w:id="0"/>
-      <w:bookmarkEnd w:id="214"/>
-      <w:bookmarkEnd w:id="215"/>
+      <w:bookmarkEnd w:id="218"/>
+      <w:bookmarkEnd w:id="219"/>
     </w:p>
     <w:p/>
     <w:p>
@@ -44706,14 +44928,48 @@
         </w:rPr>
         <w:br/>
       </w:r>
+      <w:bookmarkStart w:id="220" w:name="OLE_LINK40"/>
       <w:r>
         <w:rPr>
           <w:rFonts w:ascii="Calibri" w:hAnsi="Calibri" w:cs="Calibri"/>
           <w:sz w:val="20"/>
           <w:szCs w:val="20"/>
         </w:rPr>
-        <w:t>https://github.com/tvoje-jmeno/opinion-dynamics-bachelor-thesis/releases/tag/v1.0</w:t>
-      </w:r>
+        <w:t>https://github.com/</w:t>
+      </w:r>
+      <w:r>
+        <w:rPr>
+          <w:rFonts w:ascii="Calibri" w:hAnsi="Calibri" w:cs="Calibri"/>
+          <w:sz w:val="20"/>
+          <w:szCs w:val="20"/>
+        </w:rPr>
+        <w:t>vomlel</w:t>
+      </w:r>
+      <w:r>
+        <w:rPr>
+          <w:rFonts w:ascii="Calibri" w:hAnsi="Calibri" w:cs="Calibri"/>
+          <w:sz w:val="20"/>
+          <w:szCs w:val="20"/>
+        </w:rPr>
+        <w:t>/opinion-dynamics-</w:t>
+      </w:r>
+      <w:r>
+        <w:rPr>
+          <w:rFonts w:ascii="Calibri" w:hAnsi="Calibri" w:cs="Calibri"/>
+          <w:sz w:val="20"/>
+          <w:szCs w:val="20"/>
+        </w:rPr>
+        <w:t>social-networks</w:t>
+      </w:r>
+      <w:r>
+        <w:rPr>
+          <w:rFonts w:ascii="Calibri" w:hAnsi="Calibri" w:cs="Calibri"/>
+          <w:sz w:val="20"/>
+          <w:szCs w:val="20"/>
+        </w:rPr>
+        <w:t>/releases/tag/v1.0</w:t>
+      </w:r>
+      <w:bookmarkEnd w:id="220"/>
     </w:p>
     <w:sectPr>
       <w:pgSz w:w="11900" w:h="16840"/>
@@ -47423,7 +47679,7 @@
   <w:style w:type="paragraph" w:default="1" w:styleId="Normln">
     <w:name w:val="Normal"/>
     <w:qFormat/>
-    <w:rsid w:val="0064582E"/>
+    <w:rsid w:val="00355B0B"/>
     <w:pPr>
       <w:widowControl/>
       <w:autoSpaceDE/>
@@ -47654,7 +47910,6 @@
   <w:style w:type="character" w:default="1" w:styleId="Standardnpsmoodstavce">
     <w:name w:val="Default Paragraph Font"/>
     <w:uiPriority w:val="1"/>
-    <w:semiHidden/>
     <w:unhideWhenUsed/>
   </w:style>
   <w:style w:type="table" w:default="1" w:styleId="Normlntabulka">
